--- a/8.资源管理/1.流程制度规范类文件/TXHS-08-07-供应商管理制度.docx
+++ b/8.资源管理/1.流程制度规范类文件/TXHS-08-07-供应商管理制度.docx
@@ -1,10 +1,11 @@
 
 <file path=word/document.xml><?xml version="1.0" encoding="utf-8"?>
-<w:document xmlns:wpc="http://schemas.microsoft.com/office/word/2010/wordprocessingCanvas" xmlns:mc="http://schemas.openxmlformats.org/markup-compatibility/2006" xmlns:o="urn:schemas-microsoft-com:office:office" xmlns:r="http://schemas.openxmlformats.org/officeDocument/2006/relationships" xmlns:m="http://schemas.openxmlformats.org/officeDocument/2006/math" xmlns:v="urn:schemas-microsoft-com:vml" xmlns:wp14="http://schemas.microsoft.com/office/word/2010/wordprocessingDrawing" xmlns:wp="http://schemas.openxmlformats.org/drawingml/2006/wordprocessingDrawing" xmlns:w="http://schemas.openxmlformats.org/wordprocessingml/2006/main" xmlns:w14="http://schemas.microsoft.com/office/word/2010/wordml" xmlns:w10="urn:schemas-microsoft-com:office:word" xmlns:w15="http://schemas.microsoft.com/office/word/2012/wordml" xmlns:wpg="http://schemas.microsoft.com/office/word/2010/wordprocessingGroup" xmlns:wpi="http://schemas.microsoft.com/office/word/2010/wordprocessingInk" xmlns:wne="http://schemas.microsoft.com/office/word/2006/wordml" xmlns:wps="http://schemas.microsoft.com/office/word/2010/wordprocessingShape" xmlns:wpsCustomData="http://www.wps.cn/officeDocument/2013/wpsCustomData" mc:Ignorable="w14 w15 wp14">
+<w:document xmlns:wpc="http://schemas.microsoft.com/office/word/2010/wordprocessingCanvas" xmlns:mc="http://schemas.openxmlformats.org/markup-compatibility/2006" xmlns:o="urn:schemas-microsoft-com:office:office" xmlns:r="http://schemas.openxmlformats.org/officeDocument/2006/relationships" xmlns:m="http://schemas.openxmlformats.org/officeDocument/2006/math" xmlns:v="urn:schemas-microsoft-com:vml" xmlns:wp14="http://schemas.microsoft.com/office/word/2010/wordprocessingDrawing" xmlns:wp="http://schemas.openxmlformats.org/drawingml/2006/wordprocessingDrawing" xmlns:w10="urn:schemas-microsoft-com:office:word" xmlns:w="http://schemas.openxmlformats.org/wordprocessingml/2006/main" xmlns:w14="http://schemas.microsoft.com/office/word/2010/wordml" xmlns:w15="http://schemas.microsoft.com/office/word/2012/wordml" xmlns:wne="http://schemas.microsoft.com/office/word/2006/wordml" xmlns:wpg="http://schemas.microsoft.com/office/word/2010/wordprocessingGroup" xmlns:wpi="http://schemas.microsoft.com/office/word/2010/wordprocessingInk" xmlns:wps="http://schemas.microsoft.com/office/word/2010/wordprocessingShape" mc:Ignorable="w14 w15 wp14">
+  <!-- Generated by Aspose.Words for .NET 13.3.0.1 -->
   <w:body>
     <w:p>
       <w:pPr>
-        <w:pStyle w:val="25"/>
+        <w:pStyle w:val="a0"/>
         <w:keepNext w:val="0"/>
         <w:keepLines w:val="0"/>
         <w:pageBreakBefore w:val="0"/>
@@ -24,7 +25,7 @@
       <w:bookmarkStart w:id="0" w:name="_Toc11306"/>
       <w:r>
         <w:drawing>
-          <wp:anchor distT="0" distB="0" distL="114300" distR="114300" simplePos="0" relativeHeight="251661312" behindDoc="1" locked="0" layoutInCell="1" allowOverlap="1">
+          <wp:anchor distT="0" distB="0" distL="114300" distR="114300" simplePos="0" relativeHeight="251660288" behindDoc="1" locked="0" layoutInCell="1" allowOverlap="1">
             <wp:simplePos x="0" y="0"/>
             <wp:positionH relativeFrom="column">
               <wp:posOffset>-19050</wp:posOffset>
@@ -49,7 +50,7 @@
                     </pic:cNvPicPr>
                   </pic:nvPicPr>
                   <pic:blipFill>
-                    <a:blip r:embed="rId8"/>
+                    <a:blip xmlns:r="http://schemas.openxmlformats.org/officeDocument/2006/relationships" r:embed="rId4"/>
                     <a:stretch>
                       <a:fillRect/>
                     </a:stretch>
@@ -75,7 +76,7 @@
       </w:r>
       <w:r>
         <w:drawing>
-          <wp:anchor distT="0" distB="0" distL="114300" distR="114300" simplePos="0" relativeHeight="251660288" behindDoc="1" locked="0" layoutInCell="1" allowOverlap="1">
+          <wp:anchor distT="0" distB="0" distL="114300" distR="114300" simplePos="0" relativeHeight="251659264" behindDoc="1" locked="0" layoutInCell="1" allowOverlap="1">
             <wp:simplePos x="0" y="0"/>
             <wp:positionH relativeFrom="column">
               <wp:posOffset>0</wp:posOffset>
@@ -100,7 +101,7 @@
                     </pic:cNvPicPr>
                   </pic:nvPicPr>
                   <pic:blipFill>
-                    <a:blip r:embed="rId9"/>
+                    <a:blip xmlns:r="http://schemas.openxmlformats.org/officeDocument/2006/relationships" r:embed="rId5"/>
                     <a:stretch>
                       <a:fillRect/>
                     </a:stretch>
@@ -130,7 +131,7 @@
           <w:lang w:val="en-US" w:eastAsia="zh-CN"/>
         </w:rPr>
         <w:drawing>
-          <wp:anchor distT="0" distB="0" distL="114300" distR="114300" simplePos="0" relativeHeight="251659264" behindDoc="1" locked="0" layoutInCell="1" allowOverlap="1">
+          <wp:anchor distT="0" distB="0" distL="114300" distR="114300" simplePos="0" relativeHeight="251658240" behindDoc="1" locked="0" layoutInCell="1" allowOverlap="1">
             <wp:simplePos x="0" y="0"/>
             <wp:positionH relativeFrom="column">
               <wp:posOffset>635</wp:posOffset>
@@ -155,7 +156,7 @@
                     </pic:cNvPicPr>
                   </pic:nvPicPr>
                   <pic:blipFill>
-                    <a:blip r:embed="rId10">
+                    <a:blip xmlns:r="http://schemas.openxmlformats.org/officeDocument/2006/relationships" r:embed="rId6">
                       <a:alphaModFix amt="58000"/>
                       <a:lum contrast="-52000"/>
                     </a:blip>
@@ -189,7 +190,7 @@
     </w:p>
     <w:p>
       <w:pPr>
-        <w:pStyle w:val="26"/>
+        <w:pStyle w:val="a1"/>
         <w:keepNext w:val="0"/>
         <w:keepLines w:val="0"/>
         <w:pageBreakBefore w:val="0"/>
@@ -236,11 +237,11 @@
         <w:adjustRightInd w:val="0"/>
         <w:snapToGrid w:val="0"/>
         <w:spacing w:after="624" w:afterLines="200" w:line="219" w:lineRule="auto"/>
-        <w:ind w:left="0" w:leftChars="0" w:right="0" w:rightChars="0" w:firstLine="0" w:firstLineChars="0"/>
+        <w:ind w:left="0" w:right="0" w:firstLine="0" w:leftChars="0" w:rightChars="0" w:firstLineChars="0"/>
         <w:jc w:val="center"/>
         <w:textAlignment w:val="baseline"/>
         <w:rPr>
-          <w:rFonts w:hint="eastAsia" w:ascii="宋体" w:hAnsi="宋体" w:eastAsia="宋体" w:cs="宋体"/>
+          <w:rFonts w:ascii="宋体" w:eastAsia="宋体" w:hAnsi="宋体" w:cs="宋体" w:hint="eastAsia"/>
           <w:sz w:val="24"/>
           <w:szCs w:val="24"/>
           <w:lang w:val="en-US" w:eastAsia="zh-CN"/>
@@ -248,7 +249,7 @@
       </w:pPr>
       <w:r>
         <w:rPr>
-          <w:rFonts w:ascii="宋体" w:hAnsi="宋体" w:eastAsia="宋体" w:cs="宋体"/>
+          <w:rFonts w:ascii="宋体" w:eastAsia="宋体" w:hAnsi="宋体" w:cs="宋体"/>
           <w:b/>
           <w:bCs/>
           <w:spacing w:val="-3"/>
@@ -259,7 +260,7 @@
       </w:r>
       <w:r>
         <w:rPr>
-          <w:rFonts w:hint="eastAsia" w:ascii="宋体" w:hAnsi="宋体" w:eastAsia="宋体" w:cs="宋体"/>
+          <w:rFonts w:ascii="宋体" w:eastAsia="宋体" w:hAnsi="宋体" w:cs="宋体" w:hint="eastAsia"/>
           <w:b/>
           <w:bCs/>
           <w:spacing w:val="-3"/>
@@ -271,7 +272,7 @@
       </w:r>
       <w:r>
         <w:rPr>
-          <w:rFonts w:ascii="宋体" w:hAnsi="宋体" w:eastAsia="宋体" w:cs="宋体"/>
+          <w:rFonts w:ascii="宋体" w:eastAsia="宋体" w:hAnsi="宋体" w:cs="宋体"/>
           <w:b/>
           <w:bCs/>
           <w:spacing w:val="-3"/>
@@ -282,7 +283,7 @@
       </w:r>
       <w:r>
         <w:rPr>
-          <w:rFonts w:hint="eastAsia" w:ascii="宋体" w:hAnsi="宋体" w:cs="宋体"/>
+          <w:rFonts w:ascii="宋体" w:hAnsi="宋体" w:cs="宋体" w:hint="eastAsia"/>
           <w:b/>
           <w:bCs/>
           <w:spacing w:val="-3"/>
@@ -294,7 +295,7 @@
       </w:r>
       <w:r>
         <w:rPr>
-          <w:rFonts w:ascii="宋体" w:hAnsi="宋体" w:eastAsia="宋体" w:cs="宋体"/>
+          <w:rFonts w:ascii="宋体" w:eastAsia="宋体" w:hAnsi="宋体" w:cs="宋体"/>
           <w:b/>
           <w:bCs/>
           <w:spacing w:val="-3"/>
@@ -305,7 +306,7 @@
       </w:r>
       <w:r>
         <w:rPr>
-          <w:rFonts w:hint="eastAsia" w:ascii="宋体" w:hAnsi="宋体" w:cs="宋体"/>
+          <w:rFonts w:ascii="宋体" w:hAnsi="宋体" w:cs="宋体" w:hint="eastAsia"/>
           <w:b/>
           <w:bCs/>
           <w:spacing w:val="-3"/>
@@ -318,18 +319,17 @@
     </w:p>
     <w:tbl>
       <w:tblPr>
-        <w:tblStyle w:val="21"/>
+        <w:tblStyle w:val="TableGrid"/>
         <w:tblW w:w="0" w:type="auto"/>
         <w:jc w:val="center"/>
         <w:tblBorders>
-          <w:top w:val="none" w:color="auto" w:sz="0" w:space="0"/>
-          <w:left w:val="none" w:color="auto" w:sz="0" w:space="0"/>
-          <w:bottom w:val="none" w:color="auto" w:sz="0" w:space="0"/>
-          <w:right w:val="none" w:color="auto" w:sz="0" w:space="0"/>
-          <w:insideH w:val="none" w:color="auto" w:sz="0" w:space="0"/>
-          <w:insideV w:val="none" w:color="auto" w:sz="0" w:space="0"/>
+          <w:top w:val="nil"/>
+          <w:left w:val="nil"/>
+          <w:bottom w:val="nil"/>
+          <w:right w:val="nil"/>
+          <w:insideH w:val="nil"/>
+          <w:insideV w:val="nil"/>
         </w:tblBorders>
-        <w:tblLayout w:type="autofit"/>
         <w:tblCellMar>
           <w:top w:w="0" w:type="dxa"/>
           <w:left w:w="108" w:type="dxa"/>
@@ -343,13 +343,15 @@
       </w:tblGrid>
       <w:tr>
         <w:tblPrEx>
+          <w:tblW w:w="0" w:type="auto"/>
+          <w:jc w:val="center"/>
           <w:tblBorders>
-            <w:top w:val="none" w:color="auto" w:sz="0" w:space="0"/>
-            <w:left w:val="none" w:color="auto" w:sz="0" w:space="0"/>
-            <w:bottom w:val="none" w:color="auto" w:sz="0" w:space="0"/>
-            <w:right w:val="none" w:color="auto" w:sz="0" w:space="0"/>
-            <w:insideH w:val="none" w:color="auto" w:sz="0" w:space="0"/>
-            <w:insideV w:val="none" w:color="auto" w:sz="0" w:space="0"/>
+            <w:top w:val="nil"/>
+            <w:left w:val="nil"/>
+            <w:bottom w:val="nil"/>
+            <w:right w:val="nil"/>
+            <w:insideH w:val="nil"/>
+            <w:insideV w:val="nil"/>
           </w:tblBorders>
           <w:tblCellMar>
             <w:top w:w="0" w:type="dxa"/>
@@ -359,7 +361,7 @@
           </w:tblCellMar>
         </w:tblPrEx>
         <w:trPr>
-          <w:trHeight w:val="810" w:hRule="atLeast"/>
+          <w:trHeight w:val="810"/>
           <w:jc w:val="center"/>
         </w:trPr>
         <w:tc>
@@ -397,7 +399,7 @@
             </w:r>
             <w:r>
               <w:rPr>
-                <w:rFonts w:hint="default" w:asciiTheme="minorAscii" w:hAnsiTheme="minorAscii" w:eastAsiaTheme="minorEastAsia"/>
+                <w:rFonts w:asciiTheme="minorAscii" w:eastAsiaTheme="minorEastAsia" w:hAnsiTheme="minorAscii" w:hint="default"/>
                 <w:spacing w:val="227"/>
                 <w:sz w:val="21"/>
                 <w:vertAlign w:val="baseline"/>
@@ -451,7 +453,7 @@
             </w:r>
             <w:r>
               <w:rPr>
-                <w:rFonts w:hint="eastAsia" w:asciiTheme="minorAscii" w:hAnsiTheme="minorAscii" w:eastAsiaTheme="minorEastAsia"/>
+                <w:rFonts w:asciiTheme="minorAscii" w:eastAsiaTheme="minorEastAsia" w:hAnsiTheme="minorAscii" w:hint="eastAsia"/>
                 <w:spacing w:val="227"/>
                 <w:sz w:val="21"/>
                 <w:vertAlign w:val="baseline"/>
@@ -473,14 +475,8 @@
       </w:tr>
       <w:tr>
         <w:tblPrEx>
-          <w:tblBorders>
-            <w:top w:val="none" w:color="auto" w:sz="0" w:space="0"/>
-            <w:left w:val="none" w:color="auto" w:sz="0" w:space="0"/>
-            <w:bottom w:val="none" w:color="auto" w:sz="0" w:space="0"/>
-            <w:right w:val="none" w:color="auto" w:sz="0" w:space="0"/>
-            <w:insideH w:val="none" w:color="auto" w:sz="0" w:space="0"/>
-            <w:insideV w:val="none" w:color="auto" w:sz="0" w:space="0"/>
-          </w:tblBorders>
+          <w:tblW w:w="0" w:type="auto"/>
+          <w:jc w:val="center"/>
           <w:tblCellMar>
             <w:top w:w="0" w:type="dxa"/>
             <w:left w:w="108" w:type="dxa"/>
@@ -489,7 +485,7 @@
           </w:tblCellMar>
         </w:tblPrEx>
         <w:trPr>
-          <w:trHeight w:val="810" w:hRule="atLeast"/>
+          <w:trHeight w:val="810"/>
           <w:jc w:val="center"/>
         </w:trPr>
         <w:tc>
@@ -513,7 +509,7 @@
               <w:snapToGrid w:val="0"/>
               <w:textAlignment w:val="baseline"/>
               <w:rPr>
-                <w:rFonts w:hint="default" w:ascii="Arial" w:hAnsi="Arial" w:eastAsia="Arial" w:cs="Arial"/>
+                <w:rFonts w:ascii="Arial" w:eastAsia="Arial" w:hAnsi="Arial" w:cs="Arial" w:hint="default"/>
                 <w:snapToGrid w:val="0"/>
                 <w:color w:val="000000"/>
                 <w:kern w:val="0"/>
@@ -545,7 +541,7 @@
             </w:r>
             <w:r>
               <w:rPr>
-                <w:rFonts w:hint="default" w:asciiTheme="minorAscii" w:hAnsiTheme="minorAscii" w:eastAsiaTheme="minorEastAsia"/>
+                <w:rFonts w:asciiTheme="minorAscii" w:eastAsiaTheme="minorEastAsia" w:hAnsiTheme="minorAscii" w:hint="default"/>
                 <w:spacing w:val="227"/>
                 <w:sz w:val="21"/>
                 <w:vertAlign w:val="baseline"/>
@@ -562,18 +558,7 @@
                 <w:vertAlign w:val="baseline"/>
                 <w:lang w:val="en-US" w:eastAsia="zh-CN"/>
               </w:rPr>
-              <w:t>V2.</w:t>
-            </w:r>
-            <w:r>
-              <w:rPr>
-                <w:rFonts w:hint="eastAsia"/>
-                <w:spacing w:val="0"/>
-                <w:kern w:val="0"/>
-                <w:u w:val="single"/>
-                <w:vertAlign w:val="baseline"/>
-                <w:lang w:val="en-US" w:eastAsia="zh-CN"/>
-              </w:rPr>
-              <w:t>0</w:t>
+              <w:t>V1.0</w:t>
             </w:r>
           </w:p>
         </w:tc>
@@ -598,7 +583,7 @@
               <w:snapToGrid w:val="0"/>
               <w:textAlignment w:val="baseline"/>
               <w:rPr>
-                <w:rFonts w:hint="default" w:ascii="Arial" w:hAnsi="Arial" w:eastAsia="Arial" w:cs="Arial"/>
+                <w:rFonts w:ascii="Arial" w:eastAsia="Arial" w:hAnsi="Arial" w:cs="Arial" w:hint="default"/>
                 <w:snapToGrid w:val="0"/>
                 <w:color w:val="000000"/>
                 <w:kern w:val="0"/>
@@ -608,7 +593,7 @@
                 <w:lang w:val="en-US" w:eastAsia="zh-CN" w:bidi="ar-SA"/>
               </w:rPr>
             </w:pPr>
-            <w:bookmarkStart w:id="46" w:name="_GoBack"/>
+            <w:bookmarkStart w:id="2" w:name="_GoBack"/>
             <w:r>
               <w:rPr>
                 <w:rFonts w:hint="eastAsia"/>
@@ -617,7 +602,7 @@
               </w:rPr>
               <w:t>审核</w:t>
             </w:r>
-            <w:bookmarkEnd w:id="46"/>
+            <w:bookmarkEnd w:id="2"/>
             <w:r>
               <w:rPr>
                 <w:rFonts w:hint="eastAsia"/>
@@ -628,7 +613,7 @@
             </w:r>
             <w:r>
               <w:rPr>
-                <w:rFonts w:hint="eastAsia" w:asciiTheme="minorAscii" w:hAnsiTheme="minorAscii" w:eastAsiaTheme="minorEastAsia"/>
+                <w:rFonts w:asciiTheme="minorAscii" w:eastAsiaTheme="minorEastAsia" w:hAnsiTheme="minorAscii" w:hint="eastAsia"/>
                 <w:spacing w:val="227"/>
                 <w:sz w:val="21"/>
                 <w:vertAlign w:val="baseline"/>
@@ -650,14 +635,8 @@
       </w:tr>
       <w:tr>
         <w:tblPrEx>
-          <w:tblBorders>
-            <w:top w:val="none" w:color="auto" w:sz="0" w:space="0"/>
-            <w:left w:val="none" w:color="auto" w:sz="0" w:space="0"/>
-            <w:bottom w:val="none" w:color="auto" w:sz="0" w:space="0"/>
-            <w:right w:val="none" w:color="auto" w:sz="0" w:space="0"/>
-            <w:insideH w:val="none" w:color="auto" w:sz="0" w:space="0"/>
-            <w:insideV w:val="none" w:color="auto" w:sz="0" w:space="0"/>
-          </w:tblBorders>
+          <w:tblW w:w="0" w:type="auto"/>
+          <w:jc w:val="center"/>
           <w:tblCellMar>
             <w:top w:w="0" w:type="dxa"/>
             <w:left w:w="108" w:type="dxa"/>
@@ -666,7 +645,7 @@
           </w:tblCellMar>
         </w:tblPrEx>
         <w:trPr>
-          <w:trHeight w:val="635" w:hRule="atLeast"/>
+          <w:trHeight w:val="635"/>
           <w:jc w:val="center"/>
         </w:trPr>
         <w:tc>
@@ -716,7 +695,7 @@
             </w:r>
             <w:r>
               <w:rPr>
-                <w:rFonts w:hint="eastAsia" w:asciiTheme="minorAscii" w:hAnsiTheme="minorAscii" w:eastAsiaTheme="minorEastAsia"/>
+                <w:rFonts w:asciiTheme="minorAscii" w:eastAsiaTheme="minorEastAsia" w:hAnsiTheme="minorAscii" w:hint="eastAsia"/>
                 <w:spacing w:val="227"/>
                 <w:sz w:val="21"/>
                 <w:vertAlign w:val="baseline"/>
@@ -769,7 +748,7 @@
             </w:r>
             <w:r>
               <w:rPr>
-                <w:rFonts w:hint="eastAsia" w:asciiTheme="minorAscii" w:hAnsiTheme="minorAscii" w:eastAsiaTheme="minorEastAsia"/>
+                <w:rFonts w:asciiTheme="minorAscii" w:eastAsiaTheme="minorEastAsia" w:hAnsiTheme="minorAscii" w:hint="eastAsia"/>
                 <w:spacing w:val="227"/>
                 <w:sz w:val="21"/>
                 <w:vertAlign w:val="baseline"/>
@@ -828,14 +807,14 @@
         <w:ind w:left="3634"/>
         <w:textAlignment w:val="baseline"/>
         <w:rPr>
-          <w:rFonts w:ascii="宋体" w:hAnsi="宋体" w:eastAsia="宋体" w:cs="宋体"/>
+          <w:rFonts w:ascii="宋体" w:eastAsia="宋体" w:hAnsi="宋体" w:cs="宋体"/>
           <w:sz w:val="31"/>
           <w:szCs w:val="31"/>
         </w:rPr>
       </w:pPr>
       <w:r>
         <w:rPr>
-          <w:rFonts w:ascii="宋体" w:hAnsi="宋体" w:eastAsia="宋体" w:cs="宋体"/>
+          <w:rFonts w:ascii="宋体" w:eastAsia="宋体" w:hAnsi="宋体" w:cs="宋体"/>
           <w:b/>
           <w:bCs/>
           <w:spacing w:val="4"/>
@@ -847,16 +826,16 @@
     </w:p>
     <w:tbl>
       <w:tblPr>
-        <w:tblStyle w:val="27"/>
+        <w:tblStyle w:val="TableNormal0"/>
         <w:tblW w:w="8214" w:type="dxa"/>
         <w:jc w:val="center"/>
         <w:tblBorders>
-          <w:top w:val="single" w:color="000000" w:sz="2" w:space="0"/>
-          <w:left w:val="single" w:color="000000" w:sz="2" w:space="0"/>
-          <w:bottom w:val="single" w:color="000000" w:sz="2" w:space="0"/>
-          <w:right w:val="single" w:color="000000" w:sz="2" w:space="0"/>
-          <w:insideH w:val="single" w:color="000000" w:sz="2" w:space="0"/>
-          <w:insideV w:val="single" w:color="000000" w:sz="2" w:space="0"/>
+          <w:top w:val="single" w:sz="2" w:space="0" w:color="000000"/>
+          <w:left w:val="single" w:sz="2" w:space="0" w:color="000000"/>
+          <w:bottom w:val="single" w:sz="2" w:space="0" w:color="000000"/>
+          <w:right w:val="single" w:sz="2" w:space="0" w:color="000000"/>
+          <w:insideH w:val="single" w:sz="2" w:space="0" w:color="000000"/>
+          <w:insideV w:val="single" w:sz="2" w:space="0" w:color="000000"/>
         </w:tblBorders>
         <w:tblLayout w:type="fixed"/>
         <w:tblCellMar>
@@ -876,14 +855,17 @@
       </w:tblGrid>
       <w:tr>
         <w:tblPrEx>
+          <w:tblW w:w="8214" w:type="dxa"/>
+          <w:jc w:val="center"/>
           <w:tblBorders>
-            <w:top w:val="single" w:color="000000" w:sz="2" w:space="0"/>
-            <w:left w:val="single" w:color="000000" w:sz="2" w:space="0"/>
-            <w:bottom w:val="single" w:color="000000" w:sz="2" w:space="0"/>
-            <w:right w:val="single" w:color="000000" w:sz="2" w:space="0"/>
-            <w:insideH w:val="single" w:color="000000" w:sz="2" w:space="0"/>
-            <w:insideV w:val="single" w:color="000000" w:sz="2" w:space="0"/>
+            <w:top w:val="single" w:sz="2" w:space="0" w:color="000000"/>
+            <w:left w:val="single" w:sz="2" w:space="0" w:color="000000"/>
+            <w:bottom w:val="single" w:sz="2" w:space="0" w:color="000000"/>
+            <w:right w:val="single" w:sz="2" w:space="0" w:color="000000"/>
+            <w:insideH w:val="single" w:sz="2" w:space="0" w:color="000000"/>
+            <w:insideV w:val="single" w:sz="2" w:space="0" w:color="000000"/>
           </w:tblBorders>
+          <w:tblLayout w:type="fixed"/>
           <w:tblCellMar>
             <w:top w:w="0" w:type="dxa"/>
             <w:left w:w="0" w:type="dxa"/>
@@ -892,7 +874,7 @@
           </w:tblCellMar>
         </w:tblPrEx>
         <w:trPr>
-          <w:trHeight w:val="593" w:hRule="atLeast"/>
+          <w:trHeight w:val="593"/>
           <w:jc w:val="center"/>
         </w:trPr>
         <w:tc>
@@ -914,18 +896,18 @@
               <w:adjustRightInd w:val="0"/>
               <w:snapToGrid w:val="0"/>
               <w:spacing w:before="176" w:line="228" w:lineRule="auto"/>
-              <w:ind w:left="0" w:leftChars="0" w:right="0" w:rightChars="0" w:firstLine="0" w:firstLineChars="0"/>
+              <w:ind w:left="0" w:right="0" w:firstLine="0" w:leftChars="0" w:rightChars="0" w:firstLineChars="0"/>
               <w:jc w:val="center"/>
               <w:textAlignment w:val="baseline"/>
               <w:rPr>
-                <w:rFonts w:ascii="宋体" w:hAnsi="宋体" w:eastAsia="宋体" w:cs="宋体"/>
+                <w:rFonts w:ascii="宋体" w:eastAsia="宋体" w:hAnsi="宋体" w:cs="宋体"/>
                 <w:sz w:val="20"/>
                 <w:szCs w:val="20"/>
               </w:rPr>
             </w:pPr>
             <w:r>
               <w:rPr>
-                <w:rFonts w:hint="eastAsia" w:ascii="宋体" w:hAnsi="宋体" w:cs="宋体"/>
+                <w:rFonts w:ascii="宋体" w:hAnsi="宋体" w:cs="宋体" w:hint="eastAsia"/>
                 <w:spacing w:val="-14"/>
                 <w:sz w:val="20"/>
                 <w:szCs w:val="20"/>
@@ -935,7 +917,7 @@
             </w:r>
             <w:r>
               <w:rPr>
-                <w:rFonts w:ascii="宋体" w:hAnsi="宋体" w:eastAsia="宋体" w:cs="宋体"/>
+                <w:rFonts w:ascii="宋体" w:eastAsia="宋体" w:hAnsi="宋体" w:cs="宋体"/>
                 <w:spacing w:val="-14"/>
                 <w:sz w:val="20"/>
                 <w:szCs w:val="20"/>
@@ -963,18 +945,18 @@
               <w:adjustRightInd w:val="0"/>
               <w:snapToGrid w:val="0"/>
               <w:spacing w:before="175" w:line="227" w:lineRule="auto"/>
-              <w:ind w:left="0" w:leftChars="0" w:right="0" w:rightChars="0" w:firstLine="0" w:firstLineChars="0"/>
+              <w:ind w:left="0" w:right="0" w:firstLine="0" w:leftChars="0" w:rightChars="0" w:firstLineChars="0"/>
               <w:jc w:val="center"/>
               <w:textAlignment w:val="baseline"/>
               <w:rPr>
-                <w:rFonts w:ascii="宋体" w:hAnsi="宋体" w:eastAsia="宋体" w:cs="宋体"/>
+                <w:rFonts w:ascii="宋体" w:eastAsia="宋体" w:hAnsi="宋体" w:cs="宋体"/>
                 <w:sz w:val="20"/>
                 <w:szCs w:val="20"/>
               </w:rPr>
             </w:pPr>
             <w:r>
               <w:rPr>
-                <w:rFonts w:ascii="宋体" w:hAnsi="宋体" w:eastAsia="宋体" w:cs="宋体"/>
+                <w:rFonts w:ascii="宋体" w:eastAsia="宋体" w:hAnsi="宋体" w:cs="宋体"/>
                 <w:spacing w:val="4"/>
                 <w:sz w:val="20"/>
                 <w:szCs w:val="20"/>
@@ -1002,18 +984,18 @@
               <w:adjustRightInd w:val="0"/>
               <w:snapToGrid w:val="0"/>
               <w:spacing w:before="175" w:line="228" w:lineRule="auto"/>
-              <w:ind w:left="0" w:leftChars="0" w:right="0" w:rightChars="0" w:firstLine="0" w:firstLineChars="0"/>
+              <w:ind w:left="0" w:right="0" w:firstLine="0" w:leftChars="0" w:rightChars="0" w:firstLineChars="0"/>
               <w:jc w:val="center"/>
               <w:textAlignment w:val="baseline"/>
               <w:rPr>
-                <w:rFonts w:ascii="宋体" w:hAnsi="宋体" w:eastAsia="宋体" w:cs="宋体"/>
+                <w:rFonts w:ascii="宋体" w:eastAsia="宋体" w:hAnsi="宋体" w:cs="宋体"/>
                 <w:sz w:val="20"/>
                 <w:szCs w:val="20"/>
               </w:rPr>
             </w:pPr>
             <w:r>
               <w:rPr>
-                <w:rFonts w:ascii="宋体" w:hAnsi="宋体" w:eastAsia="宋体" w:cs="宋体"/>
+                <w:rFonts w:ascii="宋体" w:eastAsia="宋体" w:hAnsi="宋体" w:cs="宋体"/>
                 <w:spacing w:val="7"/>
                 <w:sz w:val="20"/>
                 <w:szCs w:val="20"/>
@@ -1041,11 +1023,11 @@
               <w:adjustRightInd w:val="0"/>
               <w:snapToGrid w:val="0"/>
               <w:spacing w:before="175" w:line="228" w:lineRule="auto"/>
-              <w:ind w:left="0" w:leftChars="0" w:right="0" w:rightChars="0" w:firstLine="0" w:firstLineChars="0"/>
+              <w:ind w:left="0" w:right="0" w:firstLine="0" w:leftChars="0" w:rightChars="0" w:firstLineChars="0"/>
               <w:jc w:val="center"/>
               <w:textAlignment w:val="baseline"/>
               <w:rPr>
-                <w:rFonts w:hint="eastAsia" w:ascii="宋体" w:hAnsi="宋体" w:eastAsia="宋体" w:cs="宋体"/>
+                <w:rFonts w:ascii="宋体" w:eastAsia="宋体" w:hAnsi="宋体" w:cs="宋体" w:hint="eastAsia"/>
                 <w:spacing w:val="7"/>
                 <w:sz w:val="20"/>
                 <w:szCs w:val="20"/>
@@ -1054,7 +1036,7 @@
             </w:pPr>
             <w:r>
               <w:rPr>
-                <w:rFonts w:hint="eastAsia" w:ascii="宋体" w:hAnsi="宋体" w:cs="宋体"/>
+                <w:rFonts w:ascii="宋体" w:hAnsi="宋体" w:cs="宋体" w:hint="eastAsia"/>
                 <w:spacing w:val="7"/>
                 <w:sz w:val="20"/>
                 <w:szCs w:val="20"/>
@@ -1083,11 +1065,11 @@
               <w:adjustRightInd w:val="0"/>
               <w:snapToGrid w:val="0"/>
               <w:spacing w:before="175" w:line="228" w:lineRule="auto"/>
-              <w:ind w:left="0" w:leftChars="0" w:right="0" w:rightChars="0" w:firstLine="0" w:firstLineChars="0"/>
+              <w:ind w:left="0" w:right="0" w:firstLine="0" w:leftChars="0" w:rightChars="0" w:firstLineChars="0"/>
               <w:jc w:val="center"/>
               <w:textAlignment w:val="baseline"/>
               <w:rPr>
-                <w:rFonts w:hint="default" w:ascii="宋体" w:hAnsi="宋体" w:cs="宋体"/>
+                <w:rFonts w:ascii="宋体" w:hAnsi="宋体" w:cs="宋体" w:hint="default"/>
                 <w:spacing w:val="7"/>
                 <w:sz w:val="20"/>
                 <w:szCs w:val="20"/>
@@ -1096,7 +1078,7 @@
             </w:pPr>
             <w:r>
               <w:rPr>
-                <w:rFonts w:hint="eastAsia" w:ascii="宋体" w:hAnsi="宋体" w:cs="宋体"/>
+                <w:rFonts w:ascii="宋体" w:hAnsi="宋体" w:cs="宋体" w:hint="eastAsia"/>
                 <w:spacing w:val="7"/>
                 <w:sz w:val="20"/>
                 <w:szCs w:val="20"/>
@@ -1125,18 +1107,18 @@
               <w:adjustRightInd w:val="0"/>
               <w:snapToGrid w:val="0"/>
               <w:spacing w:before="176" w:line="229" w:lineRule="auto"/>
-              <w:ind w:left="0" w:leftChars="0" w:right="0" w:rightChars="0" w:firstLine="0" w:firstLineChars="0"/>
+              <w:ind w:left="0" w:right="0" w:firstLine="0" w:leftChars="0" w:rightChars="0" w:firstLineChars="0"/>
               <w:jc w:val="center"/>
               <w:textAlignment w:val="baseline"/>
               <w:rPr>
-                <w:rFonts w:ascii="宋体" w:hAnsi="宋体" w:eastAsia="宋体" w:cs="宋体"/>
+                <w:rFonts w:ascii="宋体" w:eastAsia="宋体" w:hAnsi="宋体" w:cs="宋体"/>
                 <w:sz w:val="20"/>
                 <w:szCs w:val="20"/>
               </w:rPr>
             </w:pPr>
             <w:r>
               <w:rPr>
-                <w:rFonts w:ascii="宋体" w:hAnsi="宋体" w:eastAsia="宋体" w:cs="宋体"/>
+                <w:rFonts w:ascii="宋体" w:eastAsia="宋体" w:hAnsi="宋体" w:cs="宋体"/>
                 <w:spacing w:val="7"/>
                 <w:sz w:val="20"/>
                 <w:szCs w:val="20"/>
@@ -1148,14 +1130,9 @@
       </w:tr>
       <w:tr>
         <w:tblPrEx>
-          <w:tblBorders>
-            <w:top w:val="single" w:color="000000" w:sz="2" w:space="0"/>
-            <w:left w:val="single" w:color="000000" w:sz="2" w:space="0"/>
-            <w:bottom w:val="single" w:color="000000" w:sz="2" w:space="0"/>
-            <w:right w:val="single" w:color="000000" w:sz="2" w:space="0"/>
-            <w:insideH w:val="single" w:color="000000" w:sz="2" w:space="0"/>
-            <w:insideV w:val="single" w:color="000000" w:sz="2" w:space="0"/>
-          </w:tblBorders>
+          <w:tblW w:w="8214" w:type="dxa"/>
+          <w:jc w:val="center"/>
+          <w:tblLayout w:type="fixed"/>
           <w:tblCellMar>
             <w:top w:w="0" w:type="dxa"/>
             <w:left w:w="0" w:type="dxa"/>
@@ -1164,7 +1141,7 @@
           </w:tblCellMar>
         </w:tblPrEx>
         <w:trPr>
-          <w:trHeight w:val="516" w:hRule="atLeast"/>
+          <w:trHeight w:val="516"/>
           <w:jc w:val="center"/>
         </w:trPr>
         <w:tc>
@@ -1187,11 +1164,11 @@
               <w:adjustRightInd w:val="0"/>
               <w:snapToGrid w:val="0"/>
               <w:spacing w:before="173" w:line="267" w:lineRule="exact"/>
-              <w:ind w:left="0" w:leftChars="0" w:right="0" w:rightChars="0" w:firstLine="0" w:firstLineChars="0"/>
+              <w:ind w:left="0" w:right="0" w:firstLine="0" w:leftChars="0" w:rightChars="0" w:firstLineChars="0"/>
               <w:jc w:val="center"/>
               <w:textAlignment w:val="baseline"/>
               <w:rPr>
-                <w:rFonts w:hint="default" w:ascii="宋体" w:hAnsi="宋体" w:eastAsia="宋体" w:cs="宋体"/>
+                <w:rFonts w:ascii="宋体" w:eastAsia="宋体" w:hAnsi="宋体" w:cs="宋体" w:hint="default"/>
                 <w:snapToGrid w:val="0"/>
                 <w:color w:val="000000"/>
                 <w:kern w:val="0"/>
@@ -1202,7 +1179,7 @@
             </w:pPr>
             <w:r>
               <w:rPr>
-                <w:rFonts w:ascii="宋体" w:hAnsi="宋体" w:eastAsia="宋体" w:cs="宋体"/>
+                <w:rFonts w:ascii="宋体" w:eastAsia="宋体" w:hAnsi="宋体" w:cs="宋体"/>
                 <w:spacing w:val="3"/>
                 <w:position w:val="1"/>
                 <w:sz w:val="20"/>
@@ -1232,11 +1209,11 @@
               <w:adjustRightInd w:val="0"/>
               <w:snapToGrid w:val="0"/>
               <w:spacing w:before="173" w:line="267" w:lineRule="exact"/>
-              <w:ind w:left="0" w:leftChars="0" w:right="0" w:rightChars="0" w:firstLine="0" w:firstLineChars="0"/>
+              <w:ind w:left="0" w:right="0" w:firstLine="0" w:leftChars="0" w:rightChars="0" w:firstLineChars="0"/>
               <w:jc w:val="center"/>
               <w:textAlignment w:val="baseline"/>
               <w:rPr>
-                <w:rFonts w:ascii="宋体" w:hAnsi="宋体" w:eastAsia="宋体" w:cs="宋体"/>
+                <w:rFonts w:ascii="宋体" w:eastAsia="宋体" w:hAnsi="宋体" w:cs="宋体"/>
                 <w:snapToGrid w:val="0"/>
                 <w:color w:val="000000"/>
                 <w:kern w:val="0"/>
@@ -1247,7 +1224,7 @@
             </w:pPr>
             <w:r>
               <w:rPr>
-                <w:rFonts w:ascii="宋体" w:hAnsi="宋体" w:eastAsia="宋体" w:cs="宋体"/>
+                <w:rFonts w:ascii="宋体" w:eastAsia="宋体" w:hAnsi="宋体" w:cs="宋体"/>
                 <w:spacing w:val="4"/>
                 <w:position w:val="1"/>
                 <w:sz w:val="20"/>
@@ -1277,11 +1254,11 @@
               <w:adjustRightInd w:val="0"/>
               <w:snapToGrid w:val="0"/>
               <w:spacing w:before="172" w:line="228" w:lineRule="auto"/>
-              <w:ind w:left="0" w:leftChars="0" w:right="0" w:rightChars="0" w:firstLine="0" w:firstLineChars="0"/>
+              <w:ind w:left="0" w:right="0" w:firstLine="0" w:leftChars="0" w:rightChars="0" w:firstLineChars="0"/>
               <w:jc w:val="center"/>
               <w:textAlignment w:val="baseline"/>
               <w:rPr>
-                <w:rFonts w:ascii="宋体" w:hAnsi="宋体" w:eastAsia="宋体" w:cs="宋体"/>
+                <w:rFonts w:ascii="宋体" w:eastAsia="宋体" w:hAnsi="宋体" w:cs="宋体"/>
                 <w:snapToGrid w:val="0"/>
                 <w:color w:val="000000"/>
                 <w:kern w:val="0"/>
@@ -1292,7 +1269,7 @@
             </w:pPr>
             <w:r>
               <w:rPr>
-                <w:rFonts w:ascii="宋体" w:hAnsi="宋体" w:eastAsia="宋体" w:cs="宋体"/>
+                <w:rFonts w:ascii="宋体" w:eastAsia="宋体" w:hAnsi="宋体" w:cs="宋体"/>
                 <w:spacing w:val="200"/>
                 <w:kern w:val="0"/>
                 <w:sz w:val="20"/>
@@ -1302,7 +1279,7 @@
             </w:r>
             <w:r>
               <w:rPr>
-                <w:rFonts w:ascii="宋体" w:hAnsi="宋体" w:eastAsia="宋体" w:cs="宋体"/>
+                <w:rFonts w:ascii="宋体" w:eastAsia="宋体" w:hAnsi="宋体" w:cs="宋体"/>
                 <w:spacing w:val="0"/>
                 <w:kern w:val="0"/>
                 <w:sz w:val="20"/>
@@ -1332,11 +1309,11 @@
               <w:adjustRightInd w:val="0"/>
               <w:snapToGrid w:val="0"/>
               <w:spacing w:before="173" w:line="229" w:lineRule="auto"/>
-              <w:ind w:left="0" w:leftChars="0" w:right="0" w:rightChars="0" w:firstLine="0" w:firstLineChars="0"/>
+              <w:ind w:left="0" w:right="0" w:firstLine="0" w:leftChars="0" w:rightChars="0" w:firstLineChars="0"/>
               <w:jc w:val="center"/>
               <w:textAlignment w:val="baseline"/>
               <w:rPr>
-                <w:rFonts w:ascii="宋体" w:hAnsi="宋体" w:eastAsia="宋体" w:cs="宋体"/>
+                <w:rFonts w:ascii="宋体" w:eastAsia="宋体" w:hAnsi="宋体" w:cs="宋体"/>
                 <w:snapToGrid w:val="0"/>
                 <w:color w:val="000000"/>
                 <w:spacing w:val="200"/>
@@ -1348,14 +1325,14 @@
             </w:pPr>
             <w:r>
               <w:rPr>
-                <w:rFonts w:hint="eastAsia" w:asciiTheme="minorAscii" w:hAnsiTheme="minorAscii" w:eastAsiaTheme="minorEastAsia"/>
+                <w:rFonts w:asciiTheme="minorAscii" w:eastAsiaTheme="minorEastAsia" w:hAnsiTheme="minorAscii" w:hint="eastAsia"/>
                 <w:spacing w:val="0"/>
                 <w:kern w:val="0"/>
                 <w:sz w:val="21"/>
                 <w:vertAlign w:val="baseline"/>
                 <w:lang w:val="en-US" w:eastAsia="zh-CN"/>
               </w:rPr>
-              <w:t>程方</w:t>
+              <w:t>强宇涛</w:t>
             </w:r>
           </w:p>
         </w:tc>
@@ -1379,11 +1356,11 @@
               <w:adjustRightInd w:val="0"/>
               <w:snapToGrid w:val="0"/>
               <w:spacing w:before="173" w:line="229" w:lineRule="auto"/>
-              <w:ind w:left="0" w:leftChars="0" w:right="0" w:rightChars="0" w:firstLine="0" w:firstLineChars="0"/>
+              <w:ind w:left="0" w:right="0" w:firstLine="0" w:leftChars="0" w:rightChars="0" w:firstLineChars="0"/>
               <w:jc w:val="center"/>
               <w:textAlignment w:val="baseline"/>
               <w:rPr>
-                <w:rFonts w:ascii="宋体" w:hAnsi="宋体" w:eastAsia="宋体" w:cs="宋体"/>
+                <w:rFonts w:ascii="宋体" w:eastAsia="宋体" w:hAnsi="宋体" w:cs="宋体"/>
                 <w:snapToGrid w:val="0"/>
                 <w:color w:val="000000"/>
                 <w:spacing w:val="200"/>
@@ -1395,14 +1372,14 @@
             </w:pPr>
             <w:r>
               <w:rPr>
-                <w:rFonts w:hint="eastAsia" w:asciiTheme="minorAscii" w:hAnsiTheme="minorAscii" w:eastAsiaTheme="minorEastAsia"/>
+                <w:rFonts w:asciiTheme="minorAscii" w:eastAsiaTheme="minorEastAsia" w:hAnsiTheme="minorAscii" w:hint="eastAsia"/>
                 <w:spacing w:val="0"/>
                 <w:kern w:val="0"/>
                 <w:sz w:val="21"/>
                 <w:vertAlign w:val="baseline"/>
                 <w:lang w:val="en-US" w:eastAsia="zh-CN"/>
               </w:rPr>
-              <w:t>茅建根</w:t>
+              <w:t>陈凯</w:t>
             </w:r>
           </w:p>
         </w:tc>
@@ -1426,11 +1403,11 @@
               <w:adjustRightInd w:val="0"/>
               <w:snapToGrid w:val="0"/>
               <w:spacing w:before="173" w:line="229" w:lineRule="auto"/>
-              <w:ind w:left="0" w:leftChars="0" w:right="0" w:rightChars="0" w:firstLine="0" w:firstLineChars="0"/>
+              <w:ind w:left="0" w:right="0" w:firstLine="0" w:leftChars="0" w:rightChars="0" w:firstLineChars="0"/>
               <w:jc w:val="center"/>
               <w:textAlignment w:val="baseline"/>
               <w:rPr>
-                <w:rFonts w:ascii="宋体" w:hAnsi="宋体" w:eastAsia="宋体" w:cs="宋体"/>
+                <w:rFonts w:ascii="宋体" w:eastAsia="宋体" w:hAnsi="宋体" w:cs="宋体"/>
                 <w:snapToGrid w:val="0"/>
                 <w:color w:val="000000"/>
                 <w:kern w:val="0"/>
@@ -1441,7 +1418,7 @@
             </w:pPr>
             <w:r>
               <w:rPr>
-                <w:rFonts w:hint="eastAsia" w:asciiTheme="minorAscii" w:hAnsiTheme="minorAscii" w:eastAsiaTheme="minorEastAsia"/>
+                <w:rFonts w:asciiTheme="minorAscii" w:eastAsiaTheme="minorEastAsia" w:hAnsiTheme="minorAscii" w:hint="eastAsia"/>
                 <w:spacing w:val="0"/>
                 <w:kern w:val="0"/>
                 <w:sz w:val="21"/>
@@ -1455,14 +1432,9 @@
       </w:tr>
       <w:tr>
         <w:tblPrEx>
-          <w:tblBorders>
-            <w:top w:val="single" w:color="000000" w:sz="2" w:space="0"/>
-            <w:left w:val="single" w:color="000000" w:sz="2" w:space="0"/>
-            <w:bottom w:val="single" w:color="000000" w:sz="2" w:space="0"/>
-            <w:right w:val="single" w:color="000000" w:sz="2" w:space="0"/>
-            <w:insideH w:val="single" w:color="000000" w:sz="2" w:space="0"/>
-            <w:insideV w:val="single" w:color="000000" w:sz="2" w:space="0"/>
-          </w:tblBorders>
+          <w:tblW w:w="8214" w:type="dxa"/>
+          <w:jc w:val="center"/>
+          <w:tblLayout w:type="fixed"/>
           <w:tblCellMar>
             <w:top w:w="0" w:type="dxa"/>
             <w:left w:w="0" w:type="dxa"/>
@@ -1471,7 +1443,7 @@
           </w:tblCellMar>
         </w:tblPrEx>
         <w:trPr>
-          <w:trHeight w:val="556" w:hRule="atLeast"/>
+          <w:trHeight w:val="556"/>
           <w:jc w:val="center"/>
         </w:trPr>
         <w:tc>
@@ -1494,11 +1466,11 @@
               <w:adjustRightInd w:val="0"/>
               <w:snapToGrid w:val="0"/>
               <w:spacing w:before="173" w:line="267" w:lineRule="exact"/>
-              <w:ind w:left="0" w:leftChars="0" w:right="0" w:rightChars="0" w:firstLine="0" w:firstLineChars="0"/>
+              <w:ind w:left="0" w:right="0" w:firstLine="0" w:leftChars="0" w:rightChars="0" w:firstLineChars="0"/>
               <w:jc w:val="center"/>
               <w:textAlignment w:val="baseline"/>
               <w:rPr>
-                <w:rFonts w:hint="default" w:ascii="宋体" w:hAnsi="宋体" w:eastAsia="宋体" w:cs="宋体"/>
+                <w:rFonts w:ascii="宋体" w:eastAsia="宋体" w:hAnsi="宋体" w:cs="宋体" w:hint="default"/>
                 <w:snapToGrid w:val="0"/>
                 <w:color w:val="000000"/>
                 <w:kern w:val="0"/>
@@ -1509,7 +1481,7 @@
             </w:pPr>
             <w:r>
               <w:rPr>
-                <w:rFonts w:ascii="宋体" w:hAnsi="宋体" w:eastAsia="宋体" w:cs="宋体"/>
+                <w:rFonts w:ascii="宋体" w:eastAsia="宋体" w:hAnsi="宋体" w:cs="宋体"/>
                 <w:spacing w:val="3"/>
                 <w:position w:val="1"/>
                 <w:sz w:val="20"/>
@@ -1519,7 +1491,7 @@
             </w:r>
             <w:r>
               <w:rPr>
-                <w:rFonts w:hint="eastAsia" w:ascii="宋体" w:hAnsi="宋体" w:cs="宋体"/>
+                <w:rFonts w:ascii="宋体" w:hAnsi="宋体" w:cs="宋体" w:hint="eastAsia"/>
                 <w:spacing w:val="3"/>
                 <w:position w:val="1"/>
                 <w:sz w:val="20"/>
@@ -1530,7 +1502,7 @@
             </w:r>
             <w:r>
               <w:rPr>
-                <w:rFonts w:ascii="宋体" w:hAnsi="宋体" w:eastAsia="宋体" w:cs="宋体"/>
+                <w:rFonts w:ascii="宋体" w:eastAsia="宋体" w:hAnsi="宋体" w:cs="宋体"/>
                 <w:spacing w:val="3"/>
                 <w:position w:val="1"/>
                 <w:sz w:val="20"/>
@@ -1540,7 +1512,7 @@
             </w:r>
             <w:r>
               <w:rPr>
-                <w:rFonts w:hint="eastAsia" w:ascii="宋体" w:hAnsi="宋体" w:cs="宋体"/>
+                <w:rFonts w:ascii="宋体" w:hAnsi="宋体" w:cs="宋体" w:hint="eastAsia"/>
                 <w:spacing w:val="3"/>
                 <w:position w:val="1"/>
                 <w:sz w:val="20"/>
@@ -1571,11 +1543,11 @@
               <w:adjustRightInd w:val="0"/>
               <w:snapToGrid w:val="0"/>
               <w:spacing w:before="173" w:line="267" w:lineRule="exact"/>
-              <w:ind w:left="0" w:leftChars="0" w:right="0" w:rightChars="0" w:firstLine="0" w:firstLineChars="0"/>
+              <w:ind w:left="0" w:right="0" w:firstLine="0" w:leftChars="0" w:rightChars="0" w:firstLineChars="0"/>
               <w:jc w:val="center"/>
               <w:textAlignment w:val="baseline"/>
               <w:rPr>
-                <w:rFonts w:ascii="宋体" w:hAnsi="宋体" w:eastAsia="宋体" w:cs="宋体"/>
+                <w:rFonts w:ascii="宋体" w:eastAsia="宋体" w:hAnsi="宋体" w:cs="宋体"/>
                 <w:snapToGrid w:val="0"/>
                 <w:color w:val="000000"/>
                 <w:kern w:val="0"/>
@@ -1586,34 +1558,13 @@
             </w:pPr>
             <w:r>
               <w:rPr>
-                <w:rFonts w:ascii="宋体" w:hAnsi="宋体" w:eastAsia="宋体" w:cs="宋体"/>
+                <w:rFonts w:ascii="宋体" w:eastAsia="宋体" w:hAnsi="宋体" w:cs="宋体"/>
                 <w:spacing w:val="4"/>
                 <w:position w:val="1"/>
                 <w:sz w:val="20"/>
                 <w:szCs w:val="20"/>
               </w:rPr>
-              <w:t>V</w:t>
-            </w:r>
-            <w:r>
-              <w:rPr>
-                <w:rFonts w:hint="eastAsia" w:ascii="宋体" w:hAnsi="宋体" w:cs="宋体"/>
-                <w:spacing w:val="4"/>
-                <w:position w:val="1"/>
-                <w:sz w:val="20"/>
-                <w:szCs w:val="20"/>
-                <w:lang w:val="en-US" w:eastAsia="zh-CN"/>
-              </w:rPr>
-              <w:t>2</w:t>
-            </w:r>
-            <w:r>
-              <w:rPr>
-                <w:rFonts w:ascii="宋体" w:hAnsi="宋体" w:eastAsia="宋体" w:cs="宋体"/>
-                <w:spacing w:val="4"/>
-                <w:position w:val="1"/>
-                <w:sz w:val="20"/>
-                <w:szCs w:val="20"/>
-              </w:rPr>
-              <w:t>.0</w:t>
+              <w:t>V1.0</w:t>
             </w:r>
           </w:p>
         </w:tc>
@@ -1637,11 +1588,11 @@
               <w:adjustRightInd w:val="0"/>
               <w:snapToGrid w:val="0"/>
               <w:spacing w:before="173" w:line="229" w:lineRule="auto"/>
-              <w:ind w:left="0" w:leftChars="0" w:right="0" w:rightChars="0" w:firstLine="0" w:firstLineChars="0"/>
+              <w:ind w:left="0" w:right="0" w:firstLine="0" w:leftChars="0" w:rightChars="0" w:firstLineChars="0"/>
               <w:jc w:val="center"/>
               <w:textAlignment w:val="baseline"/>
               <w:rPr>
-                <w:rFonts w:hint="default" w:ascii="宋体" w:hAnsi="宋体" w:eastAsia="宋体" w:cs="宋体"/>
+                <w:rFonts w:ascii="宋体" w:eastAsia="宋体" w:hAnsi="宋体" w:cs="宋体" w:hint="default"/>
                 <w:snapToGrid w:val="0"/>
                 <w:color w:val="000000"/>
                 <w:kern w:val="0"/>
@@ -1652,7 +1603,7 @@
             </w:pPr>
             <w:r>
               <w:rPr>
-                <w:rFonts w:hint="eastAsia" w:ascii="宋体" w:hAnsi="宋体" w:cs="宋体"/>
+                <w:rFonts w:ascii="宋体" w:hAnsi="宋体" w:cs="宋体" w:hint="eastAsia"/>
                 <w:snapToGrid w:val="0"/>
                 <w:color w:val="000000"/>
                 <w:kern w:val="0"/>
@@ -1684,11 +1635,11 @@
               <w:adjustRightInd w:val="0"/>
               <w:snapToGrid w:val="0"/>
               <w:spacing w:before="173" w:line="229" w:lineRule="auto"/>
-              <w:ind w:left="0" w:leftChars="0" w:right="0" w:rightChars="0" w:firstLine="0" w:firstLineChars="0"/>
+              <w:ind w:left="0" w:right="0" w:firstLine="0" w:leftChars="0" w:rightChars="0" w:firstLineChars="0"/>
               <w:jc w:val="center"/>
               <w:textAlignment w:val="baseline"/>
               <w:rPr>
-                <w:rFonts w:ascii="宋体" w:hAnsi="宋体" w:eastAsia="宋体" w:cs="宋体"/>
+                <w:rFonts w:ascii="宋体" w:eastAsia="宋体" w:hAnsi="宋体" w:cs="宋体"/>
                 <w:snapToGrid w:val="0"/>
                 <w:color w:val="000000"/>
                 <w:spacing w:val="200"/>
@@ -1700,14 +1651,14 @@
             </w:pPr>
             <w:r>
               <w:rPr>
-                <w:rFonts w:hint="eastAsia" w:asciiTheme="minorAscii" w:hAnsiTheme="minorAscii" w:eastAsiaTheme="minorEastAsia"/>
+                <w:rFonts w:asciiTheme="minorAscii" w:eastAsiaTheme="minorEastAsia" w:hAnsiTheme="minorAscii" w:hint="eastAsia"/>
                 <w:spacing w:val="0"/>
                 <w:kern w:val="0"/>
                 <w:sz w:val="21"/>
                 <w:vertAlign w:val="baseline"/>
                 <w:lang w:val="en-US" w:eastAsia="zh-CN"/>
               </w:rPr>
-              <w:t>程方</w:t>
+              <w:t>强宇涛</w:t>
             </w:r>
           </w:p>
         </w:tc>
@@ -1731,11 +1682,11 @@
               <w:adjustRightInd w:val="0"/>
               <w:snapToGrid w:val="0"/>
               <w:spacing w:before="173" w:line="229" w:lineRule="auto"/>
-              <w:ind w:left="0" w:leftChars="0" w:right="0" w:rightChars="0" w:firstLine="0" w:firstLineChars="0"/>
+              <w:ind w:left="0" w:right="0" w:firstLine="0" w:leftChars="0" w:rightChars="0" w:firstLineChars="0"/>
               <w:jc w:val="center"/>
               <w:textAlignment w:val="baseline"/>
               <w:rPr>
-                <w:rFonts w:ascii="宋体" w:hAnsi="宋体" w:eastAsia="宋体" w:cs="宋体"/>
+                <w:rFonts w:ascii="宋体" w:eastAsia="宋体" w:hAnsi="宋体" w:cs="宋体"/>
                 <w:snapToGrid w:val="0"/>
                 <w:color w:val="000000"/>
                 <w:spacing w:val="200"/>
@@ -1747,14 +1698,14 @@
             </w:pPr>
             <w:r>
               <w:rPr>
-                <w:rFonts w:hint="eastAsia" w:asciiTheme="minorAscii" w:hAnsiTheme="minorAscii" w:eastAsiaTheme="minorEastAsia"/>
+                <w:rFonts w:asciiTheme="minorAscii" w:eastAsiaTheme="minorEastAsia" w:hAnsiTheme="minorAscii" w:hint="eastAsia"/>
                 <w:spacing w:val="0"/>
                 <w:kern w:val="0"/>
                 <w:sz w:val="21"/>
                 <w:vertAlign w:val="baseline"/>
                 <w:lang w:val="en-US" w:eastAsia="zh-CN"/>
               </w:rPr>
-              <w:t>茅建根</w:t>
+              <w:t>陈凯</w:t>
             </w:r>
           </w:p>
         </w:tc>
@@ -1778,11 +1729,11 @@
               <w:adjustRightInd w:val="0"/>
               <w:snapToGrid w:val="0"/>
               <w:spacing w:before="173" w:line="229" w:lineRule="auto"/>
-              <w:ind w:left="0" w:leftChars="0" w:right="0" w:rightChars="0" w:firstLine="0" w:firstLineChars="0"/>
+              <w:ind w:left="0" w:right="0" w:firstLine="0" w:leftChars="0" w:rightChars="0" w:firstLineChars="0"/>
               <w:jc w:val="center"/>
               <w:textAlignment w:val="baseline"/>
               <w:rPr>
-                <w:rFonts w:ascii="宋体" w:hAnsi="宋体" w:eastAsia="宋体" w:cs="宋体"/>
+                <w:rFonts w:ascii="宋体" w:eastAsia="宋体" w:hAnsi="宋体" w:cs="宋体"/>
                 <w:snapToGrid w:val="0"/>
                 <w:color w:val="000000"/>
                 <w:kern w:val="0"/>
@@ -1793,7 +1744,7 @@
             </w:pPr>
             <w:r>
               <w:rPr>
-                <w:rFonts w:hint="eastAsia" w:asciiTheme="minorAscii" w:hAnsiTheme="minorAscii" w:eastAsiaTheme="minorEastAsia"/>
+                <w:rFonts w:asciiTheme="minorAscii" w:eastAsiaTheme="minorEastAsia" w:hAnsiTheme="minorAscii" w:hint="eastAsia"/>
                 <w:spacing w:val="0"/>
                 <w:kern w:val="0"/>
                 <w:sz w:val="21"/>
@@ -1807,14 +1758,9 @@
       </w:tr>
       <w:tr>
         <w:tblPrEx>
-          <w:tblBorders>
-            <w:top w:val="single" w:color="000000" w:sz="2" w:space="0"/>
-            <w:left w:val="single" w:color="000000" w:sz="2" w:space="0"/>
-            <w:bottom w:val="single" w:color="000000" w:sz="2" w:space="0"/>
-            <w:right w:val="single" w:color="000000" w:sz="2" w:space="0"/>
-            <w:insideH w:val="single" w:color="000000" w:sz="2" w:space="0"/>
-            <w:insideV w:val="single" w:color="000000" w:sz="2" w:space="0"/>
-          </w:tblBorders>
+          <w:tblW w:w="8214" w:type="dxa"/>
+          <w:jc w:val="center"/>
+          <w:tblLayout w:type="fixed"/>
           <w:tblCellMar>
             <w:top w:w="0" w:type="dxa"/>
             <w:left w:w="0" w:type="dxa"/>
@@ -1823,7 +1769,7 @@
           </w:tblCellMar>
         </w:tblPrEx>
         <w:trPr>
-          <w:trHeight w:val="556" w:hRule="atLeast"/>
+          <w:trHeight w:val="556"/>
           <w:jc w:val="center"/>
         </w:trPr>
         <w:tc>
@@ -1832,7 +1778,7 @@
           </w:tcPr>
           <w:p>
             <w:pPr>
-              <w:pStyle w:val="28"/>
+              <w:pStyle w:val="TableText"/>
               <w:keepNext w:val="0"/>
               <w:keepLines w:val="0"/>
               <w:pageBreakBefore w:val="0"/>
@@ -1845,7 +1791,7 @@
               <w:bidi w:val="0"/>
               <w:adjustRightInd w:val="0"/>
               <w:snapToGrid w:val="0"/>
-              <w:ind w:left="0" w:leftChars="0" w:right="0" w:rightChars="0" w:firstLine="0" w:firstLineChars="0"/>
+              <w:ind w:left="0" w:right="0" w:firstLine="0" w:leftChars="0" w:rightChars="0" w:firstLineChars="0"/>
               <w:jc w:val="center"/>
               <w:textAlignment w:val="baseline"/>
             </w:pPr>
@@ -1857,7 +1803,7 @@
           </w:tcPr>
           <w:p>
             <w:pPr>
-              <w:pStyle w:val="28"/>
+              <w:pStyle w:val="TableText"/>
               <w:keepNext w:val="0"/>
               <w:keepLines w:val="0"/>
               <w:pageBreakBefore w:val="0"/>
@@ -1870,7 +1816,7 @@
               <w:bidi w:val="0"/>
               <w:adjustRightInd w:val="0"/>
               <w:snapToGrid w:val="0"/>
-              <w:ind w:left="0" w:leftChars="0" w:right="0" w:rightChars="0" w:firstLine="0" w:firstLineChars="0"/>
+              <w:ind w:left="0" w:right="0" w:firstLine="0" w:leftChars="0" w:rightChars="0" w:firstLineChars="0"/>
               <w:jc w:val="center"/>
               <w:textAlignment w:val="baseline"/>
             </w:pPr>
@@ -1882,7 +1828,7 @@
           </w:tcPr>
           <w:p>
             <w:pPr>
-              <w:pStyle w:val="28"/>
+              <w:pStyle w:val="TableText"/>
               <w:keepNext w:val="0"/>
               <w:keepLines w:val="0"/>
               <w:pageBreakBefore w:val="0"/>
@@ -1895,7 +1841,7 @@
               <w:bidi w:val="0"/>
               <w:adjustRightInd w:val="0"/>
               <w:snapToGrid w:val="0"/>
-              <w:ind w:left="0" w:leftChars="0" w:right="0" w:rightChars="0" w:firstLine="0" w:firstLineChars="0"/>
+              <w:ind w:left="0" w:right="0" w:firstLine="0" w:leftChars="0" w:rightChars="0" w:firstLineChars="0"/>
               <w:jc w:val="center"/>
               <w:textAlignment w:val="baseline"/>
             </w:pPr>
@@ -1907,7 +1853,7 @@
           </w:tcPr>
           <w:p>
             <w:pPr>
-              <w:pStyle w:val="28"/>
+              <w:pStyle w:val="TableText"/>
               <w:keepNext w:val="0"/>
               <w:keepLines w:val="0"/>
               <w:pageBreakBefore w:val="0"/>
@@ -1920,7 +1866,7 @@
               <w:bidi w:val="0"/>
               <w:adjustRightInd w:val="0"/>
               <w:snapToGrid w:val="0"/>
-              <w:ind w:left="0" w:leftChars="0" w:right="0" w:rightChars="0" w:firstLine="0" w:firstLineChars="0"/>
+              <w:ind w:left="0" w:right="0" w:firstLine="0" w:leftChars="0" w:rightChars="0" w:firstLineChars="0"/>
               <w:jc w:val="center"/>
               <w:textAlignment w:val="baseline"/>
             </w:pPr>
@@ -1932,7 +1878,7 @@
           </w:tcPr>
           <w:p>
             <w:pPr>
-              <w:pStyle w:val="28"/>
+              <w:pStyle w:val="TableText"/>
               <w:keepNext w:val="0"/>
               <w:keepLines w:val="0"/>
               <w:pageBreakBefore w:val="0"/>
@@ -1945,7 +1891,7 @@
               <w:bidi w:val="0"/>
               <w:adjustRightInd w:val="0"/>
               <w:snapToGrid w:val="0"/>
-              <w:ind w:left="0" w:leftChars="0" w:right="0" w:rightChars="0" w:firstLine="0" w:firstLineChars="0"/>
+              <w:ind w:left="0" w:right="0" w:firstLine="0" w:leftChars="0" w:rightChars="0" w:firstLineChars="0"/>
               <w:jc w:val="center"/>
               <w:textAlignment w:val="baseline"/>
             </w:pPr>
@@ -1957,7 +1903,7 @@
           </w:tcPr>
           <w:p>
             <w:pPr>
-              <w:pStyle w:val="28"/>
+              <w:pStyle w:val="TableText"/>
               <w:keepNext w:val="0"/>
               <w:keepLines w:val="0"/>
               <w:pageBreakBefore w:val="0"/>
@@ -1970,7 +1916,7 @@
               <w:bidi w:val="0"/>
               <w:adjustRightInd w:val="0"/>
               <w:snapToGrid w:val="0"/>
-              <w:ind w:left="0" w:leftChars="0" w:right="0" w:rightChars="0" w:firstLine="0" w:firstLineChars="0"/>
+              <w:ind w:left="0" w:right="0" w:firstLine="0" w:leftChars="0" w:rightChars="0" w:firstLineChars="0"/>
               <w:jc w:val="center"/>
               <w:textAlignment w:val="baseline"/>
             </w:pPr>
@@ -1979,14 +1925,9 @@
       </w:tr>
       <w:tr>
         <w:tblPrEx>
-          <w:tblBorders>
-            <w:top w:val="single" w:color="000000" w:sz="2" w:space="0"/>
-            <w:left w:val="single" w:color="000000" w:sz="2" w:space="0"/>
-            <w:bottom w:val="single" w:color="000000" w:sz="2" w:space="0"/>
-            <w:right w:val="single" w:color="000000" w:sz="2" w:space="0"/>
-            <w:insideH w:val="single" w:color="000000" w:sz="2" w:space="0"/>
-            <w:insideV w:val="single" w:color="000000" w:sz="2" w:space="0"/>
-          </w:tblBorders>
+          <w:tblW w:w="8214" w:type="dxa"/>
+          <w:jc w:val="center"/>
+          <w:tblLayout w:type="fixed"/>
           <w:tblCellMar>
             <w:top w:w="0" w:type="dxa"/>
             <w:left w:w="0" w:type="dxa"/>
@@ -1995,7 +1936,7 @@
           </w:tblCellMar>
         </w:tblPrEx>
         <w:trPr>
-          <w:trHeight w:val="557" w:hRule="atLeast"/>
+          <w:trHeight w:val="557"/>
           <w:jc w:val="center"/>
         </w:trPr>
         <w:tc>
@@ -2004,7 +1945,7 @@
           </w:tcPr>
           <w:p>
             <w:pPr>
-              <w:pStyle w:val="28"/>
+              <w:pStyle w:val="TableText"/>
               <w:keepNext w:val="0"/>
               <w:keepLines w:val="0"/>
               <w:pageBreakBefore w:val="0"/>
@@ -2017,7 +1958,7 @@
               <w:bidi w:val="0"/>
               <w:adjustRightInd w:val="0"/>
               <w:snapToGrid w:val="0"/>
-              <w:ind w:left="0" w:leftChars="0" w:right="0" w:rightChars="0" w:firstLine="0" w:firstLineChars="0"/>
+              <w:ind w:left="0" w:right="0" w:firstLine="0" w:leftChars="0" w:rightChars="0" w:firstLineChars="0"/>
               <w:jc w:val="center"/>
               <w:textAlignment w:val="baseline"/>
             </w:pPr>
@@ -2029,7 +1970,7 @@
           </w:tcPr>
           <w:p>
             <w:pPr>
-              <w:pStyle w:val="28"/>
+              <w:pStyle w:val="TableText"/>
               <w:keepNext w:val="0"/>
               <w:keepLines w:val="0"/>
               <w:pageBreakBefore w:val="0"/>
@@ -2042,7 +1983,7 @@
               <w:bidi w:val="0"/>
               <w:adjustRightInd w:val="0"/>
               <w:snapToGrid w:val="0"/>
-              <w:ind w:left="0" w:leftChars="0" w:right="0" w:rightChars="0" w:firstLine="0" w:firstLineChars="0"/>
+              <w:ind w:left="0" w:right="0" w:firstLine="0" w:leftChars="0" w:rightChars="0" w:firstLineChars="0"/>
               <w:jc w:val="center"/>
               <w:textAlignment w:val="baseline"/>
             </w:pPr>
@@ -2054,7 +1995,7 @@
           </w:tcPr>
           <w:p>
             <w:pPr>
-              <w:pStyle w:val="28"/>
+              <w:pStyle w:val="TableText"/>
               <w:keepNext w:val="0"/>
               <w:keepLines w:val="0"/>
               <w:pageBreakBefore w:val="0"/>
@@ -2067,7 +2008,7 @@
               <w:bidi w:val="0"/>
               <w:adjustRightInd w:val="0"/>
               <w:snapToGrid w:val="0"/>
-              <w:ind w:left="0" w:leftChars="0" w:right="0" w:rightChars="0" w:firstLine="0" w:firstLineChars="0"/>
+              <w:ind w:left="0" w:right="0" w:firstLine="0" w:leftChars="0" w:rightChars="0" w:firstLineChars="0"/>
               <w:jc w:val="center"/>
               <w:textAlignment w:val="baseline"/>
             </w:pPr>
@@ -2079,7 +2020,7 @@
           </w:tcPr>
           <w:p>
             <w:pPr>
-              <w:pStyle w:val="28"/>
+              <w:pStyle w:val="TableText"/>
               <w:keepNext w:val="0"/>
               <w:keepLines w:val="0"/>
               <w:pageBreakBefore w:val="0"/>
@@ -2092,7 +2033,7 @@
               <w:bidi w:val="0"/>
               <w:adjustRightInd w:val="0"/>
               <w:snapToGrid w:val="0"/>
-              <w:ind w:left="0" w:leftChars="0" w:right="0" w:rightChars="0" w:firstLine="0" w:firstLineChars="0"/>
+              <w:ind w:left="0" w:right="0" w:firstLine="0" w:leftChars="0" w:rightChars="0" w:firstLineChars="0"/>
               <w:jc w:val="center"/>
               <w:textAlignment w:val="baseline"/>
             </w:pPr>
@@ -2104,7 +2045,7 @@
           </w:tcPr>
           <w:p>
             <w:pPr>
-              <w:pStyle w:val="28"/>
+              <w:pStyle w:val="TableText"/>
               <w:keepNext w:val="0"/>
               <w:keepLines w:val="0"/>
               <w:pageBreakBefore w:val="0"/>
@@ -2117,7 +2058,7 @@
               <w:bidi w:val="0"/>
               <w:adjustRightInd w:val="0"/>
               <w:snapToGrid w:val="0"/>
-              <w:ind w:left="0" w:leftChars="0" w:right="0" w:rightChars="0" w:firstLine="0" w:firstLineChars="0"/>
+              <w:ind w:left="0" w:right="0" w:firstLine="0" w:leftChars="0" w:rightChars="0" w:firstLineChars="0"/>
               <w:jc w:val="center"/>
               <w:textAlignment w:val="baseline"/>
             </w:pPr>
@@ -2129,7 +2070,7 @@
           </w:tcPr>
           <w:p>
             <w:pPr>
-              <w:pStyle w:val="28"/>
+              <w:pStyle w:val="TableText"/>
               <w:keepNext w:val="0"/>
               <w:keepLines w:val="0"/>
               <w:pageBreakBefore w:val="0"/>
@@ -2142,7 +2083,7 @@
               <w:bidi w:val="0"/>
               <w:adjustRightInd w:val="0"/>
               <w:snapToGrid w:val="0"/>
-              <w:ind w:left="0" w:leftChars="0" w:right="0" w:rightChars="0" w:firstLine="0" w:firstLineChars="0"/>
+              <w:ind w:left="0" w:right="0" w:firstLine="0" w:leftChars="0" w:rightChars="0" w:firstLineChars="0"/>
               <w:jc w:val="center"/>
               <w:textAlignment w:val="baseline"/>
             </w:pPr>
@@ -2173,7 +2114,7 @@
     <w:sdt>
       <w:sdtPr>
         <w:rPr>
-          <w:rFonts w:ascii="宋体" w:hAnsi="宋体" w:eastAsia="宋体" w:cs="Arial"/>
+          <w:rFonts w:ascii="宋体" w:eastAsia="宋体" w:hAnsi="宋体" w:cs="Arial"/>
           <w:snapToGrid w:val="0"/>
           <w:color w:val="000000"/>
           <w:kern w:val="0"/>
@@ -2189,7 +2130,7 @@
       </w:sdtPr>
       <w:sdtEndPr>
         <w:rPr>
-          <w:rFonts w:hint="eastAsia" w:ascii="宋体" w:hAnsi="宋体" w:eastAsia="宋体" w:cs="宋体"/>
+          <w:rFonts w:ascii="宋体" w:eastAsia="宋体" w:hAnsi="宋体" w:cs="宋体" w:hint="eastAsia"/>
           <w:snapToGrid w:val="0"/>
           <w:color w:val="000000"/>
           <w:kern w:val="0"/>
@@ -2214,18 +2155,18 @@
             <w:adjustRightInd w:val="0"/>
             <w:snapToGrid w:val="0"/>
             <w:spacing w:before="0" w:beforeLines="0" w:after="0" w:afterLines="0" w:line="240" w:lineRule="auto"/>
-            <w:ind w:left="0" w:leftChars="0" w:right="0" w:rightChars="0" w:firstLine="0" w:firstLineChars="0"/>
+            <w:ind w:left="0" w:right="0" w:firstLine="0" w:leftChars="0" w:rightChars="0" w:firstLineChars="0"/>
             <w:jc w:val="center"/>
             <w:textAlignment w:val="baseline"/>
             <w:rPr>
-              <w:rFonts w:hint="eastAsia" w:ascii="宋体" w:hAnsi="宋体" w:eastAsia="宋体" w:cs="宋体"/>
+              <w:rFonts w:ascii="宋体" w:eastAsia="宋体" w:hAnsi="宋体" w:cs="宋体" w:hint="eastAsia"/>
               <w:sz w:val="24"/>
               <w:szCs w:val="24"/>
             </w:rPr>
           </w:pPr>
           <w:r>
             <w:rPr>
-              <w:rFonts w:hint="eastAsia" w:ascii="宋体" w:hAnsi="宋体" w:eastAsia="宋体" w:cs="宋体"/>
+              <w:rFonts w:ascii="宋体" w:eastAsia="宋体" w:hAnsi="宋体" w:cs="宋体" w:hint="eastAsia"/>
               <w:sz w:val="24"/>
               <w:szCs w:val="24"/>
             </w:rPr>
@@ -2234,14 +2175,14 @@
         </w:p>
         <w:p>
           <w:pPr>
-            <w:pStyle w:val="16"/>
+            <w:pStyle w:val="TOC1"/>
             <w:tabs>
               <w:tab w:val="right" w:leader="dot" w:pos="8306"/>
             </w:tabs>
           </w:pPr>
           <w:r>
             <w:rPr>
-              <w:rFonts w:hint="eastAsia" w:ascii="宋体" w:hAnsi="宋体" w:eastAsia="宋体" w:cs="宋体"/>
+              <w:rFonts w:ascii="宋体" w:eastAsia="宋体" w:hAnsi="宋体" w:cs="宋体" w:hint="eastAsia"/>
               <w:sz w:val="24"/>
               <w:szCs w:val="24"/>
             </w:rPr>
@@ -2249,7 +2190,7 @@
           </w:r>
           <w:r>
             <w:rPr>
-              <w:rFonts w:hint="eastAsia" w:ascii="宋体" w:hAnsi="宋体" w:eastAsia="宋体" w:cs="宋体"/>
+              <w:rFonts w:ascii="宋体" w:eastAsia="宋体" w:hAnsi="宋体" w:cs="宋体" w:hint="eastAsia"/>
               <w:sz w:val="24"/>
               <w:szCs w:val="24"/>
             </w:rPr>
@@ -2257,7 +2198,7 @@
           </w:r>
           <w:r>
             <w:rPr>
-              <w:rFonts w:hint="eastAsia" w:ascii="宋体" w:hAnsi="宋体" w:eastAsia="宋体" w:cs="宋体"/>
+              <w:rFonts w:ascii="宋体" w:eastAsia="宋体" w:hAnsi="宋体" w:cs="宋体" w:hint="eastAsia"/>
               <w:sz w:val="24"/>
               <w:szCs w:val="24"/>
             </w:rPr>
@@ -2265,21 +2206,21 @@
           </w:r>
           <w:r>
             <w:rPr>
-              <w:rFonts w:hint="eastAsia" w:ascii="宋体" w:hAnsi="宋体" w:eastAsia="宋体" w:cs="宋体"/>
+              <w:rFonts w:ascii="宋体" w:eastAsia="宋体" w:hAnsi="宋体" w:cs="宋体" w:hint="eastAsia"/>
               <w:szCs w:val="24"/>
             </w:rPr>
             <w:fldChar w:fldCharType="begin"/>
           </w:r>
           <w:r>
             <w:rPr>
-              <w:rFonts w:hint="eastAsia" w:ascii="宋体" w:hAnsi="宋体" w:eastAsia="宋体" w:cs="宋体"/>
+              <w:rFonts w:ascii="宋体" w:eastAsia="宋体" w:hAnsi="宋体" w:cs="宋体" w:hint="eastAsia"/>
               <w:szCs w:val="24"/>
             </w:rPr>
             <w:instrText xml:space="preserve"> HYPERLINK \l _Toc11306 </w:instrText>
           </w:r>
           <w:r>
             <w:rPr>
-              <w:rFonts w:hint="eastAsia" w:ascii="宋体" w:hAnsi="宋体" w:eastAsia="宋体" w:cs="宋体"/>
+              <w:rFonts w:ascii="宋体" w:eastAsia="宋体" w:hAnsi="宋体" w:cs="宋体" w:hint="eastAsia"/>
               <w:szCs w:val="24"/>
             </w:rPr>
             <w:fldChar w:fldCharType="separate"/>
@@ -2311,7 +2252,7 @@
           </w:r>
           <w:r>
             <w:rPr>
-              <w:rFonts w:hint="eastAsia" w:ascii="宋体" w:hAnsi="宋体" w:eastAsia="宋体" w:cs="宋体"/>
+              <w:rFonts w:ascii="宋体" w:eastAsia="宋体" w:hAnsi="宋体" w:cs="宋体" w:hint="eastAsia"/>
               <w:szCs w:val="24"/>
             </w:rPr>
             <w:fldChar w:fldCharType="end"/>
@@ -2319,28 +2260,28 @@
         </w:p>
         <w:p>
           <w:pPr>
-            <w:pStyle w:val="16"/>
+            <w:pStyle w:val="TOC1"/>
             <w:tabs>
               <w:tab w:val="right" w:leader="dot" w:pos="8306"/>
             </w:tabs>
           </w:pPr>
           <w:r>
             <w:rPr>
-              <w:rFonts w:hint="eastAsia" w:ascii="宋体" w:hAnsi="宋体" w:eastAsia="宋体" w:cs="宋体"/>
+              <w:rFonts w:ascii="宋体" w:eastAsia="宋体" w:hAnsi="宋体" w:cs="宋体" w:hint="eastAsia"/>
               <w:szCs w:val="24"/>
             </w:rPr>
             <w:fldChar w:fldCharType="begin"/>
           </w:r>
           <w:r>
             <w:rPr>
-              <w:rFonts w:hint="eastAsia" w:ascii="宋体" w:hAnsi="宋体" w:eastAsia="宋体" w:cs="宋体"/>
+              <w:rFonts w:ascii="宋体" w:eastAsia="宋体" w:hAnsi="宋体" w:cs="宋体" w:hint="eastAsia"/>
               <w:szCs w:val="24"/>
             </w:rPr>
             <w:instrText xml:space="preserve"> HYPERLINK \l _Toc10471 </w:instrText>
           </w:r>
           <w:r>
             <w:rPr>
-              <w:rFonts w:hint="eastAsia" w:ascii="宋体" w:hAnsi="宋体" w:eastAsia="宋体" w:cs="宋体"/>
+              <w:rFonts w:ascii="宋体" w:eastAsia="宋体" w:hAnsi="宋体" w:cs="宋体" w:hint="eastAsia"/>
               <w:szCs w:val="24"/>
             </w:rPr>
             <w:fldChar w:fldCharType="separate"/>
@@ -2372,7 +2313,7 @@
           </w:r>
           <w:r>
             <w:rPr>
-              <w:rFonts w:hint="eastAsia" w:ascii="宋体" w:hAnsi="宋体" w:eastAsia="宋体" w:cs="宋体"/>
+              <w:rFonts w:ascii="宋体" w:eastAsia="宋体" w:hAnsi="宋体" w:cs="宋体" w:hint="eastAsia"/>
               <w:szCs w:val="24"/>
             </w:rPr>
             <w:fldChar w:fldCharType="end"/>
@@ -2380,28 +2321,28 @@
         </w:p>
         <w:p>
           <w:pPr>
-            <w:pStyle w:val="16"/>
+            <w:pStyle w:val="TOC1"/>
             <w:tabs>
               <w:tab w:val="right" w:leader="dot" w:pos="8306"/>
             </w:tabs>
           </w:pPr>
           <w:r>
             <w:rPr>
-              <w:rFonts w:hint="eastAsia" w:ascii="宋体" w:hAnsi="宋体" w:eastAsia="宋体" w:cs="宋体"/>
+              <w:rFonts w:ascii="宋体" w:eastAsia="宋体" w:hAnsi="宋体" w:cs="宋体" w:hint="eastAsia"/>
               <w:szCs w:val="24"/>
             </w:rPr>
             <w:fldChar w:fldCharType="begin"/>
           </w:r>
           <w:r>
             <w:rPr>
-              <w:rFonts w:hint="eastAsia" w:ascii="宋体" w:hAnsi="宋体" w:eastAsia="宋体" w:cs="宋体"/>
+              <w:rFonts w:ascii="宋体" w:eastAsia="宋体" w:hAnsi="宋体" w:cs="宋体" w:hint="eastAsia"/>
               <w:szCs w:val="24"/>
             </w:rPr>
             <w:instrText xml:space="preserve"> HYPERLINK \l _Toc7204 </w:instrText>
           </w:r>
           <w:r>
             <w:rPr>
-              <w:rFonts w:hint="eastAsia" w:ascii="宋体" w:hAnsi="宋体" w:eastAsia="宋体" w:cs="宋体"/>
+              <w:rFonts w:ascii="宋体" w:eastAsia="宋体" w:hAnsi="宋体" w:cs="宋体" w:hint="eastAsia"/>
               <w:szCs w:val="24"/>
             </w:rPr>
             <w:fldChar w:fldCharType="separate"/>
@@ -2435,7 +2376,7 @@
           </w:r>
           <w:r>
             <w:rPr>
-              <w:rFonts w:hint="eastAsia" w:ascii="宋体" w:hAnsi="宋体" w:eastAsia="宋体" w:cs="宋体"/>
+              <w:rFonts w:ascii="宋体" w:eastAsia="宋体" w:hAnsi="宋体" w:cs="宋体" w:hint="eastAsia"/>
               <w:szCs w:val="24"/>
             </w:rPr>
             <w:fldChar w:fldCharType="end"/>
@@ -2443,28 +2384,28 @@
         </w:p>
         <w:p>
           <w:pPr>
-            <w:pStyle w:val="16"/>
+            <w:pStyle w:val="TOC1"/>
             <w:tabs>
               <w:tab w:val="right" w:leader="dot" w:pos="8306"/>
             </w:tabs>
           </w:pPr>
           <w:r>
             <w:rPr>
-              <w:rFonts w:hint="eastAsia" w:ascii="宋体" w:hAnsi="宋体" w:eastAsia="宋体" w:cs="宋体"/>
+              <w:rFonts w:ascii="宋体" w:eastAsia="宋体" w:hAnsi="宋体" w:cs="宋体" w:hint="eastAsia"/>
               <w:szCs w:val="24"/>
             </w:rPr>
             <w:fldChar w:fldCharType="begin"/>
           </w:r>
           <w:r>
             <w:rPr>
-              <w:rFonts w:hint="eastAsia" w:ascii="宋体" w:hAnsi="宋体" w:eastAsia="宋体" w:cs="宋体"/>
+              <w:rFonts w:ascii="宋体" w:eastAsia="宋体" w:hAnsi="宋体" w:cs="宋体" w:hint="eastAsia"/>
               <w:szCs w:val="24"/>
             </w:rPr>
             <w:instrText xml:space="preserve"> HYPERLINK \l _Toc28735 </w:instrText>
           </w:r>
           <w:r>
             <w:rPr>
-              <w:rFonts w:hint="eastAsia" w:ascii="宋体" w:hAnsi="宋体" w:eastAsia="宋体" w:cs="宋体"/>
+              <w:rFonts w:ascii="宋体" w:eastAsia="宋体" w:hAnsi="宋体" w:cs="宋体" w:hint="eastAsia"/>
               <w:szCs w:val="24"/>
             </w:rPr>
             <w:fldChar w:fldCharType="separate"/>
@@ -2498,7 +2439,7 @@
           </w:r>
           <w:r>
             <w:rPr>
-              <w:rFonts w:hint="eastAsia" w:ascii="宋体" w:hAnsi="宋体" w:eastAsia="宋体" w:cs="宋体"/>
+              <w:rFonts w:ascii="宋体" w:eastAsia="宋体" w:hAnsi="宋体" w:cs="宋体" w:hint="eastAsia"/>
               <w:szCs w:val="24"/>
             </w:rPr>
             <w:fldChar w:fldCharType="end"/>
@@ -2506,28 +2447,28 @@
         </w:p>
         <w:p>
           <w:pPr>
-            <w:pStyle w:val="16"/>
+            <w:pStyle w:val="TOC1"/>
             <w:tabs>
               <w:tab w:val="right" w:leader="dot" w:pos="8306"/>
             </w:tabs>
           </w:pPr>
           <w:r>
             <w:rPr>
-              <w:rFonts w:hint="eastAsia" w:ascii="宋体" w:hAnsi="宋体" w:eastAsia="宋体" w:cs="宋体"/>
+              <w:rFonts w:ascii="宋体" w:eastAsia="宋体" w:hAnsi="宋体" w:cs="宋体" w:hint="eastAsia"/>
               <w:szCs w:val="24"/>
             </w:rPr>
             <w:fldChar w:fldCharType="begin"/>
           </w:r>
           <w:r>
             <w:rPr>
-              <w:rFonts w:hint="eastAsia" w:ascii="宋体" w:hAnsi="宋体" w:eastAsia="宋体" w:cs="宋体"/>
+              <w:rFonts w:ascii="宋体" w:eastAsia="宋体" w:hAnsi="宋体" w:cs="宋体" w:hint="eastAsia"/>
               <w:szCs w:val="24"/>
             </w:rPr>
             <w:instrText xml:space="preserve"> HYPERLINK \l _Toc27624 </w:instrText>
           </w:r>
           <w:r>
             <w:rPr>
-              <w:rFonts w:hint="eastAsia" w:ascii="宋体" w:hAnsi="宋体" w:eastAsia="宋体" w:cs="宋体"/>
+              <w:rFonts w:ascii="宋体" w:eastAsia="宋体" w:hAnsi="宋体" w:cs="宋体" w:hint="eastAsia"/>
               <w:szCs w:val="24"/>
             </w:rPr>
             <w:fldChar w:fldCharType="separate"/>
@@ -2561,7 +2502,7 @@
           </w:r>
           <w:r>
             <w:rPr>
-              <w:rFonts w:hint="eastAsia" w:ascii="宋体" w:hAnsi="宋体" w:eastAsia="宋体" w:cs="宋体"/>
+              <w:rFonts w:ascii="宋体" w:eastAsia="宋体" w:hAnsi="宋体" w:cs="宋体" w:hint="eastAsia"/>
               <w:szCs w:val="24"/>
             </w:rPr>
             <w:fldChar w:fldCharType="end"/>
@@ -2569,28 +2510,28 @@
         </w:p>
         <w:p>
           <w:pPr>
-            <w:pStyle w:val="17"/>
+            <w:pStyle w:val="TOC2"/>
             <w:tabs>
               <w:tab w:val="right" w:leader="dot" w:pos="8306"/>
             </w:tabs>
           </w:pPr>
           <w:r>
             <w:rPr>
-              <w:rFonts w:hint="eastAsia" w:ascii="宋体" w:hAnsi="宋体" w:eastAsia="宋体" w:cs="宋体"/>
+              <w:rFonts w:ascii="宋体" w:eastAsia="宋体" w:hAnsi="宋体" w:cs="宋体" w:hint="eastAsia"/>
               <w:szCs w:val="24"/>
             </w:rPr>
             <w:fldChar w:fldCharType="begin"/>
           </w:r>
           <w:r>
             <w:rPr>
-              <w:rFonts w:hint="eastAsia" w:ascii="宋体" w:hAnsi="宋体" w:eastAsia="宋体" w:cs="宋体"/>
+              <w:rFonts w:ascii="宋体" w:eastAsia="宋体" w:hAnsi="宋体" w:cs="宋体" w:hint="eastAsia"/>
               <w:szCs w:val="24"/>
             </w:rPr>
             <w:instrText xml:space="preserve"> HYPERLINK \l _Toc19629 </w:instrText>
           </w:r>
           <w:r>
             <w:rPr>
-              <w:rFonts w:hint="eastAsia" w:ascii="宋体" w:hAnsi="宋体" w:eastAsia="宋体" w:cs="宋体"/>
+              <w:rFonts w:ascii="宋体" w:eastAsia="宋体" w:hAnsi="宋体" w:cs="宋体" w:hint="eastAsia"/>
               <w:szCs w:val="24"/>
             </w:rPr>
             <w:fldChar w:fldCharType="separate"/>
@@ -2624,7 +2565,7 @@
           </w:r>
           <w:r>
             <w:rPr>
-              <w:rFonts w:hint="eastAsia" w:ascii="宋体" w:hAnsi="宋体" w:eastAsia="宋体" w:cs="宋体"/>
+              <w:rFonts w:ascii="宋体" w:eastAsia="宋体" w:hAnsi="宋体" w:cs="宋体" w:hint="eastAsia"/>
               <w:szCs w:val="24"/>
             </w:rPr>
             <w:fldChar w:fldCharType="end"/>
@@ -2632,28 +2573,28 @@
         </w:p>
         <w:p>
           <w:pPr>
-            <w:pStyle w:val="17"/>
+            <w:pStyle w:val="TOC2"/>
             <w:tabs>
               <w:tab w:val="right" w:leader="dot" w:pos="8306"/>
             </w:tabs>
           </w:pPr>
           <w:r>
             <w:rPr>
-              <w:rFonts w:hint="eastAsia" w:ascii="宋体" w:hAnsi="宋体" w:eastAsia="宋体" w:cs="宋体"/>
+              <w:rFonts w:ascii="宋体" w:eastAsia="宋体" w:hAnsi="宋体" w:cs="宋体" w:hint="eastAsia"/>
               <w:szCs w:val="24"/>
             </w:rPr>
             <w:fldChar w:fldCharType="begin"/>
           </w:r>
           <w:r>
             <w:rPr>
-              <w:rFonts w:hint="eastAsia" w:ascii="宋体" w:hAnsi="宋体" w:eastAsia="宋体" w:cs="宋体"/>
+              <w:rFonts w:ascii="宋体" w:eastAsia="宋体" w:hAnsi="宋体" w:cs="宋体" w:hint="eastAsia"/>
               <w:szCs w:val="24"/>
             </w:rPr>
             <w:instrText xml:space="preserve"> HYPERLINK \l _Toc15379 </w:instrText>
           </w:r>
           <w:r>
             <w:rPr>
-              <w:rFonts w:hint="eastAsia" w:ascii="宋体" w:hAnsi="宋体" w:eastAsia="宋体" w:cs="宋体"/>
+              <w:rFonts w:ascii="宋体" w:eastAsia="宋体" w:hAnsi="宋体" w:cs="宋体" w:hint="eastAsia"/>
               <w:szCs w:val="24"/>
             </w:rPr>
             <w:fldChar w:fldCharType="separate"/>
@@ -2687,7 +2628,7 @@
           </w:r>
           <w:r>
             <w:rPr>
-              <w:rFonts w:hint="eastAsia" w:ascii="宋体" w:hAnsi="宋体" w:eastAsia="宋体" w:cs="宋体"/>
+              <w:rFonts w:ascii="宋体" w:eastAsia="宋体" w:hAnsi="宋体" w:cs="宋体" w:hint="eastAsia"/>
               <w:szCs w:val="24"/>
             </w:rPr>
             <w:fldChar w:fldCharType="end"/>
@@ -2695,28 +2636,28 @@
         </w:p>
         <w:p>
           <w:pPr>
-            <w:pStyle w:val="17"/>
+            <w:pStyle w:val="TOC2"/>
             <w:tabs>
               <w:tab w:val="right" w:leader="dot" w:pos="8306"/>
             </w:tabs>
           </w:pPr>
           <w:r>
             <w:rPr>
-              <w:rFonts w:hint="eastAsia" w:ascii="宋体" w:hAnsi="宋体" w:eastAsia="宋体" w:cs="宋体"/>
+              <w:rFonts w:ascii="宋体" w:eastAsia="宋体" w:hAnsi="宋体" w:cs="宋体" w:hint="eastAsia"/>
               <w:szCs w:val="24"/>
             </w:rPr>
             <w:fldChar w:fldCharType="begin"/>
           </w:r>
           <w:r>
             <w:rPr>
-              <w:rFonts w:hint="eastAsia" w:ascii="宋体" w:hAnsi="宋体" w:eastAsia="宋体" w:cs="宋体"/>
+              <w:rFonts w:ascii="宋体" w:eastAsia="宋体" w:hAnsi="宋体" w:cs="宋体" w:hint="eastAsia"/>
               <w:szCs w:val="24"/>
             </w:rPr>
             <w:instrText xml:space="preserve"> HYPERLINK \l _Toc20980 </w:instrText>
           </w:r>
           <w:r>
             <w:rPr>
-              <w:rFonts w:hint="eastAsia" w:ascii="宋体" w:hAnsi="宋体" w:eastAsia="宋体" w:cs="宋体"/>
+              <w:rFonts w:ascii="宋体" w:eastAsia="宋体" w:hAnsi="宋体" w:cs="宋体" w:hint="eastAsia"/>
               <w:szCs w:val="24"/>
             </w:rPr>
             <w:fldChar w:fldCharType="separate"/>
@@ -2750,7 +2691,7 @@
           </w:r>
           <w:r>
             <w:rPr>
-              <w:rFonts w:hint="eastAsia" w:ascii="宋体" w:hAnsi="宋体" w:eastAsia="宋体" w:cs="宋体"/>
+              <w:rFonts w:ascii="宋体" w:eastAsia="宋体" w:hAnsi="宋体" w:cs="宋体" w:hint="eastAsia"/>
               <w:szCs w:val="24"/>
             </w:rPr>
             <w:fldChar w:fldCharType="end"/>
@@ -2758,28 +2699,28 @@
         </w:p>
         <w:p>
           <w:pPr>
-            <w:pStyle w:val="16"/>
+            <w:pStyle w:val="TOC1"/>
             <w:tabs>
               <w:tab w:val="right" w:leader="dot" w:pos="8306"/>
             </w:tabs>
           </w:pPr>
           <w:r>
             <w:rPr>
-              <w:rFonts w:hint="eastAsia" w:ascii="宋体" w:hAnsi="宋体" w:eastAsia="宋体" w:cs="宋体"/>
+              <w:rFonts w:ascii="宋体" w:eastAsia="宋体" w:hAnsi="宋体" w:cs="宋体" w:hint="eastAsia"/>
               <w:szCs w:val="24"/>
             </w:rPr>
             <w:fldChar w:fldCharType="begin"/>
           </w:r>
           <w:r>
             <w:rPr>
-              <w:rFonts w:hint="eastAsia" w:ascii="宋体" w:hAnsi="宋体" w:eastAsia="宋体" w:cs="宋体"/>
+              <w:rFonts w:ascii="宋体" w:eastAsia="宋体" w:hAnsi="宋体" w:cs="宋体" w:hint="eastAsia"/>
               <w:szCs w:val="24"/>
             </w:rPr>
             <w:instrText xml:space="preserve"> HYPERLINK \l _Toc22666 </w:instrText>
           </w:r>
           <w:r>
             <w:rPr>
-              <w:rFonts w:hint="eastAsia" w:ascii="宋体" w:hAnsi="宋体" w:eastAsia="宋体" w:cs="宋体"/>
+              <w:rFonts w:ascii="宋体" w:eastAsia="宋体" w:hAnsi="宋体" w:cs="宋体" w:hint="eastAsia"/>
               <w:szCs w:val="24"/>
             </w:rPr>
             <w:fldChar w:fldCharType="separate"/>
@@ -2813,7 +2754,7 @@
           </w:r>
           <w:r>
             <w:rPr>
-              <w:rFonts w:hint="eastAsia" w:ascii="宋体" w:hAnsi="宋体" w:eastAsia="宋体" w:cs="宋体"/>
+              <w:rFonts w:ascii="宋体" w:eastAsia="宋体" w:hAnsi="宋体" w:cs="宋体" w:hint="eastAsia"/>
               <w:szCs w:val="24"/>
             </w:rPr>
             <w:fldChar w:fldCharType="end"/>
@@ -2821,28 +2762,28 @@
         </w:p>
         <w:p>
           <w:pPr>
-            <w:pStyle w:val="16"/>
+            <w:pStyle w:val="TOC1"/>
             <w:tabs>
               <w:tab w:val="right" w:leader="dot" w:pos="8306"/>
             </w:tabs>
           </w:pPr>
           <w:r>
             <w:rPr>
-              <w:rFonts w:hint="eastAsia" w:ascii="宋体" w:hAnsi="宋体" w:eastAsia="宋体" w:cs="宋体"/>
+              <w:rFonts w:ascii="宋体" w:eastAsia="宋体" w:hAnsi="宋体" w:cs="宋体" w:hint="eastAsia"/>
               <w:szCs w:val="24"/>
             </w:rPr>
             <w:fldChar w:fldCharType="begin"/>
           </w:r>
           <w:r>
             <w:rPr>
-              <w:rFonts w:hint="eastAsia" w:ascii="宋体" w:hAnsi="宋体" w:eastAsia="宋体" w:cs="宋体"/>
+              <w:rFonts w:ascii="宋体" w:eastAsia="宋体" w:hAnsi="宋体" w:cs="宋体" w:hint="eastAsia"/>
               <w:szCs w:val="24"/>
             </w:rPr>
             <w:instrText xml:space="preserve"> HYPERLINK \l _Toc20173 </w:instrText>
           </w:r>
           <w:r>
             <w:rPr>
-              <w:rFonts w:hint="eastAsia" w:ascii="宋体" w:hAnsi="宋体" w:eastAsia="宋体" w:cs="宋体"/>
+              <w:rFonts w:ascii="宋体" w:eastAsia="宋体" w:hAnsi="宋体" w:cs="宋体" w:hint="eastAsia"/>
               <w:szCs w:val="24"/>
             </w:rPr>
             <w:fldChar w:fldCharType="separate"/>
@@ -2876,7 +2817,7 @@
           </w:r>
           <w:r>
             <w:rPr>
-              <w:rFonts w:hint="eastAsia" w:ascii="宋体" w:hAnsi="宋体" w:eastAsia="宋体" w:cs="宋体"/>
+              <w:rFonts w:ascii="宋体" w:eastAsia="宋体" w:hAnsi="宋体" w:cs="宋体" w:hint="eastAsia"/>
               <w:szCs w:val="24"/>
             </w:rPr>
             <w:fldChar w:fldCharType="end"/>
@@ -2884,28 +2825,28 @@
         </w:p>
         <w:p>
           <w:pPr>
-            <w:pStyle w:val="17"/>
+            <w:pStyle w:val="TOC2"/>
             <w:tabs>
               <w:tab w:val="right" w:leader="dot" w:pos="8306"/>
             </w:tabs>
           </w:pPr>
           <w:r>
             <w:rPr>
-              <w:rFonts w:hint="eastAsia" w:ascii="宋体" w:hAnsi="宋体" w:eastAsia="宋体" w:cs="宋体"/>
+              <w:rFonts w:ascii="宋体" w:eastAsia="宋体" w:hAnsi="宋体" w:cs="宋体" w:hint="eastAsia"/>
               <w:szCs w:val="24"/>
             </w:rPr>
             <w:fldChar w:fldCharType="begin"/>
           </w:r>
           <w:r>
             <w:rPr>
-              <w:rFonts w:hint="eastAsia" w:ascii="宋体" w:hAnsi="宋体" w:eastAsia="宋体" w:cs="宋体"/>
+              <w:rFonts w:ascii="宋体" w:eastAsia="宋体" w:hAnsi="宋体" w:cs="宋体" w:hint="eastAsia"/>
               <w:szCs w:val="24"/>
             </w:rPr>
             <w:instrText xml:space="preserve"> HYPERLINK \l _Toc26083 </w:instrText>
           </w:r>
           <w:r>
             <w:rPr>
-              <w:rFonts w:hint="eastAsia" w:ascii="宋体" w:hAnsi="宋体" w:eastAsia="宋体" w:cs="宋体"/>
+              <w:rFonts w:ascii="宋体" w:eastAsia="宋体" w:hAnsi="宋体" w:cs="宋体" w:hint="eastAsia"/>
               <w:szCs w:val="24"/>
             </w:rPr>
             <w:fldChar w:fldCharType="separate"/>
@@ -2939,7 +2880,7 @@
           </w:r>
           <w:r>
             <w:rPr>
-              <w:rFonts w:hint="eastAsia" w:ascii="宋体" w:hAnsi="宋体" w:eastAsia="宋体" w:cs="宋体"/>
+              <w:rFonts w:ascii="宋体" w:eastAsia="宋体" w:hAnsi="宋体" w:cs="宋体" w:hint="eastAsia"/>
               <w:szCs w:val="24"/>
             </w:rPr>
             <w:fldChar w:fldCharType="end"/>
@@ -2947,28 +2888,28 @@
         </w:p>
         <w:p>
           <w:pPr>
-            <w:pStyle w:val="17"/>
+            <w:pStyle w:val="TOC2"/>
             <w:tabs>
               <w:tab w:val="right" w:leader="dot" w:pos="8306"/>
             </w:tabs>
           </w:pPr>
           <w:r>
             <w:rPr>
-              <w:rFonts w:hint="eastAsia" w:ascii="宋体" w:hAnsi="宋体" w:eastAsia="宋体" w:cs="宋体"/>
+              <w:rFonts w:ascii="宋体" w:eastAsia="宋体" w:hAnsi="宋体" w:cs="宋体" w:hint="eastAsia"/>
               <w:szCs w:val="24"/>
             </w:rPr>
             <w:fldChar w:fldCharType="begin"/>
           </w:r>
           <w:r>
             <w:rPr>
-              <w:rFonts w:hint="eastAsia" w:ascii="宋体" w:hAnsi="宋体" w:eastAsia="宋体" w:cs="宋体"/>
+              <w:rFonts w:ascii="宋体" w:eastAsia="宋体" w:hAnsi="宋体" w:cs="宋体" w:hint="eastAsia"/>
               <w:szCs w:val="24"/>
             </w:rPr>
             <w:instrText xml:space="preserve"> HYPERLINK \l _Toc11057 </w:instrText>
           </w:r>
           <w:r>
             <w:rPr>
-              <w:rFonts w:hint="eastAsia" w:ascii="宋体" w:hAnsi="宋体" w:eastAsia="宋体" w:cs="宋体"/>
+              <w:rFonts w:ascii="宋体" w:eastAsia="宋体" w:hAnsi="宋体" w:cs="宋体" w:hint="eastAsia"/>
               <w:szCs w:val="24"/>
             </w:rPr>
             <w:fldChar w:fldCharType="separate"/>
@@ -3002,7 +2943,7 @@
           </w:r>
           <w:r>
             <w:rPr>
-              <w:rFonts w:hint="eastAsia" w:ascii="宋体" w:hAnsi="宋体" w:eastAsia="宋体" w:cs="宋体"/>
+              <w:rFonts w:ascii="宋体" w:eastAsia="宋体" w:hAnsi="宋体" w:cs="宋体" w:hint="eastAsia"/>
               <w:szCs w:val="24"/>
             </w:rPr>
             <w:fldChar w:fldCharType="end"/>
@@ -3010,28 +2951,28 @@
         </w:p>
         <w:p>
           <w:pPr>
-            <w:pStyle w:val="16"/>
+            <w:pStyle w:val="TOC1"/>
             <w:tabs>
               <w:tab w:val="right" w:leader="dot" w:pos="8306"/>
             </w:tabs>
           </w:pPr>
           <w:r>
             <w:rPr>
-              <w:rFonts w:hint="eastAsia" w:ascii="宋体" w:hAnsi="宋体" w:eastAsia="宋体" w:cs="宋体"/>
+              <w:rFonts w:ascii="宋体" w:eastAsia="宋体" w:hAnsi="宋体" w:cs="宋体" w:hint="eastAsia"/>
               <w:szCs w:val="24"/>
             </w:rPr>
             <w:fldChar w:fldCharType="begin"/>
           </w:r>
           <w:r>
             <w:rPr>
-              <w:rFonts w:hint="eastAsia" w:ascii="宋体" w:hAnsi="宋体" w:eastAsia="宋体" w:cs="宋体"/>
+              <w:rFonts w:ascii="宋体" w:eastAsia="宋体" w:hAnsi="宋体" w:cs="宋体" w:hint="eastAsia"/>
               <w:szCs w:val="24"/>
             </w:rPr>
             <w:instrText xml:space="preserve"> HYPERLINK \l _Toc4874 </w:instrText>
           </w:r>
           <w:r>
             <w:rPr>
-              <w:rFonts w:hint="eastAsia" w:ascii="宋体" w:hAnsi="宋体" w:eastAsia="宋体" w:cs="宋体"/>
+              <w:rFonts w:ascii="宋体" w:eastAsia="宋体" w:hAnsi="宋体" w:cs="宋体" w:hint="eastAsia"/>
               <w:szCs w:val="24"/>
             </w:rPr>
             <w:fldChar w:fldCharType="separate"/>
@@ -3065,7 +3006,7 @@
           </w:r>
           <w:r>
             <w:rPr>
-              <w:rFonts w:hint="eastAsia" w:ascii="宋体" w:hAnsi="宋体" w:eastAsia="宋体" w:cs="宋体"/>
+              <w:rFonts w:ascii="宋体" w:eastAsia="宋体" w:hAnsi="宋体" w:cs="宋体" w:hint="eastAsia"/>
               <w:szCs w:val="24"/>
             </w:rPr>
             <w:fldChar w:fldCharType="end"/>
@@ -3073,28 +3014,28 @@
         </w:p>
         <w:p>
           <w:pPr>
-            <w:pStyle w:val="16"/>
+            <w:pStyle w:val="TOC1"/>
             <w:tabs>
               <w:tab w:val="right" w:leader="dot" w:pos="8306"/>
             </w:tabs>
           </w:pPr>
           <w:r>
             <w:rPr>
-              <w:rFonts w:hint="eastAsia" w:ascii="宋体" w:hAnsi="宋体" w:eastAsia="宋体" w:cs="宋体"/>
+              <w:rFonts w:ascii="宋体" w:eastAsia="宋体" w:hAnsi="宋体" w:cs="宋体" w:hint="eastAsia"/>
               <w:szCs w:val="24"/>
             </w:rPr>
             <w:fldChar w:fldCharType="begin"/>
           </w:r>
           <w:r>
             <w:rPr>
-              <w:rFonts w:hint="eastAsia" w:ascii="宋体" w:hAnsi="宋体" w:eastAsia="宋体" w:cs="宋体"/>
+              <w:rFonts w:ascii="宋体" w:eastAsia="宋体" w:hAnsi="宋体" w:cs="宋体" w:hint="eastAsia"/>
               <w:szCs w:val="24"/>
             </w:rPr>
             <w:instrText xml:space="preserve"> HYPERLINK \l _Toc28134 </w:instrText>
           </w:r>
           <w:r>
             <w:rPr>
-              <w:rFonts w:hint="eastAsia" w:ascii="宋体" w:hAnsi="宋体" w:eastAsia="宋体" w:cs="宋体"/>
+              <w:rFonts w:ascii="宋体" w:eastAsia="宋体" w:hAnsi="宋体" w:cs="宋体" w:hint="eastAsia"/>
               <w:szCs w:val="24"/>
             </w:rPr>
             <w:fldChar w:fldCharType="separate"/>
@@ -3128,7 +3069,7 @@
           </w:r>
           <w:r>
             <w:rPr>
-              <w:rFonts w:hint="eastAsia" w:ascii="宋体" w:hAnsi="宋体" w:eastAsia="宋体" w:cs="宋体"/>
+              <w:rFonts w:ascii="宋体" w:eastAsia="宋体" w:hAnsi="宋体" w:cs="宋体" w:hint="eastAsia"/>
               <w:szCs w:val="24"/>
             </w:rPr>
             <w:fldChar w:fldCharType="end"/>
@@ -3136,28 +3077,28 @@
         </w:p>
         <w:p>
           <w:pPr>
-            <w:pStyle w:val="16"/>
+            <w:pStyle w:val="TOC1"/>
             <w:tabs>
               <w:tab w:val="right" w:leader="dot" w:pos="8306"/>
             </w:tabs>
           </w:pPr>
           <w:r>
             <w:rPr>
-              <w:rFonts w:hint="eastAsia" w:ascii="宋体" w:hAnsi="宋体" w:eastAsia="宋体" w:cs="宋体"/>
+              <w:rFonts w:ascii="宋体" w:eastAsia="宋体" w:hAnsi="宋体" w:cs="宋体" w:hint="eastAsia"/>
               <w:szCs w:val="24"/>
             </w:rPr>
             <w:fldChar w:fldCharType="begin"/>
           </w:r>
           <w:r>
             <w:rPr>
-              <w:rFonts w:hint="eastAsia" w:ascii="宋体" w:hAnsi="宋体" w:eastAsia="宋体" w:cs="宋体"/>
+              <w:rFonts w:ascii="宋体" w:eastAsia="宋体" w:hAnsi="宋体" w:cs="宋体" w:hint="eastAsia"/>
               <w:szCs w:val="24"/>
             </w:rPr>
             <w:instrText xml:space="preserve"> HYPERLINK \l _Toc14601 </w:instrText>
           </w:r>
           <w:r>
             <w:rPr>
-              <w:rFonts w:hint="eastAsia" w:ascii="宋体" w:hAnsi="宋体" w:eastAsia="宋体" w:cs="宋体"/>
+              <w:rFonts w:ascii="宋体" w:eastAsia="宋体" w:hAnsi="宋体" w:cs="宋体" w:hint="eastAsia"/>
               <w:szCs w:val="24"/>
             </w:rPr>
             <w:fldChar w:fldCharType="separate"/>
@@ -3191,7 +3132,7 @@
           </w:r>
           <w:r>
             <w:rPr>
-              <w:rFonts w:hint="eastAsia" w:ascii="宋体" w:hAnsi="宋体" w:eastAsia="宋体" w:cs="宋体"/>
+              <w:rFonts w:ascii="宋体" w:eastAsia="宋体" w:hAnsi="宋体" w:cs="宋体" w:hint="eastAsia"/>
               <w:szCs w:val="24"/>
             </w:rPr>
             <w:fldChar w:fldCharType="end"/>
@@ -3199,28 +3140,28 @@
         </w:p>
         <w:p>
           <w:pPr>
-            <w:pStyle w:val="17"/>
+            <w:pStyle w:val="TOC2"/>
             <w:tabs>
               <w:tab w:val="right" w:leader="dot" w:pos="8306"/>
             </w:tabs>
           </w:pPr>
           <w:r>
             <w:rPr>
-              <w:rFonts w:hint="eastAsia" w:ascii="宋体" w:hAnsi="宋体" w:eastAsia="宋体" w:cs="宋体"/>
+              <w:rFonts w:ascii="宋体" w:eastAsia="宋体" w:hAnsi="宋体" w:cs="宋体" w:hint="eastAsia"/>
               <w:szCs w:val="24"/>
             </w:rPr>
             <w:fldChar w:fldCharType="begin"/>
           </w:r>
           <w:r>
             <w:rPr>
-              <w:rFonts w:hint="eastAsia" w:ascii="宋体" w:hAnsi="宋体" w:eastAsia="宋体" w:cs="宋体"/>
+              <w:rFonts w:ascii="宋体" w:eastAsia="宋体" w:hAnsi="宋体" w:cs="宋体" w:hint="eastAsia"/>
               <w:szCs w:val="24"/>
             </w:rPr>
             <w:instrText xml:space="preserve"> HYPERLINK \l _Toc19370 </w:instrText>
           </w:r>
           <w:r>
             <w:rPr>
-              <w:rFonts w:hint="eastAsia" w:ascii="宋体" w:hAnsi="宋体" w:eastAsia="宋体" w:cs="宋体"/>
+              <w:rFonts w:ascii="宋体" w:eastAsia="宋体" w:hAnsi="宋体" w:cs="宋体" w:hint="eastAsia"/>
               <w:szCs w:val="24"/>
             </w:rPr>
             <w:fldChar w:fldCharType="separate"/>
@@ -3254,7 +3195,7 @@
           </w:r>
           <w:r>
             <w:rPr>
-              <w:rFonts w:hint="eastAsia" w:ascii="宋体" w:hAnsi="宋体" w:eastAsia="宋体" w:cs="宋体"/>
+              <w:rFonts w:ascii="宋体" w:eastAsia="宋体" w:hAnsi="宋体" w:cs="宋体" w:hint="eastAsia"/>
               <w:szCs w:val="24"/>
             </w:rPr>
             <w:fldChar w:fldCharType="end"/>
@@ -3262,28 +3203,28 @@
         </w:p>
         <w:p>
           <w:pPr>
-            <w:pStyle w:val="17"/>
+            <w:pStyle w:val="TOC2"/>
             <w:tabs>
               <w:tab w:val="right" w:leader="dot" w:pos="8306"/>
             </w:tabs>
           </w:pPr>
           <w:r>
             <w:rPr>
-              <w:rFonts w:hint="eastAsia" w:ascii="宋体" w:hAnsi="宋体" w:eastAsia="宋体" w:cs="宋体"/>
+              <w:rFonts w:ascii="宋体" w:eastAsia="宋体" w:hAnsi="宋体" w:cs="宋体" w:hint="eastAsia"/>
               <w:szCs w:val="24"/>
             </w:rPr>
             <w:fldChar w:fldCharType="begin"/>
           </w:r>
           <w:r>
             <w:rPr>
-              <w:rFonts w:hint="eastAsia" w:ascii="宋体" w:hAnsi="宋体" w:eastAsia="宋体" w:cs="宋体"/>
+              <w:rFonts w:ascii="宋体" w:eastAsia="宋体" w:hAnsi="宋体" w:cs="宋体" w:hint="eastAsia"/>
               <w:szCs w:val="24"/>
             </w:rPr>
             <w:instrText xml:space="preserve"> HYPERLINK \l _Toc25119 </w:instrText>
           </w:r>
           <w:r>
             <w:rPr>
-              <w:rFonts w:hint="eastAsia" w:ascii="宋体" w:hAnsi="宋体" w:eastAsia="宋体" w:cs="宋体"/>
+              <w:rFonts w:ascii="宋体" w:eastAsia="宋体" w:hAnsi="宋体" w:cs="宋体" w:hint="eastAsia"/>
               <w:szCs w:val="24"/>
             </w:rPr>
             <w:fldChar w:fldCharType="separate"/>
@@ -3317,7 +3258,7 @@
           </w:r>
           <w:r>
             <w:rPr>
-              <w:rFonts w:hint="eastAsia" w:ascii="宋体" w:hAnsi="宋体" w:eastAsia="宋体" w:cs="宋体"/>
+              <w:rFonts w:ascii="宋体" w:eastAsia="宋体" w:hAnsi="宋体" w:cs="宋体" w:hint="eastAsia"/>
               <w:szCs w:val="24"/>
             </w:rPr>
             <w:fldChar w:fldCharType="end"/>
@@ -3325,28 +3266,28 @@
         </w:p>
         <w:p>
           <w:pPr>
-            <w:pStyle w:val="17"/>
+            <w:pStyle w:val="TOC2"/>
             <w:tabs>
               <w:tab w:val="right" w:leader="dot" w:pos="8306"/>
             </w:tabs>
           </w:pPr>
           <w:r>
             <w:rPr>
-              <w:rFonts w:hint="eastAsia" w:ascii="宋体" w:hAnsi="宋体" w:eastAsia="宋体" w:cs="宋体"/>
+              <w:rFonts w:ascii="宋体" w:eastAsia="宋体" w:hAnsi="宋体" w:cs="宋体" w:hint="eastAsia"/>
               <w:szCs w:val="24"/>
             </w:rPr>
             <w:fldChar w:fldCharType="begin"/>
           </w:r>
           <w:r>
             <w:rPr>
-              <w:rFonts w:hint="eastAsia" w:ascii="宋体" w:hAnsi="宋体" w:eastAsia="宋体" w:cs="宋体"/>
+              <w:rFonts w:ascii="宋体" w:eastAsia="宋体" w:hAnsi="宋体" w:cs="宋体" w:hint="eastAsia"/>
               <w:szCs w:val="24"/>
             </w:rPr>
             <w:instrText xml:space="preserve"> HYPERLINK \l _Toc29798 </w:instrText>
           </w:r>
           <w:r>
             <w:rPr>
-              <w:rFonts w:hint="eastAsia" w:ascii="宋体" w:hAnsi="宋体" w:eastAsia="宋体" w:cs="宋体"/>
+              <w:rFonts w:ascii="宋体" w:eastAsia="宋体" w:hAnsi="宋体" w:cs="宋体" w:hint="eastAsia"/>
               <w:szCs w:val="24"/>
             </w:rPr>
             <w:fldChar w:fldCharType="separate"/>
@@ -3380,7 +3321,7 @@
           </w:r>
           <w:r>
             <w:rPr>
-              <w:rFonts w:hint="eastAsia" w:ascii="宋体" w:hAnsi="宋体" w:eastAsia="宋体" w:cs="宋体"/>
+              <w:rFonts w:ascii="宋体" w:eastAsia="宋体" w:hAnsi="宋体" w:cs="宋体" w:hint="eastAsia"/>
               <w:szCs w:val="24"/>
             </w:rPr>
             <w:fldChar w:fldCharType="end"/>
@@ -3388,28 +3329,28 @@
         </w:p>
         <w:p>
           <w:pPr>
-            <w:pStyle w:val="17"/>
+            <w:pStyle w:val="TOC2"/>
             <w:tabs>
               <w:tab w:val="right" w:leader="dot" w:pos="8306"/>
             </w:tabs>
           </w:pPr>
           <w:r>
             <w:rPr>
-              <w:rFonts w:hint="eastAsia" w:ascii="宋体" w:hAnsi="宋体" w:eastAsia="宋体" w:cs="宋体"/>
+              <w:rFonts w:ascii="宋体" w:eastAsia="宋体" w:hAnsi="宋体" w:cs="宋体" w:hint="eastAsia"/>
               <w:szCs w:val="24"/>
             </w:rPr>
             <w:fldChar w:fldCharType="begin"/>
           </w:r>
           <w:r>
             <w:rPr>
-              <w:rFonts w:hint="eastAsia" w:ascii="宋体" w:hAnsi="宋体" w:eastAsia="宋体" w:cs="宋体"/>
+              <w:rFonts w:ascii="宋体" w:eastAsia="宋体" w:hAnsi="宋体" w:cs="宋体" w:hint="eastAsia"/>
               <w:szCs w:val="24"/>
             </w:rPr>
             <w:instrText xml:space="preserve"> HYPERLINK \l _Toc14990 </w:instrText>
           </w:r>
           <w:r>
             <w:rPr>
-              <w:rFonts w:hint="eastAsia" w:ascii="宋体" w:hAnsi="宋体" w:eastAsia="宋体" w:cs="宋体"/>
+              <w:rFonts w:ascii="宋体" w:eastAsia="宋体" w:hAnsi="宋体" w:cs="宋体" w:hint="eastAsia"/>
               <w:szCs w:val="24"/>
             </w:rPr>
             <w:fldChar w:fldCharType="separate"/>
@@ -3443,7 +3384,7 @@
           </w:r>
           <w:r>
             <w:rPr>
-              <w:rFonts w:hint="eastAsia" w:ascii="宋体" w:hAnsi="宋体" w:eastAsia="宋体" w:cs="宋体"/>
+              <w:rFonts w:ascii="宋体" w:eastAsia="宋体" w:hAnsi="宋体" w:cs="宋体" w:hint="eastAsia"/>
               <w:szCs w:val="24"/>
             </w:rPr>
             <w:fldChar w:fldCharType="end"/>
@@ -3451,28 +3392,28 @@
         </w:p>
         <w:p>
           <w:pPr>
-            <w:pStyle w:val="16"/>
+            <w:pStyle w:val="TOC1"/>
             <w:tabs>
               <w:tab w:val="right" w:leader="dot" w:pos="8306"/>
             </w:tabs>
           </w:pPr>
           <w:r>
             <w:rPr>
-              <w:rFonts w:hint="eastAsia" w:ascii="宋体" w:hAnsi="宋体" w:eastAsia="宋体" w:cs="宋体"/>
+              <w:rFonts w:ascii="宋体" w:eastAsia="宋体" w:hAnsi="宋体" w:cs="宋体" w:hint="eastAsia"/>
               <w:szCs w:val="24"/>
             </w:rPr>
             <w:fldChar w:fldCharType="begin"/>
           </w:r>
           <w:r>
             <w:rPr>
-              <w:rFonts w:hint="eastAsia" w:ascii="宋体" w:hAnsi="宋体" w:eastAsia="宋体" w:cs="宋体"/>
+              <w:rFonts w:ascii="宋体" w:eastAsia="宋体" w:hAnsi="宋体" w:cs="宋体" w:hint="eastAsia"/>
               <w:szCs w:val="24"/>
             </w:rPr>
             <w:instrText xml:space="preserve"> HYPERLINK \l _Toc14162 </w:instrText>
           </w:r>
           <w:r>
             <w:rPr>
-              <w:rFonts w:hint="eastAsia" w:ascii="宋体" w:hAnsi="宋体" w:eastAsia="宋体" w:cs="宋体"/>
+              <w:rFonts w:ascii="宋体" w:eastAsia="宋体" w:hAnsi="宋体" w:cs="宋体" w:hint="eastAsia"/>
               <w:szCs w:val="24"/>
             </w:rPr>
             <w:fldChar w:fldCharType="separate"/>
@@ -3506,7 +3447,7 @@
           </w:r>
           <w:r>
             <w:rPr>
-              <w:rFonts w:hint="eastAsia" w:ascii="宋体" w:hAnsi="宋体" w:eastAsia="宋体" w:cs="宋体"/>
+              <w:rFonts w:ascii="宋体" w:eastAsia="宋体" w:hAnsi="宋体" w:cs="宋体" w:hint="eastAsia"/>
               <w:szCs w:val="24"/>
             </w:rPr>
             <w:fldChar w:fldCharType="end"/>
@@ -3514,28 +3455,28 @@
         </w:p>
         <w:p>
           <w:pPr>
-            <w:pStyle w:val="16"/>
+            <w:pStyle w:val="TOC1"/>
             <w:tabs>
               <w:tab w:val="right" w:leader="dot" w:pos="8306"/>
             </w:tabs>
           </w:pPr>
           <w:r>
             <w:rPr>
-              <w:rFonts w:hint="eastAsia" w:ascii="宋体" w:hAnsi="宋体" w:eastAsia="宋体" w:cs="宋体"/>
+              <w:rFonts w:ascii="宋体" w:eastAsia="宋体" w:hAnsi="宋体" w:cs="宋体" w:hint="eastAsia"/>
               <w:szCs w:val="24"/>
             </w:rPr>
             <w:fldChar w:fldCharType="begin"/>
           </w:r>
           <w:r>
             <w:rPr>
-              <w:rFonts w:hint="eastAsia" w:ascii="宋体" w:hAnsi="宋体" w:eastAsia="宋体" w:cs="宋体"/>
+              <w:rFonts w:ascii="宋体" w:eastAsia="宋体" w:hAnsi="宋体" w:cs="宋体" w:hint="eastAsia"/>
               <w:szCs w:val="24"/>
             </w:rPr>
             <w:instrText xml:space="preserve"> HYPERLINK \l _Toc16575 </w:instrText>
           </w:r>
           <w:r>
             <w:rPr>
-              <w:rFonts w:hint="eastAsia" w:ascii="宋体" w:hAnsi="宋体" w:eastAsia="宋体" w:cs="宋体"/>
+              <w:rFonts w:ascii="宋体" w:eastAsia="宋体" w:hAnsi="宋体" w:cs="宋体" w:hint="eastAsia"/>
               <w:szCs w:val="24"/>
             </w:rPr>
             <w:fldChar w:fldCharType="separate"/>
@@ -3569,7 +3510,7 @@
           </w:r>
           <w:r>
             <w:rPr>
-              <w:rFonts w:hint="eastAsia" w:ascii="宋体" w:hAnsi="宋体" w:eastAsia="宋体" w:cs="宋体"/>
+              <w:rFonts w:ascii="宋体" w:eastAsia="宋体" w:hAnsi="宋体" w:cs="宋体" w:hint="eastAsia"/>
               <w:szCs w:val="24"/>
             </w:rPr>
             <w:fldChar w:fldCharType="end"/>
@@ -3577,28 +3518,28 @@
         </w:p>
         <w:p>
           <w:pPr>
-            <w:pStyle w:val="17"/>
+            <w:pStyle w:val="TOC2"/>
             <w:tabs>
               <w:tab w:val="right" w:leader="dot" w:pos="8306"/>
             </w:tabs>
           </w:pPr>
           <w:r>
             <w:rPr>
-              <w:rFonts w:hint="eastAsia" w:ascii="宋体" w:hAnsi="宋体" w:eastAsia="宋体" w:cs="宋体"/>
+              <w:rFonts w:ascii="宋体" w:eastAsia="宋体" w:hAnsi="宋体" w:cs="宋体" w:hint="eastAsia"/>
               <w:szCs w:val="24"/>
             </w:rPr>
             <w:fldChar w:fldCharType="begin"/>
           </w:r>
           <w:r>
             <w:rPr>
-              <w:rFonts w:hint="eastAsia" w:ascii="宋体" w:hAnsi="宋体" w:eastAsia="宋体" w:cs="宋体"/>
+              <w:rFonts w:ascii="宋体" w:eastAsia="宋体" w:hAnsi="宋体" w:cs="宋体" w:hint="eastAsia"/>
               <w:szCs w:val="24"/>
             </w:rPr>
             <w:instrText xml:space="preserve"> HYPERLINK \l _Toc7418 </w:instrText>
           </w:r>
           <w:r>
             <w:rPr>
-              <w:rFonts w:hint="eastAsia" w:ascii="宋体" w:hAnsi="宋体" w:eastAsia="宋体" w:cs="宋体"/>
+              <w:rFonts w:ascii="宋体" w:eastAsia="宋体" w:hAnsi="宋体" w:cs="宋体" w:hint="eastAsia"/>
               <w:szCs w:val="24"/>
             </w:rPr>
             <w:fldChar w:fldCharType="separate"/>
@@ -3632,7 +3573,7 @@
           </w:r>
           <w:r>
             <w:rPr>
-              <w:rFonts w:hint="eastAsia" w:ascii="宋体" w:hAnsi="宋体" w:eastAsia="宋体" w:cs="宋体"/>
+              <w:rFonts w:ascii="宋体" w:eastAsia="宋体" w:hAnsi="宋体" w:cs="宋体" w:hint="eastAsia"/>
               <w:szCs w:val="24"/>
             </w:rPr>
             <w:fldChar w:fldCharType="end"/>
@@ -3640,28 +3581,28 @@
         </w:p>
         <w:p>
           <w:pPr>
-            <w:pStyle w:val="17"/>
+            <w:pStyle w:val="TOC2"/>
             <w:tabs>
               <w:tab w:val="right" w:leader="dot" w:pos="8306"/>
             </w:tabs>
           </w:pPr>
           <w:r>
             <w:rPr>
-              <w:rFonts w:hint="eastAsia" w:ascii="宋体" w:hAnsi="宋体" w:eastAsia="宋体" w:cs="宋体"/>
+              <w:rFonts w:ascii="宋体" w:eastAsia="宋体" w:hAnsi="宋体" w:cs="宋体" w:hint="eastAsia"/>
               <w:szCs w:val="24"/>
             </w:rPr>
             <w:fldChar w:fldCharType="begin"/>
           </w:r>
           <w:r>
             <w:rPr>
-              <w:rFonts w:hint="eastAsia" w:ascii="宋体" w:hAnsi="宋体" w:eastAsia="宋体" w:cs="宋体"/>
+              <w:rFonts w:ascii="宋体" w:eastAsia="宋体" w:hAnsi="宋体" w:cs="宋体" w:hint="eastAsia"/>
               <w:szCs w:val="24"/>
             </w:rPr>
             <w:instrText xml:space="preserve"> HYPERLINK \l _Toc30645 </w:instrText>
           </w:r>
           <w:r>
             <w:rPr>
-              <w:rFonts w:hint="eastAsia" w:ascii="宋体" w:hAnsi="宋体" w:eastAsia="宋体" w:cs="宋体"/>
+              <w:rFonts w:ascii="宋体" w:eastAsia="宋体" w:hAnsi="宋体" w:cs="宋体" w:hint="eastAsia"/>
               <w:szCs w:val="24"/>
             </w:rPr>
             <w:fldChar w:fldCharType="separate"/>
@@ -3695,7 +3636,7 @@
           </w:r>
           <w:r>
             <w:rPr>
-              <w:rFonts w:hint="eastAsia" w:ascii="宋体" w:hAnsi="宋体" w:eastAsia="宋体" w:cs="宋体"/>
+              <w:rFonts w:ascii="宋体" w:eastAsia="宋体" w:hAnsi="宋体" w:cs="宋体" w:hint="eastAsia"/>
               <w:szCs w:val="24"/>
             </w:rPr>
             <w:fldChar w:fldCharType="end"/>
@@ -3703,28 +3644,28 @@
         </w:p>
         <w:p>
           <w:pPr>
-            <w:pStyle w:val="16"/>
+            <w:pStyle w:val="TOC1"/>
             <w:tabs>
               <w:tab w:val="right" w:leader="dot" w:pos="8306"/>
             </w:tabs>
           </w:pPr>
           <w:r>
             <w:rPr>
-              <w:rFonts w:hint="eastAsia" w:ascii="宋体" w:hAnsi="宋体" w:eastAsia="宋体" w:cs="宋体"/>
+              <w:rFonts w:ascii="宋体" w:eastAsia="宋体" w:hAnsi="宋体" w:cs="宋体" w:hint="eastAsia"/>
               <w:szCs w:val="24"/>
             </w:rPr>
             <w:fldChar w:fldCharType="begin"/>
           </w:r>
           <w:r>
             <w:rPr>
-              <w:rFonts w:hint="eastAsia" w:ascii="宋体" w:hAnsi="宋体" w:eastAsia="宋体" w:cs="宋体"/>
+              <w:rFonts w:ascii="宋体" w:eastAsia="宋体" w:hAnsi="宋体" w:cs="宋体" w:hint="eastAsia"/>
               <w:szCs w:val="24"/>
             </w:rPr>
             <w:instrText xml:space="preserve"> HYPERLINK \l _Toc20082 </w:instrText>
           </w:r>
           <w:r>
             <w:rPr>
-              <w:rFonts w:hint="eastAsia" w:ascii="宋体" w:hAnsi="宋体" w:eastAsia="宋体" w:cs="宋体"/>
+              <w:rFonts w:ascii="宋体" w:eastAsia="宋体" w:hAnsi="宋体" w:cs="宋体" w:hint="eastAsia"/>
               <w:szCs w:val="24"/>
             </w:rPr>
             <w:fldChar w:fldCharType="separate"/>
@@ -3758,7 +3699,7 @@
           </w:r>
           <w:r>
             <w:rPr>
-              <w:rFonts w:hint="eastAsia" w:ascii="宋体" w:hAnsi="宋体" w:eastAsia="宋体" w:cs="宋体"/>
+              <w:rFonts w:ascii="宋体" w:eastAsia="宋体" w:hAnsi="宋体" w:cs="宋体" w:hint="eastAsia"/>
               <w:szCs w:val="24"/>
             </w:rPr>
             <w:fldChar w:fldCharType="end"/>
@@ -3780,7 +3721,7 @@
             <w:snapToGrid w:val="0"/>
             <w:textAlignment w:val="baseline"/>
             <w:rPr>
-              <w:rFonts w:hint="eastAsia" w:ascii="宋体" w:hAnsi="宋体" w:eastAsia="宋体" w:cs="宋体"/>
+              <w:rFonts w:ascii="宋体" w:eastAsia="宋体" w:hAnsi="宋体" w:cs="宋体" w:hint="eastAsia"/>
               <w:snapToGrid w:val="0"/>
               <w:color w:val="000000"/>
               <w:kern w:val="0"/>
@@ -3791,7 +3732,7 @@
           </w:pPr>
           <w:r>
             <w:rPr>
-              <w:rFonts w:hint="eastAsia" w:ascii="宋体" w:hAnsi="宋体" w:eastAsia="宋体" w:cs="宋体"/>
+              <w:rFonts w:ascii="宋体" w:eastAsia="宋体" w:hAnsi="宋体" w:cs="宋体" w:hint="eastAsia"/>
               <w:szCs w:val="24"/>
             </w:rPr>
             <w:fldChar w:fldCharType="end"/>
@@ -3815,7 +3756,7 @@
         <w:snapToGrid w:val="0"/>
         <w:textAlignment w:val="baseline"/>
         <w:rPr>
-          <w:rFonts w:ascii="Arial" w:hAnsi="Arial" w:eastAsia="Arial" w:cs="Arial"/>
+          <w:rFonts w:ascii="Arial" w:eastAsia="Arial" w:hAnsi="Arial" w:cs="Arial"/>
           <w:snapToGrid w:val="0"/>
           <w:color w:val="000000"/>
           <w:kern w:val="0"/>
@@ -3826,7 +3767,7 @@
       </w:pPr>
       <w:r>
         <w:rPr>
-          <w:rFonts w:ascii="Arial" w:hAnsi="Arial" w:eastAsia="Arial" w:cs="Arial"/>
+          <w:rFonts w:ascii="Arial" w:eastAsia="Arial" w:hAnsi="Arial" w:cs="Arial"/>
           <w:snapToGrid w:val="0"/>
           <w:color w:val="000000"/>
           <w:kern w:val="0"/>
@@ -3839,20 +3780,20 @@
     </w:p>
     <w:p>
       <w:pPr>
-        <w:pStyle w:val="29"/>
-        <w:bidi w:val="0"/>
-      </w:pPr>
-      <w:bookmarkStart w:id="2" w:name="heading_3"/>
-      <w:bookmarkStart w:id="3" w:name="_Toc7204"/>
+        <w:pStyle w:val="1"/>
+        <w:bidi w:val="0"/>
+      </w:pPr>
+      <w:bookmarkStart w:id="3" w:name="heading_3"/>
+      <w:bookmarkStart w:id="4" w:name="_Toc7204"/>
       <w:r>
         <w:t>范围</w:t>
       </w:r>
-      <w:bookmarkEnd w:id="2"/>
       <w:bookmarkEnd w:id="3"/>
-    </w:p>
-    <w:p>
-      <w:pPr>
-        <w:pStyle w:val="30"/>
+      <w:bookmarkEnd w:id="4"/>
+    </w:p>
+    <w:p>
+      <w:pPr>
+        <w:pStyle w:val="a2"/>
         <w:bidi w:val="0"/>
       </w:pPr>
       <w:r>
@@ -3861,7 +3802,7 @@
     </w:p>
     <w:p>
       <w:pPr>
-        <w:pStyle w:val="30"/>
+        <w:pStyle w:val="a2"/>
         <w:bidi w:val="0"/>
       </w:pPr>
       <w:r>
@@ -3870,13 +3811,13 @@
     </w:p>
     <w:p>
       <w:pPr>
-        <w:pStyle w:val="41"/>
+        <w:pStyle w:val="a4"/>
         <w:numPr>
           <w:ilvl w:val="0"/>
           <w:numId w:val="2"/>
         </w:numPr>
         <w:bidi w:val="0"/>
-        <w:ind w:left="425" w:leftChars="0" w:hanging="425" w:firstLineChars="0"/>
+        <w:ind w:left="425" w:hanging="425" w:leftChars="0" w:firstLineChars="0"/>
       </w:pPr>
       <w:r>
         <w:t>备品备件供应商</w:t>
@@ -3884,13 +3825,13 @@
     </w:p>
     <w:p>
       <w:pPr>
-        <w:pStyle w:val="41"/>
+        <w:pStyle w:val="a4"/>
         <w:numPr>
           <w:ilvl w:val="0"/>
           <w:numId w:val="2"/>
         </w:numPr>
         <w:bidi w:val="0"/>
-        <w:ind w:left="425" w:leftChars="0" w:hanging="425" w:firstLineChars="0"/>
+        <w:ind w:left="425" w:hanging="425" w:leftChars="0" w:firstLineChars="0"/>
       </w:pPr>
       <w:r>
         <w:t>第三方维保服务商</w:t>
@@ -3898,13 +3839,13 @@
     </w:p>
     <w:p>
       <w:pPr>
-        <w:pStyle w:val="41"/>
+        <w:pStyle w:val="a4"/>
         <w:numPr>
           <w:ilvl w:val="0"/>
           <w:numId w:val="2"/>
         </w:numPr>
         <w:bidi w:val="0"/>
-        <w:ind w:left="425" w:leftChars="0" w:hanging="425" w:firstLineChars="0"/>
+        <w:ind w:left="425" w:hanging="425" w:leftChars="0" w:firstLineChars="0"/>
       </w:pPr>
       <w:r>
         <w:t>软件开发与工具供应商</w:t>
@@ -3912,13 +3853,13 @@
     </w:p>
     <w:p>
       <w:pPr>
-        <w:pStyle w:val="41"/>
+        <w:pStyle w:val="a4"/>
         <w:numPr>
           <w:ilvl w:val="0"/>
           <w:numId w:val="2"/>
         </w:numPr>
         <w:bidi w:val="0"/>
-        <w:ind w:left="425" w:leftChars="0" w:hanging="425" w:firstLineChars="0"/>
+        <w:ind w:left="425" w:hanging="425" w:leftChars="0" w:firstLineChars="0"/>
       </w:pPr>
       <w:r>
         <w:t>其他与运维业务相关的服务提供商</w:t>
@@ -3926,20 +3867,20 @@
     </w:p>
     <w:p>
       <w:pPr>
-        <w:pStyle w:val="29"/>
-        <w:bidi w:val="0"/>
-      </w:pPr>
-      <w:bookmarkStart w:id="4" w:name="heading_4"/>
-      <w:bookmarkStart w:id="5" w:name="_Toc28735"/>
+        <w:pStyle w:val="1"/>
+        <w:bidi w:val="0"/>
+      </w:pPr>
+      <w:bookmarkStart w:id="5" w:name="heading_4"/>
+      <w:bookmarkStart w:id="6" w:name="_Toc28735"/>
       <w:r>
         <w:t>目的</w:t>
       </w:r>
-      <w:bookmarkEnd w:id="4"/>
       <w:bookmarkEnd w:id="5"/>
-    </w:p>
-    <w:p>
-      <w:pPr>
-        <w:pStyle w:val="30"/>
+      <w:bookmarkEnd w:id="6"/>
+    </w:p>
+    <w:p>
+      <w:pPr>
+        <w:pStyle w:val="a2"/>
         <w:bidi w:val="0"/>
       </w:pPr>
       <w:r>
@@ -3948,39 +3889,39 @@
     </w:p>
     <w:p>
       <w:pPr>
-        <w:pStyle w:val="29"/>
-        <w:bidi w:val="0"/>
-      </w:pPr>
-      <w:bookmarkStart w:id="6" w:name="heading_5"/>
-      <w:bookmarkStart w:id="7" w:name="_Toc27624"/>
+        <w:pStyle w:val="1"/>
+        <w:bidi w:val="0"/>
+      </w:pPr>
+      <w:bookmarkStart w:id="7" w:name="heading_5"/>
+      <w:bookmarkStart w:id="8" w:name="_Toc27624"/>
       <w:r>
         <w:t>职责</w:t>
       </w:r>
-      <w:bookmarkEnd w:id="6"/>
       <w:bookmarkEnd w:id="7"/>
-    </w:p>
-    <w:p>
-      <w:pPr>
-        <w:pStyle w:val="31"/>
-        <w:bidi w:val="0"/>
-      </w:pPr>
-      <w:bookmarkStart w:id="8" w:name="heading_6"/>
-      <w:bookmarkStart w:id="9" w:name="_Toc19629"/>
+      <w:bookmarkEnd w:id="8"/>
+    </w:p>
+    <w:p>
+      <w:pPr>
+        <w:pStyle w:val="2"/>
+        <w:bidi w:val="0"/>
+      </w:pPr>
+      <w:bookmarkStart w:id="9" w:name="heading_6"/>
+      <w:bookmarkStart w:id="10" w:name="_Toc19629"/>
       <w:r>
         <w:t>采购部</w:t>
       </w:r>
-      <w:bookmarkEnd w:id="8"/>
       <w:bookmarkEnd w:id="9"/>
-    </w:p>
-    <w:p>
-      <w:pPr>
-        <w:pStyle w:val="41"/>
+      <w:bookmarkEnd w:id="10"/>
+    </w:p>
+    <w:p>
+      <w:pPr>
+        <w:pStyle w:val="a4"/>
         <w:numPr>
           <w:ilvl w:val="0"/>
           <w:numId w:val="3"/>
         </w:numPr>
         <w:bidi w:val="0"/>
-        <w:ind w:left="425" w:leftChars="0" w:hanging="425" w:firstLineChars="0"/>
+        <w:ind w:left="425" w:hanging="425" w:leftChars="0" w:firstLineChars="0"/>
       </w:pPr>
       <w:r>
         <w:t>负责采集供应商资料，对合格供应商进行日常管理考核。</w:t>
@@ -3988,13 +3929,13 @@
     </w:p>
     <w:p>
       <w:pPr>
-        <w:pStyle w:val="41"/>
+        <w:pStyle w:val="a4"/>
         <w:numPr>
           <w:ilvl w:val="0"/>
           <w:numId w:val="3"/>
         </w:numPr>
         <w:bidi w:val="0"/>
-        <w:ind w:left="425" w:leftChars="0" w:hanging="425" w:firstLineChars="0"/>
+        <w:ind w:left="425" w:hanging="425" w:leftChars="0" w:firstLineChars="0"/>
       </w:pPr>
       <w:r>
         <w:t>对供应商的交货能力、价格、售后服务的准确性、真实性负责。</w:t>
@@ -4002,13 +3943,13 @@
     </w:p>
     <w:p>
       <w:pPr>
-        <w:pStyle w:val="41"/>
+        <w:pStyle w:val="a4"/>
         <w:numPr>
           <w:ilvl w:val="0"/>
           <w:numId w:val="3"/>
         </w:numPr>
         <w:bidi w:val="0"/>
-        <w:ind w:left="425" w:leftChars="0" w:hanging="425" w:firstLineChars="0"/>
+        <w:ind w:left="425" w:hanging="425" w:leftChars="0" w:firstLineChars="0"/>
       </w:pPr>
       <w:r>
         <w:t>参与供应商资质评定、样品验证、供货质量管理及考核。</w:t>
@@ -4016,13 +3957,13 @@
     </w:p>
     <w:p>
       <w:pPr>
-        <w:pStyle w:val="41"/>
+        <w:pStyle w:val="a4"/>
         <w:numPr>
           <w:ilvl w:val="0"/>
           <w:numId w:val="3"/>
         </w:numPr>
         <w:bidi w:val="0"/>
-        <w:ind w:left="425" w:leftChars="0" w:hanging="425" w:firstLineChars="0"/>
+        <w:ind w:left="425" w:hanging="425" w:leftChars="0" w:firstLineChars="0"/>
       </w:pPr>
       <w:r>
         <w:t>负责供应商合同的管理与归档。</w:t>
@@ -4030,26 +3971,26 @@
     </w:p>
     <w:p>
       <w:pPr>
-        <w:pStyle w:val="31"/>
-        <w:bidi w:val="0"/>
-      </w:pPr>
-      <w:bookmarkStart w:id="10" w:name="_Toc15379"/>
-      <w:bookmarkStart w:id="11" w:name="heading_7"/>
+        <w:pStyle w:val="2"/>
+        <w:bidi w:val="0"/>
+      </w:pPr>
+      <w:bookmarkStart w:id="11" w:name="_Toc15379"/>
+      <w:bookmarkStart w:id="12" w:name="heading_7"/>
       <w:r>
         <w:t>运维部</w:t>
       </w:r>
-      <w:bookmarkEnd w:id="10"/>
       <w:bookmarkEnd w:id="11"/>
-    </w:p>
-    <w:p>
-      <w:pPr>
-        <w:pStyle w:val="41"/>
+      <w:bookmarkEnd w:id="12"/>
+    </w:p>
+    <w:p>
+      <w:pPr>
+        <w:pStyle w:val="a4"/>
         <w:numPr>
           <w:ilvl w:val="0"/>
           <w:numId w:val="4"/>
         </w:numPr>
         <w:bidi w:val="0"/>
-        <w:ind w:left="425" w:leftChars="0" w:hanging="425" w:firstLineChars="0"/>
+        <w:ind w:left="425" w:hanging="425" w:leftChars="0" w:firstLineChars="0"/>
       </w:pPr>
       <w:r>
         <w:t>根据项目需要，向采购部推荐潜在供应商。</w:t>
@@ -4057,13 +3998,13 @@
     </w:p>
     <w:p>
       <w:pPr>
-        <w:pStyle w:val="41"/>
+        <w:pStyle w:val="a4"/>
         <w:numPr>
           <w:ilvl w:val="0"/>
           <w:numId w:val="4"/>
         </w:numPr>
         <w:bidi w:val="0"/>
-        <w:ind w:left="425" w:leftChars="0" w:hanging="425" w:firstLineChars="0"/>
+        <w:ind w:left="425" w:hanging="425" w:leftChars="0" w:firstLineChars="0"/>
       </w:pPr>
       <w:r>
         <w:t>参与供应商的技术能力评估。</w:t>
@@ -4071,13 +4012,13 @@
     </w:p>
     <w:p>
       <w:pPr>
-        <w:pStyle w:val="41"/>
+        <w:pStyle w:val="a4"/>
         <w:numPr>
           <w:ilvl w:val="0"/>
           <w:numId w:val="4"/>
         </w:numPr>
         <w:bidi w:val="0"/>
-        <w:ind w:left="425" w:leftChars="0" w:hanging="425" w:firstLineChars="0"/>
+        <w:ind w:left="425" w:hanging="425" w:leftChars="0" w:firstLineChars="0"/>
       </w:pPr>
       <w:r>
         <w:t>反馈供应商在运维服务过程中的实际表现。</w:t>
@@ -4085,26 +4026,26 @@
     </w:p>
     <w:p>
       <w:pPr>
-        <w:pStyle w:val="31"/>
-        <w:bidi w:val="0"/>
-      </w:pPr>
-      <w:bookmarkStart w:id="12" w:name="heading_8"/>
-      <w:bookmarkStart w:id="13" w:name="_Toc20980"/>
+        <w:pStyle w:val="2"/>
+        <w:bidi w:val="0"/>
+      </w:pPr>
+      <w:bookmarkStart w:id="13" w:name="heading_8"/>
+      <w:bookmarkStart w:id="14" w:name="_Toc20980"/>
       <w:r>
         <w:t>质量管理部</w:t>
       </w:r>
-      <w:bookmarkEnd w:id="12"/>
       <w:bookmarkEnd w:id="13"/>
-    </w:p>
-    <w:p>
-      <w:pPr>
-        <w:pStyle w:val="41"/>
+      <w:bookmarkEnd w:id="14"/>
+    </w:p>
+    <w:p>
+      <w:pPr>
+        <w:pStyle w:val="a4"/>
         <w:numPr>
           <w:ilvl w:val="0"/>
           <w:numId w:val="5"/>
         </w:numPr>
         <w:bidi w:val="0"/>
-        <w:ind w:left="425" w:leftChars="0" w:hanging="425" w:firstLineChars="0"/>
+        <w:ind w:left="425" w:hanging="425" w:leftChars="0" w:firstLineChars="0"/>
       </w:pPr>
       <w:r>
         <w:t>参与供应商质量保证能力的评估。</w:t>
@@ -4112,13 +4053,13 @@
     </w:p>
     <w:p>
       <w:pPr>
-        <w:pStyle w:val="41"/>
+        <w:pStyle w:val="a4"/>
         <w:numPr>
           <w:ilvl w:val="0"/>
           <w:numId w:val="5"/>
         </w:numPr>
         <w:bidi w:val="0"/>
-        <w:ind w:left="425" w:leftChars="0" w:hanging="425" w:firstLineChars="0"/>
+        <w:ind w:left="425" w:hanging="425" w:leftChars="0" w:firstLineChars="0"/>
       </w:pPr>
       <w:r>
         <w:t>监督供应商管理过程的合规性。</w:t>
@@ -4126,20 +4067,20 @@
     </w:p>
     <w:p>
       <w:pPr>
-        <w:pStyle w:val="29"/>
-        <w:bidi w:val="0"/>
-      </w:pPr>
-      <w:bookmarkStart w:id="14" w:name="heading_9"/>
-      <w:bookmarkStart w:id="15" w:name="_Toc22666"/>
+        <w:pStyle w:val="1"/>
+        <w:bidi w:val="0"/>
+      </w:pPr>
+      <w:bookmarkStart w:id="15" w:name="heading_9"/>
+      <w:bookmarkStart w:id="16" w:name="_Toc22666"/>
       <w:r>
         <w:t>供应商准入标准</w:t>
       </w:r>
-      <w:bookmarkEnd w:id="14"/>
       <w:bookmarkEnd w:id="15"/>
-    </w:p>
-    <w:p>
-      <w:pPr>
-        <w:pStyle w:val="30"/>
+      <w:bookmarkEnd w:id="16"/>
+    </w:p>
+    <w:p>
+      <w:pPr>
+        <w:pStyle w:val="a2"/>
         <w:bidi w:val="0"/>
       </w:pPr>
       <w:r>
@@ -4148,7 +4089,7 @@
     </w:p>
     <w:p>
       <w:pPr>
-        <w:pStyle w:val="30"/>
+        <w:pStyle w:val="a2"/>
         <w:bidi w:val="0"/>
       </w:pPr>
       <w:r>
@@ -4157,7 +4098,7 @@
     </w:p>
     <w:p>
       <w:pPr>
-        <w:pStyle w:val="41"/>
+        <w:pStyle w:val="a4"/>
         <w:numPr>
           <w:ilvl w:val="0"/>
           <w:numId w:val="6"/>
@@ -4170,7 +4111,7 @@
     </w:p>
     <w:p>
       <w:pPr>
-        <w:pStyle w:val="41"/>
+        <w:pStyle w:val="a4"/>
         <w:numPr>
           <w:ilvl w:val="0"/>
           <w:numId w:val="6"/>
@@ -4183,7 +4124,7 @@
     </w:p>
     <w:p>
       <w:pPr>
-        <w:pStyle w:val="41"/>
+        <w:pStyle w:val="a4"/>
         <w:numPr>
           <w:ilvl w:val="0"/>
           <w:numId w:val="6"/>
@@ -4196,7 +4137,7 @@
     </w:p>
     <w:p>
       <w:pPr>
-        <w:pStyle w:val="41"/>
+        <w:pStyle w:val="a4"/>
         <w:numPr>
           <w:ilvl w:val="0"/>
           <w:numId w:val="6"/>
@@ -4209,7 +4150,7 @@
     </w:p>
     <w:p>
       <w:pPr>
-        <w:pStyle w:val="41"/>
+        <w:pStyle w:val="a4"/>
         <w:numPr>
           <w:ilvl w:val="0"/>
           <w:numId w:val="6"/>
@@ -4222,20 +4163,20 @@
     </w:p>
     <w:p>
       <w:pPr>
-        <w:pStyle w:val="29"/>
-        <w:bidi w:val="0"/>
-      </w:pPr>
-      <w:bookmarkStart w:id="16" w:name="_Toc20173"/>
-      <w:bookmarkStart w:id="17" w:name="heading_10"/>
+        <w:pStyle w:val="1"/>
+        <w:bidi w:val="0"/>
+      </w:pPr>
+      <w:bookmarkStart w:id="17" w:name="_Toc20173"/>
+      <w:bookmarkStart w:id="18" w:name="heading_10"/>
       <w:r>
         <w:t>供应商资格审查</w:t>
       </w:r>
-      <w:bookmarkEnd w:id="16"/>
       <w:bookmarkEnd w:id="17"/>
-    </w:p>
-    <w:p>
-      <w:pPr>
-        <w:pStyle w:val="30"/>
+      <w:bookmarkEnd w:id="18"/>
+    </w:p>
+    <w:p>
+      <w:pPr>
+        <w:pStyle w:val="a2"/>
         <w:bidi w:val="0"/>
       </w:pPr>
       <w:r>
@@ -4244,20 +4185,20 @@
     </w:p>
     <w:p>
       <w:pPr>
-        <w:pStyle w:val="31"/>
-        <w:bidi w:val="0"/>
-      </w:pPr>
-      <w:bookmarkStart w:id="18" w:name="heading_11"/>
-      <w:bookmarkStart w:id="19" w:name="_Toc26083"/>
+        <w:pStyle w:val="2"/>
+        <w:bidi w:val="0"/>
+      </w:pPr>
+      <w:bookmarkStart w:id="19" w:name="heading_11"/>
+      <w:bookmarkStart w:id="20" w:name="_Toc26083"/>
       <w:r>
         <w:t>基本条件</w:t>
       </w:r>
-      <w:bookmarkEnd w:id="18"/>
       <w:bookmarkEnd w:id="19"/>
-    </w:p>
-    <w:p>
-      <w:pPr>
-        <w:pStyle w:val="30"/>
+      <w:bookmarkEnd w:id="20"/>
+    </w:p>
+    <w:p>
+      <w:pPr>
+        <w:pStyle w:val="a2"/>
         <w:bidi w:val="0"/>
       </w:pPr>
       <w:r>
@@ -4266,13 +4207,13 @@
     </w:p>
     <w:p>
       <w:pPr>
-        <w:pStyle w:val="41"/>
+        <w:pStyle w:val="a4"/>
         <w:numPr>
           <w:ilvl w:val="0"/>
           <w:numId w:val="7"/>
         </w:numPr>
         <w:bidi w:val="0"/>
-        <w:ind w:left="425" w:leftChars="0" w:hanging="425" w:firstLineChars="0"/>
+        <w:ind w:left="425" w:hanging="425" w:leftChars="0" w:firstLineChars="0"/>
       </w:pPr>
       <w:r>
         <w:t>依法成立的法人或其他组织；</w:t>
@@ -4280,13 +4221,13 @@
     </w:p>
     <w:p>
       <w:pPr>
-        <w:pStyle w:val="41"/>
+        <w:pStyle w:val="a4"/>
         <w:numPr>
           <w:ilvl w:val="0"/>
           <w:numId w:val="7"/>
         </w:numPr>
         <w:bidi w:val="0"/>
-        <w:ind w:left="425" w:leftChars="0" w:hanging="425" w:firstLineChars="0"/>
+        <w:ind w:left="425" w:hanging="425" w:leftChars="0" w:firstLineChars="0"/>
       </w:pPr>
       <w:r>
         <w:t>成立时间原则上不少于一年；</w:t>
@@ -4294,13 +4235,13 @@
     </w:p>
     <w:p>
       <w:pPr>
-        <w:pStyle w:val="41"/>
+        <w:pStyle w:val="a4"/>
         <w:numPr>
           <w:ilvl w:val="0"/>
           <w:numId w:val="7"/>
         </w:numPr>
         <w:bidi w:val="0"/>
-        <w:ind w:left="425" w:leftChars="0" w:hanging="425" w:firstLineChars="0"/>
+        <w:ind w:left="425" w:hanging="425" w:leftChars="0" w:firstLineChars="0"/>
       </w:pPr>
       <w:r>
         <w:t>在经营范围内开展业务，国家规定需要经营许可的，持有有效经营许可证；</w:t>
@@ -4308,13 +4249,13 @@
     </w:p>
     <w:p>
       <w:pPr>
-        <w:pStyle w:val="41"/>
+        <w:pStyle w:val="a4"/>
         <w:numPr>
           <w:ilvl w:val="0"/>
           <w:numId w:val="7"/>
         </w:numPr>
         <w:bidi w:val="0"/>
-        <w:ind w:left="425" w:leftChars="0" w:hanging="425" w:firstLineChars="0"/>
+        <w:ind w:left="425" w:hanging="425" w:leftChars="0" w:firstLineChars="0"/>
       </w:pPr>
       <w:r>
         <w:t>具有法定的国家或行业资质；</w:t>
@@ -4322,13 +4263,13 @@
     </w:p>
     <w:p>
       <w:pPr>
-        <w:pStyle w:val="41"/>
+        <w:pStyle w:val="a4"/>
         <w:numPr>
           <w:ilvl w:val="0"/>
           <w:numId w:val="7"/>
         </w:numPr>
         <w:bidi w:val="0"/>
-        <w:ind w:left="425" w:leftChars="0" w:hanging="425" w:firstLineChars="0"/>
+        <w:ind w:left="425" w:hanging="425" w:leftChars="0" w:firstLineChars="0"/>
       </w:pPr>
       <w:r>
         <w:t>具有良好的资信状况和履约能力。</w:t>
@@ -4336,26 +4277,26 @@
     </w:p>
     <w:p>
       <w:pPr>
-        <w:pStyle w:val="31"/>
-        <w:bidi w:val="0"/>
-      </w:pPr>
-      <w:bookmarkStart w:id="20" w:name="heading_12"/>
-      <w:bookmarkStart w:id="21" w:name="_Toc11057"/>
+        <w:pStyle w:val="2"/>
+        <w:bidi w:val="0"/>
+      </w:pPr>
+      <w:bookmarkStart w:id="21" w:name="heading_12"/>
+      <w:bookmarkStart w:id="22" w:name="_Toc11057"/>
       <w:r>
         <w:t>审查流程</w:t>
       </w:r>
-      <w:bookmarkEnd w:id="20"/>
       <w:bookmarkEnd w:id="21"/>
-    </w:p>
-    <w:p>
-      <w:pPr>
-        <w:pStyle w:val="41"/>
+      <w:bookmarkEnd w:id="22"/>
+    </w:p>
+    <w:p>
+      <w:pPr>
+        <w:pStyle w:val="a4"/>
         <w:numPr>
           <w:ilvl w:val="0"/>
           <w:numId w:val="8"/>
         </w:numPr>
         <w:bidi w:val="0"/>
-        <w:ind w:left="425" w:leftChars="0" w:hanging="425" w:firstLineChars="0"/>
+        <w:ind w:left="425" w:hanging="425" w:leftChars="0" w:firstLineChars="0"/>
       </w:pPr>
       <w:r>
         <w:t>采购部收集供应商资质材料（营业执照、资质证书、业绩证明等）。</w:t>
@@ -4363,13 +4304,13 @@
     </w:p>
     <w:p>
       <w:pPr>
-        <w:pStyle w:val="41"/>
+        <w:pStyle w:val="a4"/>
         <w:numPr>
           <w:ilvl w:val="0"/>
           <w:numId w:val="8"/>
         </w:numPr>
         <w:bidi w:val="0"/>
-        <w:ind w:left="425" w:leftChars="0" w:hanging="425" w:firstLineChars="0"/>
+        <w:ind w:left="425" w:hanging="425" w:leftChars="0" w:firstLineChars="0"/>
       </w:pPr>
       <w:r>
         <w:t>采购部组织运维部、质量管理部进行综合评估。</w:t>
@@ -4377,13 +4318,13 @@
     </w:p>
     <w:p>
       <w:pPr>
-        <w:pStyle w:val="41"/>
+        <w:pStyle w:val="a4"/>
         <w:numPr>
           <w:ilvl w:val="0"/>
           <w:numId w:val="8"/>
         </w:numPr>
         <w:bidi w:val="0"/>
-        <w:ind w:left="425" w:leftChars="0" w:hanging="425" w:firstLineChars="0"/>
+        <w:ind w:left="425" w:hanging="425" w:leftChars="0" w:firstLineChars="0"/>
       </w:pPr>
       <w:r>
         <w:t>评估通过后，填写《供方调查评价表》，报公司领导审批。</w:t>
@@ -4391,13 +4332,13 @@
     </w:p>
     <w:p>
       <w:pPr>
-        <w:pStyle w:val="41"/>
+        <w:pStyle w:val="a4"/>
         <w:numPr>
           <w:ilvl w:val="0"/>
           <w:numId w:val="8"/>
         </w:numPr>
         <w:bidi w:val="0"/>
-        <w:ind w:left="425" w:leftChars="0" w:hanging="425" w:firstLineChars="0"/>
+        <w:ind w:left="425" w:hanging="425" w:leftChars="0" w:firstLineChars="0"/>
       </w:pPr>
       <w:r>
         <w:t>审批通过后，纳入《合格供应商名录》。</w:t>
@@ -4405,20 +4346,20 @@
     </w:p>
     <w:p>
       <w:pPr>
-        <w:pStyle w:val="29"/>
-        <w:bidi w:val="0"/>
-      </w:pPr>
-      <w:bookmarkStart w:id="22" w:name="_Toc4874"/>
-      <w:bookmarkStart w:id="23" w:name="heading_13"/>
+        <w:pStyle w:val="1"/>
+        <w:bidi w:val="0"/>
+      </w:pPr>
+      <w:bookmarkStart w:id="23" w:name="_Toc4874"/>
+      <w:bookmarkStart w:id="24" w:name="heading_13"/>
       <w:r>
         <w:t>信息安全要求</w:t>
       </w:r>
-      <w:bookmarkEnd w:id="22"/>
       <w:bookmarkEnd w:id="23"/>
-    </w:p>
-    <w:p>
-      <w:pPr>
-        <w:pStyle w:val="30"/>
+      <w:bookmarkEnd w:id="24"/>
+    </w:p>
+    <w:p>
+      <w:pPr>
+        <w:pStyle w:val="a2"/>
         <w:bidi w:val="0"/>
       </w:pPr>
       <w:r>
@@ -4427,13 +4368,13 @@
     </w:p>
     <w:p>
       <w:pPr>
-        <w:pStyle w:val="30"/>
+        <w:pStyle w:val="a2"/>
         <w:numPr>
           <w:ilvl w:val="0"/>
           <w:numId w:val="9"/>
         </w:numPr>
         <w:bidi w:val="0"/>
-        <w:ind w:left="425" w:leftChars="0" w:hanging="425" w:firstLineChars="0"/>
+        <w:ind w:left="425" w:hanging="425" w:leftChars="0" w:firstLineChars="0"/>
       </w:pPr>
       <w:r>
         <w:t>供应商类型识别：确定和记录允许访问公司信息的供应商类型（如IT服务商、备件供应商、维保服务商等）。</w:t>
@@ -4441,13 +4382,13 @@
     </w:p>
     <w:p>
       <w:pPr>
-        <w:pStyle w:val="30"/>
+        <w:pStyle w:val="a2"/>
         <w:numPr>
           <w:ilvl w:val="0"/>
           <w:numId w:val="9"/>
         </w:numPr>
         <w:bidi w:val="0"/>
-        <w:ind w:left="425" w:leftChars="0" w:hanging="425" w:firstLineChars="0"/>
+        <w:ind w:left="425" w:hanging="425" w:leftChars="0" w:firstLineChars="0"/>
       </w:pPr>
       <w:r>
         <w:t>访问权限控制：根据不同类型供应商，定义不同的信息访问类型，采取监视和访问控制手段；为供应商开放的访问权限应限于业务需要的最小权限，并设定有效期。</w:t>
@@ -4455,13 +4396,13 @@
     </w:p>
     <w:p>
       <w:pPr>
-        <w:pStyle w:val="30"/>
+        <w:pStyle w:val="a2"/>
         <w:numPr>
           <w:ilvl w:val="0"/>
           <w:numId w:val="9"/>
         </w:numPr>
         <w:bidi w:val="0"/>
-        <w:ind w:left="425" w:leftChars="0" w:hanging="425" w:firstLineChars="0"/>
+        <w:ind w:left="425" w:hanging="425" w:leftChars="0" w:firstLineChars="0"/>
       </w:pPr>
       <w:r>
         <w:t>信息安全能力评估：对供应商的信息安全管理能力进行评估。</w:t>
@@ -4469,13 +4410,13 @@
     </w:p>
     <w:p>
       <w:pPr>
-        <w:pStyle w:val="30"/>
+        <w:pStyle w:val="a2"/>
         <w:numPr>
           <w:ilvl w:val="0"/>
           <w:numId w:val="9"/>
         </w:numPr>
         <w:bidi w:val="0"/>
-        <w:ind w:left="425" w:leftChars="0" w:hanging="425" w:firstLineChars="0"/>
+        <w:ind w:left="425" w:hanging="425" w:leftChars="0" w:firstLineChars="0"/>
       </w:pPr>
       <w:r>
         <w:t>人员培训：针对与供应商人员交互的公司人员开展意识培训，明确基于供应商类型的参与规则和行为要求。</w:t>
@@ -4483,13 +4424,13 @@
     </w:p>
     <w:p>
       <w:pPr>
-        <w:pStyle w:val="30"/>
+        <w:pStyle w:val="a2"/>
         <w:numPr>
           <w:ilvl w:val="0"/>
           <w:numId w:val="9"/>
         </w:numPr>
         <w:bidi w:val="0"/>
-        <w:ind w:left="425" w:leftChars="0" w:hanging="425" w:firstLineChars="0"/>
+        <w:ind w:left="425" w:hanging="425" w:leftChars="0" w:firstLineChars="0"/>
       </w:pPr>
       <w:r>
         <w:t>协议约定：在双方签订的协议中明确信息安全要求和控制措施；如对信息保密性有特殊要求，需签署保密协议。</w:t>
@@ -4497,26 +4438,26 @@
     </w:p>
     <w:p>
       <w:pPr>
-        <w:pStyle w:val="29"/>
-        <w:bidi w:val="0"/>
-      </w:pPr>
-      <w:bookmarkStart w:id="24" w:name="heading_14"/>
-      <w:bookmarkStart w:id="25" w:name="_Toc28134"/>
+        <w:pStyle w:val="1"/>
+        <w:bidi w:val="0"/>
+      </w:pPr>
+      <w:bookmarkStart w:id="25" w:name="heading_14"/>
+      <w:bookmarkStart w:id="26" w:name="_Toc28134"/>
       <w:r>
         <w:t>合同管理</w:t>
       </w:r>
-      <w:bookmarkEnd w:id="24"/>
       <w:bookmarkEnd w:id="25"/>
-    </w:p>
-    <w:p>
-      <w:pPr>
-        <w:pStyle w:val="41"/>
+      <w:bookmarkEnd w:id="26"/>
+    </w:p>
+    <w:p>
+      <w:pPr>
+        <w:pStyle w:val="a4"/>
         <w:numPr>
           <w:ilvl w:val="0"/>
           <w:numId w:val="10"/>
         </w:numPr>
         <w:bidi w:val="0"/>
-        <w:ind w:left="425" w:leftChars="0" w:hanging="425" w:firstLineChars="0"/>
+        <w:ind w:left="425" w:hanging="425" w:leftChars="0" w:firstLineChars="0"/>
       </w:pPr>
       <w:r>
         <w:t>采购部负责与供应商的合同和协议管理。经评审为合格供应商的，记录到《合格供应商名录》中。</w:t>
@@ -4524,13 +4465,13 @@
     </w:p>
     <w:p>
       <w:pPr>
-        <w:pStyle w:val="41"/>
+        <w:pStyle w:val="a4"/>
         <w:numPr>
           <w:ilvl w:val="0"/>
           <w:numId w:val="10"/>
         </w:numPr>
         <w:bidi w:val="0"/>
-        <w:ind w:left="425" w:leftChars="0" w:hanging="425" w:firstLineChars="0"/>
+        <w:ind w:left="425" w:hanging="425" w:leftChars="0" w:firstLineChars="0"/>
       </w:pPr>
       <w:r>
         <w:t>所有签署的合同需经采购部、运维部、质量管理部及公司法务（如有）审核，报公司领导审批后方可签署盖章。</w:t>
@@ -4538,13 +4479,13 @@
     </w:p>
     <w:p>
       <w:pPr>
-        <w:pStyle w:val="41"/>
+        <w:pStyle w:val="a4"/>
         <w:numPr>
           <w:ilvl w:val="0"/>
           <w:numId w:val="10"/>
         </w:numPr>
         <w:bidi w:val="0"/>
-        <w:ind w:left="425" w:leftChars="0" w:hanging="425" w:firstLineChars="0"/>
+        <w:ind w:left="425" w:hanging="425" w:leftChars="0" w:firstLineChars="0"/>
       </w:pPr>
       <w:r>
         <w:t>供应商提出合同变更时，必须在满足公司业务需求的前提下进行评审。</w:t>
@@ -4552,13 +4493,13 @@
     </w:p>
     <w:p>
       <w:pPr>
-        <w:pStyle w:val="41"/>
+        <w:pStyle w:val="a4"/>
         <w:numPr>
           <w:ilvl w:val="0"/>
           <w:numId w:val="10"/>
         </w:numPr>
         <w:bidi w:val="0"/>
-        <w:ind w:left="425" w:leftChars="0" w:hanging="425" w:firstLineChars="0"/>
+        <w:ind w:left="425" w:hanging="425" w:leftChars="0" w:firstLineChars="0"/>
       </w:pPr>
       <w:r>
         <w:t>发生合同纠纷时，采购部应按照合同约定流程处理。</w:t>
@@ -4566,13 +4507,13 @@
     </w:p>
     <w:p>
       <w:pPr>
-        <w:pStyle w:val="41"/>
+        <w:pStyle w:val="a4"/>
         <w:numPr>
           <w:ilvl w:val="0"/>
           <w:numId w:val="10"/>
         </w:numPr>
         <w:bidi w:val="0"/>
-        <w:ind w:left="425" w:leftChars="0" w:hanging="425" w:firstLineChars="0"/>
+        <w:ind w:left="425" w:hanging="425" w:leftChars="0" w:firstLineChars="0"/>
       </w:pPr>
       <w:r>
         <w:t>发生服务结束、服务提前终止或服务转移时，采购部应按照合同约定流程处理。</w:t>
@@ -4580,33 +4521,33 @@
     </w:p>
     <w:p>
       <w:pPr>
-        <w:pStyle w:val="29"/>
-        <w:bidi w:val="0"/>
-      </w:pPr>
-      <w:bookmarkStart w:id="26" w:name="heading_15"/>
-      <w:bookmarkStart w:id="27" w:name="_Toc14601"/>
+        <w:pStyle w:val="1"/>
+        <w:bidi w:val="0"/>
+      </w:pPr>
+      <w:bookmarkStart w:id="27" w:name="heading_15"/>
+      <w:bookmarkStart w:id="28" w:name="_Toc14601"/>
       <w:r>
         <w:t>供应商评价</w:t>
       </w:r>
-      <w:bookmarkEnd w:id="26"/>
       <w:bookmarkEnd w:id="27"/>
-    </w:p>
-    <w:p>
-      <w:pPr>
-        <w:pStyle w:val="31"/>
-        <w:bidi w:val="0"/>
-      </w:pPr>
-      <w:bookmarkStart w:id="28" w:name="_Toc19370"/>
-      <w:bookmarkStart w:id="29" w:name="heading_16"/>
+      <w:bookmarkEnd w:id="28"/>
+    </w:p>
+    <w:p>
+      <w:pPr>
+        <w:pStyle w:val="2"/>
+        <w:bidi w:val="0"/>
+      </w:pPr>
+      <w:bookmarkStart w:id="29" w:name="_Toc19370"/>
+      <w:bookmarkStart w:id="30" w:name="heading_16"/>
       <w:r>
         <w:t>评价周期</w:t>
       </w:r>
-      <w:bookmarkEnd w:id="28"/>
       <w:bookmarkEnd w:id="29"/>
-    </w:p>
-    <w:p>
-      <w:pPr>
-        <w:pStyle w:val="30"/>
+      <w:bookmarkEnd w:id="30"/>
+    </w:p>
+    <w:p>
+      <w:pPr>
+        <w:pStyle w:val="a2"/>
         <w:bidi w:val="0"/>
       </w:pPr>
       <w:r>
@@ -4615,20 +4556,20 @@
     </w:p>
     <w:p>
       <w:pPr>
-        <w:pStyle w:val="31"/>
-        <w:bidi w:val="0"/>
-      </w:pPr>
-      <w:bookmarkStart w:id="30" w:name="_Toc25119"/>
-      <w:bookmarkStart w:id="31" w:name="heading_17"/>
+        <w:pStyle w:val="2"/>
+        <w:bidi w:val="0"/>
+      </w:pPr>
+      <w:bookmarkStart w:id="31" w:name="_Toc25119"/>
+      <w:bookmarkStart w:id="32" w:name="heading_17"/>
       <w:r>
         <w:t>评价内容</w:t>
       </w:r>
-      <w:bookmarkEnd w:id="30"/>
       <w:bookmarkEnd w:id="31"/>
-    </w:p>
-    <w:p>
-      <w:pPr>
-        <w:pStyle w:val="30"/>
+      <w:bookmarkEnd w:id="32"/>
+    </w:p>
+    <w:p>
+      <w:pPr>
+        <w:pStyle w:val="a2"/>
         <w:bidi w:val="0"/>
       </w:pPr>
       <w:r>
@@ -4637,18 +4578,17 @@
     </w:p>
     <w:tbl>
       <w:tblPr>
-        <w:tblStyle w:val="20"/>
+        <w:tblStyle w:val="TableNormal"/>
         <w:tblW w:w="8214" w:type="dxa"/>
         <w:jc w:val="center"/>
         <w:tblBorders>
-          <w:top w:val="none" w:color="DEE0E3" w:sz="0" w:space="0"/>
-          <w:left w:val="none" w:color="DEE0E3" w:sz="0" w:space="0"/>
-          <w:bottom w:val="none" w:color="DEE0E3" w:sz="0" w:space="0"/>
-          <w:right w:val="none" w:color="DEE0E3" w:sz="0" w:space="0"/>
-          <w:insideH w:val="none" w:color="DEE0E3" w:sz="0" w:space="0"/>
-          <w:insideV w:val="none" w:color="DEE0E3" w:sz="0" w:space="0"/>
+          <w:top w:val="nil"/>
+          <w:left w:val="nil"/>
+          <w:bottom w:val="nil"/>
+          <w:right w:val="nil"/>
+          <w:insideH w:val="nil"/>
+          <w:insideV w:val="nil"/>
         </w:tblBorders>
-        <w:tblLayout w:type="autofit"/>
         <w:tblCellMar>
           <w:top w:w="0" w:type="dxa"/>
           <w:left w:w="10" w:type="dxa"/>
@@ -4662,13 +4602,15 @@
       </w:tblGrid>
       <w:tr>
         <w:tblPrEx>
+          <w:tblW w:w="8214" w:type="dxa"/>
+          <w:jc w:val="center"/>
           <w:tblBorders>
-            <w:top w:val="none" w:color="DEE0E3" w:sz="0" w:space="0"/>
-            <w:left w:val="none" w:color="DEE0E3" w:sz="0" w:space="0"/>
-            <w:bottom w:val="none" w:color="DEE0E3" w:sz="0" w:space="0"/>
-            <w:right w:val="none" w:color="DEE0E3" w:sz="0" w:space="0"/>
-            <w:insideH w:val="none" w:color="DEE0E3" w:sz="0" w:space="0"/>
-            <w:insideV w:val="none" w:color="DEE0E3" w:sz="0" w:space="0"/>
+            <w:top w:val="nil"/>
+            <w:left w:val="nil"/>
+            <w:bottom w:val="nil"/>
+            <w:right w:val="nil"/>
+            <w:insideH w:val="nil"/>
+            <w:insideV w:val="nil"/>
           </w:tblBorders>
           <w:tblCellMar>
             <w:top w:w="0" w:type="dxa"/>
@@ -4678,7 +4620,7 @@
           </w:tblCellMar>
         </w:tblPrEx>
         <w:trPr>
-          <w:trHeight w:val="0" w:hRule="atLeast"/>
+          <w:trHeight w:val="0"/>
           <w:tblHeader/>
           <w:jc w:val="center"/>
         </w:trPr>
@@ -4686,12 +4628,11 @@
           <w:tcPr>
             <w:tcW w:w="2512" w:type="dxa"/>
             <w:tcBorders>
-              <w:top w:val="single" w:color="auto" w:sz="12" w:space="0"/>
-              <w:left w:val="single" w:color="auto" w:sz="12" w:space="0"/>
+              <w:top w:val="single" w:sz="12" w:space="0" w:color="auto"/>
+              <w:left w:val="single" w:sz="12" w:space="0" w:color="auto"/>
               <w:bottom w:val="nil"/>
               <w:right w:val="nil"/>
             </w:tcBorders>
-            <w:noWrap w:val="0"/>
             <w:tcMar>
               <w:top w:w="60" w:type="dxa"/>
               <w:left w:w="120" w:type="dxa"/>
@@ -4702,11 +4643,11 @@
           </w:tcPr>
           <w:p>
             <w:pPr>
-              <w:pStyle w:val="30"/>
+              <w:pStyle w:val="a2"/>
               <w:bidi w:val="0"/>
               <w:snapToGrid w:val="0"/>
               <w:spacing w:line="240" w:lineRule="auto"/>
-              <w:ind w:left="0" w:leftChars="0" w:right="0" w:rightChars="0" w:firstLine="0" w:firstLineChars="0"/>
+              <w:ind w:left="0" w:right="0" w:firstLine="0" w:leftChars="0" w:rightChars="0" w:firstLineChars="0"/>
               <w:jc w:val="center"/>
               <w:rPr>
                 <w:b/>
@@ -4724,12 +4665,11 @@
           <w:tcPr>
             <w:tcW w:w="5702" w:type="dxa"/>
             <w:tcBorders>
-              <w:top w:val="single" w:color="auto" w:sz="12" w:space="0"/>
-              <w:left w:val="single" w:color="auto" w:sz="4" w:space="0"/>
+              <w:top w:val="single" w:sz="12" w:space="0" w:color="auto"/>
+              <w:left w:val="single" w:sz="4" w:space="0" w:color="auto"/>
               <w:bottom w:val="nil"/>
-              <w:right w:val="single" w:color="auto" w:sz="12" w:space="0"/>
+              <w:right w:val="single" w:sz="12" w:space="0" w:color="auto"/>
             </w:tcBorders>
-            <w:noWrap w:val="0"/>
             <w:tcMar>
               <w:top w:w="60" w:type="dxa"/>
               <w:left w:w="120" w:type="dxa"/>
@@ -4740,11 +4680,11 @@
           </w:tcPr>
           <w:p>
             <w:pPr>
-              <w:pStyle w:val="30"/>
+              <w:pStyle w:val="a2"/>
               <w:bidi w:val="0"/>
               <w:snapToGrid w:val="0"/>
               <w:spacing w:line="240" w:lineRule="auto"/>
-              <w:ind w:left="0" w:leftChars="0" w:right="0" w:rightChars="0" w:firstLine="0" w:firstLineChars="0"/>
+              <w:ind w:left="0" w:right="0" w:firstLine="0" w:leftChars="0" w:rightChars="0" w:firstLineChars="0"/>
               <w:jc w:val="center"/>
               <w:rPr>
                 <w:b/>
@@ -4761,14 +4701,8 @@
       </w:tr>
       <w:tr>
         <w:tblPrEx>
-          <w:tblBorders>
-            <w:top w:val="none" w:color="DEE0E3" w:sz="0" w:space="0"/>
-            <w:left w:val="none" w:color="DEE0E3" w:sz="0" w:space="0"/>
-            <w:bottom w:val="none" w:color="DEE0E3" w:sz="0" w:space="0"/>
-            <w:right w:val="none" w:color="DEE0E3" w:sz="0" w:space="0"/>
-            <w:insideH w:val="none" w:color="DEE0E3" w:sz="0" w:space="0"/>
-            <w:insideV w:val="none" w:color="DEE0E3" w:sz="0" w:space="0"/>
-          </w:tblBorders>
+          <w:tblW w:w="8214" w:type="dxa"/>
+          <w:jc w:val="center"/>
           <w:tblCellMar>
             <w:top w:w="0" w:type="dxa"/>
             <w:left w:w="10" w:type="dxa"/>
@@ -4777,19 +4711,18 @@
           </w:tblCellMar>
         </w:tblPrEx>
         <w:trPr>
-          <w:trHeight w:val="0" w:hRule="atLeast"/>
+          <w:trHeight w:val="0"/>
           <w:jc w:val="center"/>
         </w:trPr>
         <w:tc>
           <w:tcPr>
             <w:tcW w:w="2512" w:type="dxa"/>
             <w:tcBorders>
-              <w:top w:val="single" w:color="auto" w:sz="4" w:space="0"/>
-              <w:left w:val="single" w:color="auto" w:sz="12" w:space="0"/>
+              <w:top w:val="single" w:sz="4" w:space="0" w:color="auto"/>
+              <w:left w:val="single" w:sz="12" w:space="0" w:color="auto"/>
               <w:bottom w:val="nil"/>
               <w:right w:val="nil"/>
             </w:tcBorders>
-            <w:noWrap w:val="0"/>
             <w:tcMar>
               <w:top w:w="60" w:type="dxa"/>
               <w:left w:w="120" w:type="dxa"/>
@@ -4800,11 +4733,11 @@
           </w:tcPr>
           <w:p>
             <w:pPr>
-              <w:pStyle w:val="30"/>
+              <w:pStyle w:val="a2"/>
               <w:bidi w:val="0"/>
               <w:snapToGrid w:val="0"/>
               <w:spacing w:line="240" w:lineRule="auto"/>
-              <w:ind w:left="0" w:leftChars="0" w:right="0" w:rightChars="0" w:firstLine="0" w:firstLineChars="0"/>
+              <w:ind w:left="0" w:right="0" w:firstLine="0" w:leftChars="0" w:rightChars="0" w:firstLineChars="0"/>
               <w:jc w:val="center"/>
             </w:pPr>
             <w:r>
@@ -4816,12 +4749,11 @@
           <w:tcPr>
             <w:tcW w:w="5702" w:type="dxa"/>
             <w:tcBorders>
-              <w:top w:val="single" w:color="auto" w:sz="4" w:space="0"/>
-              <w:left w:val="single" w:color="auto" w:sz="4" w:space="0"/>
+              <w:top w:val="single" w:sz="4" w:space="0" w:color="auto"/>
+              <w:left w:val="single" w:sz="4" w:space="0" w:color="auto"/>
               <w:bottom w:val="nil"/>
-              <w:right w:val="single" w:color="auto" w:sz="12" w:space="0"/>
+              <w:right w:val="single" w:sz="12" w:space="0" w:color="auto"/>
             </w:tcBorders>
-            <w:noWrap w:val="0"/>
             <w:tcMar>
               <w:top w:w="60" w:type="dxa"/>
               <w:left w:w="120" w:type="dxa"/>
@@ -4832,11 +4764,11 @@
           </w:tcPr>
           <w:p>
             <w:pPr>
-              <w:pStyle w:val="30"/>
+              <w:pStyle w:val="a2"/>
               <w:bidi w:val="0"/>
               <w:snapToGrid w:val="0"/>
               <w:spacing w:line="240" w:lineRule="auto"/>
-              <w:ind w:left="0" w:leftChars="0" w:right="0" w:rightChars="0" w:firstLine="0" w:firstLineChars="0"/>
+              <w:ind w:left="0" w:right="0" w:firstLine="0" w:leftChars="0" w:rightChars="0" w:firstLineChars="0"/>
               <w:jc w:val="left"/>
             </w:pPr>
             <w:r>
@@ -4847,14 +4779,8 @@
       </w:tr>
       <w:tr>
         <w:tblPrEx>
-          <w:tblBorders>
-            <w:top w:val="none" w:color="DEE0E3" w:sz="0" w:space="0"/>
-            <w:left w:val="none" w:color="DEE0E3" w:sz="0" w:space="0"/>
-            <w:bottom w:val="none" w:color="DEE0E3" w:sz="0" w:space="0"/>
-            <w:right w:val="none" w:color="DEE0E3" w:sz="0" w:space="0"/>
-            <w:insideH w:val="none" w:color="DEE0E3" w:sz="0" w:space="0"/>
-            <w:insideV w:val="none" w:color="DEE0E3" w:sz="0" w:space="0"/>
-          </w:tblBorders>
+          <w:tblW w:w="8214" w:type="dxa"/>
+          <w:jc w:val="center"/>
           <w:tblCellMar>
             <w:top w:w="0" w:type="dxa"/>
             <w:left w:w="10" w:type="dxa"/>
@@ -4863,19 +4789,18 @@
           </w:tblCellMar>
         </w:tblPrEx>
         <w:trPr>
-          <w:trHeight w:val="0" w:hRule="atLeast"/>
+          <w:trHeight w:val="0"/>
           <w:jc w:val="center"/>
         </w:trPr>
         <w:tc>
           <w:tcPr>
             <w:tcW w:w="2512" w:type="dxa"/>
             <w:tcBorders>
-              <w:top w:val="single" w:color="auto" w:sz="4" w:space="0"/>
-              <w:left w:val="single" w:color="auto" w:sz="12" w:space="0"/>
+              <w:top w:val="single" w:sz="4" w:space="0" w:color="auto"/>
+              <w:left w:val="single" w:sz="12" w:space="0" w:color="auto"/>
               <w:bottom w:val="nil"/>
               <w:right w:val="nil"/>
             </w:tcBorders>
-            <w:noWrap w:val="0"/>
             <w:tcMar>
               <w:top w:w="60" w:type="dxa"/>
               <w:left w:w="120" w:type="dxa"/>
@@ -4886,11 +4811,11 @@
           </w:tcPr>
           <w:p>
             <w:pPr>
-              <w:pStyle w:val="30"/>
+              <w:pStyle w:val="a2"/>
               <w:bidi w:val="0"/>
               <w:snapToGrid w:val="0"/>
               <w:spacing w:line="240" w:lineRule="auto"/>
-              <w:ind w:left="0" w:leftChars="0" w:right="0" w:rightChars="0" w:firstLine="0" w:firstLineChars="0"/>
+              <w:ind w:left="0" w:right="0" w:firstLine="0" w:leftChars="0" w:rightChars="0" w:firstLineChars="0"/>
               <w:jc w:val="center"/>
             </w:pPr>
             <w:r>
@@ -4902,12 +4827,11 @@
           <w:tcPr>
             <w:tcW w:w="5702" w:type="dxa"/>
             <w:tcBorders>
-              <w:top w:val="single" w:color="auto" w:sz="4" w:space="0"/>
-              <w:left w:val="single" w:color="auto" w:sz="4" w:space="0"/>
+              <w:top w:val="single" w:sz="4" w:space="0" w:color="auto"/>
+              <w:left w:val="single" w:sz="4" w:space="0" w:color="auto"/>
               <w:bottom w:val="nil"/>
-              <w:right w:val="single" w:color="auto" w:sz="12" w:space="0"/>
+              <w:right w:val="single" w:sz="12" w:space="0" w:color="auto"/>
             </w:tcBorders>
-            <w:noWrap w:val="0"/>
             <w:tcMar>
               <w:top w:w="60" w:type="dxa"/>
               <w:left w:w="120" w:type="dxa"/>
@@ -4918,11 +4842,11 @@
           </w:tcPr>
           <w:p>
             <w:pPr>
-              <w:pStyle w:val="30"/>
+              <w:pStyle w:val="a2"/>
               <w:bidi w:val="0"/>
               <w:snapToGrid w:val="0"/>
               <w:spacing w:line="240" w:lineRule="auto"/>
-              <w:ind w:left="0" w:leftChars="0" w:right="0" w:rightChars="0" w:firstLine="0" w:firstLineChars="0"/>
+              <w:ind w:left="0" w:right="0" w:firstLine="0" w:leftChars="0" w:rightChars="0" w:firstLineChars="0"/>
               <w:jc w:val="left"/>
             </w:pPr>
             <w:r>
@@ -4933,14 +4857,8 @@
       </w:tr>
       <w:tr>
         <w:tblPrEx>
-          <w:tblBorders>
-            <w:top w:val="none" w:color="DEE0E3" w:sz="0" w:space="0"/>
-            <w:left w:val="none" w:color="DEE0E3" w:sz="0" w:space="0"/>
-            <w:bottom w:val="none" w:color="DEE0E3" w:sz="0" w:space="0"/>
-            <w:right w:val="none" w:color="DEE0E3" w:sz="0" w:space="0"/>
-            <w:insideH w:val="none" w:color="DEE0E3" w:sz="0" w:space="0"/>
-            <w:insideV w:val="none" w:color="DEE0E3" w:sz="0" w:space="0"/>
-          </w:tblBorders>
+          <w:tblW w:w="8214" w:type="dxa"/>
+          <w:jc w:val="center"/>
           <w:tblCellMar>
             <w:top w:w="0" w:type="dxa"/>
             <w:left w:w="10" w:type="dxa"/>
@@ -4949,19 +4867,18 @@
           </w:tblCellMar>
         </w:tblPrEx>
         <w:trPr>
-          <w:trHeight w:val="0" w:hRule="atLeast"/>
+          <w:trHeight w:val="0"/>
           <w:jc w:val="center"/>
         </w:trPr>
         <w:tc>
           <w:tcPr>
             <w:tcW w:w="2512" w:type="dxa"/>
             <w:tcBorders>
-              <w:top w:val="single" w:color="auto" w:sz="4" w:space="0"/>
-              <w:left w:val="single" w:color="auto" w:sz="12" w:space="0"/>
+              <w:top w:val="single" w:sz="4" w:space="0" w:color="auto"/>
+              <w:left w:val="single" w:sz="12" w:space="0" w:color="auto"/>
               <w:bottom w:val="nil"/>
               <w:right w:val="nil"/>
             </w:tcBorders>
-            <w:noWrap w:val="0"/>
             <w:tcMar>
               <w:top w:w="60" w:type="dxa"/>
               <w:left w:w="120" w:type="dxa"/>
@@ -4972,11 +4889,11 @@
           </w:tcPr>
           <w:p>
             <w:pPr>
-              <w:pStyle w:val="30"/>
+              <w:pStyle w:val="a2"/>
               <w:bidi w:val="0"/>
               <w:snapToGrid w:val="0"/>
               <w:spacing w:line="240" w:lineRule="auto"/>
-              <w:ind w:left="0" w:leftChars="0" w:right="0" w:rightChars="0" w:firstLine="0" w:firstLineChars="0"/>
+              <w:ind w:left="0" w:right="0" w:firstLine="0" w:leftChars="0" w:rightChars="0" w:firstLineChars="0"/>
               <w:jc w:val="center"/>
             </w:pPr>
             <w:r>
@@ -4988,12 +4905,11 @@
           <w:tcPr>
             <w:tcW w:w="5702" w:type="dxa"/>
             <w:tcBorders>
-              <w:top w:val="single" w:color="auto" w:sz="4" w:space="0"/>
-              <w:left w:val="single" w:color="auto" w:sz="4" w:space="0"/>
+              <w:top w:val="single" w:sz="4" w:space="0" w:color="auto"/>
+              <w:left w:val="single" w:sz="4" w:space="0" w:color="auto"/>
               <w:bottom w:val="nil"/>
-              <w:right w:val="single" w:color="auto" w:sz="12" w:space="0"/>
+              <w:right w:val="single" w:sz="12" w:space="0" w:color="auto"/>
             </w:tcBorders>
-            <w:noWrap w:val="0"/>
             <w:tcMar>
               <w:top w:w="60" w:type="dxa"/>
               <w:left w:w="120" w:type="dxa"/>
@@ -5004,11 +4920,11 @@
           </w:tcPr>
           <w:p>
             <w:pPr>
-              <w:pStyle w:val="30"/>
+              <w:pStyle w:val="a2"/>
               <w:bidi w:val="0"/>
               <w:snapToGrid w:val="0"/>
               <w:spacing w:line="240" w:lineRule="auto"/>
-              <w:ind w:left="0" w:leftChars="0" w:right="0" w:rightChars="0" w:firstLine="0" w:firstLineChars="0"/>
+              <w:ind w:left="0" w:right="0" w:firstLine="0" w:leftChars="0" w:rightChars="0" w:firstLineChars="0"/>
               <w:jc w:val="left"/>
             </w:pPr>
             <w:r>
@@ -5019,14 +4935,8 @@
       </w:tr>
       <w:tr>
         <w:tblPrEx>
-          <w:tblBorders>
-            <w:top w:val="none" w:color="DEE0E3" w:sz="0" w:space="0"/>
-            <w:left w:val="none" w:color="DEE0E3" w:sz="0" w:space="0"/>
-            <w:bottom w:val="none" w:color="DEE0E3" w:sz="0" w:space="0"/>
-            <w:right w:val="none" w:color="DEE0E3" w:sz="0" w:space="0"/>
-            <w:insideH w:val="none" w:color="DEE0E3" w:sz="0" w:space="0"/>
-            <w:insideV w:val="none" w:color="DEE0E3" w:sz="0" w:space="0"/>
-          </w:tblBorders>
+          <w:tblW w:w="8214" w:type="dxa"/>
+          <w:jc w:val="center"/>
           <w:tblCellMar>
             <w:top w:w="0" w:type="dxa"/>
             <w:left w:w="10" w:type="dxa"/>
@@ -5035,19 +4945,18 @@
           </w:tblCellMar>
         </w:tblPrEx>
         <w:trPr>
-          <w:trHeight w:val="0" w:hRule="atLeast"/>
+          <w:trHeight w:val="0"/>
           <w:jc w:val="center"/>
         </w:trPr>
         <w:tc>
           <w:tcPr>
             <w:tcW w:w="2512" w:type="dxa"/>
             <w:tcBorders>
-              <w:top w:val="single" w:color="auto" w:sz="4" w:space="0"/>
-              <w:left w:val="single" w:color="auto" w:sz="12" w:space="0"/>
+              <w:top w:val="single" w:sz="4" w:space="0" w:color="auto"/>
+              <w:left w:val="single" w:sz="12" w:space="0" w:color="auto"/>
               <w:bottom w:val="nil"/>
               <w:right w:val="nil"/>
             </w:tcBorders>
-            <w:noWrap w:val="0"/>
             <w:tcMar>
               <w:top w:w="60" w:type="dxa"/>
               <w:left w:w="120" w:type="dxa"/>
@@ -5058,11 +4967,11 @@
           </w:tcPr>
           <w:p>
             <w:pPr>
-              <w:pStyle w:val="30"/>
+              <w:pStyle w:val="a2"/>
               <w:bidi w:val="0"/>
               <w:snapToGrid w:val="0"/>
               <w:spacing w:line="240" w:lineRule="auto"/>
-              <w:ind w:left="0" w:leftChars="0" w:right="0" w:rightChars="0" w:firstLine="0" w:firstLineChars="0"/>
+              <w:ind w:left="0" w:right="0" w:firstLine="0" w:leftChars="0" w:rightChars="0" w:firstLineChars="0"/>
               <w:jc w:val="center"/>
             </w:pPr>
             <w:r>
@@ -5074,12 +4983,11 @@
           <w:tcPr>
             <w:tcW w:w="5702" w:type="dxa"/>
             <w:tcBorders>
-              <w:top w:val="single" w:color="auto" w:sz="4" w:space="0"/>
-              <w:left w:val="single" w:color="auto" w:sz="4" w:space="0"/>
+              <w:top w:val="single" w:sz="4" w:space="0" w:color="auto"/>
+              <w:left w:val="single" w:sz="4" w:space="0" w:color="auto"/>
               <w:bottom w:val="nil"/>
-              <w:right w:val="single" w:color="auto" w:sz="12" w:space="0"/>
+              <w:right w:val="single" w:sz="12" w:space="0" w:color="auto"/>
             </w:tcBorders>
-            <w:noWrap w:val="0"/>
             <w:tcMar>
               <w:top w:w="60" w:type="dxa"/>
               <w:left w:w="120" w:type="dxa"/>
@@ -5090,11 +4998,11 @@
           </w:tcPr>
           <w:p>
             <w:pPr>
-              <w:pStyle w:val="30"/>
+              <w:pStyle w:val="a2"/>
               <w:bidi w:val="0"/>
               <w:snapToGrid w:val="0"/>
               <w:spacing w:line="240" w:lineRule="auto"/>
-              <w:ind w:left="0" w:leftChars="0" w:right="0" w:rightChars="0" w:firstLine="0" w:firstLineChars="0"/>
+              <w:ind w:left="0" w:right="0" w:firstLine="0" w:leftChars="0" w:rightChars="0" w:firstLineChars="0"/>
               <w:jc w:val="left"/>
             </w:pPr>
             <w:r>
@@ -5105,14 +5013,8 @@
       </w:tr>
       <w:tr>
         <w:tblPrEx>
-          <w:tblBorders>
-            <w:top w:val="none" w:color="DEE0E3" w:sz="0" w:space="0"/>
-            <w:left w:val="none" w:color="DEE0E3" w:sz="0" w:space="0"/>
-            <w:bottom w:val="none" w:color="DEE0E3" w:sz="0" w:space="0"/>
-            <w:right w:val="none" w:color="DEE0E3" w:sz="0" w:space="0"/>
-            <w:insideH w:val="none" w:color="DEE0E3" w:sz="0" w:space="0"/>
-            <w:insideV w:val="none" w:color="DEE0E3" w:sz="0" w:space="0"/>
-          </w:tblBorders>
+          <w:tblW w:w="8214" w:type="dxa"/>
+          <w:jc w:val="center"/>
           <w:tblCellMar>
             <w:top w:w="0" w:type="dxa"/>
             <w:left w:w="10" w:type="dxa"/>
@@ -5121,19 +5023,18 @@
           </w:tblCellMar>
         </w:tblPrEx>
         <w:trPr>
-          <w:trHeight w:val="0" w:hRule="atLeast"/>
+          <w:trHeight w:val="0"/>
           <w:jc w:val="center"/>
         </w:trPr>
         <w:tc>
           <w:tcPr>
             <w:tcW w:w="2512" w:type="dxa"/>
             <w:tcBorders>
-              <w:top w:val="single" w:color="auto" w:sz="4" w:space="0"/>
-              <w:left w:val="single" w:color="auto" w:sz="12" w:space="0"/>
-              <w:bottom w:val="single" w:color="auto" w:sz="12" w:space="0"/>
+              <w:top w:val="single" w:sz="4" w:space="0" w:color="auto"/>
+              <w:left w:val="single" w:sz="12" w:space="0" w:color="auto"/>
+              <w:bottom w:val="single" w:sz="12" w:space="0" w:color="auto"/>
               <w:right w:val="nil"/>
             </w:tcBorders>
-            <w:noWrap w:val="0"/>
             <w:tcMar>
               <w:top w:w="60" w:type="dxa"/>
               <w:left w:w="120" w:type="dxa"/>
@@ -5144,11 +5045,11 @@
           </w:tcPr>
           <w:p>
             <w:pPr>
-              <w:pStyle w:val="30"/>
+              <w:pStyle w:val="a2"/>
               <w:bidi w:val="0"/>
               <w:snapToGrid w:val="0"/>
               <w:spacing w:line="240" w:lineRule="auto"/>
-              <w:ind w:left="0" w:leftChars="0" w:right="0" w:rightChars="0" w:firstLine="0" w:firstLineChars="0"/>
+              <w:ind w:left="0" w:right="0" w:firstLine="0" w:leftChars="0" w:rightChars="0" w:firstLineChars="0"/>
               <w:jc w:val="center"/>
             </w:pPr>
             <w:r>
@@ -5160,12 +5061,11 @@
           <w:tcPr>
             <w:tcW w:w="5702" w:type="dxa"/>
             <w:tcBorders>
-              <w:top w:val="single" w:color="auto" w:sz="4" w:space="0"/>
-              <w:left w:val="single" w:color="auto" w:sz="4" w:space="0"/>
-              <w:bottom w:val="single" w:color="auto" w:sz="12" w:space="0"/>
-              <w:right w:val="single" w:color="auto" w:sz="12" w:space="0"/>
+              <w:top w:val="single" w:sz="4" w:space="0" w:color="auto"/>
+              <w:left w:val="single" w:sz="4" w:space="0" w:color="auto"/>
+              <w:bottom w:val="single" w:sz="12" w:space="0" w:color="auto"/>
+              <w:right w:val="single" w:sz="12" w:space="0" w:color="auto"/>
             </w:tcBorders>
-            <w:noWrap w:val="0"/>
             <w:tcMar>
               <w:top w:w="60" w:type="dxa"/>
               <w:left w:w="120" w:type="dxa"/>
@@ -5176,11 +5076,11 @@
           </w:tcPr>
           <w:p>
             <w:pPr>
-              <w:pStyle w:val="30"/>
+              <w:pStyle w:val="a2"/>
               <w:bidi w:val="0"/>
               <w:snapToGrid w:val="0"/>
               <w:spacing w:line="240" w:lineRule="auto"/>
-              <w:ind w:left="0" w:leftChars="0" w:right="0" w:rightChars="0" w:firstLine="0" w:firstLineChars="0"/>
+              <w:ind w:left="0" w:right="0" w:firstLine="0" w:leftChars="0" w:rightChars="0" w:firstLineChars="0"/>
               <w:jc w:val="left"/>
             </w:pPr>
             <w:r>
@@ -5192,20 +5092,20 @@
     </w:tbl>
     <w:p>
       <w:pPr>
-        <w:pStyle w:val="31"/>
-        <w:bidi w:val="0"/>
-      </w:pPr>
-      <w:bookmarkStart w:id="32" w:name="heading_18"/>
-      <w:bookmarkStart w:id="33" w:name="_Toc29798"/>
+        <w:pStyle w:val="2"/>
+        <w:bidi w:val="0"/>
+      </w:pPr>
+      <w:bookmarkStart w:id="33" w:name="heading_18"/>
+      <w:bookmarkStart w:id="34" w:name="_Toc29798"/>
       <w:r>
         <w:t>评价等级</w:t>
       </w:r>
-      <w:bookmarkEnd w:id="32"/>
       <w:bookmarkEnd w:id="33"/>
-    </w:p>
-    <w:p>
-      <w:pPr>
-        <w:pStyle w:val="30"/>
+      <w:bookmarkEnd w:id="34"/>
+    </w:p>
+    <w:p>
+      <w:pPr>
+        <w:pStyle w:val="a2"/>
         <w:bidi w:val="0"/>
       </w:pPr>
       <w:r>
@@ -5214,18 +5114,17 @@
     </w:p>
     <w:tbl>
       <w:tblPr>
-        <w:tblStyle w:val="20"/>
+        <w:tblStyle w:val="TableNormal"/>
         <w:tblW w:w="8214" w:type="dxa"/>
         <w:jc w:val="center"/>
         <w:tblBorders>
-          <w:top w:val="none" w:color="DEE0E3" w:sz="0" w:space="0"/>
-          <w:left w:val="none" w:color="DEE0E3" w:sz="0" w:space="0"/>
-          <w:bottom w:val="none" w:color="DEE0E3" w:sz="0" w:space="0"/>
-          <w:right w:val="none" w:color="DEE0E3" w:sz="0" w:space="0"/>
-          <w:insideH w:val="none" w:color="DEE0E3" w:sz="0" w:space="0"/>
-          <w:insideV w:val="none" w:color="DEE0E3" w:sz="0" w:space="0"/>
+          <w:top w:val="nil"/>
+          <w:left w:val="nil"/>
+          <w:bottom w:val="nil"/>
+          <w:right w:val="nil"/>
+          <w:insideH w:val="nil"/>
+          <w:insideV w:val="nil"/>
         </w:tblBorders>
-        <w:tblLayout w:type="autofit"/>
         <w:tblCellMar>
           <w:top w:w="0" w:type="dxa"/>
           <w:left w:w="10" w:type="dxa"/>
@@ -5240,13 +5139,15 @@
       </w:tblGrid>
       <w:tr>
         <w:tblPrEx>
+          <w:tblW w:w="8214" w:type="dxa"/>
+          <w:jc w:val="center"/>
           <w:tblBorders>
-            <w:top w:val="none" w:color="DEE0E3" w:sz="0" w:space="0"/>
-            <w:left w:val="none" w:color="DEE0E3" w:sz="0" w:space="0"/>
-            <w:bottom w:val="none" w:color="DEE0E3" w:sz="0" w:space="0"/>
-            <w:right w:val="none" w:color="DEE0E3" w:sz="0" w:space="0"/>
-            <w:insideH w:val="none" w:color="DEE0E3" w:sz="0" w:space="0"/>
-            <w:insideV w:val="none" w:color="DEE0E3" w:sz="0" w:space="0"/>
+            <w:top w:val="nil"/>
+            <w:left w:val="nil"/>
+            <w:bottom w:val="nil"/>
+            <w:right w:val="nil"/>
+            <w:insideH w:val="nil"/>
+            <w:insideV w:val="nil"/>
           </w:tblBorders>
           <w:tblCellMar>
             <w:top w:w="0" w:type="dxa"/>
@@ -5256,7 +5157,7 @@
           </w:tblCellMar>
         </w:tblPrEx>
         <w:trPr>
-          <w:trHeight w:val="0" w:hRule="atLeast"/>
+          <w:trHeight w:val="0"/>
           <w:tblHeader/>
           <w:jc w:val="center"/>
         </w:trPr>
@@ -5264,12 +5165,11 @@
           <w:tcPr>
             <w:tcW w:w="1639" w:type="dxa"/>
             <w:tcBorders>
-              <w:top w:val="single" w:color="auto" w:sz="12" w:space="0"/>
-              <w:left w:val="single" w:color="auto" w:sz="12" w:space="0"/>
+              <w:top w:val="single" w:sz="12" w:space="0" w:color="auto"/>
+              <w:left w:val="single" w:sz="12" w:space="0" w:color="auto"/>
               <w:bottom w:val="nil"/>
               <w:right w:val="nil"/>
             </w:tcBorders>
-            <w:noWrap w:val="0"/>
             <w:tcMar>
               <w:top w:w="60" w:type="dxa"/>
               <w:left w:w="120" w:type="dxa"/>
@@ -5280,11 +5180,11 @@
           </w:tcPr>
           <w:p>
             <w:pPr>
-              <w:pStyle w:val="30"/>
+              <w:pStyle w:val="a2"/>
               <w:bidi w:val="0"/>
               <w:snapToGrid w:val="0"/>
               <w:spacing w:line="240" w:lineRule="auto"/>
-              <w:ind w:left="0" w:leftChars="0" w:right="0" w:rightChars="0" w:firstLine="0" w:firstLineChars="0"/>
+              <w:ind w:left="0" w:right="0" w:firstLine="0" w:leftChars="0" w:rightChars="0" w:firstLineChars="0"/>
               <w:jc w:val="center"/>
               <w:rPr>
                 <w:b/>
@@ -5302,12 +5202,11 @@
           <w:tcPr>
             <w:tcW w:w="2051" w:type="dxa"/>
             <w:tcBorders>
-              <w:top w:val="single" w:color="auto" w:sz="12" w:space="0"/>
-              <w:left w:val="single" w:color="auto" w:sz="4" w:space="0"/>
+              <w:top w:val="single" w:sz="12" w:space="0" w:color="auto"/>
+              <w:left w:val="single" w:sz="4" w:space="0" w:color="auto"/>
               <w:bottom w:val="nil"/>
               <w:right w:val="nil"/>
             </w:tcBorders>
-            <w:noWrap w:val="0"/>
             <w:tcMar>
               <w:top w:w="60" w:type="dxa"/>
               <w:left w:w="120" w:type="dxa"/>
@@ -5318,11 +5217,11 @@
           </w:tcPr>
           <w:p>
             <w:pPr>
-              <w:pStyle w:val="30"/>
+              <w:pStyle w:val="a2"/>
               <w:bidi w:val="0"/>
               <w:snapToGrid w:val="0"/>
               <w:spacing w:line="240" w:lineRule="auto"/>
-              <w:ind w:left="0" w:leftChars="0" w:right="0" w:rightChars="0" w:firstLine="0" w:firstLineChars="0"/>
+              <w:ind w:left="0" w:right="0" w:firstLine="0" w:leftChars="0" w:rightChars="0" w:firstLineChars="0"/>
               <w:jc w:val="center"/>
               <w:rPr>
                 <w:b/>
@@ -5340,12 +5239,11 @@
           <w:tcPr>
             <w:tcW w:w="4524" w:type="dxa"/>
             <w:tcBorders>
-              <w:top w:val="single" w:color="auto" w:sz="12" w:space="0"/>
-              <w:left w:val="single" w:color="auto" w:sz="4" w:space="0"/>
+              <w:top w:val="single" w:sz="12" w:space="0" w:color="auto"/>
+              <w:left w:val="single" w:sz="4" w:space="0" w:color="auto"/>
               <w:bottom w:val="nil"/>
-              <w:right w:val="single" w:color="auto" w:sz="12" w:space="0"/>
+              <w:right w:val="single" w:sz="12" w:space="0" w:color="auto"/>
             </w:tcBorders>
-            <w:noWrap w:val="0"/>
             <w:tcMar>
               <w:top w:w="60" w:type="dxa"/>
               <w:left w:w="120" w:type="dxa"/>
@@ -5356,11 +5254,11 @@
           </w:tcPr>
           <w:p>
             <w:pPr>
-              <w:pStyle w:val="30"/>
+              <w:pStyle w:val="a2"/>
               <w:bidi w:val="0"/>
               <w:snapToGrid w:val="0"/>
               <w:spacing w:line="240" w:lineRule="auto"/>
-              <w:ind w:left="0" w:leftChars="0" w:right="0" w:rightChars="0" w:firstLine="0" w:firstLineChars="0"/>
+              <w:ind w:left="0" w:right="0" w:firstLine="0" w:leftChars="0" w:rightChars="0" w:firstLineChars="0"/>
               <w:jc w:val="center"/>
               <w:rPr>
                 <w:b/>
@@ -5377,14 +5275,8 @@
       </w:tr>
       <w:tr>
         <w:tblPrEx>
-          <w:tblBorders>
-            <w:top w:val="none" w:color="DEE0E3" w:sz="0" w:space="0"/>
-            <w:left w:val="none" w:color="DEE0E3" w:sz="0" w:space="0"/>
-            <w:bottom w:val="none" w:color="DEE0E3" w:sz="0" w:space="0"/>
-            <w:right w:val="none" w:color="DEE0E3" w:sz="0" w:space="0"/>
-            <w:insideH w:val="none" w:color="DEE0E3" w:sz="0" w:space="0"/>
-            <w:insideV w:val="none" w:color="DEE0E3" w:sz="0" w:space="0"/>
-          </w:tblBorders>
+          <w:tblW w:w="8214" w:type="dxa"/>
+          <w:jc w:val="center"/>
           <w:tblCellMar>
             <w:top w:w="0" w:type="dxa"/>
             <w:left w:w="10" w:type="dxa"/>
@@ -5393,19 +5285,18 @@
           </w:tblCellMar>
         </w:tblPrEx>
         <w:trPr>
-          <w:trHeight w:val="0" w:hRule="atLeast"/>
+          <w:trHeight w:val="0"/>
           <w:jc w:val="center"/>
         </w:trPr>
         <w:tc>
           <w:tcPr>
             <w:tcW w:w="1639" w:type="dxa"/>
             <w:tcBorders>
-              <w:top w:val="single" w:color="auto" w:sz="4" w:space="0"/>
-              <w:left w:val="single" w:color="auto" w:sz="12" w:space="0"/>
+              <w:top w:val="single" w:sz="4" w:space="0" w:color="auto"/>
+              <w:left w:val="single" w:sz="12" w:space="0" w:color="auto"/>
               <w:bottom w:val="nil"/>
               <w:right w:val="nil"/>
             </w:tcBorders>
-            <w:noWrap w:val="0"/>
             <w:tcMar>
               <w:top w:w="60" w:type="dxa"/>
               <w:left w:w="120" w:type="dxa"/>
@@ -5416,11 +5307,11 @@
           </w:tcPr>
           <w:p>
             <w:pPr>
-              <w:pStyle w:val="30"/>
+              <w:pStyle w:val="a2"/>
               <w:bidi w:val="0"/>
               <w:snapToGrid w:val="0"/>
               <w:spacing w:line="240" w:lineRule="auto"/>
-              <w:ind w:left="0" w:leftChars="0" w:right="0" w:rightChars="0" w:firstLine="0" w:firstLineChars="0"/>
+              <w:ind w:left="0" w:right="0" w:firstLine="0" w:leftChars="0" w:rightChars="0" w:firstLineChars="0"/>
               <w:jc w:val="center"/>
             </w:pPr>
             <w:r>
@@ -5432,12 +5323,11 @@
           <w:tcPr>
             <w:tcW w:w="2051" w:type="dxa"/>
             <w:tcBorders>
-              <w:top w:val="single" w:color="auto" w:sz="4" w:space="0"/>
-              <w:left w:val="single" w:color="auto" w:sz="4" w:space="0"/>
+              <w:top w:val="single" w:sz="4" w:space="0" w:color="auto"/>
+              <w:left w:val="single" w:sz="4" w:space="0" w:color="auto"/>
               <w:bottom w:val="nil"/>
               <w:right w:val="nil"/>
             </w:tcBorders>
-            <w:noWrap w:val="0"/>
             <w:tcMar>
               <w:top w:w="60" w:type="dxa"/>
               <w:left w:w="120" w:type="dxa"/>
@@ -5448,11 +5338,11 @@
           </w:tcPr>
           <w:p>
             <w:pPr>
-              <w:pStyle w:val="30"/>
+              <w:pStyle w:val="a2"/>
               <w:bidi w:val="0"/>
               <w:snapToGrid w:val="0"/>
               <w:spacing w:line="240" w:lineRule="auto"/>
-              <w:ind w:left="0" w:leftChars="0" w:right="0" w:rightChars="0" w:firstLine="0" w:firstLineChars="0"/>
+              <w:ind w:left="0" w:right="0" w:firstLine="0" w:leftChars="0" w:rightChars="0" w:firstLineChars="0"/>
               <w:jc w:val="left"/>
             </w:pPr>
             <w:r>
@@ -5464,12 +5354,11 @@
           <w:tcPr>
             <w:tcW w:w="4524" w:type="dxa"/>
             <w:tcBorders>
-              <w:top w:val="single" w:color="auto" w:sz="4" w:space="0"/>
-              <w:left w:val="single" w:color="auto" w:sz="4" w:space="0"/>
+              <w:top w:val="single" w:sz="4" w:space="0" w:color="auto"/>
+              <w:left w:val="single" w:sz="4" w:space="0" w:color="auto"/>
               <w:bottom w:val="nil"/>
-              <w:right w:val="single" w:color="auto" w:sz="12" w:space="0"/>
+              <w:right w:val="single" w:sz="12" w:space="0" w:color="auto"/>
             </w:tcBorders>
-            <w:noWrap w:val="0"/>
             <w:tcMar>
               <w:top w:w="60" w:type="dxa"/>
               <w:left w:w="120" w:type="dxa"/>
@@ -5480,11 +5369,11 @@
           </w:tcPr>
           <w:p>
             <w:pPr>
-              <w:pStyle w:val="30"/>
+              <w:pStyle w:val="a2"/>
               <w:bidi w:val="0"/>
               <w:snapToGrid w:val="0"/>
               <w:spacing w:line="240" w:lineRule="auto"/>
-              <w:ind w:left="0" w:leftChars="0" w:right="0" w:rightChars="0" w:firstLine="0" w:firstLineChars="0"/>
+              <w:ind w:left="0" w:right="0" w:firstLine="0" w:leftChars="0" w:rightChars="0" w:firstLineChars="0"/>
               <w:jc w:val="left"/>
             </w:pPr>
             <w:r>
@@ -5495,14 +5384,8 @@
       </w:tr>
       <w:tr>
         <w:tblPrEx>
-          <w:tblBorders>
-            <w:top w:val="none" w:color="DEE0E3" w:sz="0" w:space="0"/>
-            <w:left w:val="none" w:color="DEE0E3" w:sz="0" w:space="0"/>
-            <w:bottom w:val="none" w:color="DEE0E3" w:sz="0" w:space="0"/>
-            <w:right w:val="none" w:color="DEE0E3" w:sz="0" w:space="0"/>
-            <w:insideH w:val="none" w:color="DEE0E3" w:sz="0" w:space="0"/>
-            <w:insideV w:val="none" w:color="DEE0E3" w:sz="0" w:space="0"/>
-          </w:tblBorders>
+          <w:tblW w:w="8214" w:type="dxa"/>
+          <w:jc w:val="center"/>
           <w:tblCellMar>
             <w:top w:w="0" w:type="dxa"/>
             <w:left w:w="10" w:type="dxa"/>
@@ -5511,19 +5394,18 @@
           </w:tblCellMar>
         </w:tblPrEx>
         <w:trPr>
-          <w:trHeight w:val="0" w:hRule="atLeast"/>
+          <w:trHeight w:val="0"/>
           <w:jc w:val="center"/>
         </w:trPr>
         <w:tc>
           <w:tcPr>
             <w:tcW w:w="1639" w:type="dxa"/>
             <w:tcBorders>
-              <w:top w:val="single" w:color="auto" w:sz="4" w:space="0"/>
-              <w:left w:val="single" w:color="auto" w:sz="12" w:space="0"/>
+              <w:top w:val="single" w:sz="4" w:space="0" w:color="auto"/>
+              <w:left w:val="single" w:sz="12" w:space="0" w:color="auto"/>
               <w:bottom w:val="nil"/>
               <w:right w:val="nil"/>
             </w:tcBorders>
-            <w:noWrap w:val="0"/>
             <w:tcMar>
               <w:top w:w="60" w:type="dxa"/>
               <w:left w:w="120" w:type="dxa"/>
@@ -5534,11 +5416,11 @@
           </w:tcPr>
           <w:p>
             <w:pPr>
-              <w:pStyle w:val="30"/>
+              <w:pStyle w:val="a2"/>
               <w:bidi w:val="0"/>
               <w:snapToGrid w:val="0"/>
               <w:spacing w:line="240" w:lineRule="auto"/>
-              <w:ind w:left="0" w:leftChars="0" w:right="0" w:rightChars="0" w:firstLine="0" w:firstLineChars="0"/>
+              <w:ind w:left="0" w:right="0" w:firstLine="0" w:leftChars="0" w:rightChars="0" w:firstLineChars="0"/>
               <w:jc w:val="center"/>
             </w:pPr>
             <w:r>
@@ -5550,12 +5432,11 @@
           <w:tcPr>
             <w:tcW w:w="2051" w:type="dxa"/>
             <w:tcBorders>
-              <w:top w:val="single" w:color="auto" w:sz="4" w:space="0"/>
-              <w:left w:val="single" w:color="auto" w:sz="4" w:space="0"/>
+              <w:top w:val="single" w:sz="4" w:space="0" w:color="auto"/>
+              <w:left w:val="single" w:sz="4" w:space="0" w:color="auto"/>
               <w:bottom w:val="nil"/>
               <w:right w:val="nil"/>
             </w:tcBorders>
-            <w:noWrap w:val="0"/>
             <w:tcMar>
               <w:top w:w="60" w:type="dxa"/>
               <w:left w:w="120" w:type="dxa"/>
@@ -5566,11 +5447,11 @@
           </w:tcPr>
           <w:p>
             <w:pPr>
-              <w:pStyle w:val="30"/>
+              <w:pStyle w:val="a2"/>
               <w:bidi w:val="0"/>
               <w:snapToGrid w:val="0"/>
               <w:spacing w:line="240" w:lineRule="auto"/>
-              <w:ind w:left="0" w:leftChars="0" w:right="0" w:rightChars="0" w:firstLine="0" w:firstLineChars="0"/>
+              <w:ind w:left="0" w:right="0" w:firstLine="0" w:leftChars="0" w:rightChars="0" w:firstLineChars="0"/>
               <w:jc w:val="left"/>
             </w:pPr>
             <w:r>
@@ -5582,12 +5463,11 @@
           <w:tcPr>
             <w:tcW w:w="4524" w:type="dxa"/>
             <w:tcBorders>
-              <w:top w:val="single" w:color="auto" w:sz="4" w:space="0"/>
-              <w:left w:val="single" w:color="auto" w:sz="4" w:space="0"/>
+              <w:top w:val="single" w:sz="4" w:space="0" w:color="auto"/>
+              <w:left w:val="single" w:sz="4" w:space="0" w:color="auto"/>
               <w:bottom w:val="nil"/>
-              <w:right w:val="single" w:color="auto" w:sz="12" w:space="0"/>
+              <w:right w:val="single" w:sz="12" w:space="0" w:color="auto"/>
             </w:tcBorders>
-            <w:noWrap w:val="0"/>
             <w:tcMar>
               <w:top w:w="60" w:type="dxa"/>
               <w:left w:w="120" w:type="dxa"/>
@@ -5598,11 +5478,11 @@
           </w:tcPr>
           <w:p>
             <w:pPr>
-              <w:pStyle w:val="30"/>
+              <w:pStyle w:val="a2"/>
               <w:bidi w:val="0"/>
               <w:snapToGrid w:val="0"/>
               <w:spacing w:line="240" w:lineRule="auto"/>
-              <w:ind w:left="0" w:leftChars="0" w:right="0" w:rightChars="0" w:firstLine="0" w:firstLineChars="0"/>
+              <w:ind w:left="0" w:right="0" w:firstLine="0" w:leftChars="0" w:rightChars="0" w:firstLineChars="0"/>
               <w:jc w:val="left"/>
             </w:pPr>
             <w:r>
@@ -5613,14 +5493,8 @@
       </w:tr>
       <w:tr>
         <w:tblPrEx>
-          <w:tblBorders>
-            <w:top w:val="none" w:color="DEE0E3" w:sz="0" w:space="0"/>
-            <w:left w:val="none" w:color="DEE0E3" w:sz="0" w:space="0"/>
-            <w:bottom w:val="none" w:color="DEE0E3" w:sz="0" w:space="0"/>
-            <w:right w:val="none" w:color="DEE0E3" w:sz="0" w:space="0"/>
-            <w:insideH w:val="none" w:color="DEE0E3" w:sz="0" w:space="0"/>
-            <w:insideV w:val="none" w:color="DEE0E3" w:sz="0" w:space="0"/>
-          </w:tblBorders>
+          <w:tblW w:w="8214" w:type="dxa"/>
+          <w:jc w:val="center"/>
           <w:tblCellMar>
             <w:top w:w="0" w:type="dxa"/>
             <w:left w:w="10" w:type="dxa"/>
@@ -5629,19 +5503,18 @@
           </w:tblCellMar>
         </w:tblPrEx>
         <w:trPr>
-          <w:trHeight w:val="0" w:hRule="atLeast"/>
+          <w:trHeight w:val="0"/>
           <w:jc w:val="center"/>
         </w:trPr>
         <w:tc>
           <w:tcPr>
             <w:tcW w:w="1639" w:type="dxa"/>
             <w:tcBorders>
-              <w:top w:val="single" w:color="auto" w:sz="4" w:space="0"/>
-              <w:left w:val="single" w:color="auto" w:sz="12" w:space="0"/>
+              <w:top w:val="single" w:sz="4" w:space="0" w:color="auto"/>
+              <w:left w:val="single" w:sz="12" w:space="0" w:color="auto"/>
               <w:bottom w:val="nil"/>
               <w:right w:val="nil"/>
             </w:tcBorders>
-            <w:noWrap w:val="0"/>
             <w:tcMar>
               <w:top w:w="60" w:type="dxa"/>
               <w:left w:w="120" w:type="dxa"/>
@@ -5652,11 +5525,11 @@
           </w:tcPr>
           <w:p>
             <w:pPr>
-              <w:pStyle w:val="30"/>
+              <w:pStyle w:val="a2"/>
               <w:bidi w:val="0"/>
               <w:snapToGrid w:val="0"/>
               <w:spacing w:line="240" w:lineRule="auto"/>
-              <w:ind w:left="0" w:leftChars="0" w:right="0" w:rightChars="0" w:firstLine="0" w:firstLineChars="0"/>
+              <w:ind w:left="0" w:right="0" w:firstLine="0" w:leftChars="0" w:rightChars="0" w:firstLineChars="0"/>
               <w:jc w:val="center"/>
             </w:pPr>
             <w:r>
@@ -5668,12 +5541,11 @@
           <w:tcPr>
             <w:tcW w:w="2051" w:type="dxa"/>
             <w:tcBorders>
-              <w:top w:val="single" w:color="auto" w:sz="4" w:space="0"/>
-              <w:left w:val="single" w:color="auto" w:sz="4" w:space="0"/>
+              <w:top w:val="single" w:sz="4" w:space="0" w:color="auto"/>
+              <w:left w:val="single" w:sz="4" w:space="0" w:color="auto"/>
               <w:bottom w:val="nil"/>
               <w:right w:val="nil"/>
             </w:tcBorders>
-            <w:noWrap w:val="0"/>
             <w:tcMar>
               <w:top w:w="60" w:type="dxa"/>
               <w:left w:w="120" w:type="dxa"/>
@@ -5684,11 +5556,11 @@
           </w:tcPr>
           <w:p>
             <w:pPr>
-              <w:pStyle w:val="30"/>
+              <w:pStyle w:val="a2"/>
               <w:bidi w:val="0"/>
               <w:snapToGrid w:val="0"/>
               <w:spacing w:line="240" w:lineRule="auto"/>
-              <w:ind w:left="0" w:leftChars="0" w:right="0" w:rightChars="0" w:firstLine="0" w:firstLineChars="0"/>
+              <w:ind w:left="0" w:right="0" w:firstLine="0" w:leftChars="0" w:rightChars="0" w:firstLineChars="0"/>
               <w:jc w:val="left"/>
             </w:pPr>
             <w:r>
@@ -5700,12 +5572,11 @@
           <w:tcPr>
             <w:tcW w:w="4524" w:type="dxa"/>
             <w:tcBorders>
-              <w:top w:val="single" w:color="auto" w:sz="4" w:space="0"/>
-              <w:left w:val="single" w:color="auto" w:sz="4" w:space="0"/>
+              <w:top w:val="single" w:sz="4" w:space="0" w:color="auto"/>
+              <w:left w:val="single" w:sz="4" w:space="0" w:color="auto"/>
               <w:bottom w:val="nil"/>
-              <w:right w:val="single" w:color="auto" w:sz="12" w:space="0"/>
+              <w:right w:val="single" w:sz="12" w:space="0" w:color="auto"/>
             </w:tcBorders>
-            <w:noWrap w:val="0"/>
             <w:tcMar>
               <w:top w:w="60" w:type="dxa"/>
               <w:left w:w="120" w:type="dxa"/>
@@ -5716,11 +5587,11 @@
           </w:tcPr>
           <w:p>
             <w:pPr>
-              <w:pStyle w:val="30"/>
+              <w:pStyle w:val="a2"/>
               <w:bidi w:val="0"/>
               <w:snapToGrid w:val="0"/>
               <w:spacing w:line="240" w:lineRule="auto"/>
-              <w:ind w:left="0" w:leftChars="0" w:right="0" w:rightChars="0" w:firstLine="0" w:firstLineChars="0"/>
+              <w:ind w:left="0" w:right="0" w:firstLine="0" w:leftChars="0" w:rightChars="0" w:firstLineChars="0"/>
               <w:jc w:val="left"/>
             </w:pPr>
             <w:r>
@@ -5731,14 +5602,8 @@
       </w:tr>
       <w:tr>
         <w:tblPrEx>
-          <w:tblBorders>
-            <w:top w:val="none" w:color="DEE0E3" w:sz="0" w:space="0"/>
-            <w:left w:val="none" w:color="DEE0E3" w:sz="0" w:space="0"/>
-            <w:bottom w:val="none" w:color="DEE0E3" w:sz="0" w:space="0"/>
-            <w:right w:val="none" w:color="DEE0E3" w:sz="0" w:space="0"/>
-            <w:insideH w:val="none" w:color="DEE0E3" w:sz="0" w:space="0"/>
-            <w:insideV w:val="none" w:color="DEE0E3" w:sz="0" w:space="0"/>
-          </w:tblBorders>
+          <w:tblW w:w="8214" w:type="dxa"/>
+          <w:jc w:val="center"/>
           <w:tblCellMar>
             <w:top w:w="0" w:type="dxa"/>
             <w:left w:w="10" w:type="dxa"/>
@@ -5747,19 +5612,18 @@
           </w:tblCellMar>
         </w:tblPrEx>
         <w:trPr>
-          <w:trHeight w:val="0" w:hRule="atLeast"/>
+          <w:trHeight w:val="0"/>
           <w:jc w:val="center"/>
         </w:trPr>
         <w:tc>
           <w:tcPr>
             <w:tcW w:w="1639" w:type="dxa"/>
             <w:tcBorders>
-              <w:top w:val="single" w:color="auto" w:sz="4" w:space="0"/>
-              <w:left w:val="single" w:color="auto" w:sz="12" w:space="0"/>
-              <w:bottom w:val="single" w:color="auto" w:sz="12" w:space="0"/>
+              <w:top w:val="single" w:sz="4" w:space="0" w:color="auto"/>
+              <w:left w:val="single" w:sz="12" w:space="0" w:color="auto"/>
+              <w:bottom w:val="single" w:sz="12" w:space="0" w:color="auto"/>
               <w:right w:val="nil"/>
             </w:tcBorders>
-            <w:noWrap w:val="0"/>
             <w:tcMar>
               <w:top w:w="60" w:type="dxa"/>
               <w:left w:w="120" w:type="dxa"/>
@@ -5770,11 +5634,11 @@
           </w:tcPr>
           <w:p>
             <w:pPr>
-              <w:pStyle w:val="30"/>
+              <w:pStyle w:val="a2"/>
               <w:bidi w:val="0"/>
               <w:snapToGrid w:val="0"/>
               <w:spacing w:line="240" w:lineRule="auto"/>
-              <w:ind w:left="0" w:leftChars="0" w:right="0" w:rightChars="0" w:firstLine="0" w:firstLineChars="0"/>
+              <w:ind w:left="0" w:right="0" w:firstLine="0" w:leftChars="0" w:rightChars="0" w:firstLineChars="0"/>
               <w:jc w:val="center"/>
             </w:pPr>
             <w:r>
@@ -5786,12 +5650,11 @@
           <w:tcPr>
             <w:tcW w:w="2051" w:type="dxa"/>
             <w:tcBorders>
-              <w:top w:val="single" w:color="auto" w:sz="4" w:space="0"/>
-              <w:left w:val="single" w:color="auto" w:sz="4" w:space="0"/>
-              <w:bottom w:val="single" w:color="auto" w:sz="12" w:space="0"/>
+              <w:top w:val="single" w:sz="4" w:space="0" w:color="auto"/>
+              <w:left w:val="single" w:sz="4" w:space="0" w:color="auto"/>
+              <w:bottom w:val="single" w:sz="12" w:space="0" w:color="auto"/>
               <w:right w:val="nil"/>
             </w:tcBorders>
-            <w:noWrap w:val="0"/>
             <w:tcMar>
               <w:top w:w="60" w:type="dxa"/>
               <w:left w:w="120" w:type="dxa"/>
@@ -5802,11 +5665,11 @@
           </w:tcPr>
           <w:p>
             <w:pPr>
-              <w:pStyle w:val="30"/>
+              <w:pStyle w:val="a2"/>
               <w:bidi w:val="0"/>
               <w:snapToGrid w:val="0"/>
               <w:spacing w:line="240" w:lineRule="auto"/>
-              <w:ind w:left="0" w:leftChars="0" w:right="0" w:rightChars="0" w:firstLine="0" w:firstLineChars="0"/>
+              <w:ind w:left="0" w:right="0" w:firstLine="0" w:leftChars="0" w:rightChars="0" w:firstLineChars="0"/>
               <w:jc w:val="left"/>
             </w:pPr>
             <w:r>
@@ -5818,12 +5681,11 @@
           <w:tcPr>
             <w:tcW w:w="4524" w:type="dxa"/>
             <w:tcBorders>
-              <w:top w:val="single" w:color="auto" w:sz="4" w:space="0"/>
-              <w:left w:val="single" w:color="auto" w:sz="4" w:space="0"/>
-              <w:bottom w:val="single" w:color="auto" w:sz="12" w:space="0"/>
-              <w:right w:val="single" w:color="auto" w:sz="12" w:space="0"/>
+              <w:top w:val="single" w:sz="4" w:space="0" w:color="auto"/>
+              <w:left w:val="single" w:sz="4" w:space="0" w:color="auto"/>
+              <w:bottom w:val="single" w:sz="12" w:space="0" w:color="auto"/>
+              <w:right w:val="single" w:sz="12" w:space="0" w:color="auto"/>
             </w:tcBorders>
-            <w:noWrap w:val="0"/>
             <w:tcMar>
               <w:top w:w="60" w:type="dxa"/>
               <w:left w:w="120" w:type="dxa"/>
@@ -5834,11 +5696,11 @@
           </w:tcPr>
           <w:p>
             <w:pPr>
-              <w:pStyle w:val="30"/>
+              <w:pStyle w:val="a2"/>
               <w:bidi w:val="0"/>
               <w:snapToGrid w:val="0"/>
               <w:spacing w:line="240" w:lineRule="auto"/>
-              <w:ind w:left="0" w:leftChars="0" w:right="0" w:rightChars="0" w:firstLine="0" w:firstLineChars="0"/>
+              <w:ind w:left="0" w:right="0" w:firstLine="0" w:leftChars="0" w:rightChars="0" w:firstLineChars="0"/>
               <w:jc w:val="left"/>
             </w:pPr>
             <w:r>
@@ -5850,26 +5712,26 @@
     </w:tbl>
     <w:p>
       <w:pPr>
-        <w:pStyle w:val="31"/>
-        <w:bidi w:val="0"/>
-      </w:pPr>
-      <w:bookmarkStart w:id="34" w:name="heading_19"/>
-      <w:bookmarkStart w:id="35" w:name="_Toc14990"/>
+        <w:pStyle w:val="2"/>
+        <w:bidi w:val="0"/>
+      </w:pPr>
+      <w:bookmarkStart w:id="35" w:name="heading_19"/>
+      <w:bookmarkStart w:id="36" w:name="_Toc14990"/>
       <w:r>
         <w:t>评价流程</w:t>
       </w:r>
-      <w:bookmarkEnd w:id="34"/>
       <w:bookmarkEnd w:id="35"/>
-    </w:p>
-    <w:p>
-      <w:pPr>
-        <w:pStyle w:val="41"/>
+      <w:bookmarkEnd w:id="36"/>
+    </w:p>
+    <w:p>
+      <w:pPr>
+        <w:pStyle w:val="a4"/>
         <w:numPr>
           <w:ilvl w:val="0"/>
           <w:numId w:val="11"/>
         </w:numPr>
         <w:bidi w:val="0"/>
-        <w:ind w:left="425" w:leftChars="0" w:hanging="425" w:firstLineChars="0"/>
+        <w:ind w:left="425" w:hanging="425" w:leftChars="0" w:firstLineChars="0"/>
       </w:pPr>
       <w:r>
         <w:t>采购部发放《供应商评价表》。</w:t>
@@ -5877,13 +5739,13 @@
     </w:p>
     <w:p>
       <w:pPr>
-        <w:pStyle w:val="41"/>
+        <w:pStyle w:val="a4"/>
         <w:numPr>
           <w:ilvl w:val="0"/>
           <w:numId w:val="11"/>
         </w:numPr>
         <w:bidi w:val="0"/>
-        <w:ind w:left="425" w:leftChars="0" w:hanging="425" w:firstLineChars="0"/>
+        <w:ind w:left="425" w:hanging="425" w:leftChars="0" w:firstLineChars="0"/>
       </w:pPr>
       <w:r>
         <w:t>运维部、质量管理部根据实际合作情况进行评分。</w:t>
@@ -5891,13 +5753,13 @@
     </w:p>
     <w:p>
       <w:pPr>
-        <w:pStyle w:val="41"/>
+        <w:pStyle w:val="a4"/>
         <w:numPr>
           <w:ilvl w:val="0"/>
           <w:numId w:val="11"/>
         </w:numPr>
         <w:bidi w:val="0"/>
-        <w:ind w:left="425" w:leftChars="0" w:hanging="425" w:firstLineChars="0"/>
+        <w:ind w:left="425" w:hanging="425" w:leftChars="0" w:firstLineChars="0"/>
       </w:pPr>
       <w:r>
         <w:t>采购部汇总评价结果，形成《供应商评价报告》。</w:t>
@@ -5905,13 +5767,13 @@
     </w:p>
     <w:p>
       <w:pPr>
-        <w:pStyle w:val="41"/>
+        <w:pStyle w:val="a4"/>
         <w:numPr>
           <w:ilvl w:val="0"/>
           <w:numId w:val="11"/>
         </w:numPr>
         <w:bidi w:val="0"/>
-        <w:ind w:left="425" w:leftChars="0" w:hanging="425" w:firstLineChars="0"/>
+        <w:ind w:left="425" w:hanging="425" w:leftChars="0" w:firstLineChars="0"/>
       </w:pPr>
       <w:r>
         <w:t>评价结果报公司领导审批后，更新《合格供应商名录》。</w:t>
@@ -5919,26 +5781,26 @@
     </w:p>
     <w:p>
       <w:pPr>
-        <w:pStyle w:val="29"/>
-        <w:bidi w:val="0"/>
-      </w:pPr>
-      <w:bookmarkStart w:id="36" w:name="heading_20"/>
-      <w:bookmarkStart w:id="37" w:name="_Toc14162"/>
+        <w:pStyle w:val="1"/>
+        <w:bidi w:val="0"/>
+      </w:pPr>
+      <w:bookmarkStart w:id="37" w:name="heading_20"/>
+      <w:bookmarkStart w:id="38" w:name="_Toc14162"/>
       <w:r>
         <w:t>质量异常处理</w:t>
       </w:r>
-      <w:bookmarkEnd w:id="36"/>
       <w:bookmarkEnd w:id="37"/>
-    </w:p>
-    <w:p>
-      <w:pPr>
-        <w:pStyle w:val="41"/>
+      <w:bookmarkEnd w:id="38"/>
+    </w:p>
+    <w:p>
+      <w:pPr>
+        <w:pStyle w:val="a4"/>
         <w:numPr>
           <w:ilvl w:val="0"/>
           <w:numId w:val="12"/>
         </w:numPr>
         <w:bidi w:val="0"/>
-        <w:ind w:left="425" w:leftChars="0" w:hanging="425" w:firstLineChars="0"/>
+        <w:ind w:left="425" w:hanging="425" w:leftChars="0" w:firstLineChars="0"/>
       </w:pPr>
       <w:r>
         <w:t>当发现合格供应商供货质量发生波动时，采购部应组织运维部、质量管理部进行验证，分析原因，提出改善措施，并由双方书面确认。</w:t>
@@ -5946,13 +5808,13 @@
     </w:p>
     <w:p>
       <w:pPr>
-        <w:pStyle w:val="41"/>
+        <w:pStyle w:val="a4"/>
         <w:numPr>
           <w:ilvl w:val="0"/>
           <w:numId w:val="12"/>
         </w:numPr>
         <w:bidi w:val="0"/>
-        <w:ind w:left="425" w:leftChars="0" w:hanging="425" w:firstLineChars="0"/>
+        <w:ind w:left="425" w:hanging="425" w:leftChars="0" w:firstLineChars="0"/>
       </w:pPr>
       <w:r>
         <w:t>发生重大质量问题造成损失的，应按合同约定向供应商索赔。</w:t>
@@ -5960,13 +5822,13 @@
     </w:p>
     <w:p>
       <w:pPr>
-        <w:pStyle w:val="41"/>
+        <w:pStyle w:val="a4"/>
         <w:numPr>
           <w:ilvl w:val="0"/>
           <w:numId w:val="12"/>
         </w:numPr>
         <w:bidi w:val="0"/>
-        <w:ind w:left="425" w:leftChars="0" w:hanging="425" w:firstLineChars="0"/>
+        <w:ind w:left="425" w:hanging="425" w:leftChars="0" w:firstLineChars="0"/>
       </w:pPr>
       <w:r>
         <w:t>经评审后整改不力、质量仍不稳定的，应取消其合格供应商资格。</w:t>
@@ -5974,33 +5836,33 @@
     </w:p>
     <w:p>
       <w:pPr>
-        <w:pStyle w:val="29"/>
-        <w:bidi w:val="0"/>
-      </w:pPr>
-      <w:bookmarkStart w:id="38" w:name="heading_21"/>
-      <w:bookmarkStart w:id="39" w:name="_Toc16575"/>
+        <w:pStyle w:val="1"/>
+        <w:bidi w:val="0"/>
+      </w:pPr>
+      <w:bookmarkStart w:id="39" w:name="heading_21"/>
+      <w:bookmarkStart w:id="40" w:name="_Toc16575"/>
       <w:r>
         <w:t>供应商变更</w:t>
       </w:r>
-      <w:bookmarkEnd w:id="38"/>
       <w:bookmarkEnd w:id="39"/>
-    </w:p>
-    <w:p>
-      <w:pPr>
-        <w:pStyle w:val="31"/>
-        <w:bidi w:val="0"/>
-      </w:pPr>
-      <w:bookmarkStart w:id="40" w:name="_Toc7418"/>
-      <w:bookmarkStart w:id="41" w:name="heading_22"/>
+      <w:bookmarkEnd w:id="40"/>
+    </w:p>
+    <w:p>
+      <w:pPr>
+        <w:pStyle w:val="2"/>
+        <w:bidi w:val="0"/>
+      </w:pPr>
+      <w:bookmarkStart w:id="41" w:name="_Toc7418"/>
+      <w:bookmarkStart w:id="42" w:name="heading_22"/>
       <w:r>
         <w:t>变更类型</w:t>
       </w:r>
-      <w:bookmarkEnd w:id="40"/>
       <w:bookmarkEnd w:id="41"/>
-    </w:p>
-    <w:p>
-      <w:pPr>
-        <w:pStyle w:val="30"/>
+      <w:bookmarkEnd w:id="42"/>
+    </w:p>
+    <w:p>
+      <w:pPr>
+        <w:pStyle w:val="a2"/>
         <w:bidi w:val="0"/>
       </w:pPr>
       <w:r>
@@ -6009,13 +5871,13 @@
     </w:p>
     <w:p>
       <w:pPr>
-        <w:pStyle w:val="30"/>
+        <w:pStyle w:val="a2"/>
         <w:numPr>
           <w:ilvl w:val="0"/>
           <w:numId w:val="13"/>
         </w:numPr>
         <w:bidi w:val="0"/>
-        <w:ind w:left="425" w:leftChars="0" w:hanging="425" w:firstLineChars="0"/>
+        <w:ind w:left="425" w:hanging="425" w:leftChars="0" w:firstLineChars="0"/>
       </w:pPr>
       <w:r>
         <w:t>供应商协议变更：服务内容、价格、SLA等条款的调整。</w:t>
@@ -6023,13 +5885,13 @@
     </w:p>
     <w:p>
       <w:pPr>
-        <w:pStyle w:val="30"/>
+        <w:pStyle w:val="a2"/>
         <w:numPr>
           <w:ilvl w:val="0"/>
           <w:numId w:val="13"/>
         </w:numPr>
         <w:bidi w:val="0"/>
-        <w:ind w:left="425" w:leftChars="0" w:hanging="425" w:firstLineChars="0"/>
+        <w:ind w:left="425" w:hanging="425" w:leftChars="0" w:firstLineChars="0"/>
       </w:pPr>
       <w:r>
         <w:t>公司发起的变更：</w:t>
@@ -6037,7 +5899,7 @@
     </w:p>
     <w:p>
       <w:pPr>
-        <w:pStyle w:val="41"/>
+        <w:pStyle w:val="a4"/>
         <w:numPr>
           <w:ilvl w:val="0"/>
           <w:numId w:val="14"/>
@@ -6051,7 +5913,7 @@
     </w:p>
     <w:p>
       <w:pPr>
-        <w:pStyle w:val="41"/>
+        <w:pStyle w:val="a4"/>
         <w:numPr>
           <w:ilvl w:val="0"/>
           <w:numId w:val="14"/>
@@ -6065,7 +5927,7 @@
     </w:p>
     <w:p>
       <w:pPr>
-        <w:pStyle w:val="41"/>
+        <w:pStyle w:val="a4"/>
         <w:numPr>
           <w:ilvl w:val="0"/>
           <w:numId w:val="14"/>
@@ -6079,7 +5941,7 @@
     </w:p>
     <w:p>
       <w:pPr>
-        <w:pStyle w:val="41"/>
+        <w:pStyle w:val="a4"/>
         <w:numPr>
           <w:ilvl w:val="0"/>
           <w:numId w:val="14"/>
@@ -6093,7 +5955,7 @@
     </w:p>
     <w:p>
       <w:pPr>
-        <w:pStyle w:val="41"/>
+        <w:pStyle w:val="a4"/>
         <w:numPr>
           <w:ilvl w:val="0"/>
           <w:numId w:val="13"/>
@@ -6106,13 +5968,13 @@
     </w:p>
     <w:p>
       <w:pPr>
-        <w:pStyle w:val="41"/>
+        <w:pStyle w:val="a4"/>
         <w:numPr>
           <w:ilvl w:val="0"/>
           <w:numId w:val="15"/>
         </w:numPr>
         <w:bidi w:val="0"/>
-        <w:ind w:left="845" w:leftChars="0" w:hanging="425" w:firstLineChars="0"/>
+        <w:ind w:left="845" w:hanging="425" w:leftChars="0" w:firstLineChars="0"/>
       </w:pPr>
       <w:r>
         <w:t>网络变更和加强</w:t>
@@ -6120,13 +5982,13 @@
     </w:p>
     <w:p>
       <w:pPr>
-        <w:pStyle w:val="41"/>
+        <w:pStyle w:val="a4"/>
         <w:numPr>
           <w:ilvl w:val="0"/>
           <w:numId w:val="15"/>
         </w:numPr>
         <w:bidi w:val="0"/>
-        <w:ind w:left="845" w:leftChars="0" w:hanging="425" w:firstLineChars="0"/>
+        <w:ind w:left="845" w:hanging="425" w:leftChars="0" w:firstLineChars="0"/>
       </w:pPr>
       <w:r>
         <w:t>新技术的使用</w:t>
@@ -6134,13 +5996,13 @@
     </w:p>
     <w:p>
       <w:pPr>
-        <w:pStyle w:val="41"/>
+        <w:pStyle w:val="a4"/>
         <w:numPr>
           <w:ilvl w:val="0"/>
           <w:numId w:val="15"/>
         </w:numPr>
         <w:bidi w:val="0"/>
-        <w:ind w:left="845" w:leftChars="0" w:hanging="425" w:firstLineChars="0"/>
+        <w:ind w:left="845" w:hanging="425" w:leftChars="0" w:firstLineChars="0"/>
       </w:pPr>
       <w:r>
         <w:t>新产品或新版本的采用</w:t>
@@ -6148,13 +6010,13 @@
     </w:p>
     <w:p>
       <w:pPr>
-        <w:pStyle w:val="41"/>
+        <w:pStyle w:val="a4"/>
         <w:numPr>
           <w:ilvl w:val="0"/>
           <w:numId w:val="15"/>
         </w:numPr>
         <w:bidi w:val="0"/>
-        <w:ind w:left="845" w:leftChars="0" w:hanging="425" w:firstLineChars="0"/>
+        <w:ind w:left="845" w:hanging="425" w:leftChars="0" w:firstLineChars="0"/>
       </w:pPr>
       <w:r>
         <w:t>服务设施物理位置的变更</w:t>
@@ -6162,13 +6024,13 @@
     </w:p>
     <w:p>
       <w:pPr>
-        <w:pStyle w:val="41"/>
+        <w:pStyle w:val="a4"/>
         <w:numPr>
           <w:ilvl w:val="0"/>
           <w:numId w:val="15"/>
         </w:numPr>
         <w:bidi w:val="0"/>
-        <w:ind w:left="845" w:leftChars="0" w:hanging="425" w:firstLineChars="0"/>
+        <w:ind w:left="845" w:hanging="425" w:leftChars="0" w:firstLineChars="0"/>
       </w:pPr>
       <w:r>
         <w:t>供应商自身变更（如并购、重组）</w:t>
@@ -6176,13 +6038,13 @@
     </w:p>
     <w:p>
       <w:pPr>
-        <w:pStyle w:val="41"/>
+        <w:pStyle w:val="a4"/>
         <w:numPr>
           <w:ilvl w:val="0"/>
           <w:numId w:val="15"/>
         </w:numPr>
         <w:bidi w:val="0"/>
-        <w:ind w:left="845" w:leftChars="0" w:hanging="425" w:firstLineChars="0"/>
+        <w:ind w:left="845" w:hanging="425" w:leftChars="0" w:firstLineChars="0"/>
       </w:pPr>
       <w:r>
         <w:t>分包给其他供应商</w:t>
@@ -6190,20 +6052,20 @@
     </w:p>
     <w:p>
       <w:pPr>
-        <w:pStyle w:val="31"/>
-        <w:bidi w:val="0"/>
-      </w:pPr>
-      <w:bookmarkStart w:id="42" w:name="_Toc30645"/>
-      <w:bookmarkStart w:id="43" w:name="heading_23"/>
+        <w:pStyle w:val="2"/>
+        <w:bidi w:val="0"/>
+      </w:pPr>
+      <w:bookmarkStart w:id="43" w:name="_Toc30645"/>
+      <w:bookmarkStart w:id="44" w:name="heading_23"/>
       <w:r>
         <w:t>变更流程</w:t>
       </w:r>
-      <w:bookmarkEnd w:id="42"/>
       <w:bookmarkEnd w:id="43"/>
-    </w:p>
-    <w:p>
-      <w:pPr>
-        <w:pStyle w:val="30"/>
+      <w:bookmarkEnd w:id="44"/>
+    </w:p>
+    <w:p>
+      <w:pPr>
+        <w:pStyle w:val="a2"/>
         <w:bidi w:val="0"/>
       </w:pPr>
       <w:r>
@@ -6212,26 +6074,26 @@
     </w:p>
     <w:p>
       <w:pPr>
-        <w:pStyle w:val="29"/>
-        <w:bidi w:val="0"/>
-      </w:pPr>
-      <w:bookmarkStart w:id="44" w:name="_Toc20082"/>
-      <w:bookmarkStart w:id="45" w:name="heading_25"/>
+        <w:pStyle w:val="1"/>
+        <w:bidi w:val="0"/>
+      </w:pPr>
+      <w:bookmarkStart w:id="45" w:name="_Toc20082"/>
+      <w:bookmarkStart w:id="46" w:name="heading_25"/>
       <w:r>
         <w:t>附则</w:t>
       </w:r>
-      <w:bookmarkEnd w:id="44"/>
       <w:bookmarkEnd w:id="45"/>
-    </w:p>
-    <w:p>
-      <w:pPr>
-        <w:pStyle w:val="41"/>
+      <w:bookmarkEnd w:id="46"/>
+    </w:p>
+    <w:p>
+      <w:pPr>
+        <w:pStyle w:val="a4"/>
         <w:numPr>
           <w:ilvl w:val="0"/>
           <w:numId w:val="16"/>
         </w:numPr>
         <w:bidi w:val="0"/>
-        <w:ind w:left="425" w:leftChars="0" w:hanging="425" w:firstLineChars="0"/>
+        <w:ind w:left="425" w:hanging="425" w:leftChars="0" w:firstLineChars="0"/>
       </w:pPr>
       <w:r>
         <w:t>本制度自发布之日起执行，由采购部负责解释与修订。</w:t>
@@ -6239,13 +6101,13 @@
     </w:p>
     <w:p>
       <w:pPr>
-        <w:pStyle w:val="41"/>
+        <w:pStyle w:val="a4"/>
         <w:numPr>
           <w:ilvl w:val="0"/>
           <w:numId w:val="16"/>
         </w:numPr>
         <w:bidi w:val="0"/>
-        <w:ind w:left="425" w:leftChars="0" w:hanging="425" w:firstLineChars="0"/>
+        <w:ind w:left="425" w:hanging="425" w:leftChars="0" w:firstLineChars="0"/>
       </w:pPr>
       <w:r>
         <w:t>本制度与《备品备件管理制度》、《运维服务工具管理制度》等配套使用。</w:t>
@@ -6253,7 +6115,7 @@
     </w:p>
     <w:p>
       <w:pPr>
-        <w:pStyle w:val="30"/>
+        <w:pStyle w:val="a2"/>
         <w:numPr>
           <w:ilvl w:val="0"/>
           <w:numId w:val="0"/>
@@ -6267,84 +6129,34 @@
       </w:pPr>
     </w:p>
     <w:sectPr>
-      <w:headerReference r:id="rId5" w:type="default"/>
-      <w:footerReference r:id="rId6" w:type="default"/>
+      <w:headerReference w:type="default" r:id="rId7"/>
+      <w:footerReference w:type="default" r:id="rId8"/>
       <w:pgSz w:w="11906" w:h="16838"/>
       <w:pgMar w:top="1417" w:right="1800" w:bottom="1440" w:left="1800" w:header="1140" w:footer="992" w:gutter="0"/>
-      <w:cols w:space="425" w:num="1"/>
+      <w:cols w:num="1" w:space="425"/>
       <w:docGrid w:type="lines" w:linePitch="312" w:charSpace="0"/>
     </w:sectPr>
   </w:body>
 </w:document>
 </file>
 
-<file path=word/endnotes.xml><?xml version="1.0" encoding="utf-8"?>
-<w:endnotes xmlns:wpc="http://schemas.microsoft.com/office/word/2010/wordprocessingCanvas" xmlns:mc="http://schemas.openxmlformats.org/markup-compatibility/2006" xmlns:o="urn:schemas-microsoft-com:office:office" xmlns:r="http://schemas.openxmlformats.org/officeDocument/2006/relationships" xmlns:m="http://schemas.openxmlformats.org/officeDocument/2006/math" xmlns:v="urn:schemas-microsoft-com:vml" xmlns:wp14="http://schemas.microsoft.com/office/word/2010/wordprocessingDrawing" xmlns:wp="http://schemas.openxmlformats.org/drawingml/2006/wordprocessingDrawing" xmlns:w="http://schemas.openxmlformats.org/wordprocessingml/2006/main" xmlns:w14="http://schemas.microsoft.com/office/word/2010/wordml" xmlns:w15="http://schemas.microsoft.com/office/word/2012/wordml" xmlns:w10="urn:schemas-microsoft-com:office:word" xmlns:wpg="http://schemas.microsoft.com/office/word/2010/wordprocessingGroup" xmlns:wpi="http://schemas.microsoft.com/office/word/2010/wordprocessingInk" xmlns:wne="http://schemas.microsoft.com/office/word/2006/wordml" xmlns:wps="http://schemas.microsoft.com/office/word/2010/wordprocessingShape" xmlns:wpsCustomData="http://www.wps.cn/officeDocument/2013/wpsCustomData" mc:Ignorable="w14 w15 wp14">
-  <w:endnote w:type="separator" w:id="0">
-    <w:p>
-      <w:pPr>
-        <w:spacing w:line="240" w:lineRule="auto"/>
-      </w:pPr>
-      <w:r>
-        <w:separator/>
-      </w:r>
-    </w:p>
-  </w:endnote>
-  <w:endnote w:type="continuationSeparator" w:id="1">
-    <w:p>
-      <w:pPr>
-        <w:spacing w:line="240" w:lineRule="auto"/>
-      </w:pPr>
-      <w:r>
-        <w:continuationSeparator/>
-      </w:r>
-    </w:p>
-  </w:endnote>
-</w:endnotes>
-</file>
-
 <file path=word/footer1.xml><?xml version="1.0" encoding="utf-8"?>
-<w:ftr xmlns:wpc="http://schemas.microsoft.com/office/word/2010/wordprocessingCanvas" xmlns:mc="http://schemas.openxmlformats.org/markup-compatibility/2006" xmlns:o="urn:schemas-microsoft-com:office:office" xmlns:r="http://schemas.openxmlformats.org/officeDocument/2006/relationships" xmlns:m="http://schemas.openxmlformats.org/officeDocument/2006/math" xmlns:v="urn:schemas-microsoft-com:vml" xmlns:wp14="http://schemas.microsoft.com/office/word/2010/wordprocessingDrawing" xmlns:wp="http://schemas.openxmlformats.org/drawingml/2006/wordprocessingDrawing" xmlns:w10="urn:schemas-microsoft-com:office:word" xmlns:w="http://schemas.openxmlformats.org/wordprocessingml/2006/main" xmlns:w14="http://schemas.microsoft.com/office/word/2010/wordml" xmlns:w15="http://schemas.microsoft.com/office/word/2012/wordml" xmlns:wpg="http://schemas.microsoft.com/office/word/2010/wordprocessingGroup" xmlns:wpi="http://schemas.microsoft.com/office/word/2010/wordprocessingInk" xmlns:wne="http://schemas.microsoft.com/office/word/2006/wordml" xmlns:wps="http://schemas.microsoft.com/office/word/2010/wordprocessingShape" xmlns:wpsCustomData="http://www.wps.cn/officeDocument/2013/wpsCustomData" mc:Ignorable="w14 w15 wp14">
+<w:ftr xmlns:wpc="http://schemas.microsoft.com/office/word/2010/wordprocessingCanvas" xmlns:mc="http://schemas.openxmlformats.org/markup-compatibility/2006" xmlns:o="urn:schemas-microsoft-com:office:office" xmlns:r="http://schemas.openxmlformats.org/officeDocument/2006/relationships" xmlns:m="http://schemas.openxmlformats.org/officeDocument/2006/math" xmlns:v="urn:schemas-microsoft-com:vml" xmlns:wp14="http://schemas.microsoft.com/office/word/2010/wordprocessingDrawing" xmlns:wp="http://schemas.openxmlformats.org/drawingml/2006/wordprocessingDrawing" xmlns:w10="urn:schemas-microsoft-com:office:word" xmlns:w="http://schemas.openxmlformats.org/wordprocessingml/2006/main" xmlns:w14="http://schemas.microsoft.com/office/word/2010/wordml" xmlns:w15="http://schemas.microsoft.com/office/word/2012/wordml" xmlns:wne="http://schemas.microsoft.com/office/word/2006/wordml" xmlns:wpg="http://schemas.microsoft.com/office/word/2010/wordprocessingGroup" xmlns:wpi="http://schemas.microsoft.com/office/word/2010/wordprocessingInk" xmlns:wps="http://schemas.microsoft.com/office/word/2010/wordprocessingShape" mc:Ignorable="w14 w15 wp14">
   <w:p>
     <w:pPr>
-      <w:pStyle w:val="14"/>
+      <w:pStyle w:val="Footer"/>
     </w:pPr>
   </w:p>
 </w:ftr>
 </file>
 
-<file path=word/footnotes.xml><?xml version="1.0" encoding="utf-8"?>
-<w:footnotes xmlns:wpc="http://schemas.microsoft.com/office/word/2010/wordprocessingCanvas" xmlns:mc="http://schemas.openxmlformats.org/markup-compatibility/2006" xmlns:o="urn:schemas-microsoft-com:office:office" xmlns:r="http://schemas.openxmlformats.org/officeDocument/2006/relationships" xmlns:m="http://schemas.openxmlformats.org/officeDocument/2006/math" xmlns:v="urn:schemas-microsoft-com:vml" xmlns:wp14="http://schemas.microsoft.com/office/word/2010/wordprocessingDrawing" xmlns:wp="http://schemas.openxmlformats.org/drawingml/2006/wordprocessingDrawing" xmlns:w="http://schemas.openxmlformats.org/wordprocessingml/2006/main" xmlns:w14="http://schemas.microsoft.com/office/word/2010/wordml" xmlns:w15="http://schemas.microsoft.com/office/word/2012/wordml" xmlns:w10="urn:schemas-microsoft-com:office:word" xmlns:wpg="http://schemas.microsoft.com/office/word/2010/wordprocessingGroup" xmlns:wpi="http://schemas.microsoft.com/office/word/2010/wordprocessingInk" xmlns:wne="http://schemas.microsoft.com/office/word/2006/wordml" xmlns:wps="http://schemas.microsoft.com/office/word/2010/wordprocessingShape" xmlns:wpsCustomData="http://www.wps.cn/officeDocument/2013/wpsCustomData" mc:Ignorable="w14 w15 wp14">
-  <w:footnote w:type="separator" w:id="0">
-    <w:p>
-      <w:pPr>
-        <w:spacing w:line="360" w:lineRule="auto"/>
-      </w:pPr>
-      <w:r>
-        <w:separator/>
-      </w:r>
-    </w:p>
-  </w:footnote>
-  <w:footnote w:type="continuationSeparator" w:id="1">
-    <w:p>
-      <w:pPr>
-        <w:spacing w:line="360" w:lineRule="auto"/>
-      </w:pPr>
-      <w:r>
-        <w:continuationSeparator/>
-      </w:r>
-    </w:p>
-  </w:footnote>
-</w:footnotes>
-</file>
-
 <file path=word/header1.xml><?xml version="1.0" encoding="utf-8"?>
-<w:hdr xmlns:wpc="http://schemas.microsoft.com/office/word/2010/wordprocessingCanvas" xmlns:mc="http://schemas.openxmlformats.org/markup-compatibility/2006" xmlns:o="urn:schemas-microsoft-com:office:office" xmlns:r="http://schemas.openxmlformats.org/officeDocument/2006/relationships" xmlns:m="http://schemas.openxmlformats.org/officeDocument/2006/math" xmlns:v="urn:schemas-microsoft-com:vml" xmlns:wp14="http://schemas.microsoft.com/office/word/2010/wordprocessingDrawing" xmlns:wp="http://schemas.openxmlformats.org/drawingml/2006/wordprocessingDrawing" xmlns:w10="urn:schemas-microsoft-com:office:word" xmlns:w="http://schemas.openxmlformats.org/wordprocessingml/2006/main" xmlns:w14="http://schemas.microsoft.com/office/word/2010/wordml" xmlns:w15="http://schemas.microsoft.com/office/word/2012/wordml" xmlns:wpg="http://schemas.microsoft.com/office/word/2010/wordprocessingGroup" xmlns:wpi="http://schemas.microsoft.com/office/word/2010/wordprocessingInk" xmlns:wne="http://schemas.microsoft.com/office/word/2006/wordml" xmlns:wps="http://schemas.microsoft.com/office/word/2010/wordprocessingShape" xmlns:wpsCustomData="http://www.wps.cn/officeDocument/2013/wpsCustomData" mc:Ignorable="w14 w15 wp14">
+<w:hdr xmlns:wpc="http://schemas.microsoft.com/office/word/2010/wordprocessingCanvas" xmlns:mc="http://schemas.openxmlformats.org/markup-compatibility/2006" xmlns:o="urn:schemas-microsoft-com:office:office" xmlns:r="http://schemas.openxmlformats.org/officeDocument/2006/relationships" xmlns:m="http://schemas.openxmlformats.org/officeDocument/2006/math" xmlns:v="urn:schemas-microsoft-com:vml" xmlns:wp14="http://schemas.microsoft.com/office/word/2010/wordprocessingDrawing" xmlns:wp="http://schemas.openxmlformats.org/drawingml/2006/wordprocessingDrawing" xmlns:w10="urn:schemas-microsoft-com:office:word" xmlns:w="http://schemas.openxmlformats.org/wordprocessingml/2006/main" xmlns:w14="http://schemas.microsoft.com/office/word/2010/wordml" xmlns:w15="http://schemas.microsoft.com/office/word/2012/wordml" xmlns:wne="http://schemas.microsoft.com/office/word/2006/wordml" xmlns:wpg="http://schemas.microsoft.com/office/word/2010/wordprocessingGroup" xmlns:wpi="http://schemas.microsoft.com/office/word/2010/wordprocessingInk" xmlns:wps="http://schemas.microsoft.com/office/word/2010/wordprocessingShape" mc:Ignorable="w14 w15 wp14">
   <w:p>
     <w:pPr>
-      <w:pStyle w:val="15"/>
+      <w:pStyle w:val="Header"/>
       <w:pBdr>
-        <w:bottom w:val="single" w:color="auto" w:sz="4" w:space="1"/>
+        <w:bottom w:val="single" w:sz="4" w:space="1" w:color="auto"/>
       </w:pBdr>
       <w:tabs>
         <w:tab w:val="left" w:pos="335"/>
@@ -6352,27 +6164,27 @@
       </w:tabs>
       <w:jc w:val="right"/>
       <w:rPr>
-        <w:rFonts w:hint="eastAsia" w:eastAsiaTheme="minorEastAsia"/>
+        <w:rFonts w:eastAsiaTheme="minorEastAsia" w:hint="eastAsia"/>
         <w:lang w:eastAsia="zh-CN"/>
       </w:rPr>
     </w:pPr>
     <w:r>
       <w:rPr>
-        <w:rFonts w:hint="eastAsia" w:eastAsiaTheme="minorEastAsia"/>
+        <w:rFonts w:eastAsiaTheme="minorEastAsia" w:hint="eastAsia"/>
         <w:lang w:val="en-US" w:eastAsia="zh-CN"/>
       </w:rPr>
       <w:tab/>
     </w:r>
     <w:r>
       <w:rPr>
-        <w:rFonts w:hint="eastAsia" w:eastAsiaTheme="minorEastAsia"/>
+        <w:rFonts w:eastAsiaTheme="minorEastAsia" w:hint="eastAsia"/>
         <w:lang w:val="en-US" w:eastAsia="zh-CN"/>
       </w:rPr>
       <w:tab/>
     </w:r>
     <w:r>
       <w:rPr>
-        <w:rFonts w:hint="eastAsia" w:eastAsiaTheme="minorEastAsia"/>
+        <w:rFonts w:eastAsiaTheme="minorEastAsia" w:hint="eastAsia"/>
         <w:lang w:val="en-US" w:eastAsia="zh-CN"/>
       </w:rPr>
       <w:t>桐乡华数广电网络有限公司</w:t>
@@ -6382,12 +6194,12 @@
 </file>
 
 <file path=word/numbering.xml><?xml version="1.0" encoding="utf-8"?>
-<w:numbering xmlns:wpc="http://schemas.microsoft.com/office/word/2010/wordprocessingCanvas" xmlns:mc="http://schemas.openxmlformats.org/markup-compatibility/2006" xmlns:o="urn:schemas-microsoft-com:office:office" xmlns:r="http://schemas.openxmlformats.org/officeDocument/2006/relationships" xmlns:m="http://schemas.openxmlformats.org/officeDocument/2006/math" xmlns:v="urn:schemas-microsoft-com:vml" xmlns:wp14="http://schemas.microsoft.com/office/word/2010/wordprocessingDrawing" xmlns:wp="http://schemas.openxmlformats.org/drawingml/2006/wordprocessingDrawing" xmlns:w10="urn:schemas-microsoft-com:office:word" xmlns:w="http://schemas.openxmlformats.org/wordprocessingml/2006/main" xmlns:w14="http://schemas.microsoft.com/office/word/2010/wordml" xmlns:wpg="http://schemas.microsoft.com/office/word/2010/wordprocessingGroup" xmlns:wpi="http://schemas.microsoft.com/office/word/2010/wordprocessingInk" xmlns:wne="http://schemas.microsoft.com/office/word/2006/wordml" xmlns:wps="http://schemas.microsoft.com/office/word/2010/wordprocessingShape" xmlns:wpsCustomData="http://www.wps.cn/officeDocument/2013/wpsCustomData" mc:Ignorable="w14 wp14">
+<w:numbering xmlns:wpc="http://schemas.microsoft.com/office/word/2010/wordprocessingCanvas" xmlns:mc="http://schemas.openxmlformats.org/markup-compatibility/2006" xmlns:o="urn:schemas-microsoft-com:office:office" xmlns:r="http://schemas.openxmlformats.org/officeDocument/2006/relationships" xmlns:m="http://schemas.openxmlformats.org/officeDocument/2006/math" xmlns:v="urn:schemas-microsoft-com:vml" xmlns:wp14="http://schemas.microsoft.com/office/word/2010/wordprocessingDrawing" xmlns:wp="http://schemas.openxmlformats.org/drawingml/2006/wordprocessingDrawing" xmlns:w10="urn:schemas-microsoft-com:office:word" xmlns:w="http://schemas.openxmlformats.org/wordprocessingml/2006/main" xmlns:w14="http://schemas.microsoft.com/office/word/2010/wordml" xmlns:w15="http://schemas.microsoft.com/office/word/2012/wordml" xmlns:wne="http://schemas.microsoft.com/office/word/2006/wordml" xmlns:wpg="http://schemas.microsoft.com/office/word/2010/wordprocessingGroup" xmlns:wpi="http://schemas.microsoft.com/office/word/2010/wordprocessingInk" xmlns:wps="http://schemas.microsoft.com/office/word/2010/wordprocessingShape" mc:Ignorable="w14 w15 wp14">
   <w:abstractNum w:abstractNumId="0">
     <w:nsid w:val="80156CDA"/>
     <w:multiLevelType w:val="singleLevel"/>
     <w:tmpl w:val="80156CDA"/>
-    <w:lvl w:ilvl="0" w:tentative="0">
+    <w:lvl w:ilvl="0">
       <w:start w:val="1"/>
       <w:numFmt w:val="decimal"/>
       <w:lvlText w:val="%1."/>
@@ -6404,7 +6216,7 @@
     <w:nsid w:val="8711D453"/>
     <w:multiLevelType w:val="singleLevel"/>
     <w:tmpl w:val="8711D453"/>
-    <w:lvl w:ilvl="0" w:tentative="0">
+    <w:lvl w:ilvl="0">
       <w:start w:val="1"/>
       <w:numFmt w:val="decimal"/>
       <w:lvlText w:val="%1."/>
@@ -6421,10 +6233,10 @@
     <w:nsid w:val="8E964DCE"/>
     <w:multiLevelType w:val="multilevel"/>
     <w:tmpl w:val="8E964DCE"/>
-    <w:lvl w:ilvl="0" w:tentative="0">
+    <w:lvl w:ilvl="0">
       <w:start w:val="1"/>
       <w:numFmt w:val="decimal"/>
-      <w:pStyle w:val="2"/>
+      <w:pStyle w:val="Heading1"/>
       <w:lvlText w:val="%1."/>
       <w:lvlJc w:val="left"/>
       <w:pPr>
@@ -6434,10 +6246,10 @@
         <w:rFonts w:hint="default"/>
       </w:rPr>
     </w:lvl>
-    <w:lvl w:ilvl="1" w:tentative="0">
+    <w:lvl w:ilvl="1">
       <w:start w:val="1"/>
       <w:numFmt w:val="decimal"/>
-      <w:pStyle w:val="3"/>
+      <w:pStyle w:val="Heading2"/>
       <w:lvlText w:val="%1.%2."/>
       <w:lvlJc w:val="left"/>
       <w:pPr>
@@ -6447,10 +6259,10 @@
         <w:rFonts w:hint="default"/>
       </w:rPr>
     </w:lvl>
-    <w:lvl w:ilvl="2" w:tentative="0">
+    <w:lvl w:ilvl="2">
       <w:start w:val="1"/>
       <w:numFmt w:val="decimal"/>
-      <w:pStyle w:val="4"/>
+      <w:pStyle w:val="Heading3"/>
       <w:lvlText w:val="%1.%2.%3."/>
       <w:lvlJc w:val="left"/>
       <w:pPr>
@@ -6460,10 +6272,10 @@
         <w:rFonts w:hint="default"/>
       </w:rPr>
     </w:lvl>
-    <w:lvl w:ilvl="3" w:tentative="0">
+    <w:lvl w:ilvl="3">
       <w:start w:val="1"/>
       <w:numFmt w:val="decimal"/>
-      <w:pStyle w:val="5"/>
+      <w:pStyle w:val="Heading4"/>
       <w:lvlText w:val="%1.%2.%3.%4."/>
       <w:lvlJc w:val="left"/>
       <w:pPr>
@@ -6473,10 +6285,10 @@
         <w:rFonts w:hint="default"/>
       </w:rPr>
     </w:lvl>
-    <w:lvl w:ilvl="4" w:tentative="0">
+    <w:lvl w:ilvl="4">
       <w:start w:val="1"/>
       <w:numFmt w:val="decimal"/>
-      <w:pStyle w:val="6"/>
+      <w:pStyle w:val="Heading5"/>
       <w:lvlText w:val="%1.%2.%3.%4.%5."/>
       <w:lvlJc w:val="left"/>
       <w:pPr>
@@ -6486,10 +6298,10 @@
         <w:rFonts w:hint="default"/>
       </w:rPr>
     </w:lvl>
-    <w:lvl w:ilvl="5" w:tentative="0">
+    <w:lvl w:ilvl="5">
       <w:start w:val="1"/>
       <w:numFmt w:val="decimal"/>
-      <w:pStyle w:val="7"/>
+      <w:pStyle w:val="Heading6"/>
       <w:lvlText w:val="%1.%2.%3.%4.%5.%6."/>
       <w:lvlJc w:val="left"/>
       <w:pPr>
@@ -6499,10 +6311,10 @@
         <w:rFonts w:hint="default"/>
       </w:rPr>
     </w:lvl>
-    <w:lvl w:ilvl="6" w:tentative="0">
+    <w:lvl w:ilvl="6">
       <w:start w:val="1"/>
       <w:numFmt w:val="decimal"/>
-      <w:pStyle w:val="8"/>
+      <w:pStyle w:val="Heading7"/>
       <w:lvlText w:val="%1.%2.%3.%4.%5.%6.%7."/>
       <w:lvlJc w:val="left"/>
       <w:pPr>
@@ -6512,10 +6324,10 @@
         <w:rFonts w:hint="default"/>
       </w:rPr>
     </w:lvl>
-    <w:lvl w:ilvl="7" w:tentative="0">
+    <w:lvl w:ilvl="7">
       <w:start w:val="1"/>
       <w:numFmt w:val="decimal"/>
-      <w:pStyle w:val="9"/>
+      <w:pStyle w:val="Heading8"/>
       <w:lvlText w:val="%1.%2.%3.%4.%5.%6.%7.%8."/>
       <w:lvlJc w:val="left"/>
       <w:pPr>
@@ -6525,10 +6337,10 @@
         <w:rFonts w:hint="default"/>
       </w:rPr>
     </w:lvl>
-    <w:lvl w:ilvl="8" w:tentative="0">
+    <w:lvl w:ilvl="8">
       <w:start w:val="1"/>
       <w:numFmt w:val="decimal"/>
-      <w:pStyle w:val="10"/>
+      <w:pStyle w:val="Heading9"/>
       <w:lvlText w:val="%1.%2.%3.%4.%5.%6.%7.%8.%9."/>
       <w:lvlJc w:val="left"/>
       <w:pPr>
@@ -6543,7 +6355,7 @@
     <w:nsid w:val="92EC2F7C"/>
     <w:multiLevelType w:val="singleLevel"/>
     <w:tmpl w:val="92EC2F7C"/>
-    <w:lvl w:ilvl="0" w:tentative="0">
+    <w:lvl w:ilvl="0">
       <w:start w:val="1"/>
       <w:numFmt w:val="decimal"/>
       <w:lvlText w:val="%1."/>
@@ -6560,7 +6372,7 @@
     <w:nsid w:val="93B1FBE0"/>
     <w:multiLevelType w:val="singleLevel"/>
     <w:tmpl w:val="93B1FBE0"/>
-    <w:lvl w:ilvl="0" w:tentative="0">
+    <w:lvl w:ilvl="0">
       <w:start w:val="1"/>
       <w:numFmt w:val="decimal"/>
       <w:lvlText w:val="(%1)"/>
@@ -6580,7 +6392,7 @@
     <w:nsid w:val="A78A2459"/>
     <w:multiLevelType w:val="singleLevel"/>
     <w:tmpl w:val="A78A2459"/>
-    <w:lvl w:ilvl="0" w:tentative="0">
+    <w:lvl w:ilvl="0">
       <w:start w:val="1"/>
       <w:numFmt w:val="decimal"/>
       <w:lvlText w:val="%1."/>
@@ -6597,7 +6409,7 @@
     <w:nsid w:val="A807A0E6"/>
     <w:multiLevelType w:val="singleLevel"/>
     <w:tmpl w:val="A807A0E6"/>
-    <w:lvl w:ilvl="0" w:tentative="0">
+    <w:lvl w:ilvl="0">
       <w:start w:val="1"/>
       <w:numFmt w:val="decimal"/>
       <w:lvlText w:val="%1."/>
@@ -6614,7 +6426,7 @@
     <w:nsid w:val="B3105CDB"/>
     <w:multiLevelType w:val="singleLevel"/>
     <w:tmpl w:val="B3105CDB"/>
-    <w:lvl w:ilvl="0" w:tentative="0">
+    <w:lvl w:ilvl="0">
       <w:start w:val="1"/>
       <w:numFmt w:val="decimal"/>
       <w:lvlText w:val="%1."/>
@@ -6631,7 +6443,7 @@
     <w:nsid w:val="D4653B09"/>
     <w:multiLevelType w:val="singleLevel"/>
     <w:tmpl w:val="D4653B09"/>
-    <w:lvl w:ilvl="0" w:tentative="0">
+    <w:lvl w:ilvl="0">
       <w:start w:val="1"/>
       <w:numFmt w:val="decimal"/>
       <w:lvlText w:val="%1."/>
@@ -6648,7 +6460,7 @@
     <w:nsid w:val="DABC1941"/>
     <w:multiLevelType w:val="singleLevel"/>
     <w:tmpl w:val="DABC1941"/>
-    <w:lvl w:ilvl="0" w:tentative="0">
+    <w:lvl w:ilvl="0">
       <w:start w:val="1"/>
       <w:numFmt w:val="decimal"/>
       <w:lvlText w:val="%1."/>
@@ -6665,7 +6477,7 @@
     <w:nsid w:val="FE2EB8EF"/>
     <w:multiLevelType w:val="singleLevel"/>
     <w:tmpl w:val="FE2EB8EF"/>
-    <w:lvl w:ilvl="0" w:tentative="0">
+    <w:lvl w:ilvl="0">
       <w:start w:val="1"/>
       <w:numFmt w:val="decimal"/>
       <w:lvlText w:val="%1."/>
@@ -6682,7 +6494,7 @@
     <w:nsid w:val="0616A1BF"/>
     <w:multiLevelType w:val="singleLevel"/>
     <w:tmpl w:val="0616A1BF"/>
-    <w:lvl w:ilvl="0" w:tentative="0">
+    <w:lvl w:ilvl="0">
       <w:start w:val="1"/>
       <w:numFmt w:val="decimal"/>
       <w:lvlText w:val="%1."/>
@@ -6699,7 +6511,7 @@
     <w:nsid w:val="0677D728"/>
     <w:multiLevelType w:val="singleLevel"/>
     <w:tmpl w:val="0677D728"/>
-    <w:lvl w:ilvl="0" w:tentative="0">
+    <w:lvl w:ilvl="0">
       <w:start w:val="1"/>
       <w:numFmt w:val="decimal"/>
       <w:lvlText w:val="%1."/>
@@ -6716,7 +6528,7 @@
     <w:nsid w:val="06C4124A"/>
     <w:multiLevelType w:val="singleLevel"/>
     <w:tmpl w:val="06C4124A"/>
-    <w:lvl w:ilvl="0" w:tentative="0">
+    <w:lvl w:ilvl="0">
       <w:start w:val="1"/>
       <w:numFmt w:val="decimal"/>
       <w:lvlText w:val="%1."/>
@@ -6733,7 +6545,7 @@
     <w:nsid w:val="789EE1C9"/>
     <w:multiLevelType w:val="singleLevel"/>
     <w:tmpl w:val="789EE1C9"/>
-    <w:lvl w:ilvl="0" w:tentative="0">
+    <w:lvl w:ilvl="0">
       <w:start w:val="1"/>
       <w:numFmt w:val="decimal"/>
       <w:lvlText w:val="%1."/>
@@ -6750,7 +6562,7 @@
     <w:nsid w:val="7FA1D06F"/>
     <w:multiLevelType w:val="singleLevel"/>
     <w:tmpl w:val="7FA1D06F"/>
-    <w:lvl w:ilvl="0" w:tentative="0">
+    <w:lvl w:ilvl="0">
       <w:start w:val="1"/>
       <w:numFmt w:val="decimal"/>
       <w:lvlText w:val="(%1)"/>
@@ -6818,269 +6630,267 @@
 </file>
 
 <file path=word/styles.xml><?xml version="1.0" encoding="utf-8"?>
-<w:styles xmlns:mc="http://schemas.openxmlformats.org/markup-compatibility/2006" xmlns:o="urn:schemas-microsoft-com:office:office" xmlns:r="http://schemas.openxmlformats.org/officeDocument/2006/relationships" xmlns:m="http://schemas.openxmlformats.org/officeDocument/2006/math" xmlns:v="urn:schemas-microsoft-com:vml" xmlns:w="http://schemas.openxmlformats.org/wordprocessingml/2006/main" xmlns:w14="http://schemas.microsoft.com/office/word/2010/wordml" xmlns:w10="urn:schemas-microsoft-com:office:word" xmlns:sl="http://schemas.openxmlformats.org/schemaLibrary/2006/main" xmlns:wpsCustomData="http://www.wps.cn/officeDocument/2013/wpsCustomData" mc:Ignorable="w14">
+<w:styles xmlns:mc="http://schemas.openxmlformats.org/markup-compatibility/2006" xmlns:r="http://schemas.openxmlformats.org/officeDocument/2006/relationships" xmlns:w="http://schemas.openxmlformats.org/wordprocessingml/2006/main" xmlns:w14="http://schemas.microsoft.com/office/word/2010/wordml" xmlns:w15="http://schemas.microsoft.com/office/word/2012/wordml" mc:Ignorable="w14 w15">
   <w:docDefaults>
     <w:rPrDefault>
       <w:rPr>
-        <w:rFonts w:ascii="Times New Roman" w:hAnsi="Times New Roman" w:eastAsia="宋体" w:cs="Times New Roman"/>
+        <w:rFonts w:ascii="Times New Roman" w:eastAsia="宋体" w:hAnsi="Times New Roman" w:cs="Times New Roman"/>
       </w:rPr>
     </w:rPrDefault>
     <w:pPrDefault/>
   </w:docDefaults>
-  <w:latentStyles w:count="260" w:defQFormat="0" w:defUnhideWhenUsed="1" w:defSemiHidden="1" w:defUIPriority="99" w:defLockedState="0">
-    <w:lsdException w:qFormat="1" w:unhideWhenUsed="0" w:uiPriority="0" w:semiHidden="0" w:name="Normal"/>
-    <w:lsdException w:qFormat="1" w:unhideWhenUsed="0" w:uiPriority="0" w:semiHidden="0" w:name="heading 1"/>
-    <w:lsdException w:qFormat="1" w:uiPriority="0" w:semiHidden="0" w:name="heading 2"/>
-    <w:lsdException w:qFormat="1" w:uiPriority="0" w:name="heading 3"/>
-    <w:lsdException w:qFormat="1" w:uiPriority="0" w:semiHidden="0" w:name="heading 4"/>
-    <w:lsdException w:qFormat="1" w:uiPriority="0" w:name="heading 5"/>
-    <w:lsdException w:qFormat="1" w:uiPriority="0" w:name="heading 6"/>
-    <w:lsdException w:qFormat="1" w:uiPriority="0" w:name="heading 7"/>
-    <w:lsdException w:qFormat="1" w:uiPriority="0" w:name="heading 8"/>
-    <w:lsdException w:qFormat="1" w:uiPriority="0" w:name="heading 9"/>
-    <w:lsdException w:unhideWhenUsed="0" w:uiPriority="0" w:semiHidden="0" w:name="index 1"/>
-    <w:lsdException w:unhideWhenUsed="0" w:uiPriority="0" w:semiHidden="0" w:name="index 2"/>
-    <w:lsdException w:unhideWhenUsed="0" w:uiPriority="0" w:semiHidden="0" w:name="index 3"/>
-    <w:lsdException w:unhideWhenUsed="0" w:uiPriority="0" w:semiHidden="0" w:name="index 4"/>
-    <w:lsdException w:unhideWhenUsed="0" w:uiPriority="0" w:semiHidden="0" w:name="index 5"/>
-    <w:lsdException w:unhideWhenUsed="0" w:uiPriority="0" w:semiHidden="0" w:name="index 6"/>
-    <w:lsdException w:unhideWhenUsed="0" w:uiPriority="0" w:semiHidden="0" w:name="index 7"/>
-    <w:lsdException w:unhideWhenUsed="0" w:uiPriority="0" w:semiHidden="0" w:name="index 8"/>
-    <w:lsdException w:unhideWhenUsed="0" w:uiPriority="0" w:semiHidden="0" w:name="index 9"/>
-    <w:lsdException w:qFormat="1" w:unhideWhenUsed="0" w:uiPriority="0" w:semiHidden="0" w:name="toc 1"/>
-    <w:lsdException w:qFormat="1" w:unhideWhenUsed="0" w:uiPriority="0" w:semiHidden="0" w:name="toc 2"/>
-    <w:lsdException w:qFormat="1" w:unhideWhenUsed="0" w:uiPriority="0" w:semiHidden="0" w:name="toc 3"/>
-    <w:lsdException w:unhideWhenUsed="0" w:uiPriority="0" w:semiHidden="0" w:name="toc 4"/>
-    <w:lsdException w:unhideWhenUsed="0" w:uiPriority="0" w:semiHidden="0" w:name="toc 5"/>
-    <w:lsdException w:unhideWhenUsed="0" w:uiPriority="0" w:semiHidden="0" w:name="toc 6"/>
-    <w:lsdException w:unhideWhenUsed="0" w:uiPriority="0" w:semiHidden="0" w:name="toc 7"/>
-    <w:lsdException w:unhideWhenUsed="0" w:uiPriority="0" w:semiHidden="0" w:name="toc 8"/>
-    <w:lsdException w:unhideWhenUsed="0" w:uiPriority="0" w:semiHidden="0" w:name="toc 9"/>
-    <w:lsdException w:unhideWhenUsed="0" w:uiPriority="0" w:semiHidden="0" w:name="Normal Indent"/>
-    <w:lsdException w:unhideWhenUsed="0" w:uiPriority="0" w:semiHidden="0" w:name="footnote text"/>
-    <w:lsdException w:qFormat="1" w:unhideWhenUsed="0" w:uiPriority="0" w:semiHidden="0" w:name="annotation text"/>
-    <w:lsdException w:qFormat="1" w:unhideWhenUsed="0" w:uiPriority="0" w:semiHidden="0" w:name="header"/>
-    <w:lsdException w:qFormat="1" w:unhideWhenUsed="0" w:uiPriority="0" w:semiHidden="0" w:name="footer"/>
-    <w:lsdException w:unhideWhenUsed="0" w:uiPriority="0" w:semiHidden="0" w:name="index heading"/>
-    <w:lsdException w:qFormat="1" w:uiPriority="0" w:name="caption"/>
-    <w:lsdException w:unhideWhenUsed="0" w:uiPriority="0" w:semiHidden="0" w:name="table of figures"/>
-    <w:lsdException w:unhideWhenUsed="0" w:uiPriority="0" w:semiHidden="0" w:name="envelope address"/>
-    <w:lsdException w:unhideWhenUsed="0" w:uiPriority="0" w:semiHidden="0" w:name="envelope return"/>
-    <w:lsdException w:unhideWhenUsed="0" w:uiPriority="0" w:semiHidden="0" w:name="footnote reference"/>
-    <w:lsdException w:unhideWhenUsed="0" w:uiPriority="0" w:semiHidden="0" w:name="annotation reference"/>
-    <w:lsdException w:unhideWhenUsed="0" w:uiPriority="0" w:semiHidden="0" w:name="line number"/>
-    <w:lsdException w:unhideWhenUsed="0" w:uiPriority="0" w:semiHidden="0" w:name="page number"/>
-    <w:lsdException w:unhideWhenUsed="0" w:uiPriority="0" w:semiHidden="0" w:name="endnote reference"/>
-    <w:lsdException w:unhideWhenUsed="0" w:uiPriority="0" w:semiHidden="0" w:name="endnote text"/>
-    <w:lsdException w:unhideWhenUsed="0" w:uiPriority="0" w:semiHidden="0" w:name="table of authorities"/>
-    <w:lsdException w:unhideWhenUsed="0" w:uiPriority="0" w:semiHidden="0" w:name="macro"/>
-    <w:lsdException w:unhideWhenUsed="0" w:uiPriority="0" w:semiHidden="0" w:name="toa heading"/>
-    <w:lsdException w:unhideWhenUsed="0" w:uiPriority="0" w:semiHidden="0" w:name="List"/>
-    <w:lsdException w:unhideWhenUsed="0" w:uiPriority="0" w:semiHidden="0" w:name="List Bullet"/>
-    <w:lsdException w:unhideWhenUsed="0" w:uiPriority="0" w:semiHidden="0" w:name="List Number"/>
-    <w:lsdException w:unhideWhenUsed="0" w:uiPriority="0" w:semiHidden="0" w:name="List 2"/>
-    <w:lsdException w:unhideWhenUsed="0" w:uiPriority="0" w:semiHidden="0" w:name="List 3"/>
-    <w:lsdException w:unhideWhenUsed="0" w:uiPriority="0" w:semiHidden="0" w:name="List 4"/>
-    <w:lsdException w:unhideWhenUsed="0" w:uiPriority="0" w:semiHidden="0" w:name="List 5"/>
-    <w:lsdException w:unhideWhenUsed="0" w:uiPriority="0" w:semiHidden="0" w:name="List Bullet 2"/>
-    <w:lsdException w:unhideWhenUsed="0" w:uiPriority="0" w:semiHidden="0" w:name="List Bullet 3"/>
-    <w:lsdException w:unhideWhenUsed="0" w:uiPriority="0" w:semiHidden="0" w:name="List Bullet 4"/>
-    <w:lsdException w:unhideWhenUsed="0" w:uiPriority="0" w:semiHidden="0" w:name="List Bullet 5"/>
-    <w:lsdException w:unhideWhenUsed="0" w:uiPriority="0" w:semiHidden="0" w:name="List Number 2"/>
-    <w:lsdException w:unhideWhenUsed="0" w:uiPriority="0" w:semiHidden="0" w:name="List Number 3"/>
-    <w:lsdException w:unhideWhenUsed="0" w:uiPriority="0" w:semiHidden="0" w:name="List Number 4"/>
-    <w:lsdException w:unhideWhenUsed="0" w:uiPriority="0" w:semiHidden="0" w:name="List Number 5"/>
-    <w:lsdException w:qFormat="1" w:unhideWhenUsed="0" w:uiPriority="0" w:semiHidden="0" w:name="Title"/>
-    <w:lsdException w:unhideWhenUsed="0" w:uiPriority="0" w:semiHidden="0" w:name="Closing"/>
-    <w:lsdException w:unhideWhenUsed="0" w:uiPriority="0" w:semiHidden="0" w:name="Signature"/>
-    <w:lsdException w:qFormat="1" w:unhideWhenUsed="0" w:uiPriority="0" w:name="Default Paragraph Font"/>
-    <w:lsdException w:qFormat="1" w:unhideWhenUsed="0" w:uiPriority="0" w:name="Body Text"/>
-    <w:lsdException w:unhideWhenUsed="0" w:uiPriority="0" w:semiHidden="0" w:name="Body Text Indent"/>
-    <w:lsdException w:unhideWhenUsed="0" w:uiPriority="0" w:semiHidden="0" w:name="List Continue"/>
-    <w:lsdException w:unhideWhenUsed="0" w:uiPriority="0" w:semiHidden="0" w:name="List Continue 2"/>
-    <w:lsdException w:unhideWhenUsed="0" w:uiPriority="0" w:semiHidden="0" w:name="List Continue 3"/>
-    <w:lsdException w:unhideWhenUsed="0" w:uiPriority="0" w:semiHidden="0" w:name="List Continue 4"/>
-    <w:lsdException w:unhideWhenUsed="0" w:uiPriority="0" w:semiHidden="0" w:name="List Continue 5"/>
-    <w:lsdException w:unhideWhenUsed="0" w:uiPriority="0" w:semiHidden="0" w:name="Message Header"/>
-    <w:lsdException w:qFormat="1" w:unhideWhenUsed="0" w:uiPriority="0" w:semiHidden="0" w:name="Subtitle"/>
-    <w:lsdException w:unhideWhenUsed="0" w:uiPriority="0" w:semiHidden="0" w:name="Salutation"/>
-    <w:lsdException w:unhideWhenUsed="0" w:uiPriority="0" w:semiHidden="0" w:name="Date"/>
-    <w:lsdException w:unhideWhenUsed="0" w:uiPriority="0" w:semiHidden="0" w:name="Body Text First Indent"/>
-    <w:lsdException w:unhideWhenUsed="0" w:uiPriority="0" w:semiHidden="0" w:name="Body Text First Indent 2"/>
-    <w:lsdException w:uiPriority="99" w:name="Note Heading"/>
-    <w:lsdException w:unhideWhenUsed="0" w:uiPriority="0" w:semiHidden="0" w:name="Body Text 2"/>
-    <w:lsdException w:unhideWhenUsed="0" w:uiPriority="0" w:semiHidden="0" w:name="Body Text 3"/>
-    <w:lsdException w:unhideWhenUsed="0" w:uiPriority="0" w:semiHidden="0" w:name="Body Text Indent 2"/>
-    <w:lsdException w:unhideWhenUsed="0" w:uiPriority="0" w:semiHidden="0" w:name="Body Text Indent 3"/>
-    <w:lsdException w:unhideWhenUsed="0" w:uiPriority="0" w:semiHidden="0" w:name="Block Text"/>
-    <w:lsdException w:unhideWhenUsed="0" w:uiPriority="0" w:semiHidden="0" w:name="Hyperlink"/>
-    <w:lsdException w:unhideWhenUsed="0" w:uiPriority="0" w:semiHidden="0" w:name="FollowedHyperlink"/>
-    <w:lsdException w:qFormat="1" w:unhideWhenUsed="0" w:uiPriority="0" w:semiHidden="0" w:name="Strong"/>
-    <w:lsdException w:qFormat="1" w:unhideWhenUsed="0" w:uiPriority="0" w:semiHidden="0" w:name="Emphasis"/>
-    <w:lsdException w:unhideWhenUsed="0" w:uiPriority="0" w:semiHidden="0" w:name="Document Map"/>
-    <w:lsdException w:unhideWhenUsed="0" w:uiPriority="0" w:semiHidden="0" w:name="Plain Text"/>
-    <w:lsdException w:unhideWhenUsed="0" w:uiPriority="0" w:semiHidden="0" w:name="E-mail Signature"/>
-    <w:lsdException w:qFormat="1" w:unhideWhenUsed="0" w:uiPriority="0" w:semiHidden="0" w:name="Normal (Web)"/>
-    <w:lsdException w:unhideWhenUsed="0" w:uiPriority="0" w:semiHidden="0" w:name="HTML Acronym"/>
-    <w:lsdException w:unhideWhenUsed="0" w:uiPriority="0" w:semiHidden="0" w:name="HTML Address"/>
-    <w:lsdException w:unhideWhenUsed="0" w:uiPriority="0" w:semiHidden="0" w:name="HTML Cite"/>
-    <w:lsdException w:unhideWhenUsed="0" w:uiPriority="0" w:semiHidden="0" w:name="HTML Code"/>
-    <w:lsdException w:unhideWhenUsed="0" w:uiPriority="0" w:semiHidden="0" w:name="HTML Definition"/>
-    <w:lsdException w:unhideWhenUsed="0" w:uiPriority="0" w:semiHidden="0" w:name="HTML Keyboard"/>
-    <w:lsdException w:unhideWhenUsed="0" w:uiPriority="0" w:semiHidden="0" w:name="HTML Preformatted"/>
-    <w:lsdException w:unhideWhenUsed="0" w:uiPriority="0" w:semiHidden="0" w:name="HTML Sample"/>
-    <w:lsdException w:unhideWhenUsed="0" w:uiPriority="0" w:semiHidden="0" w:name="HTML Typewriter"/>
-    <w:lsdException w:unhideWhenUsed="0" w:uiPriority="0" w:semiHidden="0" w:name="HTML Variable"/>
-    <w:lsdException w:qFormat="1" w:unhideWhenUsed="0" w:uiPriority="0" w:name="Normal Table"/>
-    <w:lsdException w:unhideWhenUsed="0" w:uiPriority="0" w:semiHidden="0" w:name="annotation subject"/>
-    <w:lsdException w:unhideWhenUsed="0" w:uiPriority="0" w:semiHidden="0" w:name="Table Simple 1"/>
-    <w:lsdException w:unhideWhenUsed="0" w:uiPriority="0" w:semiHidden="0" w:name="Table Simple 2"/>
-    <w:lsdException w:unhideWhenUsed="0" w:uiPriority="0" w:semiHidden="0" w:name="Table Simple 3"/>
-    <w:lsdException w:unhideWhenUsed="0" w:uiPriority="0" w:semiHidden="0" w:name="Table Classic 1"/>
-    <w:lsdException w:unhideWhenUsed="0" w:uiPriority="0" w:semiHidden="0" w:name="Table Classic 2"/>
-    <w:lsdException w:unhideWhenUsed="0" w:uiPriority="0" w:semiHidden="0" w:name="Table Classic 3"/>
-    <w:lsdException w:unhideWhenUsed="0" w:uiPriority="0" w:semiHidden="0" w:name="Table Classic 4"/>
-    <w:lsdException w:unhideWhenUsed="0" w:uiPriority="0" w:semiHidden="0" w:name="Table Colorful 1"/>
-    <w:lsdException w:unhideWhenUsed="0" w:uiPriority="0" w:semiHidden="0" w:name="Table Colorful 2"/>
-    <w:lsdException w:unhideWhenUsed="0" w:uiPriority="0" w:semiHidden="0" w:name="Table Colorful 3"/>
-    <w:lsdException w:unhideWhenUsed="0" w:uiPriority="0" w:semiHidden="0" w:name="Table Columns 1"/>
-    <w:lsdException w:unhideWhenUsed="0" w:uiPriority="0" w:semiHidden="0" w:name="Table Columns 2"/>
-    <w:lsdException w:unhideWhenUsed="0" w:uiPriority="0" w:semiHidden="0" w:name="Table Columns 3"/>
-    <w:lsdException w:unhideWhenUsed="0" w:uiPriority="0" w:semiHidden="0" w:name="Table Columns 4"/>
-    <w:lsdException w:unhideWhenUsed="0" w:uiPriority="0" w:semiHidden="0" w:name="Table Columns 5"/>
-    <w:lsdException w:unhideWhenUsed="0" w:uiPriority="0" w:semiHidden="0" w:name="Table Grid 1"/>
-    <w:lsdException w:unhideWhenUsed="0" w:uiPriority="0" w:semiHidden="0" w:name="Table Grid 2"/>
-    <w:lsdException w:unhideWhenUsed="0" w:uiPriority="0" w:semiHidden="0" w:name="Table Grid 3"/>
-    <w:lsdException w:unhideWhenUsed="0" w:uiPriority="0" w:semiHidden="0" w:name="Table Grid 4"/>
-    <w:lsdException w:unhideWhenUsed="0" w:uiPriority="0" w:semiHidden="0" w:name="Table Grid 5"/>
-    <w:lsdException w:unhideWhenUsed="0" w:uiPriority="0" w:semiHidden="0" w:name="Table Grid 6"/>
-    <w:lsdException w:unhideWhenUsed="0" w:uiPriority="0" w:semiHidden="0" w:name="Table Grid 7"/>
-    <w:lsdException w:unhideWhenUsed="0" w:uiPriority="0" w:semiHidden="0" w:name="Table Grid 8"/>
-    <w:lsdException w:unhideWhenUsed="0" w:uiPriority="0" w:semiHidden="0" w:name="Table List 1"/>
-    <w:lsdException w:unhideWhenUsed="0" w:uiPriority="0" w:semiHidden="0" w:name="Table List 2"/>
-    <w:lsdException w:unhideWhenUsed="0" w:uiPriority="0" w:semiHidden="0" w:name="Table List 3"/>
-    <w:lsdException w:unhideWhenUsed="0" w:uiPriority="0" w:semiHidden="0" w:name="Table List 4"/>
-    <w:lsdException w:unhideWhenUsed="0" w:uiPriority="0" w:semiHidden="0" w:name="Table List 5"/>
-    <w:lsdException w:unhideWhenUsed="0" w:uiPriority="0" w:semiHidden="0" w:name="Table List 6"/>
-    <w:lsdException w:unhideWhenUsed="0" w:uiPriority="0" w:semiHidden="0" w:name="Table List 7"/>
-    <w:lsdException w:unhideWhenUsed="0" w:uiPriority="0" w:semiHidden="0" w:name="Table List 8"/>
-    <w:lsdException w:unhideWhenUsed="0" w:uiPriority="0" w:semiHidden="0" w:name="Table 3D effects 1"/>
-    <w:lsdException w:unhideWhenUsed="0" w:uiPriority="0" w:semiHidden="0" w:name="Table 3D effects 2"/>
-    <w:lsdException w:unhideWhenUsed="0" w:uiPriority="0" w:semiHidden="0" w:name="Table 3D effects 3"/>
-    <w:lsdException w:unhideWhenUsed="0" w:uiPriority="0" w:semiHidden="0" w:name="Table Contemporary"/>
-    <w:lsdException w:unhideWhenUsed="0" w:uiPriority="0" w:semiHidden="0" w:name="Table Elegant"/>
-    <w:lsdException w:unhideWhenUsed="0" w:uiPriority="0" w:semiHidden="0" w:name="Table Professional"/>
-    <w:lsdException w:unhideWhenUsed="0" w:uiPriority="0" w:semiHidden="0" w:name="Table Subtle 1"/>
-    <w:lsdException w:unhideWhenUsed="0" w:uiPriority="0" w:semiHidden="0" w:name="Table Subtle 2"/>
-    <w:lsdException w:unhideWhenUsed="0" w:uiPriority="0" w:semiHidden="0" w:name="Table Web 1"/>
-    <w:lsdException w:unhideWhenUsed="0" w:uiPriority="0" w:semiHidden="0" w:name="Table Web 2"/>
-    <w:lsdException w:unhideWhenUsed="0" w:uiPriority="0" w:semiHidden="0" w:name="Table Web 3"/>
-    <w:lsdException w:unhideWhenUsed="0" w:uiPriority="0" w:semiHidden="0" w:name="Balloon Text"/>
-    <w:lsdException w:qFormat="1" w:unhideWhenUsed="0" w:uiPriority="0" w:semiHidden="0" w:name="Table Grid"/>
-    <w:lsdException w:unhideWhenUsed="0" w:uiPriority="0" w:semiHidden="0" w:name="Table Theme"/>
-    <w:lsdException w:unhideWhenUsed="0" w:uiPriority="60" w:semiHidden="0" w:name="Light Shading"/>
-    <w:lsdException w:unhideWhenUsed="0" w:uiPriority="61" w:semiHidden="0" w:name="Light List"/>
-    <w:lsdException w:unhideWhenUsed="0" w:uiPriority="62" w:semiHidden="0" w:name="Light Grid"/>
-    <w:lsdException w:unhideWhenUsed="0" w:uiPriority="63" w:semiHidden="0" w:name="Medium Shading 1"/>
-    <w:lsdException w:unhideWhenUsed="0" w:uiPriority="64" w:semiHidden="0" w:name="Medium Shading 2"/>
-    <w:lsdException w:unhideWhenUsed="0" w:uiPriority="65" w:semiHidden="0" w:name="Medium List 1"/>
-    <w:lsdException w:unhideWhenUsed="0" w:uiPriority="66" w:semiHidden="0" w:name="Medium List 2"/>
-    <w:lsdException w:unhideWhenUsed="0" w:uiPriority="67" w:semiHidden="0" w:name="Medium Grid 1"/>
-    <w:lsdException w:unhideWhenUsed="0" w:uiPriority="68" w:semiHidden="0" w:name="Medium Grid 2"/>
-    <w:lsdException w:unhideWhenUsed="0" w:uiPriority="69" w:semiHidden="0" w:name="Medium Grid 3"/>
-    <w:lsdException w:unhideWhenUsed="0" w:uiPriority="70" w:semiHidden="0" w:name="Dark List"/>
-    <w:lsdException w:unhideWhenUsed="0" w:uiPriority="71" w:semiHidden="0" w:name="Colorful Shading"/>
-    <w:lsdException w:unhideWhenUsed="0" w:uiPriority="72" w:semiHidden="0" w:name="Colorful List"/>
-    <w:lsdException w:unhideWhenUsed="0" w:uiPriority="73" w:semiHidden="0" w:name="Colorful Grid"/>
-    <w:lsdException w:unhideWhenUsed="0" w:uiPriority="60" w:semiHidden="0" w:name="Light Shading Accent 1"/>
-    <w:lsdException w:unhideWhenUsed="0" w:uiPriority="61" w:semiHidden="0" w:name="Light List Accent 1"/>
-    <w:lsdException w:unhideWhenUsed="0" w:uiPriority="62" w:semiHidden="0" w:name="Light Grid Accent 1"/>
-    <w:lsdException w:unhideWhenUsed="0" w:uiPriority="63" w:semiHidden="0" w:name="Medium Shading 1 Accent 1"/>
-    <w:lsdException w:unhideWhenUsed="0" w:uiPriority="64" w:semiHidden="0" w:name="Medium Shading 2 Accent 1"/>
-    <w:lsdException w:unhideWhenUsed="0" w:uiPriority="65" w:semiHidden="0" w:name="Medium List 1 Accent 1"/>
-    <w:lsdException w:unhideWhenUsed="0" w:uiPriority="66" w:semiHidden="0" w:name="Medium List 2 Accent 1"/>
-    <w:lsdException w:unhideWhenUsed="0" w:uiPriority="67" w:semiHidden="0" w:name="Medium Grid 1 Accent 1"/>
-    <w:lsdException w:unhideWhenUsed="0" w:uiPriority="68" w:semiHidden="0" w:name="Medium Grid 2 Accent 1"/>
-    <w:lsdException w:unhideWhenUsed="0" w:uiPriority="69" w:semiHidden="0" w:name="Medium Grid 3 Accent 1"/>
-    <w:lsdException w:unhideWhenUsed="0" w:uiPriority="70" w:semiHidden="0" w:name="Dark List Accent 1"/>
-    <w:lsdException w:unhideWhenUsed="0" w:uiPriority="71" w:semiHidden="0" w:name="Colorful Shading Accent 1"/>
-    <w:lsdException w:unhideWhenUsed="0" w:uiPriority="72" w:semiHidden="0" w:name="Colorful List Accent 1"/>
-    <w:lsdException w:unhideWhenUsed="0" w:uiPriority="73" w:semiHidden="0" w:name="Colorful Grid Accent 1"/>
-    <w:lsdException w:unhideWhenUsed="0" w:uiPriority="60" w:semiHidden="0" w:name="Light Shading Accent 2"/>
-    <w:lsdException w:unhideWhenUsed="0" w:uiPriority="61" w:semiHidden="0" w:name="Light List Accent 2"/>
-    <w:lsdException w:unhideWhenUsed="0" w:uiPriority="62" w:semiHidden="0" w:name="Light Grid Accent 2"/>
-    <w:lsdException w:unhideWhenUsed="0" w:uiPriority="63" w:semiHidden="0" w:name="Medium Shading 1 Accent 2"/>
-    <w:lsdException w:unhideWhenUsed="0" w:uiPriority="64" w:semiHidden="0" w:name="Medium Shading 2 Accent 2"/>
-    <w:lsdException w:unhideWhenUsed="0" w:uiPriority="65" w:semiHidden="0" w:name="Medium List 1 Accent 2"/>
-    <w:lsdException w:unhideWhenUsed="0" w:uiPriority="66" w:semiHidden="0" w:name="Medium List 2 Accent 2"/>
-    <w:lsdException w:unhideWhenUsed="0" w:uiPriority="67" w:semiHidden="0" w:name="Medium Grid 1 Accent 2"/>
-    <w:lsdException w:unhideWhenUsed="0" w:uiPriority="68" w:semiHidden="0" w:name="Medium Grid 2 Accent 2"/>
-    <w:lsdException w:unhideWhenUsed="0" w:uiPriority="69" w:semiHidden="0" w:name="Medium Grid 3 Accent 2"/>
-    <w:lsdException w:unhideWhenUsed="0" w:uiPriority="70" w:semiHidden="0" w:name="Dark List Accent 2"/>
-    <w:lsdException w:unhideWhenUsed="0" w:uiPriority="71" w:semiHidden="0" w:name="Colorful Shading Accent 2"/>
-    <w:lsdException w:unhideWhenUsed="0" w:uiPriority="72" w:semiHidden="0" w:name="Colorful List Accent 2"/>
-    <w:lsdException w:unhideWhenUsed="0" w:uiPriority="73" w:semiHidden="0" w:name="Colorful Grid Accent 2"/>
-    <w:lsdException w:unhideWhenUsed="0" w:uiPriority="60" w:semiHidden="0" w:name="Light Shading Accent 3"/>
-    <w:lsdException w:unhideWhenUsed="0" w:uiPriority="61" w:semiHidden="0" w:name="Light List Accent 3"/>
-    <w:lsdException w:unhideWhenUsed="0" w:uiPriority="62" w:semiHidden="0" w:name="Light Grid Accent 3"/>
-    <w:lsdException w:unhideWhenUsed="0" w:uiPriority="63" w:semiHidden="0" w:name="Medium Shading 1 Accent 3"/>
-    <w:lsdException w:unhideWhenUsed="0" w:uiPriority="64" w:semiHidden="0" w:name="Medium Shading 2 Accent 3"/>
-    <w:lsdException w:unhideWhenUsed="0" w:uiPriority="65" w:semiHidden="0" w:name="Medium List 1 Accent 3"/>
-    <w:lsdException w:unhideWhenUsed="0" w:uiPriority="66" w:semiHidden="0" w:name="Medium List 2 Accent 3"/>
-    <w:lsdException w:unhideWhenUsed="0" w:uiPriority="67" w:semiHidden="0" w:name="Medium Grid 1 Accent 3"/>
-    <w:lsdException w:unhideWhenUsed="0" w:uiPriority="68" w:semiHidden="0" w:name="Medium Grid 2 Accent 3"/>
-    <w:lsdException w:unhideWhenUsed="0" w:uiPriority="69" w:semiHidden="0" w:name="Medium Grid 3 Accent 3"/>
-    <w:lsdException w:unhideWhenUsed="0" w:uiPriority="70" w:semiHidden="0" w:name="Dark List Accent 3"/>
-    <w:lsdException w:unhideWhenUsed="0" w:uiPriority="71" w:semiHidden="0" w:name="Colorful Shading Accent 3"/>
-    <w:lsdException w:unhideWhenUsed="0" w:uiPriority="72" w:semiHidden="0" w:name="Colorful List Accent 3"/>
-    <w:lsdException w:unhideWhenUsed="0" w:uiPriority="73" w:semiHidden="0" w:name="Colorful Grid Accent 3"/>
-    <w:lsdException w:unhideWhenUsed="0" w:uiPriority="60" w:semiHidden="0" w:name="Light Shading Accent 4"/>
-    <w:lsdException w:unhideWhenUsed="0" w:uiPriority="61" w:semiHidden="0" w:name="Light List Accent 4"/>
-    <w:lsdException w:unhideWhenUsed="0" w:uiPriority="62" w:semiHidden="0" w:name="Light Grid Accent 4"/>
-    <w:lsdException w:unhideWhenUsed="0" w:uiPriority="63" w:semiHidden="0" w:name="Medium Shading 1 Accent 4"/>
-    <w:lsdException w:unhideWhenUsed="0" w:uiPriority="64" w:semiHidden="0" w:name="Medium Shading 2 Accent 4"/>
-    <w:lsdException w:unhideWhenUsed="0" w:uiPriority="65" w:semiHidden="0" w:name="Medium List 1 Accent 4"/>
-    <w:lsdException w:unhideWhenUsed="0" w:uiPriority="66" w:semiHidden="0" w:name="Medium List 2 Accent 4"/>
-    <w:lsdException w:unhideWhenUsed="0" w:uiPriority="67" w:semiHidden="0" w:name="Medium Grid 1 Accent 4"/>
-    <w:lsdException w:unhideWhenUsed="0" w:uiPriority="68" w:semiHidden="0" w:name="Medium Grid 2 Accent 4"/>
-    <w:lsdException w:unhideWhenUsed="0" w:uiPriority="69" w:semiHidden="0" w:name="Medium Grid 3 Accent 4"/>
-    <w:lsdException w:unhideWhenUsed="0" w:uiPriority="70" w:semiHidden="0" w:name="Dark List Accent 4"/>
-    <w:lsdException w:unhideWhenUsed="0" w:uiPriority="71" w:semiHidden="0" w:name="Colorful Shading Accent 4"/>
-    <w:lsdException w:unhideWhenUsed="0" w:uiPriority="72" w:semiHidden="0" w:name="Colorful List Accent 4"/>
-    <w:lsdException w:unhideWhenUsed="0" w:uiPriority="73" w:semiHidden="0" w:name="Colorful Grid Accent 4"/>
-    <w:lsdException w:unhideWhenUsed="0" w:uiPriority="60" w:semiHidden="0" w:name="Light Shading Accent 5"/>
-    <w:lsdException w:unhideWhenUsed="0" w:uiPriority="61" w:semiHidden="0" w:name="Light List Accent 5"/>
-    <w:lsdException w:unhideWhenUsed="0" w:uiPriority="62" w:semiHidden="0" w:name="Light Grid Accent 5"/>
-    <w:lsdException w:unhideWhenUsed="0" w:uiPriority="63" w:semiHidden="0" w:name="Medium Shading 1 Accent 5"/>
-    <w:lsdException w:unhideWhenUsed="0" w:uiPriority="64" w:semiHidden="0" w:name="Medium Shading 2 Accent 5"/>
-    <w:lsdException w:unhideWhenUsed="0" w:uiPriority="65" w:semiHidden="0" w:name="Medium List 1 Accent 5"/>
-    <w:lsdException w:unhideWhenUsed="0" w:uiPriority="66" w:semiHidden="0" w:name="Medium List 2 Accent 5"/>
-    <w:lsdException w:unhideWhenUsed="0" w:uiPriority="67" w:semiHidden="0" w:name="Medium Grid 1 Accent 5"/>
-    <w:lsdException w:unhideWhenUsed="0" w:uiPriority="68" w:semiHidden="0" w:name="Medium Grid 2 Accent 5"/>
-    <w:lsdException w:unhideWhenUsed="0" w:uiPriority="69" w:semiHidden="0" w:name="Medium Grid 3 Accent 5"/>
-    <w:lsdException w:unhideWhenUsed="0" w:uiPriority="70" w:semiHidden="0" w:name="Dark List Accent 5"/>
-    <w:lsdException w:unhideWhenUsed="0" w:uiPriority="71" w:semiHidden="0" w:name="Colorful Shading Accent 5"/>
-    <w:lsdException w:unhideWhenUsed="0" w:uiPriority="72" w:semiHidden="0" w:name="Colorful List Accent 5"/>
-    <w:lsdException w:unhideWhenUsed="0" w:uiPriority="73" w:semiHidden="0" w:name="Colorful Grid Accent 5"/>
-    <w:lsdException w:unhideWhenUsed="0" w:uiPriority="60" w:semiHidden="0" w:name="Light Shading Accent 6"/>
-    <w:lsdException w:unhideWhenUsed="0" w:uiPriority="61" w:semiHidden="0" w:name="Light List Accent 6"/>
-    <w:lsdException w:unhideWhenUsed="0" w:uiPriority="62" w:semiHidden="0" w:name="Light Grid Accent 6"/>
-    <w:lsdException w:unhideWhenUsed="0" w:uiPriority="63" w:semiHidden="0" w:name="Medium Shading 1 Accent 6"/>
-    <w:lsdException w:unhideWhenUsed="0" w:uiPriority="64" w:semiHidden="0" w:name="Medium Shading 2 Accent 6"/>
-    <w:lsdException w:unhideWhenUsed="0" w:uiPriority="65" w:semiHidden="0" w:name="Medium List 1 Accent 6"/>
-    <w:lsdException w:unhideWhenUsed="0" w:uiPriority="66" w:semiHidden="0" w:name="Medium List 2 Accent 6"/>
-    <w:lsdException w:unhideWhenUsed="0" w:uiPriority="67" w:semiHidden="0" w:name="Medium Grid 1 Accent 6"/>
-    <w:lsdException w:unhideWhenUsed="0" w:uiPriority="68" w:semiHidden="0" w:name="Medium Grid 2 Accent 6"/>
-    <w:lsdException w:unhideWhenUsed="0" w:uiPriority="69" w:semiHidden="0" w:name="Medium Grid 3 Accent 6"/>
-    <w:lsdException w:unhideWhenUsed="0" w:uiPriority="70" w:semiHidden="0" w:name="Dark List Accent 6"/>
-    <w:lsdException w:unhideWhenUsed="0" w:uiPriority="71" w:semiHidden="0" w:name="Colorful Shading Accent 6"/>
-    <w:lsdException w:unhideWhenUsed="0" w:uiPriority="72" w:semiHidden="0" w:name="Colorful List Accent 6"/>
-    <w:lsdException w:unhideWhenUsed="0" w:uiPriority="73" w:semiHidden="0" w:name="Colorful Grid Accent 6"/>
+  <w:latentStyles w:defLockedState="0" w:defUIPriority="99" w:defSemiHidden="1" w:defUnhideWhenUsed="1" w:defQFormat="0" w:count="260">
+    <w:lsdException w:name="Normal" w:semiHidden="0" w:uiPriority="0" w:unhideWhenUsed="0" w:qFormat="1"/>
+    <w:lsdException w:name="heading 1" w:semiHidden="0" w:uiPriority="0" w:unhideWhenUsed="0" w:qFormat="1"/>
+    <w:lsdException w:name="heading 2" w:semiHidden="0" w:uiPriority="0" w:qFormat="1"/>
+    <w:lsdException w:name="heading 3" w:uiPriority="0" w:qFormat="1"/>
+    <w:lsdException w:name="heading 4" w:semiHidden="0" w:uiPriority="0" w:qFormat="1"/>
+    <w:lsdException w:name="heading 5" w:uiPriority="0" w:qFormat="1"/>
+    <w:lsdException w:name="heading 6" w:uiPriority="0" w:qFormat="1"/>
+    <w:lsdException w:name="heading 7" w:uiPriority="0" w:qFormat="1"/>
+    <w:lsdException w:name="heading 8" w:uiPriority="0" w:qFormat="1"/>
+    <w:lsdException w:name="heading 9" w:uiPriority="0" w:qFormat="1"/>
+    <w:lsdException w:name="index 1" w:semiHidden="0" w:uiPriority="0" w:unhideWhenUsed="0"/>
+    <w:lsdException w:name="index 2" w:semiHidden="0" w:uiPriority="0" w:unhideWhenUsed="0"/>
+    <w:lsdException w:name="index 3" w:semiHidden="0" w:uiPriority="0" w:unhideWhenUsed="0"/>
+    <w:lsdException w:name="index 4" w:semiHidden="0" w:uiPriority="0" w:unhideWhenUsed="0"/>
+    <w:lsdException w:name="index 5" w:semiHidden="0" w:uiPriority="0" w:unhideWhenUsed="0"/>
+    <w:lsdException w:name="index 6" w:semiHidden="0" w:uiPriority="0" w:unhideWhenUsed="0"/>
+    <w:lsdException w:name="index 7" w:semiHidden="0" w:uiPriority="0" w:unhideWhenUsed="0"/>
+    <w:lsdException w:name="index 8" w:semiHidden="0" w:uiPriority="0" w:unhideWhenUsed="0"/>
+    <w:lsdException w:name="index 9" w:semiHidden="0" w:uiPriority="0" w:unhideWhenUsed="0"/>
+    <w:lsdException w:name="toc 1" w:semiHidden="0" w:uiPriority="0" w:unhideWhenUsed="0" w:qFormat="1"/>
+    <w:lsdException w:name="toc 2" w:semiHidden="0" w:uiPriority="0" w:unhideWhenUsed="0" w:qFormat="1"/>
+    <w:lsdException w:name="toc 3" w:semiHidden="0" w:uiPriority="0" w:unhideWhenUsed="0" w:qFormat="1"/>
+    <w:lsdException w:name="toc 4" w:semiHidden="0" w:uiPriority="0" w:unhideWhenUsed="0"/>
+    <w:lsdException w:name="toc 5" w:semiHidden="0" w:uiPriority="0" w:unhideWhenUsed="0"/>
+    <w:lsdException w:name="toc 6" w:semiHidden="0" w:uiPriority="0" w:unhideWhenUsed="0"/>
+    <w:lsdException w:name="toc 7" w:semiHidden="0" w:uiPriority="0" w:unhideWhenUsed="0"/>
+    <w:lsdException w:name="toc 8" w:semiHidden="0" w:uiPriority="0" w:unhideWhenUsed="0"/>
+    <w:lsdException w:name="toc 9" w:semiHidden="0" w:uiPriority="0" w:unhideWhenUsed="0"/>
+    <w:lsdException w:name="Normal Indent" w:semiHidden="0" w:uiPriority="0" w:unhideWhenUsed="0"/>
+    <w:lsdException w:name="footnote text" w:semiHidden="0" w:uiPriority="0" w:unhideWhenUsed="0"/>
+    <w:lsdException w:name="annotation text" w:semiHidden="0" w:uiPriority="0" w:unhideWhenUsed="0" w:qFormat="1"/>
+    <w:lsdException w:name="header" w:semiHidden="0" w:uiPriority="0" w:unhideWhenUsed="0" w:qFormat="1"/>
+    <w:lsdException w:name="footer" w:semiHidden="0" w:uiPriority="0" w:unhideWhenUsed="0" w:qFormat="1"/>
+    <w:lsdException w:name="index heading" w:semiHidden="0" w:uiPriority="0" w:unhideWhenUsed="0"/>
+    <w:lsdException w:name="caption" w:uiPriority="0" w:qFormat="1"/>
+    <w:lsdException w:name="table of figures" w:semiHidden="0" w:uiPriority="0" w:unhideWhenUsed="0"/>
+    <w:lsdException w:name="envelope address" w:semiHidden="0" w:uiPriority="0" w:unhideWhenUsed="0"/>
+    <w:lsdException w:name="envelope return" w:semiHidden="0" w:uiPriority="0" w:unhideWhenUsed="0"/>
+    <w:lsdException w:name="footnote reference" w:semiHidden="0" w:uiPriority="0" w:unhideWhenUsed="0"/>
+    <w:lsdException w:name="annotation reference" w:semiHidden="0" w:uiPriority="0" w:unhideWhenUsed="0"/>
+    <w:lsdException w:name="line number" w:semiHidden="0" w:uiPriority="0" w:unhideWhenUsed="0"/>
+    <w:lsdException w:name="page number" w:semiHidden="0" w:uiPriority="0" w:unhideWhenUsed="0"/>
+    <w:lsdException w:name="endnote reference" w:semiHidden="0" w:uiPriority="0" w:unhideWhenUsed="0"/>
+    <w:lsdException w:name="endnote text" w:semiHidden="0" w:uiPriority="0" w:unhideWhenUsed="0"/>
+    <w:lsdException w:name="table of authorities" w:semiHidden="0" w:uiPriority="0" w:unhideWhenUsed="0"/>
+    <w:lsdException w:name="macro" w:semiHidden="0" w:uiPriority="0" w:unhideWhenUsed="0"/>
+    <w:lsdException w:name="toa heading" w:semiHidden="0" w:uiPriority="0" w:unhideWhenUsed="0"/>
+    <w:lsdException w:name="List" w:semiHidden="0" w:uiPriority="0" w:unhideWhenUsed="0"/>
+    <w:lsdException w:name="List Bullet" w:semiHidden="0" w:uiPriority="0" w:unhideWhenUsed="0"/>
+    <w:lsdException w:name="List Number" w:semiHidden="0" w:uiPriority="0" w:unhideWhenUsed="0"/>
+    <w:lsdException w:name="List 2" w:semiHidden="0" w:uiPriority="0" w:unhideWhenUsed="0"/>
+    <w:lsdException w:name="List 3" w:semiHidden="0" w:uiPriority="0" w:unhideWhenUsed="0"/>
+    <w:lsdException w:name="List 4" w:semiHidden="0" w:uiPriority="0" w:unhideWhenUsed="0"/>
+    <w:lsdException w:name="List 5" w:semiHidden="0" w:uiPriority="0" w:unhideWhenUsed="0"/>
+    <w:lsdException w:name="List Bullet 2" w:semiHidden="0" w:uiPriority="0" w:unhideWhenUsed="0"/>
+    <w:lsdException w:name="List Bullet 3" w:semiHidden="0" w:uiPriority="0" w:unhideWhenUsed="0"/>
+    <w:lsdException w:name="List Bullet 4" w:semiHidden="0" w:uiPriority="0" w:unhideWhenUsed="0"/>
+    <w:lsdException w:name="List Bullet 5" w:semiHidden="0" w:uiPriority="0" w:unhideWhenUsed="0"/>
+    <w:lsdException w:name="List Number 2" w:semiHidden="0" w:uiPriority="0" w:unhideWhenUsed="0"/>
+    <w:lsdException w:name="List Number 3" w:semiHidden="0" w:uiPriority="0" w:unhideWhenUsed="0"/>
+    <w:lsdException w:name="List Number 4" w:semiHidden="0" w:uiPriority="0" w:unhideWhenUsed="0"/>
+    <w:lsdException w:name="List Number 5" w:semiHidden="0" w:uiPriority="0" w:unhideWhenUsed="0"/>
+    <w:lsdException w:name="Title" w:semiHidden="0" w:uiPriority="0" w:unhideWhenUsed="0" w:qFormat="1"/>
+    <w:lsdException w:name="Closing" w:semiHidden="0" w:uiPriority="0" w:unhideWhenUsed="0"/>
+    <w:lsdException w:name="Signature" w:semiHidden="0" w:uiPriority="0" w:unhideWhenUsed="0"/>
+    <w:lsdException w:name="Default Paragraph Font" w:uiPriority="0" w:unhideWhenUsed="0" w:qFormat="1"/>
+    <w:lsdException w:name="Body Text" w:uiPriority="0" w:unhideWhenUsed="0" w:qFormat="1"/>
+    <w:lsdException w:name="Body Text Indent" w:semiHidden="0" w:uiPriority="0" w:unhideWhenUsed="0"/>
+    <w:lsdException w:name="List Continue" w:semiHidden="0" w:uiPriority="0" w:unhideWhenUsed="0"/>
+    <w:lsdException w:name="List Continue 2" w:semiHidden="0" w:uiPriority="0" w:unhideWhenUsed="0"/>
+    <w:lsdException w:name="List Continue 3" w:semiHidden="0" w:uiPriority="0" w:unhideWhenUsed="0"/>
+    <w:lsdException w:name="List Continue 4" w:semiHidden="0" w:uiPriority="0" w:unhideWhenUsed="0"/>
+    <w:lsdException w:name="List Continue 5" w:semiHidden="0" w:uiPriority="0" w:unhideWhenUsed="0"/>
+    <w:lsdException w:name="Message Header" w:semiHidden="0" w:uiPriority="0" w:unhideWhenUsed="0"/>
+    <w:lsdException w:name="Subtitle" w:semiHidden="0" w:uiPriority="0" w:unhideWhenUsed="0" w:qFormat="1"/>
+    <w:lsdException w:name="Salutation" w:semiHidden="0" w:uiPriority="0" w:unhideWhenUsed="0"/>
+    <w:lsdException w:name="Date" w:semiHidden="0" w:uiPriority="0" w:unhideWhenUsed="0"/>
+    <w:lsdException w:name="Body Text First Indent" w:semiHidden="0" w:uiPriority="0" w:unhideWhenUsed="0"/>
+    <w:lsdException w:name="Body Text First Indent 2" w:semiHidden="0" w:uiPriority="0" w:unhideWhenUsed="0"/>
+    <w:lsdException w:name="Body Text 2" w:semiHidden="0" w:uiPriority="0" w:unhideWhenUsed="0"/>
+    <w:lsdException w:name="Body Text 3" w:semiHidden="0" w:uiPriority="0" w:unhideWhenUsed="0"/>
+    <w:lsdException w:name="Body Text Indent 2" w:semiHidden="0" w:uiPriority="0" w:unhideWhenUsed="0"/>
+    <w:lsdException w:name="Body Text Indent 3" w:semiHidden="0" w:uiPriority="0" w:unhideWhenUsed="0"/>
+    <w:lsdException w:name="Block Text" w:semiHidden="0" w:uiPriority="0" w:unhideWhenUsed="0"/>
+    <w:lsdException w:name="Hyperlink" w:semiHidden="0" w:uiPriority="0" w:unhideWhenUsed="0"/>
+    <w:lsdException w:name="FollowedHyperlink" w:semiHidden="0" w:uiPriority="0" w:unhideWhenUsed="0"/>
+    <w:lsdException w:name="Strong" w:semiHidden="0" w:uiPriority="0" w:unhideWhenUsed="0" w:qFormat="1"/>
+    <w:lsdException w:name="Emphasis" w:semiHidden="0" w:uiPriority="0" w:unhideWhenUsed="0" w:qFormat="1"/>
+    <w:lsdException w:name="Document Map" w:semiHidden="0" w:uiPriority="0" w:unhideWhenUsed="0"/>
+    <w:lsdException w:name="Plain Text" w:semiHidden="0" w:uiPriority="0" w:unhideWhenUsed="0"/>
+    <w:lsdException w:name="E-mail Signature" w:semiHidden="0" w:uiPriority="0" w:unhideWhenUsed="0"/>
+    <w:lsdException w:name="Normal (Web)" w:semiHidden="0" w:uiPriority="0" w:unhideWhenUsed="0" w:qFormat="1"/>
+    <w:lsdException w:name="HTML Acronym" w:semiHidden="0" w:uiPriority="0" w:unhideWhenUsed="0"/>
+    <w:lsdException w:name="HTML Address" w:semiHidden="0" w:uiPriority="0" w:unhideWhenUsed="0"/>
+    <w:lsdException w:name="HTML Cite" w:semiHidden="0" w:uiPriority="0" w:unhideWhenUsed="0"/>
+    <w:lsdException w:name="HTML Code" w:semiHidden="0" w:uiPriority="0" w:unhideWhenUsed="0"/>
+    <w:lsdException w:name="HTML Definition" w:semiHidden="0" w:uiPriority="0" w:unhideWhenUsed="0"/>
+    <w:lsdException w:name="HTML Keyboard" w:semiHidden="0" w:uiPriority="0" w:unhideWhenUsed="0"/>
+    <w:lsdException w:name="HTML Preformatted" w:semiHidden="0" w:uiPriority="0" w:unhideWhenUsed="0"/>
+    <w:lsdException w:name="HTML Sample" w:semiHidden="0" w:uiPriority="0" w:unhideWhenUsed="0"/>
+    <w:lsdException w:name="HTML Typewriter" w:semiHidden="0" w:uiPriority="0" w:unhideWhenUsed="0"/>
+    <w:lsdException w:name="HTML Variable" w:semiHidden="0" w:uiPriority="0" w:unhideWhenUsed="0"/>
+    <w:lsdException w:name="Normal Table" w:uiPriority="0" w:unhideWhenUsed="0" w:qFormat="1"/>
+    <w:lsdException w:name="annotation subject" w:semiHidden="0" w:uiPriority="0" w:unhideWhenUsed="0"/>
+    <w:lsdException w:name="Table Simple 1" w:semiHidden="0" w:uiPriority="0" w:unhideWhenUsed="0"/>
+    <w:lsdException w:name="Table Simple 2" w:semiHidden="0" w:uiPriority="0" w:unhideWhenUsed="0"/>
+    <w:lsdException w:name="Table Simple 3" w:semiHidden="0" w:uiPriority="0" w:unhideWhenUsed="0"/>
+    <w:lsdException w:name="Table Classic 1" w:semiHidden="0" w:uiPriority="0" w:unhideWhenUsed="0"/>
+    <w:lsdException w:name="Table Classic 2" w:semiHidden="0" w:uiPriority="0" w:unhideWhenUsed="0"/>
+    <w:lsdException w:name="Table Classic 3" w:semiHidden="0" w:uiPriority="0" w:unhideWhenUsed="0"/>
+    <w:lsdException w:name="Table Classic 4" w:semiHidden="0" w:uiPriority="0" w:unhideWhenUsed="0"/>
+    <w:lsdException w:name="Table Colorful 1" w:semiHidden="0" w:uiPriority="0" w:unhideWhenUsed="0"/>
+    <w:lsdException w:name="Table Colorful 2" w:semiHidden="0" w:uiPriority="0" w:unhideWhenUsed="0"/>
+    <w:lsdException w:name="Table Colorful 3" w:semiHidden="0" w:uiPriority="0" w:unhideWhenUsed="0"/>
+    <w:lsdException w:name="Table Columns 1" w:semiHidden="0" w:uiPriority="0" w:unhideWhenUsed="0"/>
+    <w:lsdException w:name="Table Columns 2" w:semiHidden="0" w:uiPriority="0" w:unhideWhenUsed="0"/>
+    <w:lsdException w:name="Table Columns 3" w:semiHidden="0" w:uiPriority="0" w:unhideWhenUsed="0"/>
+    <w:lsdException w:name="Table Columns 4" w:semiHidden="0" w:uiPriority="0" w:unhideWhenUsed="0"/>
+    <w:lsdException w:name="Table Columns 5" w:semiHidden="0" w:uiPriority="0" w:unhideWhenUsed="0"/>
+    <w:lsdException w:name="Table Grid 1" w:semiHidden="0" w:uiPriority="0" w:unhideWhenUsed="0"/>
+    <w:lsdException w:name="Table Grid 2" w:semiHidden="0" w:uiPriority="0" w:unhideWhenUsed="0"/>
+    <w:lsdException w:name="Table Grid 3" w:semiHidden="0" w:uiPriority="0" w:unhideWhenUsed="0"/>
+    <w:lsdException w:name="Table Grid 4" w:semiHidden="0" w:uiPriority="0" w:unhideWhenUsed="0"/>
+    <w:lsdException w:name="Table Grid 5" w:semiHidden="0" w:uiPriority="0" w:unhideWhenUsed="0"/>
+    <w:lsdException w:name="Table Grid 6" w:semiHidden="0" w:uiPriority="0" w:unhideWhenUsed="0"/>
+    <w:lsdException w:name="Table Grid 7" w:semiHidden="0" w:uiPriority="0" w:unhideWhenUsed="0"/>
+    <w:lsdException w:name="Table Grid 8" w:semiHidden="0" w:uiPriority="0" w:unhideWhenUsed="0"/>
+    <w:lsdException w:name="Table List 1" w:semiHidden="0" w:uiPriority="0" w:unhideWhenUsed="0"/>
+    <w:lsdException w:name="Table List 2" w:semiHidden="0" w:uiPriority="0" w:unhideWhenUsed="0"/>
+    <w:lsdException w:name="Table List 3" w:semiHidden="0" w:uiPriority="0" w:unhideWhenUsed="0"/>
+    <w:lsdException w:name="Table List 4" w:semiHidden="0" w:uiPriority="0" w:unhideWhenUsed="0"/>
+    <w:lsdException w:name="Table List 5" w:semiHidden="0" w:uiPriority="0" w:unhideWhenUsed="0"/>
+    <w:lsdException w:name="Table List 6" w:semiHidden="0" w:uiPriority="0" w:unhideWhenUsed="0"/>
+    <w:lsdException w:name="Table List 7" w:semiHidden="0" w:uiPriority="0" w:unhideWhenUsed="0"/>
+    <w:lsdException w:name="Table List 8" w:semiHidden="0" w:uiPriority="0" w:unhideWhenUsed="0"/>
+    <w:lsdException w:name="Table 3D effects 1" w:semiHidden="0" w:uiPriority="0" w:unhideWhenUsed="0"/>
+    <w:lsdException w:name="Table 3D effects 2" w:semiHidden="0" w:uiPriority="0" w:unhideWhenUsed="0"/>
+    <w:lsdException w:name="Table 3D effects 3" w:semiHidden="0" w:uiPriority="0" w:unhideWhenUsed="0"/>
+    <w:lsdException w:name="Table Contemporary" w:semiHidden="0" w:uiPriority="0" w:unhideWhenUsed="0"/>
+    <w:lsdException w:name="Table Elegant" w:semiHidden="0" w:uiPriority="0" w:unhideWhenUsed="0"/>
+    <w:lsdException w:name="Table Professional" w:semiHidden="0" w:uiPriority="0" w:unhideWhenUsed="0"/>
+    <w:lsdException w:name="Table Subtle 1" w:semiHidden="0" w:uiPriority="0" w:unhideWhenUsed="0"/>
+    <w:lsdException w:name="Table Subtle 2" w:semiHidden="0" w:uiPriority="0" w:unhideWhenUsed="0"/>
+    <w:lsdException w:name="Table Web 1" w:semiHidden="0" w:uiPriority="0" w:unhideWhenUsed="0"/>
+    <w:lsdException w:name="Table Web 2" w:semiHidden="0" w:uiPriority="0" w:unhideWhenUsed="0"/>
+    <w:lsdException w:name="Table Web 3" w:semiHidden="0" w:uiPriority="0" w:unhideWhenUsed="0"/>
+    <w:lsdException w:name="Balloon Text" w:semiHidden="0" w:uiPriority="0" w:unhideWhenUsed="0"/>
+    <w:lsdException w:name="Table Grid" w:semiHidden="0" w:uiPriority="0" w:unhideWhenUsed="0" w:qFormat="1"/>
+    <w:lsdException w:name="Table Theme" w:semiHidden="0" w:uiPriority="0" w:unhideWhenUsed="0"/>
+    <w:lsdException w:name="Light Shading" w:semiHidden="0" w:uiPriority="60" w:unhideWhenUsed="0"/>
+    <w:lsdException w:name="Light List" w:semiHidden="0" w:uiPriority="61" w:unhideWhenUsed="0"/>
+    <w:lsdException w:name="Light Grid" w:semiHidden="0" w:uiPriority="62" w:unhideWhenUsed="0"/>
+    <w:lsdException w:name="Medium Shading 1" w:semiHidden="0" w:uiPriority="63" w:unhideWhenUsed="0"/>
+    <w:lsdException w:name="Medium Shading 2" w:semiHidden="0" w:uiPriority="64" w:unhideWhenUsed="0"/>
+    <w:lsdException w:name="Medium List 1" w:semiHidden="0" w:uiPriority="65" w:unhideWhenUsed="0"/>
+    <w:lsdException w:name="Medium List 2" w:semiHidden="0" w:uiPriority="66" w:unhideWhenUsed="0"/>
+    <w:lsdException w:name="Medium Grid 1" w:semiHidden="0" w:uiPriority="67" w:unhideWhenUsed="0"/>
+    <w:lsdException w:name="Medium Grid 2" w:semiHidden="0" w:uiPriority="68" w:unhideWhenUsed="0"/>
+    <w:lsdException w:name="Medium Grid 3" w:semiHidden="0" w:uiPriority="69" w:unhideWhenUsed="0"/>
+    <w:lsdException w:name="Dark List" w:semiHidden="0" w:uiPriority="70" w:unhideWhenUsed="0"/>
+    <w:lsdException w:name="Colorful Shading" w:semiHidden="0" w:uiPriority="71" w:unhideWhenUsed="0"/>
+    <w:lsdException w:name="Colorful List" w:semiHidden="0" w:uiPriority="72" w:unhideWhenUsed="0"/>
+    <w:lsdException w:name="Colorful Grid" w:semiHidden="0" w:uiPriority="73" w:unhideWhenUsed="0"/>
+    <w:lsdException w:name="Light Shading Accent 1" w:semiHidden="0" w:uiPriority="60" w:unhideWhenUsed="0"/>
+    <w:lsdException w:name="Light List Accent 1" w:semiHidden="0" w:uiPriority="61" w:unhideWhenUsed="0"/>
+    <w:lsdException w:name="Light Grid Accent 1" w:semiHidden="0" w:uiPriority="62" w:unhideWhenUsed="0"/>
+    <w:lsdException w:name="Medium Shading 1 Accent 1" w:semiHidden="0" w:uiPriority="63" w:unhideWhenUsed="0"/>
+    <w:lsdException w:name="Medium Shading 2 Accent 1" w:semiHidden="0" w:uiPriority="64" w:unhideWhenUsed="0"/>
+    <w:lsdException w:name="Medium List 1 Accent 1" w:semiHidden="0" w:uiPriority="65" w:unhideWhenUsed="0"/>
+    <w:lsdException w:name="Medium List 2 Accent 1" w:semiHidden="0" w:uiPriority="66" w:unhideWhenUsed="0"/>
+    <w:lsdException w:name="Medium Grid 1 Accent 1" w:semiHidden="0" w:uiPriority="67" w:unhideWhenUsed="0"/>
+    <w:lsdException w:name="Medium Grid 2 Accent 1" w:semiHidden="0" w:uiPriority="68" w:unhideWhenUsed="0"/>
+    <w:lsdException w:name="Medium Grid 3 Accent 1" w:semiHidden="0" w:uiPriority="69" w:unhideWhenUsed="0"/>
+    <w:lsdException w:name="Dark List Accent 1" w:semiHidden="0" w:uiPriority="70" w:unhideWhenUsed="0"/>
+    <w:lsdException w:name="Colorful Shading Accent 1" w:semiHidden="0" w:uiPriority="71" w:unhideWhenUsed="0"/>
+    <w:lsdException w:name="Colorful List Accent 1" w:semiHidden="0" w:uiPriority="72" w:unhideWhenUsed="0"/>
+    <w:lsdException w:name="Colorful Grid Accent 1" w:semiHidden="0" w:uiPriority="73" w:unhideWhenUsed="0"/>
+    <w:lsdException w:name="Light Shading Accent 2" w:semiHidden="0" w:uiPriority="60" w:unhideWhenUsed="0"/>
+    <w:lsdException w:name="Light List Accent 2" w:semiHidden="0" w:uiPriority="61" w:unhideWhenUsed="0"/>
+    <w:lsdException w:name="Light Grid Accent 2" w:semiHidden="0" w:uiPriority="62" w:unhideWhenUsed="0"/>
+    <w:lsdException w:name="Medium Shading 1 Accent 2" w:semiHidden="0" w:uiPriority="63" w:unhideWhenUsed="0"/>
+    <w:lsdException w:name="Medium Shading 2 Accent 2" w:semiHidden="0" w:uiPriority="64" w:unhideWhenUsed="0"/>
+    <w:lsdException w:name="Medium List 1 Accent 2" w:semiHidden="0" w:uiPriority="65" w:unhideWhenUsed="0"/>
+    <w:lsdException w:name="Medium List 2 Accent 2" w:semiHidden="0" w:uiPriority="66" w:unhideWhenUsed="0"/>
+    <w:lsdException w:name="Medium Grid 1 Accent 2" w:semiHidden="0" w:uiPriority="67" w:unhideWhenUsed="0"/>
+    <w:lsdException w:name="Medium Grid 2 Accent 2" w:semiHidden="0" w:uiPriority="68" w:unhideWhenUsed="0"/>
+    <w:lsdException w:name="Medium Grid 3 Accent 2" w:semiHidden="0" w:uiPriority="69" w:unhideWhenUsed="0"/>
+    <w:lsdException w:name="Dark List Accent 2" w:semiHidden="0" w:uiPriority="70" w:unhideWhenUsed="0"/>
+    <w:lsdException w:name="Colorful Shading Accent 2" w:semiHidden="0" w:uiPriority="71" w:unhideWhenUsed="0"/>
+    <w:lsdException w:name="Colorful List Accent 2" w:semiHidden="0" w:uiPriority="72" w:unhideWhenUsed="0"/>
+    <w:lsdException w:name="Colorful Grid Accent 2" w:semiHidden="0" w:uiPriority="73" w:unhideWhenUsed="0"/>
+    <w:lsdException w:name="Light Shading Accent 3" w:semiHidden="0" w:uiPriority="60" w:unhideWhenUsed="0"/>
+    <w:lsdException w:name="Light List Accent 3" w:semiHidden="0" w:uiPriority="61" w:unhideWhenUsed="0"/>
+    <w:lsdException w:name="Light Grid Accent 3" w:semiHidden="0" w:uiPriority="62" w:unhideWhenUsed="0"/>
+    <w:lsdException w:name="Medium Shading 1 Accent 3" w:semiHidden="0" w:uiPriority="63" w:unhideWhenUsed="0"/>
+    <w:lsdException w:name="Medium Shading 2 Accent 3" w:semiHidden="0" w:uiPriority="64" w:unhideWhenUsed="0"/>
+    <w:lsdException w:name="Medium List 1 Accent 3" w:semiHidden="0" w:uiPriority="65" w:unhideWhenUsed="0"/>
+    <w:lsdException w:name="Medium List 2 Accent 3" w:semiHidden="0" w:uiPriority="66" w:unhideWhenUsed="0"/>
+    <w:lsdException w:name="Medium Grid 1 Accent 3" w:semiHidden="0" w:uiPriority="67" w:unhideWhenUsed="0"/>
+    <w:lsdException w:name="Medium Grid 2 Accent 3" w:semiHidden="0" w:uiPriority="68" w:unhideWhenUsed="0"/>
+    <w:lsdException w:name="Medium Grid 3 Accent 3" w:semiHidden="0" w:uiPriority="69" w:unhideWhenUsed="0"/>
+    <w:lsdException w:name="Dark List Accent 3" w:semiHidden="0" w:uiPriority="70" w:unhideWhenUsed="0"/>
+    <w:lsdException w:name="Colorful Shading Accent 3" w:semiHidden="0" w:uiPriority="71" w:unhideWhenUsed="0"/>
+    <w:lsdException w:name="Colorful List Accent 3" w:semiHidden="0" w:uiPriority="72" w:unhideWhenUsed="0"/>
+    <w:lsdException w:name="Colorful Grid Accent 3" w:semiHidden="0" w:uiPriority="73" w:unhideWhenUsed="0"/>
+    <w:lsdException w:name="Light Shading Accent 4" w:semiHidden="0" w:uiPriority="60" w:unhideWhenUsed="0"/>
+    <w:lsdException w:name="Light List Accent 4" w:semiHidden="0" w:uiPriority="61" w:unhideWhenUsed="0"/>
+    <w:lsdException w:name="Light Grid Accent 4" w:semiHidden="0" w:uiPriority="62" w:unhideWhenUsed="0"/>
+    <w:lsdException w:name="Medium Shading 1 Accent 4" w:semiHidden="0" w:uiPriority="63" w:unhideWhenUsed="0"/>
+    <w:lsdException w:name="Medium Shading 2 Accent 4" w:semiHidden="0" w:uiPriority="64" w:unhideWhenUsed="0"/>
+    <w:lsdException w:name="Medium List 1 Accent 4" w:semiHidden="0" w:uiPriority="65" w:unhideWhenUsed="0"/>
+    <w:lsdException w:name="Medium List 2 Accent 4" w:semiHidden="0" w:uiPriority="66" w:unhideWhenUsed="0"/>
+    <w:lsdException w:name="Medium Grid 1 Accent 4" w:semiHidden="0" w:uiPriority="67" w:unhideWhenUsed="0"/>
+    <w:lsdException w:name="Medium Grid 2 Accent 4" w:semiHidden="0" w:uiPriority="68" w:unhideWhenUsed="0"/>
+    <w:lsdException w:name="Medium Grid 3 Accent 4" w:semiHidden="0" w:uiPriority="69" w:unhideWhenUsed="0"/>
+    <w:lsdException w:name="Dark List Accent 4" w:semiHidden="0" w:uiPriority="70" w:unhideWhenUsed="0"/>
+    <w:lsdException w:name="Colorful Shading Accent 4" w:semiHidden="0" w:uiPriority="71" w:unhideWhenUsed="0"/>
+    <w:lsdException w:name="Colorful List Accent 4" w:semiHidden="0" w:uiPriority="72" w:unhideWhenUsed="0"/>
+    <w:lsdException w:name="Colorful Grid Accent 4" w:semiHidden="0" w:uiPriority="73" w:unhideWhenUsed="0"/>
+    <w:lsdException w:name="Light Shading Accent 5" w:semiHidden="0" w:uiPriority="60" w:unhideWhenUsed="0"/>
+    <w:lsdException w:name="Light List Accent 5" w:semiHidden="0" w:uiPriority="61" w:unhideWhenUsed="0"/>
+    <w:lsdException w:name="Light Grid Accent 5" w:semiHidden="0" w:uiPriority="62" w:unhideWhenUsed="0"/>
+    <w:lsdException w:name="Medium Shading 1 Accent 5" w:semiHidden="0" w:uiPriority="63" w:unhideWhenUsed="0"/>
+    <w:lsdException w:name="Medium Shading 2 Accent 5" w:semiHidden="0" w:uiPriority="64" w:unhideWhenUsed="0"/>
+    <w:lsdException w:name="Medium List 1 Accent 5" w:semiHidden="0" w:uiPriority="65" w:unhideWhenUsed="0"/>
+    <w:lsdException w:name="Medium List 2 Accent 5" w:semiHidden="0" w:uiPriority="66" w:unhideWhenUsed="0"/>
+    <w:lsdException w:name="Medium Grid 1 Accent 5" w:semiHidden="0" w:uiPriority="67" w:unhideWhenUsed="0"/>
+    <w:lsdException w:name="Medium Grid 2 Accent 5" w:semiHidden="0" w:uiPriority="68" w:unhideWhenUsed="0"/>
+    <w:lsdException w:name="Medium Grid 3 Accent 5" w:semiHidden="0" w:uiPriority="69" w:unhideWhenUsed="0"/>
+    <w:lsdException w:name="Dark List Accent 5" w:semiHidden="0" w:uiPriority="70" w:unhideWhenUsed="0"/>
+    <w:lsdException w:name="Colorful Shading Accent 5" w:semiHidden="0" w:uiPriority="71" w:unhideWhenUsed="0"/>
+    <w:lsdException w:name="Colorful List Accent 5" w:semiHidden="0" w:uiPriority="72" w:unhideWhenUsed="0"/>
+    <w:lsdException w:name="Colorful Grid Accent 5" w:semiHidden="0" w:uiPriority="73" w:unhideWhenUsed="0"/>
+    <w:lsdException w:name="Light Shading Accent 6" w:semiHidden="0" w:uiPriority="60" w:unhideWhenUsed="0"/>
+    <w:lsdException w:name="Light List Accent 6" w:semiHidden="0" w:uiPriority="61" w:unhideWhenUsed="0"/>
+    <w:lsdException w:name="Light Grid Accent 6" w:semiHidden="0" w:uiPriority="62" w:unhideWhenUsed="0"/>
+    <w:lsdException w:name="Medium Shading 1 Accent 6" w:semiHidden="0" w:uiPriority="63" w:unhideWhenUsed="0"/>
+    <w:lsdException w:name="Medium Shading 2 Accent 6" w:semiHidden="0" w:uiPriority="64" w:unhideWhenUsed="0"/>
+    <w:lsdException w:name="Medium List 1 Accent 6" w:semiHidden="0" w:uiPriority="65" w:unhideWhenUsed="0"/>
+    <w:lsdException w:name="Medium List 2 Accent 6" w:semiHidden="0" w:uiPriority="66" w:unhideWhenUsed="0"/>
+    <w:lsdException w:name="Medium Grid 1 Accent 6" w:semiHidden="0" w:uiPriority="67" w:unhideWhenUsed="0"/>
+    <w:lsdException w:name="Medium Grid 2 Accent 6" w:semiHidden="0" w:uiPriority="68" w:unhideWhenUsed="0"/>
+    <w:lsdException w:name="Medium Grid 3 Accent 6" w:semiHidden="0" w:uiPriority="69" w:unhideWhenUsed="0"/>
+    <w:lsdException w:name="Dark List Accent 6" w:semiHidden="0" w:uiPriority="70" w:unhideWhenUsed="0"/>
+    <w:lsdException w:name="Colorful Shading Accent 6" w:semiHidden="0" w:uiPriority="71" w:unhideWhenUsed="0"/>
+    <w:lsdException w:name="Colorful List Accent 6" w:semiHidden="0" w:uiPriority="72" w:unhideWhenUsed="0"/>
+    <w:lsdException w:name="Colorful Grid Accent 6" w:semiHidden="0" w:uiPriority="73" w:unhideWhenUsed="0"/>
   </w:latentStyles>
-  <w:style w:type="paragraph" w:default="1" w:styleId="1">
+  <w:style w:type="paragraph" w:default="1" w:styleId="Normal">
     <w:name w:val="Normal"/>
     <w:qFormat/>
-    <w:uiPriority w:val="0"/>
     <w:pPr>
       <w:kinsoku w:val="0"/>
       <w:autoSpaceDE w:val="0"/>
@@ -7092,7 +6902,7 @@
       <w:textAlignment w:val="baseline"/>
     </w:pPr>
     <w:rPr>
-      <w:rFonts w:ascii="Arial" w:hAnsi="Arial" w:eastAsia="宋体" w:cs="Arial"/>
+      <w:rFonts w:ascii="Arial" w:eastAsia="宋体" w:hAnsi="Arial" w:cs="Arial"/>
       <w:snapToGrid w:val="0"/>
       <w:color w:val="000000"/>
       <w:kern w:val="0"/>
@@ -7101,12 +6911,11 @@
       <w:lang w:val="en-US" w:eastAsia="en-US" w:bidi="ar-SA"/>
     </w:rPr>
   </w:style>
-  <w:style w:type="paragraph" w:styleId="2">
+  <w:style w:type="paragraph" w:styleId="Heading1">
     <w:name w:val="heading 1"/>
-    <w:basedOn w:val="1"/>
-    <w:next w:val="1"/>
+    <w:basedOn w:val="Normal"/>
+    <w:next w:val="Normal"/>
     <w:qFormat/>
-    <w:uiPriority w:val="0"/>
     <w:pPr>
       <w:keepNext/>
       <w:keepLines/>
@@ -7124,13 +6933,12 @@
       <w:sz w:val="44"/>
     </w:rPr>
   </w:style>
-  <w:style w:type="paragraph" w:styleId="3">
+  <w:style w:type="paragraph" w:styleId="Heading2">
     <w:name w:val="heading 2"/>
-    <w:basedOn w:val="1"/>
-    <w:next w:val="1"/>
+    <w:basedOn w:val="Normal"/>
+    <w:next w:val="Normal"/>
     <w:unhideWhenUsed/>
     <w:qFormat/>
-    <w:uiPriority w:val="0"/>
     <w:pPr>
       <w:keepNext/>
       <w:keepLines/>
@@ -7143,19 +6951,18 @@
       <w:outlineLvl w:val="1"/>
     </w:pPr>
     <w:rPr>
-      <w:rFonts w:ascii="Arial" w:hAnsi="Arial" w:eastAsia="黑体"/>
+      <w:rFonts w:ascii="Arial" w:eastAsia="黑体" w:hAnsi="Arial"/>
       <w:b/>
       <w:sz w:val="32"/>
     </w:rPr>
   </w:style>
-  <w:style w:type="paragraph" w:styleId="4">
+  <w:style w:type="paragraph" w:styleId="Heading3">
     <w:name w:val="heading 3"/>
-    <w:basedOn w:val="1"/>
-    <w:next w:val="1"/>
+    <w:basedOn w:val="Normal"/>
+    <w:next w:val="Normal"/>
     <w:semiHidden/>
     <w:unhideWhenUsed/>
     <w:qFormat/>
-    <w:uiPriority w:val="0"/>
     <w:pPr>
       <w:keepNext/>
       <w:keepLines/>
@@ -7172,13 +6979,12 @@
       <w:sz w:val="32"/>
     </w:rPr>
   </w:style>
-  <w:style w:type="paragraph" w:styleId="5">
+  <w:style w:type="paragraph" w:styleId="Heading4">
     <w:name w:val="heading 4"/>
-    <w:basedOn w:val="1"/>
-    <w:next w:val="1"/>
+    <w:basedOn w:val="Normal"/>
+    <w:next w:val="Normal"/>
     <w:unhideWhenUsed/>
     <w:qFormat/>
-    <w:uiPriority w:val="0"/>
     <w:pPr>
       <w:keepNext/>
       <w:keepLines/>
@@ -7191,19 +6997,18 @@
       <w:outlineLvl w:val="3"/>
     </w:pPr>
     <w:rPr>
-      <w:rFonts w:ascii="Arial" w:hAnsi="Arial" w:eastAsia="黑体"/>
+      <w:rFonts w:ascii="Arial" w:eastAsia="黑体" w:hAnsi="Arial"/>
       <w:b/>
       <w:sz w:val="28"/>
     </w:rPr>
   </w:style>
-  <w:style w:type="paragraph" w:styleId="6">
+  <w:style w:type="paragraph" w:styleId="Heading5">
     <w:name w:val="heading 5"/>
-    <w:basedOn w:val="1"/>
-    <w:next w:val="1"/>
+    <w:basedOn w:val="Normal"/>
+    <w:next w:val="Normal"/>
     <w:semiHidden/>
     <w:unhideWhenUsed/>
     <w:qFormat/>
-    <w:uiPriority w:val="0"/>
     <w:pPr>
       <w:keepNext/>
       <w:keepLines/>
@@ -7220,14 +7025,13 @@
       <w:sz w:val="28"/>
     </w:rPr>
   </w:style>
-  <w:style w:type="paragraph" w:styleId="7">
+  <w:style w:type="paragraph" w:styleId="Heading6">
     <w:name w:val="heading 6"/>
-    <w:basedOn w:val="1"/>
-    <w:next w:val="1"/>
+    <w:basedOn w:val="Normal"/>
+    <w:next w:val="Normal"/>
     <w:semiHidden/>
     <w:unhideWhenUsed/>
     <w:qFormat/>
-    <w:uiPriority w:val="0"/>
     <w:pPr>
       <w:keepNext/>
       <w:keepLines/>
@@ -7240,19 +7044,18 @@
       <w:outlineLvl w:val="5"/>
     </w:pPr>
     <w:rPr>
-      <w:rFonts w:ascii="Arial" w:hAnsi="Arial" w:eastAsia="黑体"/>
+      <w:rFonts w:ascii="Arial" w:eastAsia="黑体" w:hAnsi="Arial"/>
       <w:b/>
       <w:sz w:val="24"/>
     </w:rPr>
   </w:style>
-  <w:style w:type="paragraph" w:styleId="8">
+  <w:style w:type="paragraph" w:styleId="Heading7">
     <w:name w:val="heading 7"/>
-    <w:basedOn w:val="1"/>
-    <w:next w:val="1"/>
+    <w:basedOn w:val="Normal"/>
+    <w:next w:val="Normal"/>
     <w:semiHidden/>
     <w:unhideWhenUsed/>
     <w:qFormat/>
-    <w:uiPriority w:val="0"/>
     <w:pPr>
       <w:keepNext/>
       <w:keepLines/>
@@ -7269,14 +7072,13 @@
       <w:sz w:val="24"/>
     </w:rPr>
   </w:style>
-  <w:style w:type="paragraph" w:styleId="9">
+  <w:style w:type="paragraph" w:styleId="Heading8">
     <w:name w:val="heading 8"/>
-    <w:basedOn w:val="1"/>
-    <w:next w:val="1"/>
+    <w:basedOn w:val="Normal"/>
+    <w:next w:val="Normal"/>
     <w:semiHidden/>
     <w:unhideWhenUsed/>
     <w:qFormat/>
-    <w:uiPriority w:val="0"/>
     <w:pPr>
       <w:keepNext/>
       <w:keepLines/>
@@ -7289,18 +7091,17 @@
       <w:outlineLvl w:val="7"/>
     </w:pPr>
     <w:rPr>
-      <w:rFonts w:ascii="Arial" w:hAnsi="Arial" w:eastAsia="黑体"/>
+      <w:rFonts w:ascii="Arial" w:eastAsia="黑体" w:hAnsi="Arial"/>
       <w:sz w:val="24"/>
     </w:rPr>
   </w:style>
-  <w:style w:type="paragraph" w:styleId="10">
+  <w:style w:type="paragraph" w:styleId="Heading9">
     <w:name w:val="heading 9"/>
-    <w:basedOn w:val="1"/>
-    <w:next w:val="1"/>
+    <w:basedOn w:val="Normal"/>
+    <w:next w:val="Normal"/>
     <w:semiHidden/>
     <w:unhideWhenUsed/>
     <w:qFormat/>
-    <w:uiPriority w:val="0"/>
     <w:pPr>
       <w:keepNext/>
       <w:keepLines/>
@@ -7313,21 +7114,19 @@
       <w:outlineLvl w:val="8"/>
     </w:pPr>
     <w:rPr>
-      <w:rFonts w:ascii="Arial" w:hAnsi="Arial" w:eastAsia="黑体"/>
+      <w:rFonts w:ascii="Arial" w:eastAsia="黑体" w:hAnsi="Arial"/>
       <w:sz w:val="21"/>
     </w:rPr>
   </w:style>
-  <w:style w:type="character" w:default="1" w:styleId="22">
+  <w:style w:type="character" w:default="1" w:styleId="DefaultParagraphFont">
     <w:name w:val="Default Paragraph Font"/>
     <w:semiHidden/>
     <w:qFormat/>
-    <w:uiPriority w:val="0"/>
   </w:style>
-  <w:style w:type="table" w:default="1" w:styleId="20">
+  <w:style w:type="table" w:default="1" w:styleId="TableNormal">
     <w:name w:val="Normal Table"/>
     <w:semiHidden/>
     <w:qFormat/>
-    <w:uiPriority w:val="0"/>
     <w:tblPr>
       <w:tblCellMar>
         <w:top w:w="0" w:type="dxa"/>
@@ -7337,43 +7136,39 @@
       </w:tblCellMar>
     </w:tblPr>
   </w:style>
-  <w:style w:type="paragraph" w:styleId="11">
+  <w:style w:type="paragraph" w:styleId="CommentText">
     <w:name w:val="annotation text"/>
-    <w:basedOn w:val="1"/>
+    <w:basedOn w:val="Normal"/>
     <w:qFormat/>
-    <w:uiPriority w:val="0"/>
     <w:pPr>
       <w:jc w:val="left"/>
     </w:pPr>
   </w:style>
-  <w:style w:type="paragraph" w:styleId="12">
+  <w:style w:type="paragraph" w:styleId="BodyText">
     <w:name w:val="Body Text"/>
-    <w:basedOn w:val="1"/>
+    <w:basedOn w:val="Normal"/>
     <w:semiHidden/>
     <w:qFormat/>
-    <w:uiPriority w:val="0"/>
     <w:rPr>
-      <w:rFonts w:ascii="Arial" w:hAnsi="Arial" w:eastAsia="Arial" w:cs="Arial"/>
+      <w:rFonts w:ascii="Arial" w:eastAsia="Arial" w:hAnsi="Arial" w:cs="Arial"/>
       <w:sz w:val="21"/>
       <w:szCs w:val="21"/>
       <w:lang w:val="en-US" w:eastAsia="en-US" w:bidi="ar-SA"/>
     </w:rPr>
   </w:style>
-  <w:style w:type="paragraph" w:styleId="13">
+  <w:style w:type="paragraph" w:styleId="TOC3">
     <w:name w:val="toc 3"/>
-    <w:basedOn w:val="1"/>
-    <w:next w:val="1"/>
+    <w:basedOn w:val="Normal"/>
+    <w:next w:val="Normal"/>
     <w:qFormat/>
-    <w:uiPriority w:val="0"/>
     <w:pPr>
       <w:ind w:left="840" w:leftChars="400"/>
     </w:pPr>
   </w:style>
-  <w:style w:type="paragraph" w:styleId="14">
+  <w:style w:type="paragraph" w:styleId="Footer">
     <w:name w:val="footer"/>
-    <w:basedOn w:val="1"/>
+    <w:basedOn w:val="Normal"/>
     <w:qFormat/>
-    <w:uiPriority w:val="0"/>
     <w:pPr>
       <w:tabs>
         <w:tab w:val="center" w:pos="4153"/>
@@ -7386,17 +7181,16 @@
       <w:sz w:val="18"/>
     </w:rPr>
   </w:style>
-  <w:style w:type="paragraph" w:styleId="15">
+  <w:style w:type="paragraph" w:styleId="Header">
     <w:name w:val="header"/>
-    <w:basedOn w:val="1"/>
+    <w:basedOn w:val="Normal"/>
     <w:qFormat/>
-    <w:uiPriority w:val="0"/>
     <w:pPr>
       <w:pBdr>
-        <w:top w:val="none" w:color="auto" w:sz="0" w:space="0"/>
-        <w:left w:val="none" w:color="auto" w:sz="0" w:space="0"/>
-        <w:bottom w:val="none" w:color="auto" w:sz="0" w:space="0"/>
-        <w:right w:val="none" w:color="auto" w:sz="0" w:space="0"/>
+        <w:top w:val="nil"/>
+        <w:left w:val="nil"/>
+        <w:bottom w:val="nil"/>
+        <w:right w:val="nil"/>
       </w:pBdr>
       <w:tabs>
         <w:tab w:val="center" w:pos="4153"/>
@@ -7411,41 +7205,37 @@
       <w:sz w:val="18"/>
     </w:rPr>
   </w:style>
-  <w:style w:type="paragraph" w:styleId="16">
+  <w:style w:type="paragraph" w:styleId="TOC1">
     <w:name w:val="toc 1"/>
-    <w:basedOn w:val="1"/>
-    <w:next w:val="1"/>
+    <w:basedOn w:val="Normal"/>
+    <w:next w:val="Normal"/>
     <w:qFormat/>
-    <w:uiPriority w:val="0"/>
     <w:rPr>
-      <w:rFonts w:ascii="Arial" w:hAnsi="Arial" w:eastAsia="Microsoft JhengHei"/>
+      <w:rFonts w:ascii="Arial" w:eastAsia="Microsoft JhengHei" w:hAnsi="Arial"/>
       <w:sz w:val="24"/>
     </w:rPr>
   </w:style>
-  <w:style w:type="paragraph" w:styleId="17">
+  <w:style w:type="paragraph" w:styleId="TOC2">
     <w:name w:val="toc 2"/>
-    <w:basedOn w:val="1"/>
-    <w:next w:val="1"/>
+    <w:basedOn w:val="Normal"/>
+    <w:next w:val="Normal"/>
     <w:qFormat/>
-    <w:uiPriority w:val="0"/>
     <w:pPr>
       <w:ind w:left="420" w:leftChars="200"/>
     </w:pPr>
   </w:style>
-  <w:style w:type="paragraph" w:styleId="18">
+  <w:style w:type="paragraph" w:styleId="NormalWeb">
     <w:name w:val="Normal (Web)"/>
-    <w:basedOn w:val="1"/>
+    <w:basedOn w:val="Normal"/>
     <w:qFormat/>
-    <w:uiPriority w:val="0"/>
     <w:rPr>
       <w:sz w:val="24"/>
     </w:rPr>
   </w:style>
-  <w:style w:type="paragraph" w:styleId="19">
+  <w:style w:type="paragraph" w:styleId="Title">
     <w:name w:val="Title"/>
-    <w:basedOn w:val="1"/>
+    <w:basedOn w:val="Normal"/>
     <w:qFormat/>
-    <w:uiPriority w:val="0"/>
     <w:pPr>
       <w:spacing w:before="240" w:beforeLines="0" w:beforeAutospacing="0" w:after="60" w:afterLines="0" w:afterAutospacing="0"/>
       <w:jc w:val="center"/>
@@ -7457,91 +7247,85 @@
       <w:sz w:val="32"/>
     </w:rPr>
   </w:style>
-  <w:style w:type="table" w:styleId="21">
+  <w:style w:type="table" w:styleId="TableGrid">
     <w:name w:val="Table Grid"/>
-    <w:basedOn w:val="20"/>
+    <w:basedOn w:val="TableNormal"/>
     <w:qFormat/>
-    <w:uiPriority w:val="0"/>
     <w:pPr>
       <w:widowControl w:val="0"/>
       <w:jc w:val="both"/>
     </w:pPr>
     <w:tblPr>
       <w:tblBorders>
-        <w:top w:val="single" w:color="auto" w:sz="4" w:space="0"/>
-        <w:left w:val="single" w:color="auto" w:sz="4" w:space="0"/>
-        <w:bottom w:val="single" w:color="auto" w:sz="4" w:space="0"/>
-        <w:right w:val="single" w:color="auto" w:sz="4" w:space="0"/>
-        <w:insideH w:val="single" w:color="auto" w:sz="4" w:space="0"/>
-        <w:insideV w:val="single" w:color="auto" w:sz="4" w:space="0"/>
+        <w:top w:val="single" w:sz="4" w:space="0" w:color="auto"/>
+        <w:left w:val="single" w:sz="4" w:space="0" w:color="auto"/>
+        <w:bottom w:val="single" w:sz="4" w:space="0" w:color="auto"/>
+        <w:right w:val="single" w:sz="4" w:space="0" w:color="auto"/>
+        <w:insideH w:val="single" w:sz="4" w:space="0" w:color="auto"/>
+        <w:insideV w:val="single" w:sz="4" w:space="0" w:color="auto"/>
       </w:tblBorders>
     </w:tblPr>
   </w:style>
-  <w:style w:type="character" w:styleId="23">
+  <w:style w:type="character" w:styleId="Strong">
     <w:name w:val="Strong"/>
-    <w:basedOn w:val="22"/>
+    <w:basedOn w:val="DefaultParagraphFont"/>
     <w:qFormat/>
-    <w:uiPriority w:val="0"/>
     <w:rPr>
       <w:b/>
     </w:rPr>
   </w:style>
-  <w:style w:type="paragraph" w:customStyle="1" w:styleId="24">
+  <w:style w:type="paragraph" w:customStyle="1" w:styleId="a">
     <w:name w:val="柴_文档修订信息"/>
-    <w:basedOn w:val="1"/>
+    <w:basedOn w:val="Normal"/>
     <w:qFormat/>
-    <w:uiPriority w:val="0"/>
     <w:pPr>
       <w:widowControl w:val="0"/>
       <w:ind w:firstLine="470" w:firstLineChars="200"/>
       <w:jc w:val="center"/>
     </w:pPr>
     <w:rPr>
-      <w:rFonts w:hint="eastAsia" w:ascii="Arial" w:hAnsi="Arial"/>
+      <w:rFonts w:ascii="Arial" w:hAnsi="Arial" w:hint="eastAsia"/>
       <w:b/>
       <w:bCs/>
       <w:sz w:val="24"/>
       <w:lang w:eastAsia="zh-CN"/>
     </w:rPr>
   </w:style>
-  <w:style w:type="paragraph" w:customStyle="1" w:styleId="25">
+  <w:style w:type="paragraph" w:customStyle="1" w:styleId="a0">
     <w:name w:val="柴_公司名"/>
-    <w:basedOn w:val="19"/>
+    <w:basedOn w:val="Title"/>
     <w:qFormat/>
-    <w:uiPriority w:val="0"/>
     <w:pPr>
       <w:spacing w:after="600" w:afterLines="600"/>
     </w:pPr>
     <w:rPr>
-      <w:rFonts w:hint="eastAsia" w:ascii="宋体" w:hAnsi="宋体" w:eastAsia="宋体" w:cs="宋体"/>
+      <w:rFonts w:ascii="宋体" w:eastAsia="宋体" w:hAnsi="宋体" w:cs="宋体" w:hint="eastAsia"/>
       <w:bCs/>
       <w:spacing w:val="-6"/>
       <w:sz w:val="52"/>
       <w:szCs w:val="52"/>
     </w:rPr>
   </w:style>
-  <w:style w:type="paragraph" w:customStyle="1" w:styleId="26">
+  <w:style w:type="paragraph" w:customStyle="1" w:styleId="a1">
     <w:name w:val="柴_文档名"/>
-    <w:basedOn w:val="19"/>
+    <w:basedOn w:val="Title"/>
     <w:qFormat/>
-    <w:uiPriority w:val="0"/>
     <w:pPr>
       <w:spacing w:after="900" w:afterLines="900"/>
     </w:pPr>
     <w:rPr>
-      <w:rFonts w:ascii="黑体" w:hAnsi="黑体" w:eastAsia="黑体" w:cs="黑体"/>
+      <w:rFonts w:ascii="黑体" w:eastAsia="黑体" w:hAnsi="黑体" w:cs="黑体"/>
       <w:bCs/>
       <w:spacing w:val="-7"/>
       <w:sz w:val="52"/>
       <w:szCs w:val="52"/>
     </w:rPr>
   </w:style>
-  <w:style w:type="table" w:customStyle="1" w:styleId="27">
+  <w:style w:type="table" w:customStyle="1" w:styleId="TableNormal0">
     <w:name w:val="Table Normal_0"/>
     <w:semiHidden/>
     <w:unhideWhenUsed/>
     <w:qFormat/>
-    <w:uiPriority w:val="0"/>
     <w:tblPr>
       <w:tblCellMar>
         <w:top w:w="0" w:type="dxa"/>
@@ -7551,88 +7335,82 @@
       </w:tblCellMar>
     </w:tblPr>
   </w:style>
-  <w:style w:type="paragraph" w:customStyle="1" w:styleId="28">
+  <w:style w:type="paragraph" w:customStyle="1" w:styleId="TableText">
     <w:name w:val="Table Text"/>
-    <w:basedOn w:val="1"/>
+    <w:basedOn w:val="Normal"/>
     <w:semiHidden/>
     <w:qFormat/>
-    <w:uiPriority w:val="0"/>
     <w:rPr>
-      <w:rFonts w:ascii="宋体" w:hAnsi="宋体" w:eastAsia="宋体" w:cs="宋体"/>
+      <w:rFonts w:ascii="宋体" w:eastAsia="宋体" w:hAnsi="宋体" w:cs="宋体"/>
       <w:sz w:val="21"/>
       <w:szCs w:val="21"/>
       <w:lang w:val="en-US" w:eastAsia="en-US" w:bidi="ar-SA"/>
     </w:rPr>
   </w:style>
-  <w:style w:type="paragraph" w:customStyle="1" w:styleId="29">
+  <w:style w:type="paragraph" w:customStyle="1" w:styleId="1">
     <w:name w:val="柴_标题1"/>
-    <w:basedOn w:val="2"/>
-    <w:next w:val="30"/>
-    <w:link w:val="39"/>
+    <w:basedOn w:val="Heading1"/>
+    <w:next w:val="a2"/>
+    <w:link w:val="1Char"/>
     <w:qFormat/>
-    <w:uiPriority w:val="0"/>
     <w:pPr>
       <w:spacing w:before="100" w:after="90" w:line="360" w:lineRule="auto"/>
     </w:pPr>
     <w:rPr>
-      <w:rFonts w:ascii="Arial" w:hAnsi="Arial" w:eastAsia="宋体"/>
+      <w:rFonts w:ascii="Arial" w:eastAsia="宋体" w:hAnsi="Arial"/>
       <w:sz w:val="32"/>
     </w:rPr>
   </w:style>
-  <w:style w:type="paragraph" w:customStyle="1" w:styleId="30">
+  <w:style w:type="paragraph" w:customStyle="1" w:styleId="a2">
     <w:name w:val="柴_正文"/>
-    <w:basedOn w:val="12"/>
-    <w:link w:val="43"/>
+    <w:basedOn w:val="BodyText"/>
+    <w:link w:val="Char"/>
     <w:qFormat/>
-    <w:uiPriority w:val="0"/>
     <w:pPr>
       <w:spacing w:line="360" w:lineRule="auto"/>
       <w:ind w:firstLine="470" w:firstLineChars="200"/>
     </w:pPr>
     <w:rPr>
-      <w:rFonts w:ascii="Arial" w:hAnsi="Arial" w:eastAsia="宋体"/>
+      <w:rFonts w:ascii="Arial" w:eastAsia="宋体" w:hAnsi="Arial"/>
       <w:sz w:val="24"/>
       <w:lang w:eastAsia="zh-CN"/>
     </w:rPr>
   </w:style>
-  <w:style w:type="paragraph" w:customStyle="1" w:styleId="31">
+  <w:style w:type="paragraph" w:customStyle="1" w:styleId="2">
     <w:name w:val="柴_标题2"/>
-    <w:basedOn w:val="3"/>
-    <w:next w:val="30"/>
-    <w:link w:val="46"/>
+    <w:basedOn w:val="Heading2"/>
+    <w:next w:val="a2"/>
+    <w:link w:val="2Char"/>
     <w:qFormat/>
-    <w:uiPriority w:val="0"/>
     <w:pPr>
       <w:spacing w:line="360" w:lineRule="auto"/>
     </w:pPr>
     <w:rPr>
-      <w:rFonts w:ascii="Arial" w:hAnsi="Arial" w:eastAsia="宋体"/>
+      <w:rFonts w:ascii="Arial" w:eastAsia="宋体" w:hAnsi="Arial"/>
       <w:sz w:val="28"/>
     </w:rPr>
   </w:style>
-  <w:style w:type="paragraph" w:customStyle="1" w:styleId="32">
+  <w:style w:type="paragraph" w:customStyle="1" w:styleId="3">
     <w:name w:val="柴_标题3"/>
-    <w:basedOn w:val="4"/>
-    <w:next w:val="30"/>
+    <w:basedOn w:val="Heading3"/>
+    <w:next w:val="a2"/>
     <w:qFormat/>
-    <w:uiPriority w:val="0"/>
     <w:pPr>
       <w:spacing w:line="360" w:lineRule="auto"/>
       <w:ind w:left="0" w:firstLine="472" w:firstLineChars="200"/>
     </w:pPr>
     <w:rPr>
-      <w:rFonts w:ascii="宋体" w:hAnsi="宋体" w:eastAsia="宋体" w:cs="宋体"/>
+      <w:rFonts w:ascii="宋体" w:eastAsia="宋体" w:hAnsi="宋体" w:cs="宋体"/>
       <w:spacing w:val="-2"/>
       <w:sz w:val="24"/>
       <w:szCs w:val="24"/>
     </w:rPr>
   </w:style>
-  <w:style w:type="paragraph" w:customStyle="1" w:styleId="33">
+  <w:style w:type="paragraph" w:customStyle="1" w:styleId="a3">
     <w:name w:val="柴_目录"/>
-    <w:basedOn w:val="1"/>
-    <w:next w:val="12"/>
+    <w:basedOn w:val="Normal"/>
+    <w:next w:val="BodyText"/>
     <w:qFormat/>
-    <w:uiPriority w:val="0"/>
     <w:pPr>
       <w:tabs>
         <w:tab w:val="right" w:leader="dot" w:pos="8442"/>
@@ -7640,64 +7418,59 @@
       <w:ind w:left="0" w:leftChars="0"/>
     </w:pPr>
     <w:rPr>
-      <w:rFonts w:ascii="Arial" w:hAnsi="Arial" w:eastAsia="Microsoft JhengHei"/>
+      <w:rFonts w:ascii="Arial" w:eastAsia="Microsoft JhengHei" w:hAnsi="Arial"/>
       <w:sz w:val="24"/>
     </w:rPr>
   </w:style>
-  <w:style w:type="paragraph" w:customStyle="1" w:styleId="34">
+  <w:style w:type="paragraph" w:customStyle="1" w:styleId="WPSOffice1">
     <w:name w:val="WPSOffice手动目录 1"/>
     <w:qFormat/>
-    <w:uiPriority w:val="0"/>
     <w:pPr>
       <w:ind w:leftChars="0"/>
     </w:pPr>
     <w:rPr>
-      <w:rFonts w:ascii="Times New Roman" w:hAnsi="Times New Roman" w:eastAsia="宋体" w:cs="Times New Roman"/>
+      <w:rFonts w:ascii="Times New Roman" w:eastAsia="宋体" w:hAnsi="Times New Roman" w:cs="Times New Roman"/>
       <w:sz w:val="20"/>
       <w:szCs w:val="20"/>
     </w:rPr>
   </w:style>
-  <w:style w:type="paragraph" w:customStyle="1" w:styleId="35">
+  <w:style w:type="paragraph" w:customStyle="1" w:styleId="WPSOffice2">
     <w:name w:val="WPSOffice手动目录 2"/>
     <w:qFormat/>
-    <w:uiPriority w:val="0"/>
     <w:pPr>
       <w:ind w:leftChars="200"/>
     </w:pPr>
     <w:rPr>
-      <w:rFonts w:ascii="Times New Roman" w:hAnsi="Times New Roman" w:eastAsia="宋体" w:cs="Times New Roman"/>
+      <w:rFonts w:ascii="Times New Roman" w:eastAsia="宋体" w:hAnsi="Times New Roman" w:cs="Times New Roman"/>
       <w:sz w:val="20"/>
       <w:szCs w:val="20"/>
     </w:rPr>
   </w:style>
-  <w:style w:type="paragraph" w:customStyle="1" w:styleId="36">
+  <w:style w:type="paragraph" w:customStyle="1" w:styleId="WPSOffice3">
     <w:name w:val="WPSOffice手动目录 3"/>
     <w:qFormat/>
-    <w:uiPriority w:val="0"/>
     <w:pPr>
       <w:ind w:leftChars="400"/>
     </w:pPr>
     <w:rPr>
-      <w:rFonts w:ascii="Times New Roman" w:hAnsi="Times New Roman" w:eastAsia="宋体" w:cs="Times New Roman"/>
+      <w:rFonts w:ascii="Times New Roman" w:eastAsia="宋体" w:hAnsi="Times New Roman" w:cs="Times New Roman"/>
       <w:sz w:val="20"/>
       <w:szCs w:val="20"/>
     </w:rPr>
   </w:style>
-  <w:style w:type="paragraph" w:customStyle="1" w:styleId="37">
+  <w:style w:type="paragraph" w:customStyle="1" w:styleId="Compact">
     <w:name w:val="Compact"/>
-    <w:basedOn w:val="12"/>
+    <w:basedOn w:val="BodyText"/>
     <w:qFormat/>
-    <w:uiPriority w:val="0"/>
     <w:pPr>
       <w:spacing w:before="36" w:after="36"/>
     </w:pPr>
   </w:style>
-  <w:style w:type="table" w:customStyle="1" w:styleId="38">
+  <w:style w:type="table" w:customStyle="1" w:styleId="Table">
     <w:name w:val="Table"/>
     <w:semiHidden/>
     <w:unhideWhenUsed/>
     <w:qFormat/>
-    <w:uiPriority w:val="0"/>
     <w:tblPr>
       <w:tblCellMar>
         <w:top w:w="0" w:type="dxa"/>
@@ -7709,28 +7482,26 @@
     <w:tblStylePr w:type="firstRow">
       <w:tcPr>
         <w:tcBorders>
-          <w:bottom w:val="single" w:color="auto" w:sz="0" w:space="0"/>
+          <w:bottom w:val="single" w:sz="0" w:space="0" w:color="auto"/>
         </w:tcBorders>
         <w:vAlign w:val="bottom"/>
       </w:tcPr>
     </w:tblStylePr>
   </w:style>
-  <w:style w:type="character" w:customStyle="1" w:styleId="39">
+  <w:style w:type="character" w:customStyle="1" w:styleId="1Char">
     <w:name w:val="柴_标题1 Char"/>
-    <w:link w:val="29"/>
+    <w:link w:val="1"/>
     <w:qFormat/>
-    <w:uiPriority w:val="0"/>
     <w:rPr>
-      <w:rFonts w:ascii="Arial" w:hAnsi="Arial" w:eastAsia="宋体"/>
+      <w:rFonts w:ascii="Arial" w:eastAsia="宋体" w:hAnsi="Arial"/>
       <w:sz w:val="32"/>
     </w:rPr>
   </w:style>
-  <w:style w:type="table" w:customStyle="1" w:styleId="40">
+  <w:style w:type="table" w:customStyle="1" w:styleId="TableNormal1">
     <w:name w:val="Table Normal_1"/>
     <w:semiHidden/>
     <w:unhideWhenUsed/>
     <w:qFormat/>
-    <w:uiPriority w:val="0"/>
     <w:tblPr>
       <w:tblCellMar>
         <w:top w:w="0" w:type="dxa"/>
@@ -7740,12 +7511,11 @@
       </w:tblCellMar>
     </w:tblPr>
   </w:style>
-  <w:style w:type="paragraph" w:customStyle="1" w:styleId="41">
+  <w:style w:type="paragraph" w:customStyle="1" w:styleId="a4">
     <w:name w:val="柴_正文_无缩进"/>
-    <w:basedOn w:val="1"/>
-    <w:link w:val="45"/>
+    <w:basedOn w:val="Normal"/>
+    <w:link w:val="Char0"/>
     <w:qFormat/>
-    <w:uiPriority w:val="0"/>
     <w:pPr>
       <w:ind w:firstLine="0" w:firstLineChars="0"/>
     </w:pPr>
@@ -7755,41 +7525,38 @@
       <w:lang w:eastAsia="zh-CN"/>
     </w:rPr>
   </w:style>
-  <w:style w:type="paragraph" w:customStyle="1" w:styleId="42">
+  <w:style w:type="paragraph" w:customStyle="1" w:styleId="4">
     <w:name w:val="柴_标题4"/>
-    <w:basedOn w:val="5"/>
-    <w:next w:val="1"/>
+    <w:basedOn w:val="Heading4"/>
+    <w:next w:val="Normal"/>
     <w:qFormat/>
-    <w:uiPriority w:val="0"/>
     <w:pPr>
       <w:widowControl w:val="0"/>
       <w:spacing w:before="160" w:line="360" w:lineRule="auto"/>
-      <w:ind w:left="981" w:leftChars="300" w:hanging="862"/>
+      <w:ind w:left="981" w:hanging="862" w:leftChars="300"/>
     </w:pPr>
     <w:rPr>
-      <w:rFonts w:hint="eastAsia" w:ascii="Calibri" w:hAnsi="Calibri" w:eastAsia="宋体" w:cs="宋体"/>
+      <w:rFonts w:ascii="Calibri" w:eastAsia="宋体" w:hAnsi="Calibri" w:cs="宋体" w:hint="eastAsia"/>
       <w:sz w:val="24"/>
       <w:szCs w:val="24"/>
       <w:lang w:eastAsia="zh-CN" w:bidi="zh-CN"/>
     </w:rPr>
   </w:style>
-  <w:style w:type="character" w:customStyle="1" w:styleId="43">
+  <w:style w:type="character" w:customStyle="1" w:styleId="Char">
     <w:name w:val="柴_正文 Char"/>
-    <w:link w:val="30"/>
+    <w:link w:val="a2"/>
     <w:qFormat/>
-    <w:uiPriority w:val="0"/>
     <w:rPr>
-      <w:rFonts w:ascii="Arial" w:hAnsi="Arial" w:eastAsia="宋体"/>
+      <w:rFonts w:ascii="Arial" w:eastAsia="宋体" w:hAnsi="Arial"/>
       <w:sz w:val="24"/>
       <w:lang w:eastAsia="zh-CN"/>
     </w:rPr>
   </w:style>
-  <w:style w:type="table" w:customStyle="1" w:styleId="44">
+  <w:style w:type="table" w:customStyle="1" w:styleId="TableNormal00">
     <w:name w:val="Table Normal_0_0"/>
     <w:semiHidden/>
     <w:unhideWhenUsed/>
     <w:qFormat/>
-    <w:uiPriority w:val="0"/>
     <w:tblPr>
       <w:tblCellMar>
         <w:top w:w="0" w:type="dxa"/>
@@ -7799,24 +7566,22 @@
       </w:tblCellMar>
     </w:tblPr>
   </w:style>
-  <w:style w:type="character" w:customStyle="1" w:styleId="45">
+  <w:style w:type="character" w:customStyle="1" w:styleId="Char0">
     <w:name w:val="柴_正文_无缩进 Char"/>
-    <w:link w:val="41"/>
+    <w:link w:val="a4"/>
     <w:qFormat/>
-    <w:uiPriority w:val="0"/>
     <w:rPr>
       <w:rFonts w:ascii="Arial" w:hAnsi="Arial"/>
       <w:sz w:val="24"/>
       <w:lang w:eastAsia="zh-CN"/>
     </w:rPr>
   </w:style>
-  <w:style w:type="character" w:customStyle="1" w:styleId="46">
+  <w:style w:type="character" w:customStyle="1" w:styleId="2Char">
     <w:name w:val="柴_标题2 Char"/>
-    <w:link w:val="31"/>
+    <w:link w:val="2"/>
     <w:qFormat/>
-    <w:uiPriority w:val="0"/>
     <w:rPr>
-      <w:rFonts w:ascii="Arial" w:hAnsi="Arial" w:eastAsia="宋体"/>
+      <w:rFonts w:ascii="Arial" w:eastAsia="宋体" w:hAnsi="Arial"/>
       <w:sz w:val="28"/>
     </w:rPr>
   </w:style>

--- a/8.资源管理/1.流程制度规范类文件/TXHS-08-07-供应商管理制度.docx
+++ b/8.资源管理/1.流程制度规范类文件/TXHS-08-07-供应商管理制度.docx
@@ -1332,7 +1332,7 @@
                 <w:vertAlign w:val="baseline"/>
                 <w:lang w:val="en-US" w:eastAsia="zh-CN"/>
               </w:rPr>
-              <w:t>强宇涛</w:t>
+              <w:t>程方</w:t>
             </w:r>
           </w:p>
         </w:tc>
@@ -1379,7 +1379,7 @@
                 <w:vertAlign w:val="baseline"/>
                 <w:lang w:val="en-US" w:eastAsia="zh-CN"/>
               </w:rPr>
-              <w:t>陈凯</w:t>
+              <w:t>茅建根</w:t>
             </w:r>
           </w:p>
         </w:tc>
@@ -1658,7 +1658,7 @@
                 <w:vertAlign w:val="baseline"/>
                 <w:lang w:val="en-US" w:eastAsia="zh-CN"/>
               </w:rPr>
-              <w:t>强宇涛</w:t>
+              <w:t>程方</w:t>
             </w:r>
           </w:p>
         </w:tc>
@@ -1705,7 +1705,7 @@
                 <w:vertAlign w:val="baseline"/>
                 <w:lang w:val="en-US" w:eastAsia="zh-CN"/>
               </w:rPr>
-              <w:t>陈凯</w:t>
+              <w:t>茅建根</w:t>
             </w:r>
           </w:p>
         </w:tc>

--- a/8.资源管理/1.流程制度规范类文件/TXHS-08-07-供应商管理制度.docx
+++ b/8.资源管理/1.流程制度规范类文件/TXHS-08-07-供应商管理制度.docx
@@ -1,11 +1,10 @@
 
 <file path=word/document.xml><?xml version="1.0" encoding="utf-8"?>
-<w:document xmlns:wpc="http://schemas.microsoft.com/office/word/2010/wordprocessingCanvas" xmlns:mc="http://schemas.openxmlformats.org/markup-compatibility/2006" xmlns:o="urn:schemas-microsoft-com:office:office" xmlns:r="http://schemas.openxmlformats.org/officeDocument/2006/relationships" xmlns:m="http://schemas.openxmlformats.org/officeDocument/2006/math" xmlns:v="urn:schemas-microsoft-com:vml" xmlns:wp14="http://schemas.microsoft.com/office/word/2010/wordprocessingDrawing" xmlns:wp="http://schemas.openxmlformats.org/drawingml/2006/wordprocessingDrawing" xmlns:w10="urn:schemas-microsoft-com:office:word" xmlns:w="http://schemas.openxmlformats.org/wordprocessingml/2006/main" xmlns:w14="http://schemas.microsoft.com/office/word/2010/wordml" xmlns:w15="http://schemas.microsoft.com/office/word/2012/wordml" xmlns:wne="http://schemas.microsoft.com/office/word/2006/wordml" xmlns:wpg="http://schemas.microsoft.com/office/word/2010/wordprocessingGroup" xmlns:wpi="http://schemas.microsoft.com/office/word/2010/wordprocessingInk" xmlns:wps="http://schemas.microsoft.com/office/word/2010/wordprocessingShape" mc:Ignorable="w14 w15 wp14">
-  <!-- Generated by Aspose.Words for .NET 13.3.0.1 -->
+<w:document xmlns:wpc="http://schemas.microsoft.com/office/word/2010/wordprocessingCanvas" xmlns:mc="http://schemas.openxmlformats.org/markup-compatibility/2006" xmlns:o="urn:schemas-microsoft-com:office:office" xmlns:r="http://schemas.openxmlformats.org/officeDocument/2006/relationships" xmlns:m="http://schemas.openxmlformats.org/officeDocument/2006/math" xmlns:v="urn:schemas-microsoft-com:vml" xmlns:wp14="http://schemas.microsoft.com/office/word/2010/wordprocessingDrawing" xmlns:wp="http://schemas.openxmlformats.org/drawingml/2006/wordprocessingDrawing" xmlns:w="http://schemas.openxmlformats.org/wordprocessingml/2006/main" xmlns:w14="http://schemas.microsoft.com/office/word/2010/wordml" xmlns:w10="urn:schemas-microsoft-com:office:word" xmlns:w15="http://schemas.microsoft.com/office/word/2012/wordml" xmlns:wpg="http://schemas.microsoft.com/office/word/2010/wordprocessingGroup" xmlns:wpi="http://schemas.microsoft.com/office/word/2010/wordprocessingInk" xmlns:wne="http://schemas.microsoft.com/office/word/2006/wordml" xmlns:wps="http://schemas.microsoft.com/office/word/2010/wordprocessingShape" xmlns:wpsCustomData="http://www.wps.cn/officeDocument/2013/wpsCustomData" mc:Ignorable="w14 w15 wp14">
   <w:body>
     <w:p>
       <w:pPr>
-        <w:pStyle w:val="a0"/>
+        <w:pStyle w:val="25"/>
         <w:keepNext w:val="0"/>
         <w:keepLines w:val="0"/>
         <w:pageBreakBefore w:val="0"/>
@@ -25,7 +24,7 @@
       <w:bookmarkStart w:id="0" w:name="_Toc11306"/>
       <w:r>
         <w:drawing>
-          <wp:anchor distT="0" distB="0" distL="114300" distR="114300" simplePos="0" relativeHeight="251660288" behindDoc="1" locked="0" layoutInCell="1" allowOverlap="1">
+          <wp:anchor distT="0" distB="0" distL="114300" distR="114300" simplePos="0" relativeHeight="251661312" behindDoc="1" locked="0" layoutInCell="1" allowOverlap="1">
             <wp:simplePos x="0" y="0"/>
             <wp:positionH relativeFrom="column">
               <wp:posOffset>-19050</wp:posOffset>
@@ -50,7 +49,7 @@
                     </pic:cNvPicPr>
                   </pic:nvPicPr>
                   <pic:blipFill>
-                    <a:blip xmlns:r="http://schemas.openxmlformats.org/officeDocument/2006/relationships" r:embed="rId4"/>
+                    <a:blip r:embed="rId8"/>
                     <a:stretch>
                       <a:fillRect/>
                     </a:stretch>
@@ -76,7 +75,7 @@
       </w:r>
       <w:r>
         <w:drawing>
-          <wp:anchor distT="0" distB="0" distL="114300" distR="114300" simplePos="0" relativeHeight="251659264" behindDoc="1" locked="0" layoutInCell="1" allowOverlap="1">
+          <wp:anchor distT="0" distB="0" distL="114300" distR="114300" simplePos="0" relativeHeight="251660288" behindDoc="1" locked="0" layoutInCell="1" allowOverlap="1">
             <wp:simplePos x="0" y="0"/>
             <wp:positionH relativeFrom="column">
               <wp:posOffset>0</wp:posOffset>
@@ -101,7 +100,7 @@
                     </pic:cNvPicPr>
                   </pic:nvPicPr>
                   <pic:blipFill>
-                    <a:blip xmlns:r="http://schemas.openxmlformats.org/officeDocument/2006/relationships" r:embed="rId5"/>
+                    <a:blip r:embed="rId9"/>
                     <a:stretch>
                       <a:fillRect/>
                     </a:stretch>
@@ -131,7 +130,7 @@
           <w:lang w:val="en-US" w:eastAsia="zh-CN"/>
         </w:rPr>
         <w:drawing>
-          <wp:anchor distT="0" distB="0" distL="114300" distR="114300" simplePos="0" relativeHeight="251658240" behindDoc="1" locked="0" layoutInCell="1" allowOverlap="1">
+          <wp:anchor distT="0" distB="0" distL="114300" distR="114300" simplePos="0" relativeHeight="251659264" behindDoc="1" locked="0" layoutInCell="1" allowOverlap="1">
             <wp:simplePos x="0" y="0"/>
             <wp:positionH relativeFrom="column">
               <wp:posOffset>635</wp:posOffset>
@@ -156,7 +155,7 @@
                     </pic:cNvPicPr>
                   </pic:nvPicPr>
                   <pic:blipFill>
-                    <a:blip xmlns:r="http://schemas.openxmlformats.org/officeDocument/2006/relationships" r:embed="rId6">
+                    <a:blip r:embed="rId10">
                       <a:alphaModFix amt="58000"/>
                       <a:lum contrast="-52000"/>
                     </a:blip>
@@ -190,7 +189,7 @@
     </w:p>
     <w:p>
       <w:pPr>
-        <w:pStyle w:val="a1"/>
+        <w:pStyle w:val="26"/>
         <w:keepNext w:val="0"/>
         <w:keepLines w:val="0"/>
         <w:pageBreakBefore w:val="0"/>
@@ -237,11 +236,11 @@
         <w:adjustRightInd w:val="0"/>
         <w:snapToGrid w:val="0"/>
         <w:spacing w:after="624" w:afterLines="200" w:line="219" w:lineRule="auto"/>
-        <w:ind w:left="0" w:right="0" w:firstLine="0" w:leftChars="0" w:rightChars="0" w:firstLineChars="0"/>
+        <w:ind w:left="0" w:leftChars="0" w:right="0" w:rightChars="0" w:firstLine="0" w:firstLineChars="0"/>
         <w:jc w:val="center"/>
         <w:textAlignment w:val="baseline"/>
         <w:rPr>
-          <w:rFonts w:ascii="宋体" w:eastAsia="宋体" w:hAnsi="宋体" w:cs="宋体" w:hint="eastAsia"/>
+          <w:rFonts w:hint="eastAsia" w:ascii="宋体" w:hAnsi="宋体" w:eastAsia="宋体" w:cs="宋体"/>
           <w:sz w:val="24"/>
           <w:szCs w:val="24"/>
           <w:lang w:val="en-US" w:eastAsia="zh-CN"/>
@@ -249,7 +248,7 @@
       </w:pPr>
       <w:r>
         <w:rPr>
-          <w:rFonts w:ascii="宋体" w:eastAsia="宋体" w:hAnsi="宋体" w:cs="宋体"/>
+          <w:rFonts w:ascii="宋体" w:hAnsi="宋体" w:eastAsia="宋体" w:cs="宋体"/>
           <w:b/>
           <w:bCs/>
           <w:spacing w:val="-3"/>
@@ -260,7 +259,7 @@
       </w:r>
       <w:r>
         <w:rPr>
-          <w:rFonts w:ascii="宋体" w:eastAsia="宋体" w:hAnsi="宋体" w:cs="宋体" w:hint="eastAsia"/>
+          <w:rFonts w:hint="eastAsia" w:ascii="宋体" w:hAnsi="宋体" w:eastAsia="宋体" w:cs="宋体"/>
           <w:b/>
           <w:bCs/>
           <w:spacing w:val="-3"/>
@@ -272,7 +271,7 @@
       </w:r>
       <w:r>
         <w:rPr>
-          <w:rFonts w:ascii="宋体" w:eastAsia="宋体" w:hAnsi="宋体" w:cs="宋体"/>
+          <w:rFonts w:ascii="宋体" w:hAnsi="宋体" w:eastAsia="宋体" w:cs="宋体"/>
           <w:b/>
           <w:bCs/>
           <w:spacing w:val="-3"/>
@@ -283,7 +282,7 @@
       </w:r>
       <w:r>
         <w:rPr>
-          <w:rFonts w:ascii="宋体" w:hAnsi="宋体" w:cs="宋体" w:hint="eastAsia"/>
+          <w:rFonts w:hint="eastAsia" w:ascii="宋体" w:hAnsi="宋体" w:cs="宋体"/>
           <w:b/>
           <w:bCs/>
           <w:spacing w:val="-3"/>
@@ -295,7 +294,7 @@
       </w:r>
       <w:r>
         <w:rPr>
-          <w:rFonts w:ascii="宋体" w:eastAsia="宋体" w:hAnsi="宋体" w:cs="宋体"/>
+          <w:rFonts w:ascii="宋体" w:hAnsi="宋体" w:eastAsia="宋体" w:cs="宋体"/>
           <w:b/>
           <w:bCs/>
           <w:spacing w:val="-3"/>
@@ -306,7 +305,7 @@
       </w:r>
       <w:r>
         <w:rPr>
-          <w:rFonts w:ascii="宋体" w:hAnsi="宋体" w:cs="宋体" w:hint="eastAsia"/>
+          <w:rFonts w:hint="eastAsia" w:ascii="宋体" w:hAnsi="宋体" w:cs="宋体"/>
           <w:b/>
           <w:bCs/>
           <w:spacing w:val="-3"/>
@@ -319,17 +318,18 @@
     </w:p>
     <w:tbl>
       <w:tblPr>
-        <w:tblStyle w:val="TableGrid"/>
+        <w:tblStyle w:val="21"/>
         <w:tblW w:w="0" w:type="auto"/>
         <w:jc w:val="center"/>
         <w:tblBorders>
-          <w:top w:val="nil"/>
-          <w:left w:val="nil"/>
-          <w:bottom w:val="nil"/>
-          <w:right w:val="nil"/>
-          <w:insideH w:val="nil"/>
-          <w:insideV w:val="nil"/>
+          <w:top w:val="none" w:color="auto" w:sz="0" w:space="0"/>
+          <w:left w:val="none" w:color="auto" w:sz="0" w:space="0"/>
+          <w:bottom w:val="none" w:color="auto" w:sz="0" w:space="0"/>
+          <w:right w:val="none" w:color="auto" w:sz="0" w:space="0"/>
+          <w:insideH w:val="none" w:color="auto" w:sz="0" w:space="0"/>
+          <w:insideV w:val="none" w:color="auto" w:sz="0" w:space="0"/>
         </w:tblBorders>
+        <w:tblLayout w:type="autofit"/>
         <w:tblCellMar>
           <w:top w:w="0" w:type="dxa"/>
           <w:left w:w="108" w:type="dxa"/>
@@ -343,15 +343,13 @@
       </w:tblGrid>
       <w:tr>
         <w:tblPrEx>
-          <w:tblW w:w="0" w:type="auto"/>
-          <w:jc w:val="center"/>
           <w:tblBorders>
-            <w:top w:val="nil"/>
-            <w:left w:val="nil"/>
-            <w:bottom w:val="nil"/>
-            <w:right w:val="nil"/>
-            <w:insideH w:val="nil"/>
-            <w:insideV w:val="nil"/>
+            <w:top w:val="none" w:color="auto" w:sz="0" w:space="0"/>
+            <w:left w:val="none" w:color="auto" w:sz="0" w:space="0"/>
+            <w:bottom w:val="none" w:color="auto" w:sz="0" w:space="0"/>
+            <w:right w:val="none" w:color="auto" w:sz="0" w:space="0"/>
+            <w:insideH w:val="none" w:color="auto" w:sz="0" w:space="0"/>
+            <w:insideV w:val="none" w:color="auto" w:sz="0" w:space="0"/>
           </w:tblBorders>
           <w:tblCellMar>
             <w:top w:w="0" w:type="dxa"/>
@@ -361,7 +359,7 @@
           </w:tblCellMar>
         </w:tblPrEx>
         <w:trPr>
-          <w:trHeight w:val="810"/>
+          <w:trHeight w:val="810" w:hRule="atLeast"/>
           <w:jc w:val="center"/>
         </w:trPr>
         <w:tc>
@@ -399,7 +397,7 @@
             </w:r>
             <w:r>
               <w:rPr>
-                <w:rFonts w:asciiTheme="minorAscii" w:eastAsiaTheme="minorEastAsia" w:hAnsiTheme="minorAscii" w:hint="default"/>
+                <w:rFonts w:hint="default" w:asciiTheme="minorAscii" w:hAnsiTheme="minorAscii" w:eastAsiaTheme="minorEastAsia"/>
                 <w:spacing w:val="227"/>
                 <w:sz w:val="21"/>
                 <w:vertAlign w:val="baseline"/>
@@ -453,7 +451,7 @@
             </w:r>
             <w:r>
               <w:rPr>
-                <w:rFonts w:asciiTheme="minorAscii" w:eastAsiaTheme="minorEastAsia" w:hAnsiTheme="minorAscii" w:hint="eastAsia"/>
+                <w:rFonts w:hint="eastAsia" w:asciiTheme="minorAscii" w:hAnsiTheme="minorAscii" w:eastAsiaTheme="minorEastAsia"/>
                 <w:spacing w:val="227"/>
                 <w:sz w:val="21"/>
                 <w:vertAlign w:val="baseline"/>
@@ -475,8 +473,14 @@
       </w:tr>
       <w:tr>
         <w:tblPrEx>
-          <w:tblW w:w="0" w:type="auto"/>
-          <w:jc w:val="center"/>
+          <w:tblBorders>
+            <w:top w:val="none" w:color="auto" w:sz="0" w:space="0"/>
+            <w:left w:val="none" w:color="auto" w:sz="0" w:space="0"/>
+            <w:bottom w:val="none" w:color="auto" w:sz="0" w:space="0"/>
+            <w:right w:val="none" w:color="auto" w:sz="0" w:space="0"/>
+            <w:insideH w:val="none" w:color="auto" w:sz="0" w:space="0"/>
+            <w:insideV w:val="none" w:color="auto" w:sz="0" w:space="0"/>
+          </w:tblBorders>
           <w:tblCellMar>
             <w:top w:w="0" w:type="dxa"/>
             <w:left w:w="108" w:type="dxa"/>
@@ -485,7 +489,7 @@
           </w:tblCellMar>
         </w:tblPrEx>
         <w:trPr>
-          <w:trHeight w:val="810"/>
+          <w:trHeight w:val="810" w:hRule="atLeast"/>
           <w:jc w:val="center"/>
         </w:trPr>
         <w:tc>
@@ -509,7 +513,7 @@
               <w:snapToGrid w:val="0"/>
               <w:textAlignment w:val="baseline"/>
               <w:rPr>
-                <w:rFonts w:ascii="Arial" w:eastAsia="Arial" w:hAnsi="Arial" w:cs="Arial" w:hint="default"/>
+                <w:rFonts w:hint="default" w:ascii="Arial" w:hAnsi="Arial" w:eastAsia="Arial" w:cs="Arial"/>
                 <w:snapToGrid w:val="0"/>
                 <w:color w:val="000000"/>
                 <w:kern w:val="0"/>
@@ -541,7 +545,7 @@
             </w:r>
             <w:r>
               <w:rPr>
-                <w:rFonts w:asciiTheme="minorAscii" w:eastAsiaTheme="minorEastAsia" w:hAnsiTheme="minorAscii" w:hint="default"/>
+                <w:rFonts w:hint="default" w:asciiTheme="minorAscii" w:hAnsiTheme="minorAscii" w:eastAsiaTheme="minorEastAsia"/>
                 <w:spacing w:val="227"/>
                 <w:sz w:val="21"/>
                 <w:vertAlign w:val="baseline"/>
@@ -583,7 +587,7 @@
               <w:snapToGrid w:val="0"/>
               <w:textAlignment w:val="baseline"/>
               <w:rPr>
-                <w:rFonts w:ascii="Arial" w:eastAsia="Arial" w:hAnsi="Arial" w:cs="Arial" w:hint="default"/>
+                <w:rFonts w:hint="default" w:ascii="Arial" w:hAnsi="Arial" w:eastAsia="Arial" w:cs="Arial"/>
                 <w:snapToGrid w:val="0"/>
                 <w:color w:val="000000"/>
                 <w:kern w:val="0"/>
@@ -593,27 +597,17 @@
                 <w:lang w:val="en-US" w:eastAsia="zh-CN" w:bidi="ar-SA"/>
               </w:rPr>
             </w:pPr>
-            <w:bookmarkStart w:id="2" w:name="_GoBack"/>
             <w:r>
               <w:rPr>
                 <w:rFonts w:hint="eastAsia"/>
                 <w:vertAlign w:val="baseline"/>
                 <w:lang w:val="en-US" w:eastAsia="zh-CN"/>
               </w:rPr>
-              <w:t>审核</w:t>
-            </w:r>
-            <w:bookmarkEnd w:id="2"/>
-            <w:r>
-              <w:rPr>
-                <w:rFonts w:hint="eastAsia"/>
-                <w:vertAlign w:val="baseline"/>
-                <w:lang w:val="en-US" w:eastAsia="zh-CN"/>
-              </w:rPr>
-              <w:t>时间</w:t>
+              <w:t>审核时间</w:t>
             </w:r>
             <w:r>
               <w:rPr>
-                <w:rFonts w:asciiTheme="minorAscii" w:eastAsiaTheme="minorEastAsia" w:hAnsiTheme="minorAscii" w:hint="eastAsia"/>
+                <w:rFonts w:hint="eastAsia" w:asciiTheme="minorAscii" w:hAnsiTheme="minorAscii" w:eastAsiaTheme="minorEastAsia"/>
                 <w:spacing w:val="227"/>
                 <w:sz w:val="21"/>
                 <w:vertAlign w:val="baseline"/>
@@ -635,8 +629,14 @@
       </w:tr>
       <w:tr>
         <w:tblPrEx>
-          <w:tblW w:w="0" w:type="auto"/>
-          <w:jc w:val="center"/>
+          <w:tblBorders>
+            <w:top w:val="none" w:color="auto" w:sz="0" w:space="0"/>
+            <w:left w:val="none" w:color="auto" w:sz="0" w:space="0"/>
+            <w:bottom w:val="none" w:color="auto" w:sz="0" w:space="0"/>
+            <w:right w:val="none" w:color="auto" w:sz="0" w:space="0"/>
+            <w:insideH w:val="none" w:color="auto" w:sz="0" w:space="0"/>
+            <w:insideV w:val="none" w:color="auto" w:sz="0" w:space="0"/>
+          </w:tblBorders>
           <w:tblCellMar>
             <w:top w:w="0" w:type="dxa"/>
             <w:left w:w="108" w:type="dxa"/>
@@ -645,7 +645,7 @@
           </w:tblCellMar>
         </w:tblPrEx>
         <w:trPr>
-          <w:trHeight w:val="635"/>
+          <w:trHeight w:val="635" w:hRule="atLeast"/>
           <w:jc w:val="center"/>
         </w:trPr>
         <w:tc>
@@ -695,7 +695,7 @@
             </w:r>
             <w:r>
               <w:rPr>
-                <w:rFonts w:asciiTheme="minorAscii" w:eastAsiaTheme="minorEastAsia" w:hAnsiTheme="minorAscii" w:hint="eastAsia"/>
+                <w:rFonts w:hint="eastAsia" w:asciiTheme="minorAscii" w:hAnsiTheme="minorAscii" w:eastAsiaTheme="minorEastAsia"/>
                 <w:spacing w:val="227"/>
                 <w:sz w:val="21"/>
                 <w:vertAlign w:val="baseline"/>
@@ -748,7 +748,7 @@
             </w:r>
             <w:r>
               <w:rPr>
-                <w:rFonts w:asciiTheme="minorAscii" w:eastAsiaTheme="minorEastAsia" w:hAnsiTheme="minorAscii" w:hint="eastAsia"/>
+                <w:rFonts w:hint="eastAsia" w:asciiTheme="minorAscii" w:hAnsiTheme="minorAscii" w:eastAsiaTheme="minorEastAsia"/>
                 <w:spacing w:val="227"/>
                 <w:sz w:val="21"/>
                 <w:vertAlign w:val="baseline"/>
@@ -807,14 +807,14 @@
         <w:ind w:left="3634"/>
         <w:textAlignment w:val="baseline"/>
         <w:rPr>
-          <w:rFonts w:ascii="宋体" w:eastAsia="宋体" w:hAnsi="宋体" w:cs="宋体"/>
+          <w:rFonts w:ascii="宋体" w:hAnsi="宋体" w:eastAsia="宋体" w:cs="宋体"/>
           <w:sz w:val="31"/>
           <w:szCs w:val="31"/>
         </w:rPr>
       </w:pPr>
       <w:r>
         <w:rPr>
-          <w:rFonts w:ascii="宋体" w:eastAsia="宋体" w:hAnsi="宋体" w:cs="宋体"/>
+          <w:rFonts w:ascii="宋体" w:hAnsi="宋体" w:eastAsia="宋体" w:cs="宋体"/>
           <w:b/>
           <w:bCs/>
           <w:spacing w:val="4"/>
@@ -826,16 +826,16 @@
     </w:p>
     <w:tbl>
       <w:tblPr>
-        <w:tblStyle w:val="TableNormal0"/>
+        <w:tblStyle w:val="27"/>
         <w:tblW w:w="8214" w:type="dxa"/>
         <w:jc w:val="center"/>
         <w:tblBorders>
-          <w:top w:val="single" w:sz="2" w:space="0" w:color="000000"/>
-          <w:left w:val="single" w:sz="2" w:space="0" w:color="000000"/>
-          <w:bottom w:val="single" w:sz="2" w:space="0" w:color="000000"/>
-          <w:right w:val="single" w:sz="2" w:space="0" w:color="000000"/>
-          <w:insideH w:val="single" w:sz="2" w:space="0" w:color="000000"/>
-          <w:insideV w:val="single" w:sz="2" w:space="0" w:color="000000"/>
+          <w:top w:val="single" w:color="000000" w:sz="2" w:space="0"/>
+          <w:left w:val="single" w:color="000000" w:sz="2" w:space="0"/>
+          <w:bottom w:val="single" w:color="000000" w:sz="2" w:space="0"/>
+          <w:right w:val="single" w:color="000000" w:sz="2" w:space="0"/>
+          <w:insideH w:val="single" w:color="000000" w:sz="2" w:space="0"/>
+          <w:insideV w:val="single" w:color="000000" w:sz="2" w:space="0"/>
         </w:tblBorders>
         <w:tblLayout w:type="fixed"/>
         <w:tblCellMar>
@@ -855,17 +855,14 @@
       </w:tblGrid>
       <w:tr>
         <w:tblPrEx>
-          <w:tblW w:w="8214" w:type="dxa"/>
-          <w:jc w:val="center"/>
           <w:tblBorders>
-            <w:top w:val="single" w:sz="2" w:space="0" w:color="000000"/>
-            <w:left w:val="single" w:sz="2" w:space="0" w:color="000000"/>
-            <w:bottom w:val="single" w:sz="2" w:space="0" w:color="000000"/>
-            <w:right w:val="single" w:sz="2" w:space="0" w:color="000000"/>
-            <w:insideH w:val="single" w:sz="2" w:space="0" w:color="000000"/>
-            <w:insideV w:val="single" w:sz="2" w:space="0" w:color="000000"/>
+            <w:top w:val="single" w:color="000000" w:sz="2" w:space="0"/>
+            <w:left w:val="single" w:color="000000" w:sz="2" w:space="0"/>
+            <w:bottom w:val="single" w:color="000000" w:sz="2" w:space="0"/>
+            <w:right w:val="single" w:color="000000" w:sz="2" w:space="0"/>
+            <w:insideH w:val="single" w:color="000000" w:sz="2" w:space="0"/>
+            <w:insideV w:val="single" w:color="000000" w:sz="2" w:space="0"/>
           </w:tblBorders>
-          <w:tblLayout w:type="fixed"/>
           <w:tblCellMar>
             <w:top w:w="0" w:type="dxa"/>
             <w:left w:w="0" w:type="dxa"/>
@@ -874,7 +871,7 @@
           </w:tblCellMar>
         </w:tblPrEx>
         <w:trPr>
-          <w:trHeight w:val="593"/>
+          <w:trHeight w:val="593" w:hRule="atLeast"/>
           <w:jc w:val="center"/>
         </w:trPr>
         <w:tc>
@@ -896,18 +893,18 @@
               <w:adjustRightInd w:val="0"/>
               <w:snapToGrid w:val="0"/>
               <w:spacing w:before="176" w:line="228" w:lineRule="auto"/>
-              <w:ind w:left="0" w:right="0" w:firstLine="0" w:leftChars="0" w:rightChars="0" w:firstLineChars="0"/>
+              <w:ind w:left="0" w:leftChars="0" w:right="0" w:rightChars="0" w:firstLine="0" w:firstLineChars="0"/>
               <w:jc w:val="center"/>
               <w:textAlignment w:val="baseline"/>
               <w:rPr>
-                <w:rFonts w:ascii="宋体" w:eastAsia="宋体" w:hAnsi="宋体" w:cs="宋体"/>
+                <w:rFonts w:ascii="宋体" w:hAnsi="宋体" w:eastAsia="宋体" w:cs="宋体"/>
                 <w:sz w:val="20"/>
                 <w:szCs w:val="20"/>
               </w:rPr>
             </w:pPr>
             <w:r>
               <w:rPr>
-                <w:rFonts w:ascii="宋体" w:hAnsi="宋体" w:cs="宋体" w:hint="eastAsia"/>
+                <w:rFonts w:hint="eastAsia" w:ascii="宋体" w:hAnsi="宋体" w:cs="宋体"/>
                 <w:spacing w:val="-14"/>
                 <w:sz w:val="20"/>
                 <w:szCs w:val="20"/>
@@ -917,7 +914,7 @@
             </w:r>
             <w:r>
               <w:rPr>
-                <w:rFonts w:ascii="宋体" w:eastAsia="宋体" w:hAnsi="宋体" w:cs="宋体"/>
+                <w:rFonts w:ascii="宋体" w:hAnsi="宋体" w:eastAsia="宋体" w:cs="宋体"/>
                 <w:spacing w:val="-14"/>
                 <w:sz w:val="20"/>
                 <w:szCs w:val="20"/>
@@ -945,18 +942,18 @@
               <w:adjustRightInd w:val="0"/>
               <w:snapToGrid w:val="0"/>
               <w:spacing w:before="175" w:line="227" w:lineRule="auto"/>
-              <w:ind w:left="0" w:right="0" w:firstLine="0" w:leftChars="0" w:rightChars="0" w:firstLineChars="0"/>
+              <w:ind w:left="0" w:leftChars="0" w:right="0" w:rightChars="0" w:firstLine="0" w:firstLineChars="0"/>
               <w:jc w:val="center"/>
               <w:textAlignment w:val="baseline"/>
               <w:rPr>
-                <w:rFonts w:ascii="宋体" w:eastAsia="宋体" w:hAnsi="宋体" w:cs="宋体"/>
+                <w:rFonts w:ascii="宋体" w:hAnsi="宋体" w:eastAsia="宋体" w:cs="宋体"/>
                 <w:sz w:val="20"/>
                 <w:szCs w:val="20"/>
               </w:rPr>
             </w:pPr>
             <w:r>
               <w:rPr>
-                <w:rFonts w:ascii="宋体" w:eastAsia="宋体" w:hAnsi="宋体" w:cs="宋体"/>
+                <w:rFonts w:ascii="宋体" w:hAnsi="宋体" w:eastAsia="宋体" w:cs="宋体"/>
                 <w:spacing w:val="4"/>
                 <w:sz w:val="20"/>
                 <w:szCs w:val="20"/>
@@ -984,18 +981,18 @@
               <w:adjustRightInd w:val="0"/>
               <w:snapToGrid w:val="0"/>
               <w:spacing w:before="175" w:line="228" w:lineRule="auto"/>
-              <w:ind w:left="0" w:right="0" w:firstLine="0" w:leftChars="0" w:rightChars="0" w:firstLineChars="0"/>
+              <w:ind w:left="0" w:leftChars="0" w:right="0" w:rightChars="0" w:firstLine="0" w:firstLineChars="0"/>
               <w:jc w:val="center"/>
               <w:textAlignment w:val="baseline"/>
               <w:rPr>
-                <w:rFonts w:ascii="宋体" w:eastAsia="宋体" w:hAnsi="宋体" w:cs="宋体"/>
+                <w:rFonts w:ascii="宋体" w:hAnsi="宋体" w:eastAsia="宋体" w:cs="宋体"/>
                 <w:sz w:val="20"/>
                 <w:szCs w:val="20"/>
               </w:rPr>
             </w:pPr>
             <w:r>
               <w:rPr>
-                <w:rFonts w:ascii="宋体" w:eastAsia="宋体" w:hAnsi="宋体" w:cs="宋体"/>
+                <w:rFonts w:ascii="宋体" w:hAnsi="宋体" w:eastAsia="宋体" w:cs="宋体"/>
                 <w:spacing w:val="7"/>
                 <w:sz w:val="20"/>
                 <w:szCs w:val="20"/>
@@ -1023,11 +1020,11 @@
               <w:adjustRightInd w:val="0"/>
               <w:snapToGrid w:val="0"/>
               <w:spacing w:before="175" w:line="228" w:lineRule="auto"/>
-              <w:ind w:left="0" w:right="0" w:firstLine="0" w:leftChars="0" w:rightChars="0" w:firstLineChars="0"/>
+              <w:ind w:left="0" w:leftChars="0" w:right="0" w:rightChars="0" w:firstLine="0" w:firstLineChars="0"/>
               <w:jc w:val="center"/>
               <w:textAlignment w:val="baseline"/>
               <w:rPr>
-                <w:rFonts w:ascii="宋体" w:eastAsia="宋体" w:hAnsi="宋体" w:cs="宋体" w:hint="eastAsia"/>
+                <w:rFonts w:hint="eastAsia" w:ascii="宋体" w:hAnsi="宋体" w:eastAsia="宋体" w:cs="宋体"/>
                 <w:spacing w:val="7"/>
                 <w:sz w:val="20"/>
                 <w:szCs w:val="20"/>
@@ -1036,7 +1033,7 @@
             </w:pPr>
             <w:r>
               <w:rPr>
-                <w:rFonts w:ascii="宋体" w:hAnsi="宋体" w:cs="宋体" w:hint="eastAsia"/>
+                <w:rFonts w:hint="eastAsia" w:ascii="宋体" w:hAnsi="宋体" w:cs="宋体"/>
                 <w:spacing w:val="7"/>
                 <w:sz w:val="20"/>
                 <w:szCs w:val="20"/>
@@ -1065,11 +1062,11 @@
               <w:adjustRightInd w:val="0"/>
               <w:snapToGrid w:val="0"/>
               <w:spacing w:before="175" w:line="228" w:lineRule="auto"/>
-              <w:ind w:left="0" w:right="0" w:firstLine="0" w:leftChars="0" w:rightChars="0" w:firstLineChars="0"/>
+              <w:ind w:left="0" w:leftChars="0" w:right="0" w:rightChars="0" w:firstLine="0" w:firstLineChars="0"/>
               <w:jc w:val="center"/>
               <w:textAlignment w:val="baseline"/>
               <w:rPr>
-                <w:rFonts w:ascii="宋体" w:hAnsi="宋体" w:cs="宋体" w:hint="default"/>
+                <w:rFonts w:hint="default" w:ascii="宋体" w:hAnsi="宋体" w:cs="宋体"/>
                 <w:spacing w:val="7"/>
                 <w:sz w:val="20"/>
                 <w:szCs w:val="20"/>
@@ -1078,7 +1075,7 @@
             </w:pPr>
             <w:r>
               <w:rPr>
-                <w:rFonts w:ascii="宋体" w:hAnsi="宋体" w:cs="宋体" w:hint="eastAsia"/>
+                <w:rFonts w:hint="eastAsia" w:ascii="宋体" w:hAnsi="宋体" w:cs="宋体"/>
                 <w:spacing w:val="7"/>
                 <w:sz w:val="20"/>
                 <w:szCs w:val="20"/>
@@ -1107,18 +1104,18 @@
               <w:adjustRightInd w:val="0"/>
               <w:snapToGrid w:val="0"/>
               <w:spacing w:before="176" w:line="229" w:lineRule="auto"/>
-              <w:ind w:left="0" w:right="0" w:firstLine="0" w:leftChars="0" w:rightChars="0" w:firstLineChars="0"/>
+              <w:ind w:left="0" w:leftChars="0" w:right="0" w:rightChars="0" w:firstLine="0" w:firstLineChars="0"/>
               <w:jc w:val="center"/>
               <w:textAlignment w:val="baseline"/>
               <w:rPr>
-                <w:rFonts w:ascii="宋体" w:eastAsia="宋体" w:hAnsi="宋体" w:cs="宋体"/>
+                <w:rFonts w:ascii="宋体" w:hAnsi="宋体" w:eastAsia="宋体" w:cs="宋体"/>
                 <w:sz w:val="20"/>
                 <w:szCs w:val="20"/>
               </w:rPr>
             </w:pPr>
             <w:r>
               <w:rPr>
-                <w:rFonts w:ascii="宋体" w:eastAsia="宋体" w:hAnsi="宋体" w:cs="宋体"/>
+                <w:rFonts w:ascii="宋体" w:hAnsi="宋体" w:eastAsia="宋体" w:cs="宋体"/>
                 <w:spacing w:val="7"/>
                 <w:sz w:val="20"/>
                 <w:szCs w:val="20"/>
@@ -1130,9 +1127,14 @@
       </w:tr>
       <w:tr>
         <w:tblPrEx>
-          <w:tblW w:w="8214" w:type="dxa"/>
-          <w:jc w:val="center"/>
-          <w:tblLayout w:type="fixed"/>
+          <w:tblBorders>
+            <w:top w:val="single" w:color="000000" w:sz="2" w:space="0"/>
+            <w:left w:val="single" w:color="000000" w:sz="2" w:space="0"/>
+            <w:bottom w:val="single" w:color="000000" w:sz="2" w:space="0"/>
+            <w:right w:val="single" w:color="000000" w:sz="2" w:space="0"/>
+            <w:insideH w:val="single" w:color="000000" w:sz="2" w:space="0"/>
+            <w:insideV w:val="single" w:color="000000" w:sz="2" w:space="0"/>
+          </w:tblBorders>
           <w:tblCellMar>
             <w:top w:w="0" w:type="dxa"/>
             <w:left w:w="0" w:type="dxa"/>
@@ -1141,7 +1143,319 @@
           </w:tblCellMar>
         </w:tblPrEx>
         <w:trPr>
-          <w:trHeight w:val="516"/>
+          <w:trHeight w:val="516" w:hRule="atLeast"/>
+          <w:jc w:val="center"/>
+        </w:trPr>
+        <w:tc>
+          <w:tcPr>
+            <w:tcW w:w="1317" w:type="dxa"/>
+          </w:tcPr>
+          <w:p>
+            <w:pPr>
+              <w:keepNext w:val="0"/>
+              <w:keepLines w:val="0"/>
+              <w:pageBreakBefore w:val="0"/>
+              <w:widowControl w:val="0"/>
+              <w:kinsoku w:val="0"/>
+              <w:wordWrap/>
+              <w:overflowPunct/>
+              <w:autoSpaceDE w:val="0"/>
+              <w:autoSpaceDN w:val="0"/>
+              <w:bidi w:val="0"/>
+              <w:adjustRightInd w:val="0"/>
+              <w:snapToGrid w:val="0"/>
+              <w:spacing w:before="173" w:line="267" w:lineRule="exact"/>
+              <w:ind w:left="0" w:leftChars="0" w:right="0" w:rightChars="0" w:firstLine="0" w:firstLineChars="0"/>
+              <w:jc w:val="center"/>
+              <w:textAlignment w:val="baseline"/>
+              <w:rPr>
+                <w:rFonts w:hint="default" w:ascii="宋体" w:hAnsi="宋体" w:eastAsia="宋体" w:cs="宋体"/>
+                <w:sz w:val="20"/>
+                <w:szCs w:val="20"/>
+                <w:lang w:val="en-US"/>
+              </w:rPr>
+            </w:pPr>
+            <w:r>
+              <w:rPr>
+                <w:rFonts w:ascii="宋体" w:hAnsi="宋体" w:eastAsia="宋体" w:cs="宋体"/>
+                <w:spacing w:val="3"/>
+                <w:position w:val="1"/>
+                <w:sz w:val="20"/>
+                <w:szCs w:val="20"/>
+              </w:rPr>
+              <w:t>202</w:t>
+            </w:r>
+            <w:r>
+              <w:rPr>
+                <w:rFonts w:hint="eastAsia" w:ascii="宋体" w:hAnsi="宋体" w:cs="宋体"/>
+                <w:spacing w:val="3"/>
+                <w:position w:val="1"/>
+                <w:sz w:val="20"/>
+                <w:szCs w:val="20"/>
+                <w:lang w:val="en-US" w:eastAsia="zh-CN"/>
+              </w:rPr>
+              <w:t>5</w:t>
+            </w:r>
+            <w:r>
+              <w:rPr>
+                <w:rFonts w:ascii="宋体" w:hAnsi="宋体" w:eastAsia="宋体" w:cs="宋体"/>
+                <w:spacing w:val="3"/>
+                <w:position w:val="1"/>
+                <w:sz w:val="20"/>
+                <w:szCs w:val="20"/>
+              </w:rPr>
+              <w:t>.1.</w:t>
+            </w:r>
+            <w:r>
+              <w:rPr>
+                <w:rFonts w:hint="eastAsia" w:ascii="宋体" w:hAnsi="宋体" w:cs="宋体"/>
+                <w:spacing w:val="3"/>
+                <w:position w:val="1"/>
+                <w:sz w:val="20"/>
+                <w:szCs w:val="20"/>
+                <w:lang w:val="en-US" w:eastAsia="zh-CN"/>
+              </w:rPr>
+              <w:t>10</w:t>
+            </w:r>
+          </w:p>
+        </w:tc>
+        <w:tc>
+          <w:tcPr>
+            <w:tcW w:w="972" w:type="dxa"/>
+          </w:tcPr>
+          <w:p>
+            <w:pPr>
+              <w:keepNext w:val="0"/>
+              <w:keepLines w:val="0"/>
+              <w:pageBreakBefore w:val="0"/>
+              <w:widowControl w:val="0"/>
+              <w:kinsoku w:val="0"/>
+              <w:wordWrap/>
+              <w:overflowPunct/>
+              <w:autoSpaceDE w:val="0"/>
+              <w:autoSpaceDN w:val="0"/>
+              <w:bidi w:val="0"/>
+              <w:adjustRightInd w:val="0"/>
+              <w:snapToGrid w:val="0"/>
+              <w:spacing w:before="173" w:line="267" w:lineRule="exact"/>
+              <w:ind w:left="0" w:leftChars="0" w:right="0" w:rightChars="0" w:firstLine="0" w:firstLineChars="0"/>
+              <w:jc w:val="center"/>
+              <w:textAlignment w:val="baseline"/>
+              <w:rPr>
+                <w:rFonts w:ascii="宋体" w:hAnsi="宋体" w:eastAsia="宋体" w:cs="宋体"/>
+                <w:sz w:val="20"/>
+                <w:szCs w:val="20"/>
+              </w:rPr>
+            </w:pPr>
+            <w:r>
+              <w:rPr>
+                <w:rFonts w:ascii="宋体" w:hAnsi="宋体" w:eastAsia="宋体" w:cs="宋体"/>
+                <w:spacing w:val="4"/>
+                <w:position w:val="1"/>
+                <w:sz w:val="20"/>
+                <w:szCs w:val="20"/>
+              </w:rPr>
+              <w:t>V1.0</w:t>
+            </w:r>
+          </w:p>
+        </w:tc>
+        <w:tc>
+          <w:tcPr>
+            <w:tcW w:w="1575" w:type="dxa"/>
+          </w:tcPr>
+          <w:p>
+            <w:pPr>
+              <w:keepNext w:val="0"/>
+              <w:keepLines w:val="0"/>
+              <w:pageBreakBefore w:val="0"/>
+              <w:widowControl w:val="0"/>
+              <w:kinsoku w:val="0"/>
+              <w:wordWrap/>
+              <w:overflowPunct/>
+              <w:autoSpaceDE w:val="0"/>
+              <w:autoSpaceDN w:val="0"/>
+              <w:bidi w:val="0"/>
+              <w:adjustRightInd w:val="0"/>
+              <w:snapToGrid w:val="0"/>
+              <w:spacing w:before="172" w:line="228" w:lineRule="auto"/>
+              <w:ind w:left="0" w:leftChars="0" w:right="0" w:rightChars="0" w:firstLine="0" w:firstLineChars="0"/>
+              <w:jc w:val="center"/>
+              <w:textAlignment w:val="baseline"/>
+              <w:rPr>
+                <w:rFonts w:ascii="宋体" w:hAnsi="宋体" w:eastAsia="宋体" w:cs="宋体"/>
+                <w:sz w:val="20"/>
+                <w:szCs w:val="20"/>
+              </w:rPr>
+            </w:pPr>
+            <w:r>
+              <w:rPr>
+                <w:rFonts w:ascii="宋体" w:hAnsi="宋体" w:eastAsia="宋体" w:cs="宋体"/>
+                <w:spacing w:val="200"/>
+                <w:kern w:val="0"/>
+                <w:sz w:val="20"/>
+                <w:szCs w:val="20"/>
+              </w:rPr>
+              <w:t>新</w:t>
+            </w:r>
+            <w:r>
+              <w:rPr>
+                <w:rFonts w:ascii="宋体" w:hAnsi="宋体" w:eastAsia="宋体" w:cs="宋体"/>
+                <w:spacing w:val="0"/>
+                <w:kern w:val="0"/>
+                <w:sz w:val="20"/>
+                <w:szCs w:val="20"/>
+              </w:rPr>
+              <w:t>建</w:t>
+            </w:r>
+          </w:p>
+        </w:tc>
+        <w:tc>
+          <w:tcPr>
+            <w:tcW w:w="1829" w:type="dxa"/>
+          </w:tcPr>
+          <w:p>
+            <w:pPr>
+              <w:keepNext w:val="0"/>
+              <w:keepLines w:val="0"/>
+              <w:pageBreakBefore w:val="0"/>
+              <w:widowControl w:val="0"/>
+              <w:kinsoku w:val="0"/>
+              <w:wordWrap/>
+              <w:overflowPunct/>
+              <w:autoSpaceDE w:val="0"/>
+              <w:autoSpaceDN w:val="0"/>
+              <w:bidi w:val="0"/>
+              <w:adjustRightInd w:val="0"/>
+              <w:snapToGrid w:val="0"/>
+              <w:spacing w:before="173" w:line="229" w:lineRule="auto"/>
+              <w:ind w:left="0" w:leftChars="0" w:right="0" w:rightChars="0" w:firstLine="0" w:firstLineChars="0"/>
+              <w:jc w:val="center"/>
+              <w:textAlignment w:val="baseline"/>
+              <w:rPr>
+                <w:rFonts w:ascii="宋体" w:hAnsi="宋体" w:eastAsia="宋体" w:cs="宋体"/>
+                <w:spacing w:val="200"/>
+                <w:kern w:val="0"/>
+                <w:sz w:val="20"/>
+                <w:szCs w:val="20"/>
+              </w:rPr>
+            </w:pPr>
+            <w:r>
+              <w:rPr>
+                <w:rFonts w:hint="eastAsia" w:asciiTheme="minorAscii" w:hAnsiTheme="minorAscii" w:eastAsiaTheme="minorEastAsia"/>
+                <w:spacing w:val="0"/>
+                <w:kern w:val="0"/>
+                <w:sz w:val="21"/>
+                <w:vertAlign w:val="baseline"/>
+                <w:lang w:val="en-US" w:eastAsia="zh-CN"/>
+              </w:rPr>
+              <w:t>程方</w:t>
+            </w:r>
+          </w:p>
+        </w:tc>
+        <w:tc>
+          <w:tcPr>
+            <w:tcW w:w="1606" w:type="dxa"/>
+          </w:tcPr>
+          <w:p>
+            <w:pPr>
+              <w:keepNext w:val="0"/>
+              <w:keepLines w:val="0"/>
+              <w:pageBreakBefore w:val="0"/>
+              <w:widowControl w:val="0"/>
+              <w:kinsoku w:val="0"/>
+              <w:wordWrap/>
+              <w:overflowPunct/>
+              <w:autoSpaceDE w:val="0"/>
+              <w:autoSpaceDN w:val="0"/>
+              <w:bidi w:val="0"/>
+              <w:adjustRightInd w:val="0"/>
+              <w:snapToGrid w:val="0"/>
+              <w:spacing w:before="173" w:line="229" w:lineRule="auto"/>
+              <w:ind w:left="0" w:leftChars="0" w:right="0" w:rightChars="0" w:firstLine="0" w:firstLineChars="0"/>
+              <w:jc w:val="center"/>
+              <w:textAlignment w:val="baseline"/>
+              <w:rPr>
+                <w:rFonts w:ascii="宋体" w:hAnsi="宋体" w:eastAsia="宋体" w:cs="宋体"/>
+                <w:spacing w:val="200"/>
+                <w:kern w:val="0"/>
+                <w:sz w:val="20"/>
+                <w:szCs w:val="20"/>
+              </w:rPr>
+            </w:pPr>
+            <w:r>
+              <w:rPr>
+                <w:rFonts w:hint="eastAsia" w:asciiTheme="minorAscii" w:hAnsiTheme="minorAscii" w:eastAsiaTheme="minorEastAsia"/>
+                <w:spacing w:val="0"/>
+                <w:kern w:val="0"/>
+                <w:sz w:val="21"/>
+                <w:vertAlign w:val="baseline"/>
+                <w:lang w:val="en-US" w:eastAsia="zh-CN"/>
+              </w:rPr>
+              <w:t>茅建根</w:t>
+            </w:r>
+          </w:p>
+        </w:tc>
+        <w:tc>
+          <w:tcPr>
+            <w:tcW w:w="915" w:type="dxa"/>
+          </w:tcPr>
+          <w:p>
+            <w:pPr>
+              <w:keepNext w:val="0"/>
+              <w:keepLines w:val="0"/>
+              <w:pageBreakBefore w:val="0"/>
+              <w:widowControl w:val="0"/>
+              <w:kinsoku w:val="0"/>
+              <w:wordWrap/>
+              <w:overflowPunct/>
+              <w:autoSpaceDE w:val="0"/>
+              <w:autoSpaceDN w:val="0"/>
+              <w:bidi w:val="0"/>
+              <w:adjustRightInd w:val="0"/>
+              <w:snapToGrid w:val="0"/>
+              <w:spacing w:before="173" w:line="229" w:lineRule="auto"/>
+              <w:ind w:left="0" w:leftChars="0" w:right="0" w:rightChars="0" w:firstLine="0" w:firstLineChars="0"/>
+              <w:jc w:val="center"/>
+              <w:textAlignment w:val="baseline"/>
+              <w:rPr>
+                <w:rFonts w:ascii="宋体" w:hAnsi="宋体" w:eastAsia="宋体" w:cs="宋体"/>
+                <w:sz w:val="20"/>
+                <w:szCs w:val="20"/>
+              </w:rPr>
+            </w:pPr>
+            <w:r>
+              <w:rPr>
+                <w:rFonts w:hint="eastAsia" w:asciiTheme="minorAscii" w:hAnsiTheme="minorAscii" w:eastAsiaTheme="minorEastAsia"/>
+                <w:spacing w:val="0"/>
+                <w:kern w:val="0"/>
+                <w:sz w:val="21"/>
+                <w:vertAlign w:val="baseline"/>
+                <w:lang w:val="en-US" w:eastAsia="zh-CN"/>
+              </w:rPr>
+              <w:t>吴亚红</w:t>
+            </w:r>
+          </w:p>
+        </w:tc>
+      </w:tr>
+      <w:tr>
+        <w:tblPrEx>
+          <w:tblBorders>
+            <w:top w:val="single" w:color="000000" w:sz="2" w:space="0"/>
+            <w:left w:val="single" w:color="000000" w:sz="2" w:space="0"/>
+            <w:bottom w:val="single" w:color="000000" w:sz="2" w:space="0"/>
+            <w:right w:val="single" w:color="000000" w:sz="2" w:space="0"/>
+            <w:insideH w:val="single" w:color="000000" w:sz="2" w:space="0"/>
+            <w:insideV w:val="single" w:color="000000" w:sz="2" w:space="0"/>
+          </w:tblBorders>
+          <w:tblCellMar>
+            <w:top w:w="0" w:type="dxa"/>
+            <w:left w:w="0" w:type="dxa"/>
+            <w:bottom w:w="0" w:type="dxa"/>
+            <w:right w:w="0" w:type="dxa"/>
+          </w:tblCellMar>
+        </w:tblPrEx>
+        <w:trPr>
+          <w:trHeight w:val="516" w:hRule="atLeast"/>
           <w:jc w:val="center"/>
         </w:trPr>
         <w:tc>
@@ -1164,11 +1478,11 @@
               <w:adjustRightInd w:val="0"/>
               <w:snapToGrid w:val="0"/>
               <w:spacing w:before="173" w:line="267" w:lineRule="exact"/>
-              <w:ind w:left="0" w:right="0" w:firstLine="0" w:leftChars="0" w:rightChars="0" w:firstLineChars="0"/>
+              <w:ind w:left="0" w:leftChars="0" w:right="0" w:rightChars="0" w:firstLine="0" w:firstLineChars="0"/>
               <w:jc w:val="center"/>
               <w:textAlignment w:val="baseline"/>
               <w:rPr>
-                <w:rFonts w:ascii="宋体" w:eastAsia="宋体" w:hAnsi="宋体" w:cs="宋体" w:hint="default"/>
+                <w:rFonts w:hint="default" w:ascii="宋体" w:hAnsi="宋体" w:eastAsia="宋体" w:cs="宋体"/>
                 <w:snapToGrid w:val="0"/>
                 <w:color w:val="000000"/>
                 <w:kern w:val="0"/>
@@ -1177,16 +1491,8 @@
                 <w:lang w:val="en-US" w:eastAsia="en-US" w:bidi="ar-SA"/>
               </w:rPr>
             </w:pPr>
-            <w:r>
-              <w:rPr>
-                <w:rFonts w:ascii="宋体" w:eastAsia="宋体" w:hAnsi="宋体" w:cs="宋体"/>
-                <w:spacing w:val="3"/>
-                <w:position w:val="1"/>
-                <w:sz w:val="20"/>
-                <w:szCs w:val="20"/>
-              </w:rPr>
-              <w:t>2022.6.20</w:t>
-            </w:r>
+            <w:bookmarkStart w:id="46" w:name="_GoBack"/>
+            <w:bookmarkEnd w:id="46"/>
           </w:p>
         </w:tc>
         <w:tc>
@@ -1209,11 +1515,11 @@
               <w:adjustRightInd w:val="0"/>
               <w:snapToGrid w:val="0"/>
               <w:spacing w:before="173" w:line="267" w:lineRule="exact"/>
-              <w:ind w:left="0" w:right="0" w:firstLine="0" w:leftChars="0" w:rightChars="0" w:firstLineChars="0"/>
+              <w:ind w:left="0" w:leftChars="0" w:right="0" w:rightChars="0" w:firstLine="0" w:firstLineChars="0"/>
               <w:jc w:val="center"/>
               <w:textAlignment w:val="baseline"/>
               <w:rPr>
-                <w:rFonts w:ascii="宋体" w:eastAsia="宋体" w:hAnsi="宋体" w:cs="宋体"/>
+                <w:rFonts w:ascii="宋体" w:hAnsi="宋体" w:eastAsia="宋体" w:cs="宋体"/>
                 <w:snapToGrid w:val="0"/>
                 <w:color w:val="000000"/>
                 <w:kern w:val="0"/>
@@ -1222,16 +1528,6 @@
                 <w:lang w:val="en-US" w:eastAsia="en-US" w:bidi="ar-SA"/>
               </w:rPr>
             </w:pPr>
-            <w:r>
-              <w:rPr>
-                <w:rFonts w:ascii="宋体" w:eastAsia="宋体" w:hAnsi="宋体" w:cs="宋体"/>
-                <w:spacing w:val="4"/>
-                <w:position w:val="1"/>
-                <w:sz w:val="20"/>
-                <w:szCs w:val="20"/>
-              </w:rPr>
-              <w:t>V1.0</w:t>
-            </w:r>
           </w:p>
         </w:tc>
         <w:tc>
@@ -1254,11 +1550,11 @@
               <w:adjustRightInd w:val="0"/>
               <w:snapToGrid w:val="0"/>
               <w:spacing w:before="172" w:line="228" w:lineRule="auto"/>
-              <w:ind w:left="0" w:right="0" w:firstLine="0" w:leftChars="0" w:rightChars="0" w:firstLineChars="0"/>
+              <w:ind w:left="0" w:leftChars="0" w:right="0" w:rightChars="0" w:firstLine="0" w:firstLineChars="0"/>
               <w:jc w:val="center"/>
               <w:textAlignment w:val="baseline"/>
               <w:rPr>
-                <w:rFonts w:ascii="宋体" w:eastAsia="宋体" w:hAnsi="宋体" w:cs="宋体"/>
+                <w:rFonts w:ascii="宋体" w:hAnsi="宋体" w:eastAsia="宋体" w:cs="宋体"/>
                 <w:snapToGrid w:val="0"/>
                 <w:color w:val="000000"/>
                 <w:kern w:val="0"/>
@@ -1267,26 +1563,6 @@
                 <w:lang w:val="en-US" w:eastAsia="en-US" w:bidi="ar-SA"/>
               </w:rPr>
             </w:pPr>
-            <w:r>
-              <w:rPr>
-                <w:rFonts w:ascii="宋体" w:eastAsia="宋体" w:hAnsi="宋体" w:cs="宋体"/>
-                <w:spacing w:val="200"/>
-                <w:kern w:val="0"/>
-                <w:sz w:val="20"/>
-                <w:szCs w:val="20"/>
-              </w:rPr>
-              <w:t>新</w:t>
-            </w:r>
-            <w:r>
-              <w:rPr>
-                <w:rFonts w:ascii="宋体" w:eastAsia="宋体" w:hAnsi="宋体" w:cs="宋体"/>
-                <w:spacing w:val="0"/>
-                <w:kern w:val="0"/>
-                <w:sz w:val="20"/>
-                <w:szCs w:val="20"/>
-              </w:rPr>
-              <w:t>建</w:t>
-            </w:r>
           </w:p>
         </w:tc>
         <w:tc>
@@ -1309,11 +1585,11 @@
               <w:adjustRightInd w:val="0"/>
               <w:snapToGrid w:val="0"/>
               <w:spacing w:before="173" w:line="229" w:lineRule="auto"/>
-              <w:ind w:left="0" w:right="0" w:firstLine="0" w:leftChars="0" w:rightChars="0" w:firstLineChars="0"/>
+              <w:ind w:left="0" w:leftChars="0" w:right="0" w:rightChars="0" w:firstLine="0" w:firstLineChars="0"/>
               <w:jc w:val="center"/>
               <w:textAlignment w:val="baseline"/>
               <w:rPr>
-                <w:rFonts w:ascii="宋体" w:eastAsia="宋体" w:hAnsi="宋体" w:cs="宋体"/>
+                <w:rFonts w:ascii="宋体" w:hAnsi="宋体" w:eastAsia="宋体" w:cs="宋体"/>
                 <w:snapToGrid w:val="0"/>
                 <w:color w:val="000000"/>
                 <w:spacing w:val="200"/>
@@ -1323,17 +1599,6 @@
                 <w:lang w:val="en-US" w:eastAsia="en-US" w:bidi="ar-SA"/>
               </w:rPr>
             </w:pPr>
-            <w:r>
-              <w:rPr>
-                <w:rFonts w:asciiTheme="minorAscii" w:eastAsiaTheme="minorEastAsia" w:hAnsiTheme="minorAscii" w:hint="eastAsia"/>
-                <w:spacing w:val="0"/>
-                <w:kern w:val="0"/>
-                <w:sz w:val="21"/>
-                <w:vertAlign w:val="baseline"/>
-                <w:lang w:val="en-US" w:eastAsia="zh-CN"/>
-              </w:rPr>
-              <w:t>程方</w:t>
-            </w:r>
           </w:p>
         </w:tc>
         <w:tc>
@@ -1356,11 +1621,11 @@
               <w:adjustRightInd w:val="0"/>
               <w:snapToGrid w:val="0"/>
               <w:spacing w:before="173" w:line="229" w:lineRule="auto"/>
-              <w:ind w:left="0" w:right="0" w:firstLine="0" w:leftChars="0" w:rightChars="0" w:firstLineChars="0"/>
+              <w:ind w:left="0" w:leftChars="0" w:right="0" w:rightChars="0" w:firstLine="0" w:firstLineChars="0"/>
               <w:jc w:val="center"/>
               <w:textAlignment w:val="baseline"/>
               <w:rPr>
-                <w:rFonts w:ascii="宋体" w:eastAsia="宋体" w:hAnsi="宋体" w:cs="宋体"/>
+                <w:rFonts w:ascii="宋体" w:hAnsi="宋体" w:eastAsia="宋体" w:cs="宋体"/>
                 <w:snapToGrid w:val="0"/>
                 <w:color w:val="000000"/>
                 <w:spacing w:val="200"/>
@@ -1370,17 +1635,6 @@
                 <w:lang w:val="en-US" w:eastAsia="en-US" w:bidi="ar-SA"/>
               </w:rPr>
             </w:pPr>
-            <w:r>
-              <w:rPr>
-                <w:rFonts w:asciiTheme="minorAscii" w:eastAsiaTheme="minorEastAsia" w:hAnsiTheme="minorAscii" w:hint="eastAsia"/>
-                <w:spacing w:val="0"/>
-                <w:kern w:val="0"/>
-                <w:sz w:val="21"/>
-                <w:vertAlign w:val="baseline"/>
-                <w:lang w:val="en-US" w:eastAsia="zh-CN"/>
-              </w:rPr>
-              <w:t>茅建根</w:t>
-            </w:r>
           </w:p>
         </w:tc>
         <w:tc>
@@ -1403,11 +1657,11 @@
               <w:adjustRightInd w:val="0"/>
               <w:snapToGrid w:val="0"/>
               <w:spacing w:before="173" w:line="229" w:lineRule="auto"/>
-              <w:ind w:left="0" w:right="0" w:firstLine="0" w:leftChars="0" w:rightChars="0" w:firstLineChars="0"/>
+              <w:ind w:left="0" w:leftChars="0" w:right="0" w:rightChars="0" w:firstLine="0" w:firstLineChars="0"/>
               <w:jc w:val="center"/>
               <w:textAlignment w:val="baseline"/>
               <w:rPr>
-                <w:rFonts w:ascii="宋体" w:eastAsia="宋体" w:hAnsi="宋体" w:cs="宋体"/>
+                <w:rFonts w:ascii="宋体" w:hAnsi="宋体" w:eastAsia="宋体" w:cs="宋体"/>
                 <w:snapToGrid w:val="0"/>
                 <w:color w:val="000000"/>
                 <w:kern w:val="0"/>
@@ -1416,25 +1670,19 @@
                 <w:lang w:val="en-US" w:eastAsia="en-US" w:bidi="ar-SA"/>
               </w:rPr>
             </w:pPr>
-            <w:r>
-              <w:rPr>
-                <w:rFonts w:asciiTheme="minorAscii" w:eastAsiaTheme="minorEastAsia" w:hAnsiTheme="minorAscii" w:hint="eastAsia"/>
-                <w:spacing w:val="0"/>
-                <w:kern w:val="0"/>
-                <w:sz w:val="21"/>
-                <w:vertAlign w:val="baseline"/>
-                <w:lang w:val="en-US" w:eastAsia="zh-CN"/>
-              </w:rPr>
-              <w:t>吴亚红</w:t>
-            </w:r>
           </w:p>
         </w:tc>
       </w:tr>
       <w:tr>
         <w:tblPrEx>
-          <w:tblW w:w="8214" w:type="dxa"/>
-          <w:jc w:val="center"/>
-          <w:tblLayout w:type="fixed"/>
+          <w:tblBorders>
+            <w:top w:val="single" w:color="000000" w:sz="2" w:space="0"/>
+            <w:left w:val="single" w:color="000000" w:sz="2" w:space="0"/>
+            <w:bottom w:val="single" w:color="000000" w:sz="2" w:space="0"/>
+            <w:right w:val="single" w:color="000000" w:sz="2" w:space="0"/>
+            <w:insideH w:val="single" w:color="000000" w:sz="2" w:space="0"/>
+            <w:insideV w:val="single" w:color="000000" w:sz="2" w:space="0"/>
+          </w:tblBorders>
           <w:tblCellMar>
             <w:top w:w="0" w:type="dxa"/>
             <w:left w:w="0" w:type="dxa"/>
@@ -1443,7 +1691,7 @@
           </w:tblCellMar>
         </w:tblPrEx>
         <w:trPr>
-          <w:trHeight w:val="556"/>
+          <w:trHeight w:val="556" w:hRule="atLeast"/>
           <w:jc w:val="center"/>
         </w:trPr>
         <w:tc>
@@ -1466,11 +1714,11 @@
               <w:adjustRightInd w:val="0"/>
               <w:snapToGrid w:val="0"/>
               <w:spacing w:before="173" w:line="267" w:lineRule="exact"/>
-              <w:ind w:left="0" w:right="0" w:firstLine="0" w:leftChars="0" w:rightChars="0" w:firstLineChars="0"/>
+              <w:ind w:left="0" w:leftChars="0" w:right="0" w:rightChars="0" w:firstLine="0" w:firstLineChars="0"/>
               <w:jc w:val="center"/>
               <w:textAlignment w:val="baseline"/>
               <w:rPr>
-                <w:rFonts w:ascii="宋体" w:eastAsia="宋体" w:hAnsi="宋体" w:cs="宋体" w:hint="default"/>
+                <w:rFonts w:hint="default" w:ascii="宋体" w:hAnsi="宋体" w:eastAsia="宋体" w:cs="宋体"/>
                 <w:snapToGrid w:val="0"/>
                 <w:color w:val="000000"/>
                 <w:kern w:val="0"/>
@@ -1479,48 +1727,6 @@
                 <w:lang w:val="en-US" w:eastAsia="en-US" w:bidi="ar-SA"/>
               </w:rPr>
             </w:pPr>
-            <w:r>
-              <w:rPr>
-                <w:rFonts w:ascii="宋体" w:eastAsia="宋体" w:hAnsi="宋体" w:cs="宋体"/>
-                <w:spacing w:val="3"/>
-                <w:position w:val="1"/>
-                <w:sz w:val="20"/>
-                <w:szCs w:val="20"/>
-              </w:rPr>
-              <w:t>202</w:t>
-            </w:r>
-            <w:r>
-              <w:rPr>
-                <w:rFonts w:ascii="宋体" w:hAnsi="宋体" w:cs="宋体" w:hint="eastAsia"/>
-                <w:spacing w:val="3"/>
-                <w:position w:val="1"/>
-                <w:sz w:val="20"/>
-                <w:szCs w:val="20"/>
-                <w:lang w:val="en-US" w:eastAsia="zh-CN"/>
-              </w:rPr>
-              <w:t>5</w:t>
-            </w:r>
-            <w:r>
-              <w:rPr>
-                <w:rFonts w:ascii="宋体" w:eastAsia="宋体" w:hAnsi="宋体" w:cs="宋体"/>
-                <w:spacing w:val="3"/>
-                <w:position w:val="1"/>
-                <w:sz w:val="20"/>
-                <w:szCs w:val="20"/>
-              </w:rPr>
-              <w:t>.1.</w:t>
-            </w:r>
-            <w:r>
-              <w:rPr>
-                <w:rFonts w:ascii="宋体" w:hAnsi="宋体" w:cs="宋体" w:hint="eastAsia"/>
-                <w:spacing w:val="3"/>
-                <w:position w:val="1"/>
-                <w:sz w:val="20"/>
-                <w:szCs w:val="20"/>
-                <w:lang w:val="en-US" w:eastAsia="zh-CN"/>
-              </w:rPr>
-              <w:t>10</w:t>
-            </w:r>
           </w:p>
         </w:tc>
         <w:tc>
@@ -1543,11 +1749,11 @@
               <w:adjustRightInd w:val="0"/>
               <w:snapToGrid w:val="0"/>
               <w:spacing w:before="173" w:line="267" w:lineRule="exact"/>
-              <w:ind w:left="0" w:right="0" w:firstLine="0" w:leftChars="0" w:rightChars="0" w:firstLineChars="0"/>
+              <w:ind w:left="0" w:leftChars="0" w:right="0" w:rightChars="0" w:firstLine="0" w:firstLineChars="0"/>
               <w:jc w:val="center"/>
               <w:textAlignment w:val="baseline"/>
               <w:rPr>
-                <w:rFonts w:ascii="宋体" w:eastAsia="宋体" w:hAnsi="宋体" w:cs="宋体"/>
+                <w:rFonts w:ascii="宋体" w:hAnsi="宋体" w:eastAsia="宋体" w:cs="宋体"/>
                 <w:snapToGrid w:val="0"/>
                 <w:color w:val="000000"/>
                 <w:kern w:val="0"/>
@@ -1556,16 +1762,6 @@
                 <w:lang w:val="en-US" w:eastAsia="en-US" w:bidi="ar-SA"/>
               </w:rPr>
             </w:pPr>
-            <w:r>
-              <w:rPr>
-                <w:rFonts w:ascii="宋体" w:eastAsia="宋体" w:hAnsi="宋体" w:cs="宋体"/>
-                <w:spacing w:val="4"/>
-                <w:position w:val="1"/>
-                <w:sz w:val="20"/>
-                <w:szCs w:val="20"/>
-              </w:rPr>
-              <w:t>V1.0</w:t>
-            </w:r>
           </w:p>
         </w:tc>
         <w:tc>
@@ -1588,11 +1784,11 @@
               <w:adjustRightInd w:val="0"/>
               <w:snapToGrid w:val="0"/>
               <w:spacing w:before="173" w:line="229" w:lineRule="auto"/>
-              <w:ind w:left="0" w:right="0" w:firstLine="0" w:leftChars="0" w:rightChars="0" w:firstLineChars="0"/>
+              <w:ind w:left="0" w:leftChars="0" w:right="0" w:rightChars="0" w:firstLine="0" w:firstLineChars="0"/>
               <w:jc w:val="center"/>
               <w:textAlignment w:val="baseline"/>
               <w:rPr>
-                <w:rFonts w:ascii="宋体" w:eastAsia="宋体" w:hAnsi="宋体" w:cs="宋体" w:hint="default"/>
+                <w:rFonts w:hint="default" w:ascii="宋体" w:hAnsi="宋体" w:eastAsia="宋体" w:cs="宋体"/>
                 <w:snapToGrid w:val="0"/>
                 <w:color w:val="000000"/>
                 <w:kern w:val="0"/>
@@ -1601,18 +1797,6 @@
                 <w:lang w:val="en-US" w:eastAsia="zh-CN" w:bidi="ar-SA"/>
               </w:rPr>
             </w:pPr>
-            <w:r>
-              <w:rPr>
-                <w:rFonts w:ascii="宋体" w:hAnsi="宋体" w:cs="宋体" w:hint="eastAsia"/>
-                <w:snapToGrid w:val="0"/>
-                <w:color w:val="000000"/>
-                <w:kern w:val="0"/>
-                <w:sz w:val="20"/>
-                <w:szCs w:val="20"/>
-                <w:lang w:val="en-US" w:eastAsia="zh-CN" w:bidi="ar-SA"/>
-              </w:rPr>
-              <w:t>完善供应商考核</w:t>
-            </w:r>
           </w:p>
         </w:tc>
         <w:tc>
@@ -1635,11 +1819,11 @@
               <w:adjustRightInd w:val="0"/>
               <w:snapToGrid w:val="0"/>
               <w:spacing w:before="173" w:line="229" w:lineRule="auto"/>
-              <w:ind w:left="0" w:right="0" w:firstLine="0" w:leftChars="0" w:rightChars="0" w:firstLineChars="0"/>
+              <w:ind w:left="0" w:leftChars="0" w:right="0" w:rightChars="0" w:firstLine="0" w:firstLineChars="0"/>
               <w:jc w:val="center"/>
               <w:textAlignment w:val="baseline"/>
               <w:rPr>
-                <w:rFonts w:ascii="宋体" w:eastAsia="宋体" w:hAnsi="宋体" w:cs="宋体"/>
+                <w:rFonts w:ascii="宋体" w:hAnsi="宋体" w:eastAsia="宋体" w:cs="宋体"/>
                 <w:snapToGrid w:val="0"/>
                 <w:color w:val="000000"/>
                 <w:spacing w:val="200"/>
@@ -1649,17 +1833,6 @@
                 <w:lang w:val="en-US" w:eastAsia="en-US" w:bidi="ar-SA"/>
               </w:rPr>
             </w:pPr>
-            <w:r>
-              <w:rPr>
-                <w:rFonts w:asciiTheme="minorAscii" w:eastAsiaTheme="minorEastAsia" w:hAnsiTheme="minorAscii" w:hint="eastAsia"/>
-                <w:spacing w:val="0"/>
-                <w:kern w:val="0"/>
-                <w:sz w:val="21"/>
-                <w:vertAlign w:val="baseline"/>
-                <w:lang w:val="en-US" w:eastAsia="zh-CN"/>
-              </w:rPr>
-              <w:t>程方</w:t>
-            </w:r>
           </w:p>
         </w:tc>
         <w:tc>
@@ -1682,11 +1855,11 @@
               <w:adjustRightInd w:val="0"/>
               <w:snapToGrid w:val="0"/>
               <w:spacing w:before="173" w:line="229" w:lineRule="auto"/>
-              <w:ind w:left="0" w:right="0" w:firstLine="0" w:leftChars="0" w:rightChars="0" w:firstLineChars="0"/>
+              <w:ind w:left="0" w:leftChars="0" w:right="0" w:rightChars="0" w:firstLine="0" w:firstLineChars="0"/>
               <w:jc w:val="center"/>
               <w:textAlignment w:val="baseline"/>
               <w:rPr>
-                <w:rFonts w:ascii="宋体" w:eastAsia="宋体" w:hAnsi="宋体" w:cs="宋体"/>
+                <w:rFonts w:ascii="宋体" w:hAnsi="宋体" w:eastAsia="宋体" w:cs="宋体"/>
                 <w:snapToGrid w:val="0"/>
                 <w:color w:val="000000"/>
                 <w:spacing w:val="200"/>
@@ -1696,17 +1869,6 @@
                 <w:lang w:val="en-US" w:eastAsia="en-US" w:bidi="ar-SA"/>
               </w:rPr>
             </w:pPr>
-            <w:r>
-              <w:rPr>
-                <w:rFonts w:asciiTheme="minorAscii" w:eastAsiaTheme="minorEastAsia" w:hAnsiTheme="minorAscii" w:hint="eastAsia"/>
-                <w:spacing w:val="0"/>
-                <w:kern w:val="0"/>
-                <w:sz w:val="21"/>
-                <w:vertAlign w:val="baseline"/>
-                <w:lang w:val="en-US" w:eastAsia="zh-CN"/>
-              </w:rPr>
-              <w:t>茅建根</w:t>
-            </w:r>
           </w:p>
         </w:tc>
         <w:tc>
@@ -1729,11 +1891,11 @@
               <w:adjustRightInd w:val="0"/>
               <w:snapToGrid w:val="0"/>
               <w:spacing w:before="173" w:line="229" w:lineRule="auto"/>
-              <w:ind w:left="0" w:right="0" w:firstLine="0" w:leftChars="0" w:rightChars="0" w:firstLineChars="0"/>
+              <w:ind w:left="0" w:leftChars="0" w:right="0" w:rightChars="0" w:firstLine="0" w:firstLineChars="0"/>
               <w:jc w:val="center"/>
               <w:textAlignment w:val="baseline"/>
               <w:rPr>
-                <w:rFonts w:ascii="宋体" w:eastAsia="宋体" w:hAnsi="宋体" w:cs="宋体"/>
+                <w:rFonts w:ascii="宋体" w:hAnsi="宋体" w:eastAsia="宋体" w:cs="宋体"/>
                 <w:snapToGrid w:val="0"/>
                 <w:color w:val="000000"/>
                 <w:kern w:val="0"/>
@@ -1742,25 +1904,19 @@
                 <w:lang w:val="en-US" w:eastAsia="en-US" w:bidi="ar-SA"/>
               </w:rPr>
             </w:pPr>
-            <w:r>
-              <w:rPr>
-                <w:rFonts w:asciiTheme="minorAscii" w:eastAsiaTheme="minorEastAsia" w:hAnsiTheme="minorAscii" w:hint="eastAsia"/>
-                <w:spacing w:val="0"/>
-                <w:kern w:val="0"/>
-                <w:sz w:val="21"/>
-                <w:vertAlign w:val="baseline"/>
-                <w:lang w:val="en-US" w:eastAsia="zh-CN"/>
-              </w:rPr>
-              <w:t>吴亚红</w:t>
-            </w:r>
           </w:p>
         </w:tc>
       </w:tr>
       <w:tr>
         <w:tblPrEx>
-          <w:tblW w:w="8214" w:type="dxa"/>
-          <w:jc w:val="center"/>
-          <w:tblLayout w:type="fixed"/>
+          <w:tblBorders>
+            <w:top w:val="single" w:color="000000" w:sz="2" w:space="0"/>
+            <w:left w:val="single" w:color="000000" w:sz="2" w:space="0"/>
+            <w:bottom w:val="single" w:color="000000" w:sz="2" w:space="0"/>
+            <w:right w:val="single" w:color="000000" w:sz="2" w:space="0"/>
+            <w:insideH w:val="single" w:color="000000" w:sz="2" w:space="0"/>
+            <w:insideV w:val="single" w:color="000000" w:sz="2" w:space="0"/>
+          </w:tblBorders>
           <w:tblCellMar>
             <w:top w:w="0" w:type="dxa"/>
             <w:left w:w="0" w:type="dxa"/>
@@ -1769,7 +1925,7 @@
           </w:tblCellMar>
         </w:tblPrEx>
         <w:trPr>
-          <w:trHeight w:val="556"/>
+          <w:trHeight w:val="556" w:hRule="atLeast"/>
           <w:jc w:val="center"/>
         </w:trPr>
         <w:tc>
@@ -1778,7 +1934,7 @@
           </w:tcPr>
           <w:p>
             <w:pPr>
-              <w:pStyle w:val="TableText"/>
+              <w:pStyle w:val="28"/>
               <w:keepNext w:val="0"/>
               <w:keepLines w:val="0"/>
               <w:pageBreakBefore w:val="0"/>
@@ -1791,7 +1947,7 @@
               <w:bidi w:val="0"/>
               <w:adjustRightInd w:val="0"/>
               <w:snapToGrid w:val="0"/>
-              <w:ind w:left="0" w:right="0" w:firstLine="0" w:leftChars="0" w:rightChars="0" w:firstLineChars="0"/>
+              <w:ind w:left="0" w:leftChars="0" w:right="0" w:rightChars="0" w:firstLine="0" w:firstLineChars="0"/>
               <w:jc w:val="center"/>
               <w:textAlignment w:val="baseline"/>
             </w:pPr>
@@ -1803,7 +1959,7 @@
           </w:tcPr>
           <w:p>
             <w:pPr>
-              <w:pStyle w:val="TableText"/>
+              <w:pStyle w:val="28"/>
               <w:keepNext w:val="0"/>
               <w:keepLines w:val="0"/>
               <w:pageBreakBefore w:val="0"/>
@@ -1816,7 +1972,7 @@
               <w:bidi w:val="0"/>
               <w:adjustRightInd w:val="0"/>
               <w:snapToGrid w:val="0"/>
-              <w:ind w:left="0" w:right="0" w:firstLine="0" w:leftChars="0" w:rightChars="0" w:firstLineChars="0"/>
+              <w:ind w:left="0" w:leftChars="0" w:right="0" w:rightChars="0" w:firstLine="0" w:firstLineChars="0"/>
               <w:jc w:val="center"/>
               <w:textAlignment w:val="baseline"/>
             </w:pPr>
@@ -1828,7 +1984,7 @@
           </w:tcPr>
           <w:p>
             <w:pPr>
-              <w:pStyle w:val="TableText"/>
+              <w:pStyle w:val="28"/>
               <w:keepNext w:val="0"/>
               <w:keepLines w:val="0"/>
               <w:pageBreakBefore w:val="0"/>
@@ -1841,7 +1997,7 @@
               <w:bidi w:val="0"/>
               <w:adjustRightInd w:val="0"/>
               <w:snapToGrid w:val="0"/>
-              <w:ind w:left="0" w:right="0" w:firstLine="0" w:leftChars="0" w:rightChars="0" w:firstLineChars="0"/>
+              <w:ind w:left="0" w:leftChars="0" w:right="0" w:rightChars="0" w:firstLine="0" w:firstLineChars="0"/>
               <w:jc w:val="center"/>
               <w:textAlignment w:val="baseline"/>
             </w:pPr>
@@ -1853,7 +2009,7 @@
           </w:tcPr>
           <w:p>
             <w:pPr>
-              <w:pStyle w:val="TableText"/>
+              <w:pStyle w:val="28"/>
               <w:keepNext w:val="0"/>
               <w:keepLines w:val="0"/>
               <w:pageBreakBefore w:val="0"/>
@@ -1866,7 +2022,7 @@
               <w:bidi w:val="0"/>
               <w:adjustRightInd w:val="0"/>
               <w:snapToGrid w:val="0"/>
-              <w:ind w:left="0" w:right="0" w:firstLine="0" w:leftChars="0" w:rightChars="0" w:firstLineChars="0"/>
+              <w:ind w:left="0" w:leftChars="0" w:right="0" w:rightChars="0" w:firstLine="0" w:firstLineChars="0"/>
               <w:jc w:val="center"/>
               <w:textAlignment w:val="baseline"/>
             </w:pPr>
@@ -1878,7 +2034,7 @@
           </w:tcPr>
           <w:p>
             <w:pPr>
-              <w:pStyle w:val="TableText"/>
+              <w:pStyle w:val="28"/>
               <w:keepNext w:val="0"/>
               <w:keepLines w:val="0"/>
               <w:pageBreakBefore w:val="0"/>
@@ -1891,7 +2047,7 @@
               <w:bidi w:val="0"/>
               <w:adjustRightInd w:val="0"/>
               <w:snapToGrid w:val="0"/>
-              <w:ind w:left="0" w:right="0" w:firstLine="0" w:leftChars="0" w:rightChars="0" w:firstLineChars="0"/>
+              <w:ind w:left="0" w:leftChars="0" w:right="0" w:rightChars="0" w:firstLine="0" w:firstLineChars="0"/>
               <w:jc w:val="center"/>
               <w:textAlignment w:val="baseline"/>
             </w:pPr>
@@ -1903,7 +2059,7 @@
           </w:tcPr>
           <w:p>
             <w:pPr>
-              <w:pStyle w:val="TableText"/>
+              <w:pStyle w:val="28"/>
               <w:keepNext w:val="0"/>
               <w:keepLines w:val="0"/>
               <w:pageBreakBefore w:val="0"/>
@@ -1916,7 +2072,7 @@
               <w:bidi w:val="0"/>
               <w:adjustRightInd w:val="0"/>
               <w:snapToGrid w:val="0"/>
-              <w:ind w:left="0" w:right="0" w:firstLine="0" w:leftChars="0" w:rightChars="0" w:firstLineChars="0"/>
+              <w:ind w:left="0" w:leftChars="0" w:right="0" w:rightChars="0" w:firstLine="0" w:firstLineChars="0"/>
               <w:jc w:val="center"/>
               <w:textAlignment w:val="baseline"/>
             </w:pPr>
@@ -1925,9 +2081,14 @@
       </w:tr>
       <w:tr>
         <w:tblPrEx>
-          <w:tblW w:w="8214" w:type="dxa"/>
-          <w:jc w:val="center"/>
-          <w:tblLayout w:type="fixed"/>
+          <w:tblBorders>
+            <w:top w:val="single" w:color="000000" w:sz="2" w:space="0"/>
+            <w:left w:val="single" w:color="000000" w:sz="2" w:space="0"/>
+            <w:bottom w:val="single" w:color="000000" w:sz="2" w:space="0"/>
+            <w:right w:val="single" w:color="000000" w:sz="2" w:space="0"/>
+            <w:insideH w:val="single" w:color="000000" w:sz="2" w:space="0"/>
+            <w:insideV w:val="single" w:color="000000" w:sz="2" w:space="0"/>
+          </w:tblBorders>
           <w:tblCellMar>
             <w:top w:w="0" w:type="dxa"/>
             <w:left w:w="0" w:type="dxa"/>
@@ -1936,7 +2097,7 @@
           </w:tblCellMar>
         </w:tblPrEx>
         <w:trPr>
-          <w:trHeight w:val="557"/>
+          <w:trHeight w:val="557" w:hRule="atLeast"/>
           <w:jc w:val="center"/>
         </w:trPr>
         <w:tc>
@@ -1945,7 +2106,7 @@
           </w:tcPr>
           <w:p>
             <w:pPr>
-              <w:pStyle w:val="TableText"/>
+              <w:pStyle w:val="28"/>
               <w:keepNext w:val="0"/>
               <w:keepLines w:val="0"/>
               <w:pageBreakBefore w:val="0"/>
@@ -1958,7 +2119,7 @@
               <w:bidi w:val="0"/>
               <w:adjustRightInd w:val="0"/>
               <w:snapToGrid w:val="0"/>
-              <w:ind w:left="0" w:right="0" w:firstLine="0" w:leftChars="0" w:rightChars="0" w:firstLineChars="0"/>
+              <w:ind w:left="0" w:leftChars="0" w:right="0" w:rightChars="0" w:firstLine="0" w:firstLineChars="0"/>
               <w:jc w:val="center"/>
               <w:textAlignment w:val="baseline"/>
             </w:pPr>
@@ -1970,7 +2131,7 @@
           </w:tcPr>
           <w:p>
             <w:pPr>
-              <w:pStyle w:val="TableText"/>
+              <w:pStyle w:val="28"/>
               <w:keepNext w:val="0"/>
               <w:keepLines w:val="0"/>
               <w:pageBreakBefore w:val="0"/>
@@ -1983,7 +2144,7 @@
               <w:bidi w:val="0"/>
               <w:adjustRightInd w:val="0"/>
               <w:snapToGrid w:val="0"/>
-              <w:ind w:left="0" w:right="0" w:firstLine="0" w:leftChars="0" w:rightChars="0" w:firstLineChars="0"/>
+              <w:ind w:left="0" w:leftChars="0" w:right="0" w:rightChars="0" w:firstLine="0" w:firstLineChars="0"/>
               <w:jc w:val="center"/>
               <w:textAlignment w:val="baseline"/>
             </w:pPr>
@@ -1995,7 +2156,7 @@
           </w:tcPr>
           <w:p>
             <w:pPr>
-              <w:pStyle w:val="TableText"/>
+              <w:pStyle w:val="28"/>
               <w:keepNext w:val="0"/>
               <w:keepLines w:val="0"/>
               <w:pageBreakBefore w:val="0"/>
@@ -2008,7 +2169,7 @@
               <w:bidi w:val="0"/>
               <w:adjustRightInd w:val="0"/>
               <w:snapToGrid w:val="0"/>
-              <w:ind w:left="0" w:right="0" w:firstLine="0" w:leftChars="0" w:rightChars="0" w:firstLineChars="0"/>
+              <w:ind w:left="0" w:leftChars="0" w:right="0" w:rightChars="0" w:firstLine="0" w:firstLineChars="0"/>
               <w:jc w:val="center"/>
               <w:textAlignment w:val="baseline"/>
             </w:pPr>
@@ -2020,7 +2181,7 @@
           </w:tcPr>
           <w:p>
             <w:pPr>
-              <w:pStyle w:val="TableText"/>
+              <w:pStyle w:val="28"/>
               <w:keepNext w:val="0"/>
               <w:keepLines w:val="0"/>
               <w:pageBreakBefore w:val="0"/>
@@ -2033,7 +2194,7 @@
               <w:bidi w:val="0"/>
               <w:adjustRightInd w:val="0"/>
               <w:snapToGrid w:val="0"/>
-              <w:ind w:left="0" w:right="0" w:firstLine="0" w:leftChars="0" w:rightChars="0" w:firstLineChars="0"/>
+              <w:ind w:left="0" w:leftChars="0" w:right="0" w:rightChars="0" w:firstLine="0" w:firstLineChars="0"/>
               <w:jc w:val="center"/>
               <w:textAlignment w:val="baseline"/>
             </w:pPr>
@@ -2045,7 +2206,7 @@
           </w:tcPr>
           <w:p>
             <w:pPr>
-              <w:pStyle w:val="TableText"/>
+              <w:pStyle w:val="28"/>
               <w:keepNext w:val="0"/>
               <w:keepLines w:val="0"/>
               <w:pageBreakBefore w:val="0"/>
@@ -2058,7 +2219,7 @@
               <w:bidi w:val="0"/>
               <w:adjustRightInd w:val="0"/>
               <w:snapToGrid w:val="0"/>
-              <w:ind w:left="0" w:right="0" w:firstLine="0" w:leftChars="0" w:rightChars="0" w:firstLineChars="0"/>
+              <w:ind w:left="0" w:leftChars="0" w:right="0" w:rightChars="0" w:firstLine="0" w:firstLineChars="0"/>
               <w:jc w:val="center"/>
               <w:textAlignment w:val="baseline"/>
             </w:pPr>
@@ -2070,7 +2231,7 @@
           </w:tcPr>
           <w:p>
             <w:pPr>
-              <w:pStyle w:val="TableText"/>
+              <w:pStyle w:val="28"/>
               <w:keepNext w:val="0"/>
               <w:keepLines w:val="0"/>
               <w:pageBreakBefore w:val="0"/>
@@ -2083,7 +2244,7 @@
               <w:bidi w:val="0"/>
               <w:adjustRightInd w:val="0"/>
               <w:snapToGrid w:val="0"/>
-              <w:ind w:left="0" w:right="0" w:firstLine="0" w:leftChars="0" w:rightChars="0" w:firstLineChars="0"/>
+              <w:ind w:left="0" w:leftChars="0" w:right="0" w:rightChars="0" w:firstLine="0" w:firstLineChars="0"/>
               <w:jc w:val="center"/>
               <w:textAlignment w:val="baseline"/>
             </w:pPr>
@@ -2114,7 +2275,7 @@
     <w:sdt>
       <w:sdtPr>
         <w:rPr>
-          <w:rFonts w:ascii="宋体" w:eastAsia="宋体" w:hAnsi="宋体" w:cs="Arial"/>
+          <w:rFonts w:ascii="宋体" w:hAnsi="宋体" w:eastAsia="宋体" w:cs="Arial"/>
           <w:snapToGrid w:val="0"/>
           <w:color w:val="000000"/>
           <w:kern w:val="0"/>
@@ -2130,7 +2291,7 @@
       </w:sdtPr>
       <w:sdtEndPr>
         <w:rPr>
-          <w:rFonts w:ascii="宋体" w:eastAsia="宋体" w:hAnsi="宋体" w:cs="宋体" w:hint="eastAsia"/>
+          <w:rFonts w:hint="eastAsia" w:ascii="宋体" w:hAnsi="宋体" w:eastAsia="宋体" w:cs="宋体"/>
           <w:snapToGrid w:val="0"/>
           <w:color w:val="000000"/>
           <w:kern w:val="0"/>
@@ -2155,18 +2316,18 @@
             <w:adjustRightInd w:val="0"/>
             <w:snapToGrid w:val="0"/>
             <w:spacing w:before="0" w:beforeLines="0" w:after="0" w:afterLines="0" w:line="240" w:lineRule="auto"/>
-            <w:ind w:left="0" w:right="0" w:firstLine="0" w:leftChars="0" w:rightChars="0" w:firstLineChars="0"/>
+            <w:ind w:left="0" w:leftChars="0" w:right="0" w:rightChars="0" w:firstLine="0" w:firstLineChars="0"/>
             <w:jc w:val="center"/>
             <w:textAlignment w:val="baseline"/>
             <w:rPr>
-              <w:rFonts w:ascii="宋体" w:eastAsia="宋体" w:hAnsi="宋体" w:cs="宋体" w:hint="eastAsia"/>
+              <w:rFonts w:hint="eastAsia" w:ascii="宋体" w:hAnsi="宋体" w:eastAsia="宋体" w:cs="宋体"/>
               <w:sz w:val="24"/>
               <w:szCs w:val="24"/>
             </w:rPr>
           </w:pPr>
           <w:r>
             <w:rPr>
-              <w:rFonts w:ascii="宋体" w:eastAsia="宋体" w:hAnsi="宋体" w:cs="宋体" w:hint="eastAsia"/>
+              <w:rFonts w:hint="eastAsia" w:ascii="宋体" w:hAnsi="宋体" w:eastAsia="宋体" w:cs="宋体"/>
               <w:sz w:val="24"/>
               <w:szCs w:val="24"/>
             </w:rPr>
@@ -2175,14 +2336,14 @@
         </w:p>
         <w:p>
           <w:pPr>
-            <w:pStyle w:val="TOC1"/>
+            <w:pStyle w:val="16"/>
             <w:tabs>
               <w:tab w:val="right" w:leader="dot" w:pos="8306"/>
             </w:tabs>
           </w:pPr>
           <w:r>
             <w:rPr>
-              <w:rFonts w:ascii="宋体" w:eastAsia="宋体" w:hAnsi="宋体" w:cs="宋体" w:hint="eastAsia"/>
+              <w:rFonts w:hint="eastAsia" w:ascii="宋体" w:hAnsi="宋体" w:eastAsia="宋体" w:cs="宋体"/>
               <w:sz w:val="24"/>
               <w:szCs w:val="24"/>
             </w:rPr>
@@ -2190,7 +2351,7 @@
           </w:r>
           <w:r>
             <w:rPr>
-              <w:rFonts w:ascii="宋体" w:eastAsia="宋体" w:hAnsi="宋体" w:cs="宋体" w:hint="eastAsia"/>
+              <w:rFonts w:hint="eastAsia" w:ascii="宋体" w:hAnsi="宋体" w:eastAsia="宋体" w:cs="宋体"/>
               <w:sz w:val="24"/>
               <w:szCs w:val="24"/>
             </w:rPr>
@@ -2198,7 +2359,7 @@
           </w:r>
           <w:r>
             <w:rPr>
-              <w:rFonts w:ascii="宋体" w:eastAsia="宋体" w:hAnsi="宋体" w:cs="宋体" w:hint="eastAsia"/>
+              <w:rFonts w:hint="eastAsia" w:ascii="宋体" w:hAnsi="宋体" w:eastAsia="宋体" w:cs="宋体"/>
               <w:sz w:val="24"/>
               <w:szCs w:val="24"/>
             </w:rPr>
@@ -2206,21 +2367,21 @@
           </w:r>
           <w:r>
             <w:rPr>
-              <w:rFonts w:ascii="宋体" w:eastAsia="宋体" w:hAnsi="宋体" w:cs="宋体" w:hint="eastAsia"/>
+              <w:rFonts w:hint="eastAsia" w:ascii="宋体" w:hAnsi="宋体" w:eastAsia="宋体" w:cs="宋体"/>
               <w:szCs w:val="24"/>
             </w:rPr>
             <w:fldChar w:fldCharType="begin"/>
           </w:r>
           <w:r>
             <w:rPr>
-              <w:rFonts w:ascii="宋体" w:eastAsia="宋体" w:hAnsi="宋体" w:cs="宋体" w:hint="eastAsia"/>
+              <w:rFonts w:hint="eastAsia" w:ascii="宋体" w:hAnsi="宋体" w:eastAsia="宋体" w:cs="宋体"/>
               <w:szCs w:val="24"/>
             </w:rPr>
             <w:instrText xml:space="preserve"> HYPERLINK \l _Toc11306 </w:instrText>
           </w:r>
           <w:r>
             <w:rPr>
-              <w:rFonts w:ascii="宋体" w:eastAsia="宋体" w:hAnsi="宋体" w:cs="宋体" w:hint="eastAsia"/>
+              <w:rFonts w:hint="eastAsia" w:ascii="宋体" w:hAnsi="宋体" w:eastAsia="宋体" w:cs="宋体"/>
               <w:szCs w:val="24"/>
             </w:rPr>
             <w:fldChar w:fldCharType="separate"/>
@@ -2252,7 +2413,7 @@
           </w:r>
           <w:r>
             <w:rPr>
-              <w:rFonts w:ascii="宋体" w:eastAsia="宋体" w:hAnsi="宋体" w:cs="宋体" w:hint="eastAsia"/>
+              <w:rFonts w:hint="eastAsia" w:ascii="宋体" w:hAnsi="宋体" w:eastAsia="宋体" w:cs="宋体"/>
               <w:szCs w:val="24"/>
             </w:rPr>
             <w:fldChar w:fldCharType="end"/>
@@ -2260,28 +2421,28 @@
         </w:p>
         <w:p>
           <w:pPr>
-            <w:pStyle w:val="TOC1"/>
+            <w:pStyle w:val="16"/>
             <w:tabs>
               <w:tab w:val="right" w:leader="dot" w:pos="8306"/>
             </w:tabs>
           </w:pPr>
           <w:r>
             <w:rPr>
-              <w:rFonts w:ascii="宋体" w:eastAsia="宋体" w:hAnsi="宋体" w:cs="宋体" w:hint="eastAsia"/>
+              <w:rFonts w:hint="eastAsia" w:ascii="宋体" w:hAnsi="宋体" w:eastAsia="宋体" w:cs="宋体"/>
               <w:szCs w:val="24"/>
             </w:rPr>
             <w:fldChar w:fldCharType="begin"/>
           </w:r>
           <w:r>
             <w:rPr>
-              <w:rFonts w:ascii="宋体" w:eastAsia="宋体" w:hAnsi="宋体" w:cs="宋体" w:hint="eastAsia"/>
+              <w:rFonts w:hint="eastAsia" w:ascii="宋体" w:hAnsi="宋体" w:eastAsia="宋体" w:cs="宋体"/>
               <w:szCs w:val="24"/>
             </w:rPr>
             <w:instrText xml:space="preserve"> HYPERLINK \l _Toc10471 </w:instrText>
           </w:r>
           <w:r>
             <w:rPr>
-              <w:rFonts w:ascii="宋体" w:eastAsia="宋体" w:hAnsi="宋体" w:cs="宋体" w:hint="eastAsia"/>
+              <w:rFonts w:hint="eastAsia" w:ascii="宋体" w:hAnsi="宋体" w:eastAsia="宋体" w:cs="宋体"/>
               <w:szCs w:val="24"/>
             </w:rPr>
             <w:fldChar w:fldCharType="separate"/>
@@ -2313,7 +2474,7 @@
           </w:r>
           <w:r>
             <w:rPr>
-              <w:rFonts w:ascii="宋体" w:eastAsia="宋体" w:hAnsi="宋体" w:cs="宋体" w:hint="eastAsia"/>
+              <w:rFonts w:hint="eastAsia" w:ascii="宋体" w:hAnsi="宋体" w:eastAsia="宋体" w:cs="宋体"/>
               <w:szCs w:val="24"/>
             </w:rPr>
             <w:fldChar w:fldCharType="end"/>
@@ -2321,28 +2482,28 @@
         </w:p>
         <w:p>
           <w:pPr>
-            <w:pStyle w:val="TOC1"/>
+            <w:pStyle w:val="16"/>
             <w:tabs>
               <w:tab w:val="right" w:leader="dot" w:pos="8306"/>
             </w:tabs>
           </w:pPr>
           <w:r>
             <w:rPr>
-              <w:rFonts w:ascii="宋体" w:eastAsia="宋体" w:hAnsi="宋体" w:cs="宋体" w:hint="eastAsia"/>
+              <w:rFonts w:hint="eastAsia" w:ascii="宋体" w:hAnsi="宋体" w:eastAsia="宋体" w:cs="宋体"/>
               <w:szCs w:val="24"/>
             </w:rPr>
             <w:fldChar w:fldCharType="begin"/>
           </w:r>
           <w:r>
             <w:rPr>
-              <w:rFonts w:ascii="宋体" w:eastAsia="宋体" w:hAnsi="宋体" w:cs="宋体" w:hint="eastAsia"/>
+              <w:rFonts w:hint="eastAsia" w:ascii="宋体" w:hAnsi="宋体" w:eastAsia="宋体" w:cs="宋体"/>
               <w:szCs w:val="24"/>
             </w:rPr>
             <w:instrText xml:space="preserve"> HYPERLINK \l _Toc7204 </w:instrText>
           </w:r>
           <w:r>
             <w:rPr>
-              <w:rFonts w:ascii="宋体" w:eastAsia="宋体" w:hAnsi="宋体" w:cs="宋体" w:hint="eastAsia"/>
+              <w:rFonts w:hint="eastAsia" w:ascii="宋体" w:hAnsi="宋体" w:eastAsia="宋体" w:cs="宋体"/>
               <w:szCs w:val="24"/>
             </w:rPr>
             <w:fldChar w:fldCharType="separate"/>
@@ -2376,7 +2537,7 @@
           </w:r>
           <w:r>
             <w:rPr>
-              <w:rFonts w:ascii="宋体" w:eastAsia="宋体" w:hAnsi="宋体" w:cs="宋体" w:hint="eastAsia"/>
+              <w:rFonts w:hint="eastAsia" w:ascii="宋体" w:hAnsi="宋体" w:eastAsia="宋体" w:cs="宋体"/>
               <w:szCs w:val="24"/>
             </w:rPr>
             <w:fldChar w:fldCharType="end"/>
@@ -2384,28 +2545,28 @@
         </w:p>
         <w:p>
           <w:pPr>
-            <w:pStyle w:val="TOC1"/>
+            <w:pStyle w:val="16"/>
             <w:tabs>
               <w:tab w:val="right" w:leader="dot" w:pos="8306"/>
             </w:tabs>
           </w:pPr>
           <w:r>
             <w:rPr>
-              <w:rFonts w:ascii="宋体" w:eastAsia="宋体" w:hAnsi="宋体" w:cs="宋体" w:hint="eastAsia"/>
+              <w:rFonts w:hint="eastAsia" w:ascii="宋体" w:hAnsi="宋体" w:eastAsia="宋体" w:cs="宋体"/>
               <w:szCs w:val="24"/>
             </w:rPr>
             <w:fldChar w:fldCharType="begin"/>
           </w:r>
           <w:r>
             <w:rPr>
-              <w:rFonts w:ascii="宋体" w:eastAsia="宋体" w:hAnsi="宋体" w:cs="宋体" w:hint="eastAsia"/>
+              <w:rFonts w:hint="eastAsia" w:ascii="宋体" w:hAnsi="宋体" w:eastAsia="宋体" w:cs="宋体"/>
               <w:szCs w:val="24"/>
             </w:rPr>
             <w:instrText xml:space="preserve"> HYPERLINK \l _Toc28735 </w:instrText>
           </w:r>
           <w:r>
             <w:rPr>
-              <w:rFonts w:ascii="宋体" w:eastAsia="宋体" w:hAnsi="宋体" w:cs="宋体" w:hint="eastAsia"/>
+              <w:rFonts w:hint="eastAsia" w:ascii="宋体" w:hAnsi="宋体" w:eastAsia="宋体" w:cs="宋体"/>
               <w:szCs w:val="24"/>
             </w:rPr>
             <w:fldChar w:fldCharType="separate"/>
@@ -2439,7 +2600,7 @@
           </w:r>
           <w:r>
             <w:rPr>
-              <w:rFonts w:ascii="宋体" w:eastAsia="宋体" w:hAnsi="宋体" w:cs="宋体" w:hint="eastAsia"/>
+              <w:rFonts w:hint="eastAsia" w:ascii="宋体" w:hAnsi="宋体" w:eastAsia="宋体" w:cs="宋体"/>
               <w:szCs w:val="24"/>
             </w:rPr>
             <w:fldChar w:fldCharType="end"/>
@@ -2447,28 +2608,28 @@
         </w:p>
         <w:p>
           <w:pPr>
-            <w:pStyle w:val="TOC1"/>
+            <w:pStyle w:val="16"/>
             <w:tabs>
               <w:tab w:val="right" w:leader="dot" w:pos="8306"/>
             </w:tabs>
           </w:pPr>
           <w:r>
             <w:rPr>
-              <w:rFonts w:ascii="宋体" w:eastAsia="宋体" w:hAnsi="宋体" w:cs="宋体" w:hint="eastAsia"/>
+              <w:rFonts w:hint="eastAsia" w:ascii="宋体" w:hAnsi="宋体" w:eastAsia="宋体" w:cs="宋体"/>
               <w:szCs w:val="24"/>
             </w:rPr>
             <w:fldChar w:fldCharType="begin"/>
           </w:r>
           <w:r>
             <w:rPr>
-              <w:rFonts w:ascii="宋体" w:eastAsia="宋体" w:hAnsi="宋体" w:cs="宋体" w:hint="eastAsia"/>
+              <w:rFonts w:hint="eastAsia" w:ascii="宋体" w:hAnsi="宋体" w:eastAsia="宋体" w:cs="宋体"/>
               <w:szCs w:val="24"/>
             </w:rPr>
             <w:instrText xml:space="preserve"> HYPERLINK \l _Toc27624 </w:instrText>
           </w:r>
           <w:r>
             <w:rPr>
-              <w:rFonts w:ascii="宋体" w:eastAsia="宋体" w:hAnsi="宋体" w:cs="宋体" w:hint="eastAsia"/>
+              <w:rFonts w:hint="eastAsia" w:ascii="宋体" w:hAnsi="宋体" w:eastAsia="宋体" w:cs="宋体"/>
               <w:szCs w:val="24"/>
             </w:rPr>
             <w:fldChar w:fldCharType="separate"/>
@@ -2502,7 +2663,7 @@
           </w:r>
           <w:r>
             <w:rPr>
-              <w:rFonts w:ascii="宋体" w:eastAsia="宋体" w:hAnsi="宋体" w:cs="宋体" w:hint="eastAsia"/>
+              <w:rFonts w:hint="eastAsia" w:ascii="宋体" w:hAnsi="宋体" w:eastAsia="宋体" w:cs="宋体"/>
               <w:szCs w:val="24"/>
             </w:rPr>
             <w:fldChar w:fldCharType="end"/>
@@ -2510,28 +2671,28 @@
         </w:p>
         <w:p>
           <w:pPr>
-            <w:pStyle w:val="TOC2"/>
+            <w:pStyle w:val="17"/>
             <w:tabs>
               <w:tab w:val="right" w:leader="dot" w:pos="8306"/>
             </w:tabs>
           </w:pPr>
           <w:r>
             <w:rPr>
-              <w:rFonts w:ascii="宋体" w:eastAsia="宋体" w:hAnsi="宋体" w:cs="宋体" w:hint="eastAsia"/>
+              <w:rFonts w:hint="eastAsia" w:ascii="宋体" w:hAnsi="宋体" w:eastAsia="宋体" w:cs="宋体"/>
               <w:szCs w:val="24"/>
             </w:rPr>
             <w:fldChar w:fldCharType="begin"/>
           </w:r>
           <w:r>
             <w:rPr>
-              <w:rFonts w:ascii="宋体" w:eastAsia="宋体" w:hAnsi="宋体" w:cs="宋体" w:hint="eastAsia"/>
+              <w:rFonts w:hint="eastAsia" w:ascii="宋体" w:hAnsi="宋体" w:eastAsia="宋体" w:cs="宋体"/>
               <w:szCs w:val="24"/>
             </w:rPr>
             <w:instrText xml:space="preserve"> HYPERLINK \l _Toc19629 </w:instrText>
           </w:r>
           <w:r>
             <w:rPr>
-              <w:rFonts w:ascii="宋体" w:eastAsia="宋体" w:hAnsi="宋体" w:cs="宋体" w:hint="eastAsia"/>
+              <w:rFonts w:hint="eastAsia" w:ascii="宋体" w:hAnsi="宋体" w:eastAsia="宋体" w:cs="宋体"/>
               <w:szCs w:val="24"/>
             </w:rPr>
             <w:fldChar w:fldCharType="separate"/>
@@ -2565,7 +2726,7 @@
           </w:r>
           <w:r>
             <w:rPr>
-              <w:rFonts w:ascii="宋体" w:eastAsia="宋体" w:hAnsi="宋体" w:cs="宋体" w:hint="eastAsia"/>
+              <w:rFonts w:hint="eastAsia" w:ascii="宋体" w:hAnsi="宋体" w:eastAsia="宋体" w:cs="宋体"/>
               <w:szCs w:val="24"/>
             </w:rPr>
             <w:fldChar w:fldCharType="end"/>
@@ -2573,28 +2734,28 @@
         </w:p>
         <w:p>
           <w:pPr>
-            <w:pStyle w:val="TOC2"/>
+            <w:pStyle w:val="17"/>
             <w:tabs>
               <w:tab w:val="right" w:leader="dot" w:pos="8306"/>
             </w:tabs>
           </w:pPr>
           <w:r>
             <w:rPr>
-              <w:rFonts w:ascii="宋体" w:eastAsia="宋体" w:hAnsi="宋体" w:cs="宋体" w:hint="eastAsia"/>
+              <w:rFonts w:hint="eastAsia" w:ascii="宋体" w:hAnsi="宋体" w:eastAsia="宋体" w:cs="宋体"/>
               <w:szCs w:val="24"/>
             </w:rPr>
             <w:fldChar w:fldCharType="begin"/>
           </w:r>
           <w:r>
             <w:rPr>
-              <w:rFonts w:ascii="宋体" w:eastAsia="宋体" w:hAnsi="宋体" w:cs="宋体" w:hint="eastAsia"/>
+              <w:rFonts w:hint="eastAsia" w:ascii="宋体" w:hAnsi="宋体" w:eastAsia="宋体" w:cs="宋体"/>
               <w:szCs w:val="24"/>
             </w:rPr>
             <w:instrText xml:space="preserve"> HYPERLINK \l _Toc15379 </w:instrText>
           </w:r>
           <w:r>
             <w:rPr>
-              <w:rFonts w:ascii="宋体" w:eastAsia="宋体" w:hAnsi="宋体" w:cs="宋体" w:hint="eastAsia"/>
+              <w:rFonts w:hint="eastAsia" w:ascii="宋体" w:hAnsi="宋体" w:eastAsia="宋体" w:cs="宋体"/>
               <w:szCs w:val="24"/>
             </w:rPr>
             <w:fldChar w:fldCharType="separate"/>
@@ -2628,7 +2789,7 @@
           </w:r>
           <w:r>
             <w:rPr>
-              <w:rFonts w:ascii="宋体" w:eastAsia="宋体" w:hAnsi="宋体" w:cs="宋体" w:hint="eastAsia"/>
+              <w:rFonts w:hint="eastAsia" w:ascii="宋体" w:hAnsi="宋体" w:eastAsia="宋体" w:cs="宋体"/>
               <w:szCs w:val="24"/>
             </w:rPr>
             <w:fldChar w:fldCharType="end"/>
@@ -2636,28 +2797,28 @@
         </w:p>
         <w:p>
           <w:pPr>
-            <w:pStyle w:val="TOC2"/>
+            <w:pStyle w:val="17"/>
             <w:tabs>
               <w:tab w:val="right" w:leader="dot" w:pos="8306"/>
             </w:tabs>
           </w:pPr>
           <w:r>
             <w:rPr>
-              <w:rFonts w:ascii="宋体" w:eastAsia="宋体" w:hAnsi="宋体" w:cs="宋体" w:hint="eastAsia"/>
+              <w:rFonts w:hint="eastAsia" w:ascii="宋体" w:hAnsi="宋体" w:eastAsia="宋体" w:cs="宋体"/>
               <w:szCs w:val="24"/>
             </w:rPr>
             <w:fldChar w:fldCharType="begin"/>
           </w:r>
           <w:r>
             <w:rPr>
-              <w:rFonts w:ascii="宋体" w:eastAsia="宋体" w:hAnsi="宋体" w:cs="宋体" w:hint="eastAsia"/>
+              <w:rFonts w:hint="eastAsia" w:ascii="宋体" w:hAnsi="宋体" w:eastAsia="宋体" w:cs="宋体"/>
               <w:szCs w:val="24"/>
             </w:rPr>
             <w:instrText xml:space="preserve"> HYPERLINK \l _Toc20980 </w:instrText>
           </w:r>
           <w:r>
             <w:rPr>
-              <w:rFonts w:ascii="宋体" w:eastAsia="宋体" w:hAnsi="宋体" w:cs="宋体" w:hint="eastAsia"/>
+              <w:rFonts w:hint="eastAsia" w:ascii="宋体" w:hAnsi="宋体" w:eastAsia="宋体" w:cs="宋体"/>
               <w:szCs w:val="24"/>
             </w:rPr>
             <w:fldChar w:fldCharType="separate"/>
@@ -2691,7 +2852,7 @@
           </w:r>
           <w:r>
             <w:rPr>
-              <w:rFonts w:ascii="宋体" w:eastAsia="宋体" w:hAnsi="宋体" w:cs="宋体" w:hint="eastAsia"/>
+              <w:rFonts w:hint="eastAsia" w:ascii="宋体" w:hAnsi="宋体" w:eastAsia="宋体" w:cs="宋体"/>
               <w:szCs w:val="24"/>
             </w:rPr>
             <w:fldChar w:fldCharType="end"/>
@@ -2699,28 +2860,28 @@
         </w:p>
         <w:p>
           <w:pPr>
-            <w:pStyle w:val="TOC1"/>
+            <w:pStyle w:val="16"/>
             <w:tabs>
               <w:tab w:val="right" w:leader="dot" w:pos="8306"/>
             </w:tabs>
           </w:pPr>
           <w:r>
             <w:rPr>
-              <w:rFonts w:ascii="宋体" w:eastAsia="宋体" w:hAnsi="宋体" w:cs="宋体" w:hint="eastAsia"/>
+              <w:rFonts w:hint="eastAsia" w:ascii="宋体" w:hAnsi="宋体" w:eastAsia="宋体" w:cs="宋体"/>
               <w:szCs w:val="24"/>
             </w:rPr>
             <w:fldChar w:fldCharType="begin"/>
           </w:r>
           <w:r>
             <w:rPr>
-              <w:rFonts w:ascii="宋体" w:eastAsia="宋体" w:hAnsi="宋体" w:cs="宋体" w:hint="eastAsia"/>
+              <w:rFonts w:hint="eastAsia" w:ascii="宋体" w:hAnsi="宋体" w:eastAsia="宋体" w:cs="宋体"/>
               <w:szCs w:val="24"/>
             </w:rPr>
             <w:instrText xml:space="preserve"> HYPERLINK \l _Toc22666 </w:instrText>
           </w:r>
           <w:r>
             <w:rPr>
-              <w:rFonts w:ascii="宋体" w:eastAsia="宋体" w:hAnsi="宋体" w:cs="宋体" w:hint="eastAsia"/>
+              <w:rFonts w:hint="eastAsia" w:ascii="宋体" w:hAnsi="宋体" w:eastAsia="宋体" w:cs="宋体"/>
               <w:szCs w:val="24"/>
             </w:rPr>
             <w:fldChar w:fldCharType="separate"/>
@@ -2754,7 +2915,7 @@
           </w:r>
           <w:r>
             <w:rPr>
-              <w:rFonts w:ascii="宋体" w:eastAsia="宋体" w:hAnsi="宋体" w:cs="宋体" w:hint="eastAsia"/>
+              <w:rFonts w:hint="eastAsia" w:ascii="宋体" w:hAnsi="宋体" w:eastAsia="宋体" w:cs="宋体"/>
               <w:szCs w:val="24"/>
             </w:rPr>
             <w:fldChar w:fldCharType="end"/>
@@ -2762,28 +2923,28 @@
         </w:p>
         <w:p>
           <w:pPr>
-            <w:pStyle w:val="TOC1"/>
+            <w:pStyle w:val="16"/>
             <w:tabs>
               <w:tab w:val="right" w:leader="dot" w:pos="8306"/>
             </w:tabs>
           </w:pPr>
           <w:r>
             <w:rPr>
-              <w:rFonts w:ascii="宋体" w:eastAsia="宋体" w:hAnsi="宋体" w:cs="宋体" w:hint="eastAsia"/>
+              <w:rFonts w:hint="eastAsia" w:ascii="宋体" w:hAnsi="宋体" w:eastAsia="宋体" w:cs="宋体"/>
               <w:szCs w:val="24"/>
             </w:rPr>
             <w:fldChar w:fldCharType="begin"/>
           </w:r>
           <w:r>
             <w:rPr>
-              <w:rFonts w:ascii="宋体" w:eastAsia="宋体" w:hAnsi="宋体" w:cs="宋体" w:hint="eastAsia"/>
+              <w:rFonts w:hint="eastAsia" w:ascii="宋体" w:hAnsi="宋体" w:eastAsia="宋体" w:cs="宋体"/>
               <w:szCs w:val="24"/>
             </w:rPr>
             <w:instrText xml:space="preserve"> HYPERLINK \l _Toc20173 </w:instrText>
           </w:r>
           <w:r>
             <w:rPr>
-              <w:rFonts w:ascii="宋体" w:eastAsia="宋体" w:hAnsi="宋体" w:cs="宋体" w:hint="eastAsia"/>
+              <w:rFonts w:hint="eastAsia" w:ascii="宋体" w:hAnsi="宋体" w:eastAsia="宋体" w:cs="宋体"/>
               <w:szCs w:val="24"/>
             </w:rPr>
             <w:fldChar w:fldCharType="separate"/>
@@ -2817,7 +2978,7 @@
           </w:r>
           <w:r>
             <w:rPr>
-              <w:rFonts w:ascii="宋体" w:eastAsia="宋体" w:hAnsi="宋体" w:cs="宋体" w:hint="eastAsia"/>
+              <w:rFonts w:hint="eastAsia" w:ascii="宋体" w:hAnsi="宋体" w:eastAsia="宋体" w:cs="宋体"/>
               <w:szCs w:val="24"/>
             </w:rPr>
             <w:fldChar w:fldCharType="end"/>
@@ -2825,28 +2986,28 @@
         </w:p>
         <w:p>
           <w:pPr>
-            <w:pStyle w:val="TOC2"/>
+            <w:pStyle w:val="17"/>
             <w:tabs>
               <w:tab w:val="right" w:leader="dot" w:pos="8306"/>
             </w:tabs>
           </w:pPr>
           <w:r>
             <w:rPr>
-              <w:rFonts w:ascii="宋体" w:eastAsia="宋体" w:hAnsi="宋体" w:cs="宋体" w:hint="eastAsia"/>
+              <w:rFonts w:hint="eastAsia" w:ascii="宋体" w:hAnsi="宋体" w:eastAsia="宋体" w:cs="宋体"/>
               <w:szCs w:val="24"/>
             </w:rPr>
             <w:fldChar w:fldCharType="begin"/>
           </w:r>
           <w:r>
             <w:rPr>
-              <w:rFonts w:ascii="宋体" w:eastAsia="宋体" w:hAnsi="宋体" w:cs="宋体" w:hint="eastAsia"/>
+              <w:rFonts w:hint="eastAsia" w:ascii="宋体" w:hAnsi="宋体" w:eastAsia="宋体" w:cs="宋体"/>
               <w:szCs w:val="24"/>
             </w:rPr>
             <w:instrText xml:space="preserve"> HYPERLINK \l _Toc26083 </w:instrText>
           </w:r>
           <w:r>
             <w:rPr>
-              <w:rFonts w:ascii="宋体" w:eastAsia="宋体" w:hAnsi="宋体" w:cs="宋体" w:hint="eastAsia"/>
+              <w:rFonts w:hint="eastAsia" w:ascii="宋体" w:hAnsi="宋体" w:eastAsia="宋体" w:cs="宋体"/>
               <w:szCs w:val="24"/>
             </w:rPr>
             <w:fldChar w:fldCharType="separate"/>
@@ -2880,7 +3041,7 @@
           </w:r>
           <w:r>
             <w:rPr>
-              <w:rFonts w:ascii="宋体" w:eastAsia="宋体" w:hAnsi="宋体" w:cs="宋体" w:hint="eastAsia"/>
+              <w:rFonts w:hint="eastAsia" w:ascii="宋体" w:hAnsi="宋体" w:eastAsia="宋体" w:cs="宋体"/>
               <w:szCs w:val="24"/>
             </w:rPr>
             <w:fldChar w:fldCharType="end"/>
@@ -2888,28 +3049,28 @@
         </w:p>
         <w:p>
           <w:pPr>
-            <w:pStyle w:val="TOC2"/>
+            <w:pStyle w:val="17"/>
             <w:tabs>
               <w:tab w:val="right" w:leader="dot" w:pos="8306"/>
             </w:tabs>
           </w:pPr>
           <w:r>
             <w:rPr>
-              <w:rFonts w:ascii="宋体" w:eastAsia="宋体" w:hAnsi="宋体" w:cs="宋体" w:hint="eastAsia"/>
+              <w:rFonts w:hint="eastAsia" w:ascii="宋体" w:hAnsi="宋体" w:eastAsia="宋体" w:cs="宋体"/>
               <w:szCs w:val="24"/>
             </w:rPr>
             <w:fldChar w:fldCharType="begin"/>
           </w:r>
           <w:r>
             <w:rPr>
-              <w:rFonts w:ascii="宋体" w:eastAsia="宋体" w:hAnsi="宋体" w:cs="宋体" w:hint="eastAsia"/>
+              <w:rFonts w:hint="eastAsia" w:ascii="宋体" w:hAnsi="宋体" w:eastAsia="宋体" w:cs="宋体"/>
               <w:szCs w:val="24"/>
             </w:rPr>
             <w:instrText xml:space="preserve"> HYPERLINK \l _Toc11057 </w:instrText>
           </w:r>
           <w:r>
             <w:rPr>
-              <w:rFonts w:ascii="宋体" w:eastAsia="宋体" w:hAnsi="宋体" w:cs="宋体" w:hint="eastAsia"/>
+              <w:rFonts w:hint="eastAsia" w:ascii="宋体" w:hAnsi="宋体" w:eastAsia="宋体" w:cs="宋体"/>
               <w:szCs w:val="24"/>
             </w:rPr>
             <w:fldChar w:fldCharType="separate"/>
@@ -2943,7 +3104,7 @@
           </w:r>
           <w:r>
             <w:rPr>
-              <w:rFonts w:ascii="宋体" w:eastAsia="宋体" w:hAnsi="宋体" w:cs="宋体" w:hint="eastAsia"/>
+              <w:rFonts w:hint="eastAsia" w:ascii="宋体" w:hAnsi="宋体" w:eastAsia="宋体" w:cs="宋体"/>
               <w:szCs w:val="24"/>
             </w:rPr>
             <w:fldChar w:fldCharType="end"/>
@@ -2951,28 +3112,28 @@
         </w:p>
         <w:p>
           <w:pPr>
-            <w:pStyle w:val="TOC1"/>
+            <w:pStyle w:val="16"/>
             <w:tabs>
               <w:tab w:val="right" w:leader="dot" w:pos="8306"/>
             </w:tabs>
           </w:pPr>
           <w:r>
             <w:rPr>
-              <w:rFonts w:ascii="宋体" w:eastAsia="宋体" w:hAnsi="宋体" w:cs="宋体" w:hint="eastAsia"/>
+              <w:rFonts w:hint="eastAsia" w:ascii="宋体" w:hAnsi="宋体" w:eastAsia="宋体" w:cs="宋体"/>
               <w:szCs w:val="24"/>
             </w:rPr>
             <w:fldChar w:fldCharType="begin"/>
           </w:r>
           <w:r>
             <w:rPr>
-              <w:rFonts w:ascii="宋体" w:eastAsia="宋体" w:hAnsi="宋体" w:cs="宋体" w:hint="eastAsia"/>
+              <w:rFonts w:hint="eastAsia" w:ascii="宋体" w:hAnsi="宋体" w:eastAsia="宋体" w:cs="宋体"/>
               <w:szCs w:val="24"/>
             </w:rPr>
             <w:instrText xml:space="preserve"> HYPERLINK \l _Toc4874 </w:instrText>
           </w:r>
           <w:r>
             <w:rPr>
-              <w:rFonts w:ascii="宋体" w:eastAsia="宋体" w:hAnsi="宋体" w:cs="宋体" w:hint="eastAsia"/>
+              <w:rFonts w:hint="eastAsia" w:ascii="宋体" w:hAnsi="宋体" w:eastAsia="宋体" w:cs="宋体"/>
               <w:szCs w:val="24"/>
             </w:rPr>
             <w:fldChar w:fldCharType="separate"/>
@@ -3006,7 +3167,7 @@
           </w:r>
           <w:r>
             <w:rPr>
-              <w:rFonts w:ascii="宋体" w:eastAsia="宋体" w:hAnsi="宋体" w:cs="宋体" w:hint="eastAsia"/>
+              <w:rFonts w:hint="eastAsia" w:ascii="宋体" w:hAnsi="宋体" w:eastAsia="宋体" w:cs="宋体"/>
               <w:szCs w:val="24"/>
             </w:rPr>
             <w:fldChar w:fldCharType="end"/>
@@ -3014,28 +3175,28 @@
         </w:p>
         <w:p>
           <w:pPr>
-            <w:pStyle w:val="TOC1"/>
+            <w:pStyle w:val="16"/>
             <w:tabs>
               <w:tab w:val="right" w:leader="dot" w:pos="8306"/>
             </w:tabs>
           </w:pPr>
           <w:r>
             <w:rPr>
-              <w:rFonts w:ascii="宋体" w:eastAsia="宋体" w:hAnsi="宋体" w:cs="宋体" w:hint="eastAsia"/>
+              <w:rFonts w:hint="eastAsia" w:ascii="宋体" w:hAnsi="宋体" w:eastAsia="宋体" w:cs="宋体"/>
               <w:szCs w:val="24"/>
             </w:rPr>
             <w:fldChar w:fldCharType="begin"/>
           </w:r>
           <w:r>
             <w:rPr>
-              <w:rFonts w:ascii="宋体" w:eastAsia="宋体" w:hAnsi="宋体" w:cs="宋体" w:hint="eastAsia"/>
+              <w:rFonts w:hint="eastAsia" w:ascii="宋体" w:hAnsi="宋体" w:eastAsia="宋体" w:cs="宋体"/>
               <w:szCs w:val="24"/>
             </w:rPr>
             <w:instrText xml:space="preserve"> HYPERLINK \l _Toc28134 </w:instrText>
           </w:r>
           <w:r>
             <w:rPr>
-              <w:rFonts w:ascii="宋体" w:eastAsia="宋体" w:hAnsi="宋体" w:cs="宋体" w:hint="eastAsia"/>
+              <w:rFonts w:hint="eastAsia" w:ascii="宋体" w:hAnsi="宋体" w:eastAsia="宋体" w:cs="宋体"/>
               <w:szCs w:val="24"/>
             </w:rPr>
             <w:fldChar w:fldCharType="separate"/>
@@ -3069,7 +3230,7 @@
           </w:r>
           <w:r>
             <w:rPr>
-              <w:rFonts w:ascii="宋体" w:eastAsia="宋体" w:hAnsi="宋体" w:cs="宋体" w:hint="eastAsia"/>
+              <w:rFonts w:hint="eastAsia" w:ascii="宋体" w:hAnsi="宋体" w:eastAsia="宋体" w:cs="宋体"/>
               <w:szCs w:val="24"/>
             </w:rPr>
             <w:fldChar w:fldCharType="end"/>
@@ -3077,28 +3238,28 @@
         </w:p>
         <w:p>
           <w:pPr>
-            <w:pStyle w:val="TOC1"/>
+            <w:pStyle w:val="16"/>
             <w:tabs>
               <w:tab w:val="right" w:leader="dot" w:pos="8306"/>
             </w:tabs>
           </w:pPr>
           <w:r>
             <w:rPr>
-              <w:rFonts w:ascii="宋体" w:eastAsia="宋体" w:hAnsi="宋体" w:cs="宋体" w:hint="eastAsia"/>
+              <w:rFonts w:hint="eastAsia" w:ascii="宋体" w:hAnsi="宋体" w:eastAsia="宋体" w:cs="宋体"/>
               <w:szCs w:val="24"/>
             </w:rPr>
             <w:fldChar w:fldCharType="begin"/>
           </w:r>
           <w:r>
             <w:rPr>
-              <w:rFonts w:ascii="宋体" w:eastAsia="宋体" w:hAnsi="宋体" w:cs="宋体" w:hint="eastAsia"/>
+              <w:rFonts w:hint="eastAsia" w:ascii="宋体" w:hAnsi="宋体" w:eastAsia="宋体" w:cs="宋体"/>
               <w:szCs w:val="24"/>
             </w:rPr>
             <w:instrText xml:space="preserve"> HYPERLINK \l _Toc14601 </w:instrText>
           </w:r>
           <w:r>
             <w:rPr>
-              <w:rFonts w:ascii="宋体" w:eastAsia="宋体" w:hAnsi="宋体" w:cs="宋体" w:hint="eastAsia"/>
+              <w:rFonts w:hint="eastAsia" w:ascii="宋体" w:hAnsi="宋体" w:eastAsia="宋体" w:cs="宋体"/>
               <w:szCs w:val="24"/>
             </w:rPr>
             <w:fldChar w:fldCharType="separate"/>
@@ -3132,7 +3293,7 @@
           </w:r>
           <w:r>
             <w:rPr>
-              <w:rFonts w:ascii="宋体" w:eastAsia="宋体" w:hAnsi="宋体" w:cs="宋体" w:hint="eastAsia"/>
+              <w:rFonts w:hint="eastAsia" w:ascii="宋体" w:hAnsi="宋体" w:eastAsia="宋体" w:cs="宋体"/>
               <w:szCs w:val="24"/>
             </w:rPr>
             <w:fldChar w:fldCharType="end"/>
@@ -3140,28 +3301,28 @@
         </w:p>
         <w:p>
           <w:pPr>
-            <w:pStyle w:val="TOC2"/>
+            <w:pStyle w:val="17"/>
             <w:tabs>
               <w:tab w:val="right" w:leader="dot" w:pos="8306"/>
             </w:tabs>
           </w:pPr>
           <w:r>
             <w:rPr>
-              <w:rFonts w:ascii="宋体" w:eastAsia="宋体" w:hAnsi="宋体" w:cs="宋体" w:hint="eastAsia"/>
+              <w:rFonts w:hint="eastAsia" w:ascii="宋体" w:hAnsi="宋体" w:eastAsia="宋体" w:cs="宋体"/>
               <w:szCs w:val="24"/>
             </w:rPr>
             <w:fldChar w:fldCharType="begin"/>
           </w:r>
           <w:r>
             <w:rPr>
-              <w:rFonts w:ascii="宋体" w:eastAsia="宋体" w:hAnsi="宋体" w:cs="宋体" w:hint="eastAsia"/>
+              <w:rFonts w:hint="eastAsia" w:ascii="宋体" w:hAnsi="宋体" w:eastAsia="宋体" w:cs="宋体"/>
               <w:szCs w:val="24"/>
             </w:rPr>
             <w:instrText xml:space="preserve"> HYPERLINK \l _Toc19370 </w:instrText>
           </w:r>
           <w:r>
             <w:rPr>
-              <w:rFonts w:ascii="宋体" w:eastAsia="宋体" w:hAnsi="宋体" w:cs="宋体" w:hint="eastAsia"/>
+              <w:rFonts w:hint="eastAsia" w:ascii="宋体" w:hAnsi="宋体" w:eastAsia="宋体" w:cs="宋体"/>
               <w:szCs w:val="24"/>
             </w:rPr>
             <w:fldChar w:fldCharType="separate"/>
@@ -3195,7 +3356,7 @@
           </w:r>
           <w:r>
             <w:rPr>
-              <w:rFonts w:ascii="宋体" w:eastAsia="宋体" w:hAnsi="宋体" w:cs="宋体" w:hint="eastAsia"/>
+              <w:rFonts w:hint="eastAsia" w:ascii="宋体" w:hAnsi="宋体" w:eastAsia="宋体" w:cs="宋体"/>
               <w:szCs w:val="24"/>
             </w:rPr>
             <w:fldChar w:fldCharType="end"/>
@@ -3203,28 +3364,28 @@
         </w:p>
         <w:p>
           <w:pPr>
-            <w:pStyle w:val="TOC2"/>
+            <w:pStyle w:val="17"/>
             <w:tabs>
               <w:tab w:val="right" w:leader="dot" w:pos="8306"/>
             </w:tabs>
           </w:pPr>
           <w:r>
             <w:rPr>
-              <w:rFonts w:ascii="宋体" w:eastAsia="宋体" w:hAnsi="宋体" w:cs="宋体" w:hint="eastAsia"/>
+              <w:rFonts w:hint="eastAsia" w:ascii="宋体" w:hAnsi="宋体" w:eastAsia="宋体" w:cs="宋体"/>
               <w:szCs w:val="24"/>
             </w:rPr>
             <w:fldChar w:fldCharType="begin"/>
           </w:r>
           <w:r>
             <w:rPr>
-              <w:rFonts w:ascii="宋体" w:eastAsia="宋体" w:hAnsi="宋体" w:cs="宋体" w:hint="eastAsia"/>
+              <w:rFonts w:hint="eastAsia" w:ascii="宋体" w:hAnsi="宋体" w:eastAsia="宋体" w:cs="宋体"/>
               <w:szCs w:val="24"/>
             </w:rPr>
             <w:instrText xml:space="preserve"> HYPERLINK \l _Toc25119 </w:instrText>
           </w:r>
           <w:r>
             <w:rPr>
-              <w:rFonts w:ascii="宋体" w:eastAsia="宋体" w:hAnsi="宋体" w:cs="宋体" w:hint="eastAsia"/>
+              <w:rFonts w:hint="eastAsia" w:ascii="宋体" w:hAnsi="宋体" w:eastAsia="宋体" w:cs="宋体"/>
               <w:szCs w:val="24"/>
             </w:rPr>
             <w:fldChar w:fldCharType="separate"/>
@@ -3258,7 +3419,7 @@
           </w:r>
           <w:r>
             <w:rPr>
-              <w:rFonts w:ascii="宋体" w:eastAsia="宋体" w:hAnsi="宋体" w:cs="宋体" w:hint="eastAsia"/>
+              <w:rFonts w:hint="eastAsia" w:ascii="宋体" w:hAnsi="宋体" w:eastAsia="宋体" w:cs="宋体"/>
               <w:szCs w:val="24"/>
             </w:rPr>
             <w:fldChar w:fldCharType="end"/>
@@ -3266,28 +3427,28 @@
         </w:p>
         <w:p>
           <w:pPr>
-            <w:pStyle w:val="TOC2"/>
+            <w:pStyle w:val="17"/>
             <w:tabs>
               <w:tab w:val="right" w:leader="dot" w:pos="8306"/>
             </w:tabs>
           </w:pPr>
           <w:r>
             <w:rPr>
-              <w:rFonts w:ascii="宋体" w:eastAsia="宋体" w:hAnsi="宋体" w:cs="宋体" w:hint="eastAsia"/>
+              <w:rFonts w:hint="eastAsia" w:ascii="宋体" w:hAnsi="宋体" w:eastAsia="宋体" w:cs="宋体"/>
               <w:szCs w:val="24"/>
             </w:rPr>
             <w:fldChar w:fldCharType="begin"/>
           </w:r>
           <w:r>
             <w:rPr>
-              <w:rFonts w:ascii="宋体" w:eastAsia="宋体" w:hAnsi="宋体" w:cs="宋体" w:hint="eastAsia"/>
+              <w:rFonts w:hint="eastAsia" w:ascii="宋体" w:hAnsi="宋体" w:eastAsia="宋体" w:cs="宋体"/>
               <w:szCs w:val="24"/>
             </w:rPr>
             <w:instrText xml:space="preserve"> HYPERLINK \l _Toc29798 </w:instrText>
           </w:r>
           <w:r>
             <w:rPr>
-              <w:rFonts w:ascii="宋体" w:eastAsia="宋体" w:hAnsi="宋体" w:cs="宋体" w:hint="eastAsia"/>
+              <w:rFonts w:hint="eastAsia" w:ascii="宋体" w:hAnsi="宋体" w:eastAsia="宋体" w:cs="宋体"/>
               <w:szCs w:val="24"/>
             </w:rPr>
             <w:fldChar w:fldCharType="separate"/>
@@ -3321,7 +3482,7 @@
           </w:r>
           <w:r>
             <w:rPr>
-              <w:rFonts w:ascii="宋体" w:eastAsia="宋体" w:hAnsi="宋体" w:cs="宋体" w:hint="eastAsia"/>
+              <w:rFonts w:hint="eastAsia" w:ascii="宋体" w:hAnsi="宋体" w:eastAsia="宋体" w:cs="宋体"/>
               <w:szCs w:val="24"/>
             </w:rPr>
             <w:fldChar w:fldCharType="end"/>
@@ -3329,28 +3490,28 @@
         </w:p>
         <w:p>
           <w:pPr>
-            <w:pStyle w:val="TOC2"/>
+            <w:pStyle w:val="17"/>
             <w:tabs>
               <w:tab w:val="right" w:leader="dot" w:pos="8306"/>
             </w:tabs>
           </w:pPr>
           <w:r>
             <w:rPr>
-              <w:rFonts w:ascii="宋体" w:eastAsia="宋体" w:hAnsi="宋体" w:cs="宋体" w:hint="eastAsia"/>
+              <w:rFonts w:hint="eastAsia" w:ascii="宋体" w:hAnsi="宋体" w:eastAsia="宋体" w:cs="宋体"/>
               <w:szCs w:val="24"/>
             </w:rPr>
             <w:fldChar w:fldCharType="begin"/>
           </w:r>
           <w:r>
             <w:rPr>
-              <w:rFonts w:ascii="宋体" w:eastAsia="宋体" w:hAnsi="宋体" w:cs="宋体" w:hint="eastAsia"/>
+              <w:rFonts w:hint="eastAsia" w:ascii="宋体" w:hAnsi="宋体" w:eastAsia="宋体" w:cs="宋体"/>
               <w:szCs w:val="24"/>
             </w:rPr>
             <w:instrText xml:space="preserve"> HYPERLINK \l _Toc14990 </w:instrText>
           </w:r>
           <w:r>
             <w:rPr>
-              <w:rFonts w:ascii="宋体" w:eastAsia="宋体" w:hAnsi="宋体" w:cs="宋体" w:hint="eastAsia"/>
+              <w:rFonts w:hint="eastAsia" w:ascii="宋体" w:hAnsi="宋体" w:eastAsia="宋体" w:cs="宋体"/>
               <w:szCs w:val="24"/>
             </w:rPr>
             <w:fldChar w:fldCharType="separate"/>
@@ -3384,7 +3545,7 @@
           </w:r>
           <w:r>
             <w:rPr>
-              <w:rFonts w:ascii="宋体" w:eastAsia="宋体" w:hAnsi="宋体" w:cs="宋体" w:hint="eastAsia"/>
+              <w:rFonts w:hint="eastAsia" w:ascii="宋体" w:hAnsi="宋体" w:eastAsia="宋体" w:cs="宋体"/>
               <w:szCs w:val="24"/>
             </w:rPr>
             <w:fldChar w:fldCharType="end"/>
@@ -3392,28 +3553,28 @@
         </w:p>
         <w:p>
           <w:pPr>
-            <w:pStyle w:val="TOC1"/>
+            <w:pStyle w:val="16"/>
             <w:tabs>
               <w:tab w:val="right" w:leader="dot" w:pos="8306"/>
             </w:tabs>
           </w:pPr>
           <w:r>
             <w:rPr>
-              <w:rFonts w:ascii="宋体" w:eastAsia="宋体" w:hAnsi="宋体" w:cs="宋体" w:hint="eastAsia"/>
+              <w:rFonts w:hint="eastAsia" w:ascii="宋体" w:hAnsi="宋体" w:eastAsia="宋体" w:cs="宋体"/>
               <w:szCs w:val="24"/>
             </w:rPr>
             <w:fldChar w:fldCharType="begin"/>
           </w:r>
           <w:r>
             <w:rPr>
-              <w:rFonts w:ascii="宋体" w:eastAsia="宋体" w:hAnsi="宋体" w:cs="宋体" w:hint="eastAsia"/>
+              <w:rFonts w:hint="eastAsia" w:ascii="宋体" w:hAnsi="宋体" w:eastAsia="宋体" w:cs="宋体"/>
               <w:szCs w:val="24"/>
             </w:rPr>
             <w:instrText xml:space="preserve"> HYPERLINK \l _Toc14162 </w:instrText>
           </w:r>
           <w:r>
             <w:rPr>
-              <w:rFonts w:ascii="宋体" w:eastAsia="宋体" w:hAnsi="宋体" w:cs="宋体" w:hint="eastAsia"/>
+              <w:rFonts w:hint="eastAsia" w:ascii="宋体" w:hAnsi="宋体" w:eastAsia="宋体" w:cs="宋体"/>
               <w:szCs w:val="24"/>
             </w:rPr>
             <w:fldChar w:fldCharType="separate"/>
@@ -3447,7 +3608,7 @@
           </w:r>
           <w:r>
             <w:rPr>
-              <w:rFonts w:ascii="宋体" w:eastAsia="宋体" w:hAnsi="宋体" w:cs="宋体" w:hint="eastAsia"/>
+              <w:rFonts w:hint="eastAsia" w:ascii="宋体" w:hAnsi="宋体" w:eastAsia="宋体" w:cs="宋体"/>
               <w:szCs w:val="24"/>
             </w:rPr>
             <w:fldChar w:fldCharType="end"/>
@@ -3455,28 +3616,28 @@
         </w:p>
         <w:p>
           <w:pPr>
-            <w:pStyle w:val="TOC1"/>
+            <w:pStyle w:val="16"/>
             <w:tabs>
               <w:tab w:val="right" w:leader="dot" w:pos="8306"/>
             </w:tabs>
           </w:pPr>
           <w:r>
             <w:rPr>
-              <w:rFonts w:ascii="宋体" w:eastAsia="宋体" w:hAnsi="宋体" w:cs="宋体" w:hint="eastAsia"/>
+              <w:rFonts w:hint="eastAsia" w:ascii="宋体" w:hAnsi="宋体" w:eastAsia="宋体" w:cs="宋体"/>
               <w:szCs w:val="24"/>
             </w:rPr>
             <w:fldChar w:fldCharType="begin"/>
           </w:r>
           <w:r>
             <w:rPr>
-              <w:rFonts w:ascii="宋体" w:eastAsia="宋体" w:hAnsi="宋体" w:cs="宋体" w:hint="eastAsia"/>
+              <w:rFonts w:hint="eastAsia" w:ascii="宋体" w:hAnsi="宋体" w:eastAsia="宋体" w:cs="宋体"/>
               <w:szCs w:val="24"/>
             </w:rPr>
             <w:instrText xml:space="preserve"> HYPERLINK \l _Toc16575 </w:instrText>
           </w:r>
           <w:r>
             <w:rPr>
-              <w:rFonts w:ascii="宋体" w:eastAsia="宋体" w:hAnsi="宋体" w:cs="宋体" w:hint="eastAsia"/>
+              <w:rFonts w:hint="eastAsia" w:ascii="宋体" w:hAnsi="宋体" w:eastAsia="宋体" w:cs="宋体"/>
               <w:szCs w:val="24"/>
             </w:rPr>
             <w:fldChar w:fldCharType="separate"/>
@@ -3510,7 +3671,7 @@
           </w:r>
           <w:r>
             <w:rPr>
-              <w:rFonts w:ascii="宋体" w:eastAsia="宋体" w:hAnsi="宋体" w:cs="宋体" w:hint="eastAsia"/>
+              <w:rFonts w:hint="eastAsia" w:ascii="宋体" w:hAnsi="宋体" w:eastAsia="宋体" w:cs="宋体"/>
               <w:szCs w:val="24"/>
             </w:rPr>
             <w:fldChar w:fldCharType="end"/>
@@ -3518,28 +3679,28 @@
         </w:p>
         <w:p>
           <w:pPr>
-            <w:pStyle w:val="TOC2"/>
+            <w:pStyle w:val="17"/>
             <w:tabs>
               <w:tab w:val="right" w:leader="dot" w:pos="8306"/>
             </w:tabs>
           </w:pPr>
           <w:r>
             <w:rPr>
-              <w:rFonts w:ascii="宋体" w:eastAsia="宋体" w:hAnsi="宋体" w:cs="宋体" w:hint="eastAsia"/>
+              <w:rFonts w:hint="eastAsia" w:ascii="宋体" w:hAnsi="宋体" w:eastAsia="宋体" w:cs="宋体"/>
               <w:szCs w:val="24"/>
             </w:rPr>
             <w:fldChar w:fldCharType="begin"/>
           </w:r>
           <w:r>
             <w:rPr>
-              <w:rFonts w:ascii="宋体" w:eastAsia="宋体" w:hAnsi="宋体" w:cs="宋体" w:hint="eastAsia"/>
+              <w:rFonts w:hint="eastAsia" w:ascii="宋体" w:hAnsi="宋体" w:eastAsia="宋体" w:cs="宋体"/>
               <w:szCs w:val="24"/>
             </w:rPr>
             <w:instrText xml:space="preserve"> HYPERLINK \l _Toc7418 </w:instrText>
           </w:r>
           <w:r>
             <w:rPr>
-              <w:rFonts w:ascii="宋体" w:eastAsia="宋体" w:hAnsi="宋体" w:cs="宋体" w:hint="eastAsia"/>
+              <w:rFonts w:hint="eastAsia" w:ascii="宋体" w:hAnsi="宋体" w:eastAsia="宋体" w:cs="宋体"/>
               <w:szCs w:val="24"/>
             </w:rPr>
             <w:fldChar w:fldCharType="separate"/>
@@ -3573,7 +3734,7 @@
           </w:r>
           <w:r>
             <w:rPr>
-              <w:rFonts w:ascii="宋体" w:eastAsia="宋体" w:hAnsi="宋体" w:cs="宋体" w:hint="eastAsia"/>
+              <w:rFonts w:hint="eastAsia" w:ascii="宋体" w:hAnsi="宋体" w:eastAsia="宋体" w:cs="宋体"/>
               <w:szCs w:val="24"/>
             </w:rPr>
             <w:fldChar w:fldCharType="end"/>
@@ -3581,28 +3742,28 @@
         </w:p>
         <w:p>
           <w:pPr>
-            <w:pStyle w:val="TOC2"/>
+            <w:pStyle w:val="17"/>
             <w:tabs>
               <w:tab w:val="right" w:leader="dot" w:pos="8306"/>
             </w:tabs>
           </w:pPr>
           <w:r>
             <w:rPr>
-              <w:rFonts w:ascii="宋体" w:eastAsia="宋体" w:hAnsi="宋体" w:cs="宋体" w:hint="eastAsia"/>
+              <w:rFonts w:hint="eastAsia" w:ascii="宋体" w:hAnsi="宋体" w:eastAsia="宋体" w:cs="宋体"/>
               <w:szCs w:val="24"/>
             </w:rPr>
             <w:fldChar w:fldCharType="begin"/>
           </w:r>
           <w:r>
             <w:rPr>
-              <w:rFonts w:ascii="宋体" w:eastAsia="宋体" w:hAnsi="宋体" w:cs="宋体" w:hint="eastAsia"/>
+              <w:rFonts w:hint="eastAsia" w:ascii="宋体" w:hAnsi="宋体" w:eastAsia="宋体" w:cs="宋体"/>
               <w:szCs w:val="24"/>
             </w:rPr>
             <w:instrText xml:space="preserve"> HYPERLINK \l _Toc30645 </w:instrText>
           </w:r>
           <w:r>
             <w:rPr>
-              <w:rFonts w:ascii="宋体" w:eastAsia="宋体" w:hAnsi="宋体" w:cs="宋体" w:hint="eastAsia"/>
+              <w:rFonts w:hint="eastAsia" w:ascii="宋体" w:hAnsi="宋体" w:eastAsia="宋体" w:cs="宋体"/>
               <w:szCs w:val="24"/>
             </w:rPr>
             <w:fldChar w:fldCharType="separate"/>
@@ -3636,7 +3797,7 @@
           </w:r>
           <w:r>
             <w:rPr>
-              <w:rFonts w:ascii="宋体" w:eastAsia="宋体" w:hAnsi="宋体" w:cs="宋体" w:hint="eastAsia"/>
+              <w:rFonts w:hint="eastAsia" w:ascii="宋体" w:hAnsi="宋体" w:eastAsia="宋体" w:cs="宋体"/>
               <w:szCs w:val="24"/>
             </w:rPr>
             <w:fldChar w:fldCharType="end"/>
@@ -3644,28 +3805,28 @@
         </w:p>
         <w:p>
           <w:pPr>
-            <w:pStyle w:val="TOC1"/>
+            <w:pStyle w:val="16"/>
             <w:tabs>
               <w:tab w:val="right" w:leader="dot" w:pos="8306"/>
             </w:tabs>
           </w:pPr>
           <w:r>
             <w:rPr>
-              <w:rFonts w:ascii="宋体" w:eastAsia="宋体" w:hAnsi="宋体" w:cs="宋体" w:hint="eastAsia"/>
+              <w:rFonts w:hint="eastAsia" w:ascii="宋体" w:hAnsi="宋体" w:eastAsia="宋体" w:cs="宋体"/>
               <w:szCs w:val="24"/>
             </w:rPr>
             <w:fldChar w:fldCharType="begin"/>
           </w:r>
           <w:r>
             <w:rPr>
-              <w:rFonts w:ascii="宋体" w:eastAsia="宋体" w:hAnsi="宋体" w:cs="宋体" w:hint="eastAsia"/>
+              <w:rFonts w:hint="eastAsia" w:ascii="宋体" w:hAnsi="宋体" w:eastAsia="宋体" w:cs="宋体"/>
               <w:szCs w:val="24"/>
             </w:rPr>
             <w:instrText xml:space="preserve"> HYPERLINK \l _Toc20082 </w:instrText>
           </w:r>
           <w:r>
             <w:rPr>
-              <w:rFonts w:ascii="宋体" w:eastAsia="宋体" w:hAnsi="宋体" w:cs="宋体" w:hint="eastAsia"/>
+              <w:rFonts w:hint="eastAsia" w:ascii="宋体" w:hAnsi="宋体" w:eastAsia="宋体" w:cs="宋体"/>
               <w:szCs w:val="24"/>
             </w:rPr>
             <w:fldChar w:fldCharType="separate"/>
@@ -3699,7 +3860,7 @@
           </w:r>
           <w:r>
             <w:rPr>
-              <w:rFonts w:ascii="宋体" w:eastAsia="宋体" w:hAnsi="宋体" w:cs="宋体" w:hint="eastAsia"/>
+              <w:rFonts w:hint="eastAsia" w:ascii="宋体" w:hAnsi="宋体" w:eastAsia="宋体" w:cs="宋体"/>
               <w:szCs w:val="24"/>
             </w:rPr>
             <w:fldChar w:fldCharType="end"/>
@@ -3721,7 +3882,7 @@
             <w:snapToGrid w:val="0"/>
             <w:textAlignment w:val="baseline"/>
             <w:rPr>
-              <w:rFonts w:ascii="宋体" w:eastAsia="宋体" w:hAnsi="宋体" w:cs="宋体" w:hint="eastAsia"/>
+              <w:rFonts w:hint="eastAsia" w:ascii="宋体" w:hAnsi="宋体" w:eastAsia="宋体" w:cs="宋体"/>
               <w:snapToGrid w:val="0"/>
               <w:color w:val="000000"/>
               <w:kern w:val="0"/>
@@ -3732,7 +3893,7 @@
           </w:pPr>
           <w:r>
             <w:rPr>
-              <w:rFonts w:ascii="宋体" w:eastAsia="宋体" w:hAnsi="宋体" w:cs="宋体" w:hint="eastAsia"/>
+              <w:rFonts w:hint="eastAsia" w:ascii="宋体" w:hAnsi="宋体" w:eastAsia="宋体" w:cs="宋体"/>
               <w:szCs w:val="24"/>
             </w:rPr>
             <w:fldChar w:fldCharType="end"/>
@@ -3756,7 +3917,7 @@
         <w:snapToGrid w:val="0"/>
         <w:textAlignment w:val="baseline"/>
         <w:rPr>
-          <w:rFonts w:ascii="Arial" w:eastAsia="Arial" w:hAnsi="Arial" w:cs="Arial"/>
+          <w:rFonts w:ascii="Arial" w:hAnsi="Arial" w:eastAsia="Arial" w:cs="Arial"/>
           <w:snapToGrid w:val="0"/>
           <w:color w:val="000000"/>
           <w:kern w:val="0"/>
@@ -3767,7 +3928,7 @@
       </w:pPr>
       <w:r>
         <w:rPr>
-          <w:rFonts w:ascii="Arial" w:eastAsia="Arial" w:hAnsi="Arial" w:cs="Arial"/>
+          <w:rFonts w:ascii="Arial" w:hAnsi="Arial" w:eastAsia="Arial" w:cs="Arial"/>
           <w:snapToGrid w:val="0"/>
           <w:color w:val="000000"/>
           <w:kern w:val="0"/>
@@ -3780,20 +3941,20 @@
     </w:p>
     <w:p>
       <w:pPr>
-        <w:pStyle w:val="1"/>
-        <w:bidi w:val="0"/>
-      </w:pPr>
+        <w:pStyle w:val="29"/>
+        <w:bidi w:val="0"/>
+      </w:pPr>
+      <w:bookmarkStart w:id="2" w:name="_Toc7204"/>
       <w:bookmarkStart w:id="3" w:name="heading_3"/>
-      <w:bookmarkStart w:id="4" w:name="_Toc7204"/>
       <w:r>
         <w:t>范围</w:t>
       </w:r>
+      <w:bookmarkEnd w:id="2"/>
       <w:bookmarkEnd w:id="3"/>
-      <w:bookmarkEnd w:id="4"/>
-    </w:p>
-    <w:p>
-      <w:pPr>
-        <w:pStyle w:val="a2"/>
+    </w:p>
+    <w:p>
+      <w:pPr>
+        <w:pStyle w:val="30"/>
         <w:bidi w:val="0"/>
       </w:pPr>
       <w:r>
@@ -3802,7 +3963,7 @@
     </w:p>
     <w:p>
       <w:pPr>
-        <w:pStyle w:val="a2"/>
+        <w:pStyle w:val="30"/>
         <w:bidi w:val="0"/>
       </w:pPr>
       <w:r>
@@ -3811,13 +3972,13 @@
     </w:p>
     <w:p>
       <w:pPr>
-        <w:pStyle w:val="a4"/>
+        <w:pStyle w:val="41"/>
         <w:numPr>
           <w:ilvl w:val="0"/>
           <w:numId w:val="2"/>
         </w:numPr>
         <w:bidi w:val="0"/>
-        <w:ind w:left="425" w:hanging="425" w:leftChars="0" w:firstLineChars="0"/>
+        <w:ind w:left="425" w:leftChars="0" w:hanging="425" w:firstLineChars="0"/>
       </w:pPr>
       <w:r>
         <w:t>备品备件供应商</w:t>
@@ -3825,13 +3986,13 @@
     </w:p>
     <w:p>
       <w:pPr>
-        <w:pStyle w:val="a4"/>
+        <w:pStyle w:val="41"/>
         <w:numPr>
           <w:ilvl w:val="0"/>
           <w:numId w:val="2"/>
         </w:numPr>
         <w:bidi w:val="0"/>
-        <w:ind w:left="425" w:hanging="425" w:leftChars="0" w:firstLineChars="0"/>
+        <w:ind w:left="425" w:leftChars="0" w:hanging="425" w:firstLineChars="0"/>
       </w:pPr>
       <w:r>
         <w:t>第三方维保服务商</w:t>
@@ -3839,13 +4000,13 @@
     </w:p>
     <w:p>
       <w:pPr>
-        <w:pStyle w:val="a4"/>
+        <w:pStyle w:val="41"/>
         <w:numPr>
           <w:ilvl w:val="0"/>
           <w:numId w:val="2"/>
         </w:numPr>
         <w:bidi w:val="0"/>
-        <w:ind w:left="425" w:hanging="425" w:leftChars="0" w:firstLineChars="0"/>
+        <w:ind w:left="425" w:leftChars="0" w:hanging="425" w:firstLineChars="0"/>
       </w:pPr>
       <w:r>
         <w:t>软件开发与工具供应商</w:t>
@@ -3853,13 +4014,13 @@
     </w:p>
     <w:p>
       <w:pPr>
-        <w:pStyle w:val="a4"/>
+        <w:pStyle w:val="41"/>
         <w:numPr>
           <w:ilvl w:val="0"/>
           <w:numId w:val="2"/>
         </w:numPr>
         <w:bidi w:val="0"/>
-        <w:ind w:left="425" w:hanging="425" w:leftChars="0" w:firstLineChars="0"/>
+        <w:ind w:left="425" w:leftChars="0" w:hanging="425" w:firstLineChars="0"/>
       </w:pPr>
       <w:r>
         <w:t>其他与运维业务相关的服务提供商</w:t>
@@ -3867,61 +4028,61 @@
     </w:p>
     <w:p>
       <w:pPr>
-        <w:pStyle w:val="1"/>
-        <w:bidi w:val="0"/>
-      </w:pPr>
+        <w:pStyle w:val="29"/>
+        <w:bidi w:val="0"/>
+      </w:pPr>
+      <w:bookmarkStart w:id="4" w:name="_Toc28735"/>
       <w:bookmarkStart w:id="5" w:name="heading_4"/>
-      <w:bookmarkStart w:id="6" w:name="_Toc28735"/>
       <w:r>
         <w:t>目的</w:t>
       </w:r>
+      <w:bookmarkEnd w:id="4"/>
       <w:bookmarkEnd w:id="5"/>
+    </w:p>
+    <w:p>
+      <w:pPr>
+        <w:pStyle w:val="30"/>
+        <w:bidi w:val="0"/>
+      </w:pPr>
+      <w:r>
+        <w:t>为有效评价和选择合格供应商，优化公司供应结构，完善公司供应体系，提高供应水平，确保供应商的供货质量、价格、交付能力能持续符合公司要求，并能提供优质的售后服务，保障公司运维服务的正常开展，特制定本制度。</w:t>
+      </w:r>
+    </w:p>
+    <w:p>
+      <w:pPr>
+        <w:pStyle w:val="29"/>
+        <w:bidi w:val="0"/>
+      </w:pPr>
+      <w:bookmarkStart w:id="6" w:name="heading_5"/>
+      <w:bookmarkStart w:id="7" w:name="_Toc27624"/>
+      <w:r>
+        <w:t>职责</w:t>
+      </w:r>
       <w:bookmarkEnd w:id="6"/>
-    </w:p>
-    <w:p>
-      <w:pPr>
-        <w:pStyle w:val="a2"/>
-        <w:bidi w:val="0"/>
-      </w:pPr>
-      <w:r>
-        <w:t>为有效评价和选择合格供应商，优化公司供应结构，完善公司供应体系，提高供应水平，确保供应商的供货质量、价格、交付能力能持续符合公司要求，并能提供优质的售后服务，保障公司运维服务的正常开展，特制定本制度。</w:t>
-      </w:r>
-    </w:p>
-    <w:p>
-      <w:pPr>
-        <w:pStyle w:val="1"/>
-        <w:bidi w:val="0"/>
-      </w:pPr>
-      <w:bookmarkStart w:id="7" w:name="heading_5"/>
-      <w:bookmarkStart w:id="8" w:name="_Toc27624"/>
-      <w:r>
-        <w:t>职责</w:t>
-      </w:r>
       <w:bookmarkEnd w:id="7"/>
+    </w:p>
+    <w:p>
+      <w:pPr>
+        <w:pStyle w:val="31"/>
+        <w:bidi w:val="0"/>
+      </w:pPr>
+      <w:bookmarkStart w:id="8" w:name="_Toc19629"/>
+      <w:bookmarkStart w:id="9" w:name="heading_6"/>
+      <w:r>
+        <w:t>采购部</w:t>
+      </w:r>
       <w:bookmarkEnd w:id="8"/>
-    </w:p>
-    <w:p>
-      <w:pPr>
-        <w:pStyle w:val="2"/>
-        <w:bidi w:val="0"/>
-      </w:pPr>
-      <w:bookmarkStart w:id="9" w:name="heading_6"/>
-      <w:bookmarkStart w:id="10" w:name="_Toc19629"/>
-      <w:r>
-        <w:t>采购部</w:t>
-      </w:r>
       <w:bookmarkEnd w:id="9"/>
-      <w:bookmarkEnd w:id="10"/>
-    </w:p>
-    <w:p>
-      <w:pPr>
-        <w:pStyle w:val="a4"/>
+    </w:p>
+    <w:p>
+      <w:pPr>
+        <w:pStyle w:val="41"/>
         <w:numPr>
           <w:ilvl w:val="0"/>
           <w:numId w:val="3"/>
         </w:numPr>
         <w:bidi w:val="0"/>
-        <w:ind w:left="425" w:hanging="425" w:leftChars="0" w:firstLineChars="0"/>
+        <w:ind w:left="425" w:leftChars="0" w:hanging="425" w:firstLineChars="0"/>
       </w:pPr>
       <w:r>
         <w:t>负责采集供应商资料，对合格供应商进行日常管理考核。</w:t>
@@ -3929,13 +4090,13 @@
     </w:p>
     <w:p>
       <w:pPr>
-        <w:pStyle w:val="a4"/>
+        <w:pStyle w:val="41"/>
         <w:numPr>
           <w:ilvl w:val="0"/>
           <w:numId w:val="3"/>
         </w:numPr>
         <w:bidi w:val="0"/>
-        <w:ind w:left="425" w:hanging="425" w:leftChars="0" w:firstLineChars="0"/>
+        <w:ind w:left="425" w:leftChars="0" w:hanging="425" w:firstLineChars="0"/>
       </w:pPr>
       <w:r>
         <w:t>对供应商的交货能力、价格、售后服务的准确性、真实性负责。</w:t>
@@ -3943,13 +4104,13 @@
     </w:p>
     <w:p>
       <w:pPr>
-        <w:pStyle w:val="a4"/>
+        <w:pStyle w:val="41"/>
         <w:numPr>
           <w:ilvl w:val="0"/>
           <w:numId w:val="3"/>
         </w:numPr>
         <w:bidi w:val="0"/>
-        <w:ind w:left="425" w:hanging="425" w:leftChars="0" w:firstLineChars="0"/>
+        <w:ind w:left="425" w:leftChars="0" w:hanging="425" w:firstLineChars="0"/>
       </w:pPr>
       <w:r>
         <w:t>参与供应商资质评定、样品验证、供货质量管理及考核。</w:t>
@@ -3957,13 +4118,13 @@
     </w:p>
     <w:p>
       <w:pPr>
-        <w:pStyle w:val="a4"/>
+        <w:pStyle w:val="41"/>
         <w:numPr>
           <w:ilvl w:val="0"/>
           <w:numId w:val="3"/>
         </w:numPr>
         <w:bidi w:val="0"/>
-        <w:ind w:left="425" w:hanging="425" w:leftChars="0" w:firstLineChars="0"/>
+        <w:ind w:left="425" w:leftChars="0" w:hanging="425" w:firstLineChars="0"/>
       </w:pPr>
       <w:r>
         <w:t>负责供应商合同的管理与归档。</w:t>
@@ -3971,26 +4132,26 @@
     </w:p>
     <w:p>
       <w:pPr>
-        <w:pStyle w:val="2"/>
-        <w:bidi w:val="0"/>
-      </w:pPr>
+        <w:pStyle w:val="31"/>
+        <w:bidi w:val="0"/>
+      </w:pPr>
+      <w:bookmarkStart w:id="10" w:name="heading_7"/>
       <w:bookmarkStart w:id="11" w:name="_Toc15379"/>
-      <w:bookmarkStart w:id="12" w:name="heading_7"/>
       <w:r>
         <w:t>运维部</w:t>
       </w:r>
+      <w:bookmarkEnd w:id="10"/>
       <w:bookmarkEnd w:id="11"/>
-      <w:bookmarkEnd w:id="12"/>
-    </w:p>
-    <w:p>
-      <w:pPr>
-        <w:pStyle w:val="a4"/>
+    </w:p>
+    <w:p>
+      <w:pPr>
+        <w:pStyle w:val="41"/>
         <w:numPr>
           <w:ilvl w:val="0"/>
           <w:numId w:val="4"/>
         </w:numPr>
         <w:bidi w:val="0"/>
-        <w:ind w:left="425" w:hanging="425" w:leftChars="0" w:firstLineChars="0"/>
+        <w:ind w:left="425" w:leftChars="0" w:hanging="425" w:firstLineChars="0"/>
       </w:pPr>
       <w:r>
         <w:t>根据项目需要，向采购部推荐潜在供应商。</w:t>
@@ -3998,13 +4159,13 @@
     </w:p>
     <w:p>
       <w:pPr>
-        <w:pStyle w:val="a4"/>
+        <w:pStyle w:val="41"/>
         <w:numPr>
           <w:ilvl w:val="0"/>
           <w:numId w:val="4"/>
         </w:numPr>
         <w:bidi w:val="0"/>
-        <w:ind w:left="425" w:hanging="425" w:leftChars="0" w:firstLineChars="0"/>
+        <w:ind w:left="425" w:leftChars="0" w:hanging="425" w:firstLineChars="0"/>
       </w:pPr>
       <w:r>
         <w:t>参与供应商的技术能力评估。</w:t>
@@ -4012,13 +4173,13 @@
     </w:p>
     <w:p>
       <w:pPr>
-        <w:pStyle w:val="a4"/>
+        <w:pStyle w:val="41"/>
         <w:numPr>
           <w:ilvl w:val="0"/>
           <w:numId w:val="4"/>
         </w:numPr>
         <w:bidi w:val="0"/>
-        <w:ind w:left="425" w:hanging="425" w:leftChars="0" w:firstLineChars="0"/>
+        <w:ind w:left="425" w:leftChars="0" w:hanging="425" w:firstLineChars="0"/>
       </w:pPr>
       <w:r>
         <w:t>反馈供应商在运维服务过程中的实际表现。</w:t>
@@ -4026,26 +4187,26 @@
     </w:p>
     <w:p>
       <w:pPr>
-        <w:pStyle w:val="2"/>
-        <w:bidi w:val="0"/>
-      </w:pPr>
+        <w:pStyle w:val="31"/>
+        <w:bidi w:val="0"/>
+      </w:pPr>
+      <w:bookmarkStart w:id="12" w:name="_Toc20980"/>
       <w:bookmarkStart w:id="13" w:name="heading_8"/>
-      <w:bookmarkStart w:id="14" w:name="_Toc20980"/>
       <w:r>
         <w:t>质量管理部</w:t>
       </w:r>
+      <w:bookmarkEnd w:id="12"/>
       <w:bookmarkEnd w:id="13"/>
-      <w:bookmarkEnd w:id="14"/>
-    </w:p>
-    <w:p>
-      <w:pPr>
-        <w:pStyle w:val="a4"/>
+    </w:p>
+    <w:p>
+      <w:pPr>
+        <w:pStyle w:val="41"/>
         <w:numPr>
           <w:ilvl w:val="0"/>
           <w:numId w:val="5"/>
         </w:numPr>
         <w:bidi w:val="0"/>
-        <w:ind w:left="425" w:hanging="425" w:leftChars="0" w:firstLineChars="0"/>
+        <w:ind w:left="425" w:leftChars="0" w:hanging="425" w:firstLineChars="0"/>
       </w:pPr>
       <w:r>
         <w:t>参与供应商质量保证能力的评估。</w:t>
@@ -4053,13 +4214,13 @@
     </w:p>
     <w:p>
       <w:pPr>
-        <w:pStyle w:val="a4"/>
+        <w:pStyle w:val="41"/>
         <w:numPr>
           <w:ilvl w:val="0"/>
           <w:numId w:val="5"/>
         </w:numPr>
         <w:bidi w:val="0"/>
-        <w:ind w:left="425" w:hanging="425" w:leftChars="0" w:firstLineChars="0"/>
+        <w:ind w:left="425" w:leftChars="0" w:hanging="425" w:firstLineChars="0"/>
       </w:pPr>
       <w:r>
         <w:t>监督供应商管理过程的合规性。</w:t>
@@ -4067,20 +4228,20 @@
     </w:p>
     <w:p>
       <w:pPr>
-        <w:pStyle w:val="1"/>
-        <w:bidi w:val="0"/>
-      </w:pPr>
-      <w:bookmarkStart w:id="15" w:name="heading_9"/>
-      <w:bookmarkStart w:id="16" w:name="_Toc22666"/>
+        <w:pStyle w:val="29"/>
+        <w:bidi w:val="0"/>
+      </w:pPr>
+      <w:bookmarkStart w:id="14" w:name="heading_9"/>
+      <w:bookmarkStart w:id="15" w:name="_Toc22666"/>
       <w:r>
         <w:t>供应商准入标准</w:t>
       </w:r>
+      <w:bookmarkEnd w:id="14"/>
       <w:bookmarkEnd w:id="15"/>
-      <w:bookmarkEnd w:id="16"/>
-    </w:p>
-    <w:p>
-      <w:pPr>
-        <w:pStyle w:val="a2"/>
+    </w:p>
+    <w:p>
+      <w:pPr>
+        <w:pStyle w:val="30"/>
         <w:bidi w:val="0"/>
       </w:pPr>
       <w:r>
@@ -4089,7 +4250,7 @@
     </w:p>
     <w:p>
       <w:pPr>
-        <w:pStyle w:val="a2"/>
+        <w:pStyle w:val="30"/>
         <w:bidi w:val="0"/>
       </w:pPr>
       <w:r>
@@ -4098,7 +4259,7 @@
     </w:p>
     <w:p>
       <w:pPr>
-        <w:pStyle w:val="a4"/>
+        <w:pStyle w:val="41"/>
         <w:numPr>
           <w:ilvl w:val="0"/>
           <w:numId w:val="6"/>
@@ -4111,7 +4272,7 @@
     </w:p>
     <w:p>
       <w:pPr>
-        <w:pStyle w:val="a4"/>
+        <w:pStyle w:val="41"/>
         <w:numPr>
           <w:ilvl w:val="0"/>
           <w:numId w:val="6"/>
@@ -4124,7 +4285,7 @@
     </w:p>
     <w:p>
       <w:pPr>
-        <w:pStyle w:val="a4"/>
+        <w:pStyle w:val="41"/>
         <w:numPr>
           <w:ilvl w:val="0"/>
           <w:numId w:val="6"/>
@@ -4137,7 +4298,7 @@
     </w:p>
     <w:p>
       <w:pPr>
-        <w:pStyle w:val="a4"/>
+        <w:pStyle w:val="41"/>
         <w:numPr>
           <w:ilvl w:val="0"/>
           <w:numId w:val="6"/>
@@ -4150,7 +4311,7 @@
     </w:p>
     <w:p>
       <w:pPr>
-        <w:pStyle w:val="a4"/>
+        <w:pStyle w:val="41"/>
         <w:numPr>
           <w:ilvl w:val="0"/>
           <w:numId w:val="6"/>
@@ -4163,42 +4324,42 @@
     </w:p>
     <w:p>
       <w:pPr>
-        <w:pStyle w:val="1"/>
-        <w:bidi w:val="0"/>
-      </w:pPr>
+        <w:pStyle w:val="29"/>
+        <w:bidi w:val="0"/>
+      </w:pPr>
+      <w:bookmarkStart w:id="16" w:name="heading_10"/>
       <w:bookmarkStart w:id="17" w:name="_Toc20173"/>
-      <w:bookmarkStart w:id="18" w:name="heading_10"/>
       <w:r>
         <w:t>供应商资格审查</w:t>
       </w:r>
+      <w:bookmarkEnd w:id="16"/>
       <w:bookmarkEnd w:id="17"/>
+    </w:p>
+    <w:p>
+      <w:pPr>
+        <w:pStyle w:val="30"/>
+        <w:bidi w:val="0"/>
+      </w:pPr>
+      <w:r>
+        <w:t>潜在供应商的材料收集齐全后，由采购部组织相关部门对供应商进行资格审查。</w:t>
+      </w:r>
+    </w:p>
+    <w:p>
+      <w:pPr>
+        <w:pStyle w:val="31"/>
+        <w:bidi w:val="0"/>
+      </w:pPr>
+      <w:bookmarkStart w:id="18" w:name="heading_11"/>
+      <w:bookmarkStart w:id="19" w:name="_Toc26083"/>
+      <w:r>
+        <w:t>基本条件</w:t>
+      </w:r>
       <w:bookmarkEnd w:id="18"/>
-    </w:p>
-    <w:p>
-      <w:pPr>
-        <w:pStyle w:val="a2"/>
-        <w:bidi w:val="0"/>
-      </w:pPr>
-      <w:r>
-        <w:t>潜在供应商的材料收集齐全后，由采购部组织相关部门对供应商进行资格审查。</w:t>
-      </w:r>
-    </w:p>
-    <w:p>
-      <w:pPr>
-        <w:pStyle w:val="2"/>
-        <w:bidi w:val="0"/>
-      </w:pPr>
-      <w:bookmarkStart w:id="19" w:name="heading_11"/>
-      <w:bookmarkStart w:id="20" w:name="_Toc26083"/>
-      <w:r>
-        <w:t>基本条件</w:t>
-      </w:r>
       <w:bookmarkEnd w:id="19"/>
-      <w:bookmarkEnd w:id="20"/>
-    </w:p>
-    <w:p>
-      <w:pPr>
-        <w:pStyle w:val="a2"/>
+    </w:p>
+    <w:p>
+      <w:pPr>
+        <w:pStyle w:val="30"/>
         <w:bidi w:val="0"/>
       </w:pPr>
       <w:r>
@@ -4207,13 +4368,13 @@
     </w:p>
     <w:p>
       <w:pPr>
-        <w:pStyle w:val="a4"/>
+        <w:pStyle w:val="41"/>
         <w:numPr>
           <w:ilvl w:val="0"/>
           <w:numId w:val="7"/>
         </w:numPr>
         <w:bidi w:val="0"/>
-        <w:ind w:left="425" w:hanging="425" w:leftChars="0" w:firstLineChars="0"/>
+        <w:ind w:left="425" w:leftChars="0" w:hanging="425" w:firstLineChars="0"/>
       </w:pPr>
       <w:r>
         <w:t>依法成立的法人或其他组织；</w:t>
@@ -4221,13 +4382,13 @@
     </w:p>
     <w:p>
       <w:pPr>
-        <w:pStyle w:val="a4"/>
+        <w:pStyle w:val="41"/>
         <w:numPr>
           <w:ilvl w:val="0"/>
           <w:numId w:val="7"/>
         </w:numPr>
         <w:bidi w:val="0"/>
-        <w:ind w:left="425" w:hanging="425" w:leftChars="0" w:firstLineChars="0"/>
+        <w:ind w:left="425" w:leftChars="0" w:hanging="425" w:firstLineChars="0"/>
       </w:pPr>
       <w:r>
         <w:t>成立时间原则上不少于一年；</w:t>
@@ -4235,13 +4396,13 @@
     </w:p>
     <w:p>
       <w:pPr>
-        <w:pStyle w:val="a4"/>
+        <w:pStyle w:val="41"/>
         <w:numPr>
           <w:ilvl w:val="0"/>
           <w:numId w:val="7"/>
         </w:numPr>
         <w:bidi w:val="0"/>
-        <w:ind w:left="425" w:hanging="425" w:leftChars="0" w:firstLineChars="0"/>
+        <w:ind w:left="425" w:leftChars="0" w:hanging="425" w:firstLineChars="0"/>
       </w:pPr>
       <w:r>
         <w:t>在经营范围内开展业务，国家规定需要经营许可的，持有有效经营许可证；</w:t>
@@ -4249,13 +4410,13 @@
     </w:p>
     <w:p>
       <w:pPr>
-        <w:pStyle w:val="a4"/>
+        <w:pStyle w:val="41"/>
         <w:numPr>
           <w:ilvl w:val="0"/>
           <w:numId w:val="7"/>
         </w:numPr>
         <w:bidi w:val="0"/>
-        <w:ind w:left="425" w:hanging="425" w:leftChars="0" w:firstLineChars="0"/>
+        <w:ind w:left="425" w:leftChars="0" w:hanging="425" w:firstLineChars="0"/>
       </w:pPr>
       <w:r>
         <w:t>具有法定的国家或行业资质；</w:t>
@@ -4263,13 +4424,13 @@
     </w:p>
     <w:p>
       <w:pPr>
-        <w:pStyle w:val="a4"/>
+        <w:pStyle w:val="41"/>
         <w:numPr>
           <w:ilvl w:val="0"/>
           <w:numId w:val="7"/>
         </w:numPr>
         <w:bidi w:val="0"/>
-        <w:ind w:left="425" w:hanging="425" w:leftChars="0" w:firstLineChars="0"/>
+        <w:ind w:left="425" w:leftChars="0" w:hanging="425" w:firstLineChars="0"/>
       </w:pPr>
       <w:r>
         <w:t>具有良好的资信状况和履约能力。</w:t>
@@ -4277,26 +4438,26 @@
     </w:p>
     <w:p>
       <w:pPr>
-        <w:pStyle w:val="2"/>
-        <w:bidi w:val="0"/>
-      </w:pPr>
+        <w:pStyle w:val="31"/>
+        <w:bidi w:val="0"/>
+      </w:pPr>
+      <w:bookmarkStart w:id="20" w:name="_Toc11057"/>
       <w:bookmarkStart w:id="21" w:name="heading_12"/>
-      <w:bookmarkStart w:id="22" w:name="_Toc11057"/>
       <w:r>
         <w:t>审查流程</w:t>
       </w:r>
+      <w:bookmarkEnd w:id="20"/>
       <w:bookmarkEnd w:id="21"/>
-      <w:bookmarkEnd w:id="22"/>
-    </w:p>
-    <w:p>
-      <w:pPr>
-        <w:pStyle w:val="a4"/>
+    </w:p>
+    <w:p>
+      <w:pPr>
+        <w:pStyle w:val="41"/>
         <w:numPr>
           <w:ilvl w:val="0"/>
           <w:numId w:val="8"/>
         </w:numPr>
         <w:bidi w:val="0"/>
-        <w:ind w:left="425" w:hanging="425" w:leftChars="0" w:firstLineChars="0"/>
+        <w:ind w:left="425" w:leftChars="0" w:hanging="425" w:firstLineChars="0"/>
       </w:pPr>
       <w:r>
         <w:t>采购部收集供应商资质材料（营业执照、资质证书、业绩证明等）。</w:t>
@@ -4304,13 +4465,13 @@
     </w:p>
     <w:p>
       <w:pPr>
-        <w:pStyle w:val="a4"/>
+        <w:pStyle w:val="41"/>
         <w:numPr>
           <w:ilvl w:val="0"/>
           <w:numId w:val="8"/>
         </w:numPr>
         <w:bidi w:val="0"/>
-        <w:ind w:left="425" w:hanging="425" w:leftChars="0" w:firstLineChars="0"/>
+        <w:ind w:left="425" w:leftChars="0" w:hanging="425" w:firstLineChars="0"/>
       </w:pPr>
       <w:r>
         <w:t>采购部组织运维部、质量管理部进行综合评估。</w:t>
@@ -4318,13 +4479,13 @@
     </w:p>
     <w:p>
       <w:pPr>
-        <w:pStyle w:val="a4"/>
+        <w:pStyle w:val="41"/>
         <w:numPr>
           <w:ilvl w:val="0"/>
           <w:numId w:val="8"/>
         </w:numPr>
         <w:bidi w:val="0"/>
-        <w:ind w:left="425" w:hanging="425" w:leftChars="0" w:firstLineChars="0"/>
+        <w:ind w:left="425" w:leftChars="0" w:hanging="425" w:firstLineChars="0"/>
       </w:pPr>
       <w:r>
         <w:t>评估通过后，填写《供方调查评价表》，报公司领导审批。</w:t>
@@ -4332,13 +4493,13 @@
     </w:p>
     <w:p>
       <w:pPr>
-        <w:pStyle w:val="a4"/>
+        <w:pStyle w:val="41"/>
         <w:numPr>
           <w:ilvl w:val="0"/>
           <w:numId w:val="8"/>
         </w:numPr>
         <w:bidi w:val="0"/>
-        <w:ind w:left="425" w:hanging="425" w:leftChars="0" w:firstLineChars="0"/>
+        <w:ind w:left="425" w:leftChars="0" w:hanging="425" w:firstLineChars="0"/>
       </w:pPr>
       <w:r>
         <w:t>审批通过后，纳入《合格供应商名录》。</w:t>
@@ -4346,20 +4507,20 @@
     </w:p>
     <w:p>
       <w:pPr>
-        <w:pStyle w:val="1"/>
-        <w:bidi w:val="0"/>
-      </w:pPr>
-      <w:bookmarkStart w:id="23" w:name="_Toc4874"/>
-      <w:bookmarkStart w:id="24" w:name="heading_13"/>
+        <w:pStyle w:val="29"/>
+        <w:bidi w:val="0"/>
+      </w:pPr>
+      <w:bookmarkStart w:id="22" w:name="_Toc4874"/>
+      <w:bookmarkStart w:id="23" w:name="heading_13"/>
       <w:r>
         <w:t>信息安全要求</w:t>
       </w:r>
+      <w:bookmarkEnd w:id="22"/>
       <w:bookmarkEnd w:id="23"/>
-      <w:bookmarkEnd w:id="24"/>
-    </w:p>
-    <w:p>
-      <w:pPr>
-        <w:pStyle w:val="a2"/>
+    </w:p>
+    <w:p>
+      <w:pPr>
+        <w:pStyle w:val="30"/>
         <w:bidi w:val="0"/>
       </w:pPr>
       <w:r>
@@ -4368,13 +4529,13 @@
     </w:p>
     <w:p>
       <w:pPr>
-        <w:pStyle w:val="a2"/>
+        <w:pStyle w:val="30"/>
         <w:numPr>
           <w:ilvl w:val="0"/>
           <w:numId w:val="9"/>
         </w:numPr>
         <w:bidi w:val="0"/>
-        <w:ind w:left="425" w:hanging="425" w:leftChars="0" w:firstLineChars="0"/>
+        <w:ind w:left="425" w:leftChars="0" w:hanging="425" w:firstLineChars="0"/>
       </w:pPr>
       <w:r>
         <w:t>供应商类型识别：确定和记录允许访问公司信息的供应商类型（如IT服务商、备件供应商、维保服务商等）。</w:t>
@@ -4382,13 +4543,13 @@
     </w:p>
     <w:p>
       <w:pPr>
-        <w:pStyle w:val="a2"/>
+        <w:pStyle w:val="30"/>
         <w:numPr>
           <w:ilvl w:val="0"/>
           <w:numId w:val="9"/>
         </w:numPr>
         <w:bidi w:val="0"/>
-        <w:ind w:left="425" w:hanging="425" w:leftChars="0" w:firstLineChars="0"/>
+        <w:ind w:left="425" w:leftChars="0" w:hanging="425" w:firstLineChars="0"/>
       </w:pPr>
       <w:r>
         <w:t>访问权限控制：根据不同类型供应商，定义不同的信息访问类型，采取监视和访问控制手段；为供应商开放的访问权限应限于业务需要的最小权限，并设定有效期。</w:t>
@@ -4396,13 +4557,13 @@
     </w:p>
     <w:p>
       <w:pPr>
-        <w:pStyle w:val="a2"/>
+        <w:pStyle w:val="30"/>
         <w:numPr>
           <w:ilvl w:val="0"/>
           <w:numId w:val="9"/>
         </w:numPr>
         <w:bidi w:val="0"/>
-        <w:ind w:left="425" w:hanging="425" w:leftChars="0" w:firstLineChars="0"/>
+        <w:ind w:left="425" w:leftChars="0" w:hanging="425" w:firstLineChars="0"/>
       </w:pPr>
       <w:r>
         <w:t>信息安全能力评估：对供应商的信息安全管理能力进行评估。</w:t>
@@ -4410,13 +4571,13 @@
     </w:p>
     <w:p>
       <w:pPr>
-        <w:pStyle w:val="a2"/>
+        <w:pStyle w:val="30"/>
         <w:numPr>
           <w:ilvl w:val="0"/>
           <w:numId w:val="9"/>
         </w:numPr>
         <w:bidi w:val="0"/>
-        <w:ind w:left="425" w:hanging="425" w:leftChars="0" w:firstLineChars="0"/>
+        <w:ind w:left="425" w:leftChars="0" w:hanging="425" w:firstLineChars="0"/>
       </w:pPr>
       <w:r>
         <w:t>人员培训：针对与供应商人员交互的公司人员开展意识培训，明确基于供应商类型的参与规则和行为要求。</w:t>
@@ -4424,13 +4585,13 @@
     </w:p>
     <w:p>
       <w:pPr>
-        <w:pStyle w:val="a2"/>
+        <w:pStyle w:val="30"/>
         <w:numPr>
           <w:ilvl w:val="0"/>
           <w:numId w:val="9"/>
         </w:numPr>
         <w:bidi w:val="0"/>
-        <w:ind w:left="425" w:hanging="425" w:leftChars="0" w:firstLineChars="0"/>
+        <w:ind w:left="425" w:leftChars="0" w:hanging="425" w:firstLineChars="0"/>
       </w:pPr>
       <w:r>
         <w:t>协议约定：在双方签订的协议中明确信息安全要求和控制措施；如对信息保密性有特殊要求，需签署保密协议。</w:t>
@@ -4438,26 +4599,26 @@
     </w:p>
     <w:p>
       <w:pPr>
-        <w:pStyle w:val="1"/>
-        <w:bidi w:val="0"/>
-      </w:pPr>
-      <w:bookmarkStart w:id="25" w:name="heading_14"/>
-      <w:bookmarkStart w:id="26" w:name="_Toc28134"/>
+        <w:pStyle w:val="29"/>
+        <w:bidi w:val="0"/>
+      </w:pPr>
+      <w:bookmarkStart w:id="24" w:name="heading_14"/>
+      <w:bookmarkStart w:id="25" w:name="_Toc28134"/>
       <w:r>
         <w:t>合同管理</w:t>
       </w:r>
+      <w:bookmarkEnd w:id="24"/>
       <w:bookmarkEnd w:id="25"/>
-      <w:bookmarkEnd w:id="26"/>
-    </w:p>
-    <w:p>
-      <w:pPr>
-        <w:pStyle w:val="a4"/>
+    </w:p>
+    <w:p>
+      <w:pPr>
+        <w:pStyle w:val="41"/>
         <w:numPr>
           <w:ilvl w:val="0"/>
           <w:numId w:val="10"/>
         </w:numPr>
         <w:bidi w:val="0"/>
-        <w:ind w:left="425" w:hanging="425" w:leftChars="0" w:firstLineChars="0"/>
+        <w:ind w:left="425" w:leftChars="0" w:hanging="425" w:firstLineChars="0"/>
       </w:pPr>
       <w:r>
         <w:t>采购部负责与供应商的合同和协议管理。经评审为合格供应商的，记录到《合格供应商名录》中。</w:t>
@@ -4465,13 +4626,13 @@
     </w:p>
     <w:p>
       <w:pPr>
-        <w:pStyle w:val="a4"/>
+        <w:pStyle w:val="41"/>
         <w:numPr>
           <w:ilvl w:val="0"/>
           <w:numId w:val="10"/>
         </w:numPr>
         <w:bidi w:val="0"/>
-        <w:ind w:left="425" w:hanging="425" w:leftChars="0" w:firstLineChars="0"/>
+        <w:ind w:left="425" w:leftChars="0" w:hanging="425" w:firstLineChars="0"/>
       </w:pPr>
       <w:r>
         <w:t>所有签署的合同需经采购部、运维部、质量管理部及公司法务（如有）审核，报公司领导审批后方可签署盖章。</w:t>
@@ -4479,13 +4640,13 @@
     </w:p>
     <w:p>
       <w:pPr>
-        <w:pStyle w:val="a4"/>
+        <w:pStyle w:val="41"/>
         <w:numPr>
           <w:ilvl w:val="0"/>
           <w:numId w:val="10"/>
         </w:numPr>
         <w:bidi w:val="0"/>
-        <w:ind w:left="425" w:hanging="425" w:leftChars="0" w:firstLineChars="0"/>
+        <w:ind w:left="425" w:leftChars="0" w:hanging="425" w:firstLineChars="0"/>
       </w:pPr>
       <w:r>
         <w:t>供应商提出合同变更时，必须在满足公司业务需求的前提下进行评审。</w:t>
@@ -4493,13 +4654,13 @@
     </w:p>
     <w:p>
       <w:pPr>
-        <w:pStyle w:val="a4"/>
+        <w:pStyle w:val="41"/>
         <w:numPr>
           <w:ilvl w:val="0"/>
           <w:numId w:val="10"/>
         </w:numPr>
         <w:bidi w:val="0"/>
-        <w:ind w:left="425" w:hanging="425" w:leftChars="0" w:firstLineChars="0"/>
+        <w:ind w:left="425" w:leftChars="0" w:hanging="425" w:firstLineChars="0"/>
       </w:pPr>
       <w:r>
         <w:t>发生合同纠纷时，采购部应按照合同约定流程处理。</w:t>
@@ -4507,13 +4668,13 @@
     </w:p>
     <w:p>
       <w:pPr>
-        <w:pStyle w:val="a4"/>
+        <w:pStyle w:val="41"/>
         <w:numPr>
           <w:ilvl w:val="0"/>
           <w:numId w:val="10"/>
         </w:numPr>
         <w:bidi w:val="0"/>
-        <w:ind w:left="425" w:hanging="425" w:leftChars="0" w:firstLineChars="0"/>
+        <w:ind w:left="425" w:leftChars="0" w:hanging="425" w:firstLineChars="0"/>
       </w:pPr>
       <w:r>
         <w:t>发生服务结束、服务提前终止或服务转移时，采购部应按照合同约定流程处理。</w:t>
@@ -4521,55 +4682,55 @@
     </w:p>
     <w:p>
       <w:pPr>
-        <w:pStyle w:val="1"/>
-        <w:bidi w:val="0"/>
-      </w:pPr>
+        <w:pStyle w:val="29"/>
+        <w:bidi w:val="0"/>
+      </w:pPr>
+      <w:bookmarkStart w:id="26" w:name="_Toc14601"/>
       <w:bookmarkStart w:id="27" w:name="heading_15"/>
-      <w:bookmarkStart w:id="28" w:name="_Toc14601"/>
       <w:r>
         <w:t>供应商评价</w:t>
       </w:r>
+      <w:bookmarkEnd w:id="26"/>
       <w:bookmarkEnd w:id="27"/>
+    </w:p>
+    <w:p>
+      <w:pPr>
+        <w:pStyle w:val="31"/>
+        <w:bidi w:val="0"/>
+      </w:pPr>
+      <w:bookmarkStart w:id="28" w:name="_Toc19370"/>
+      <w:bookmarkStart w:id="29" w:name="heading_16"/>
+      <w:r>
+        <w:t>评价周期</w:t>
+      </w:r>
       <w:bookmarkEnd w:id="28"/>
-    </w:p>
-    <w:p>
-      <w:pPr>
-        <w:pStyle w:val="2"/>
-        <w:bidi w:val="0"/>
-      </w:pPr>
-      <w:bookmarkStart w:id="29" w:name="_Toc19370"/>
-      <w:bookmarkStart w:id="30" w:name="heading_16"/>
-      <w:r>
-        <w:t>评价周期</w:t>
-      </w:r>
       <w:bookmarkEnd w:id="29"/>
+    </w:p>
+    <w:p>
+      <w:pPr>
+        <w:pStyle w:val="30"/>
+        <w:bidi w:val="0"/>
+      </w:pPr>
+      <w:r>
+        <w:t>每年至少组织一次供应商评审。</w:t>
+      </w:r>
+    </w:p>
+    <w:p>
+      <w:pPr>
+        <w:pStyle w:val="31"/>
+        <w:bidi w:val="0"/>
+      </w:pPr>
+      <w:bookmarkStart w:id="30" w:name="_Toc25119"/>
+      <w:bookmarkStart w:id="31" w:name="heading_17"/>
+      <w:r>
+        <w:t>评价内容</w:t>
+      </w:r>
       <w:bookmarkEnd w:id="30"/>
-    </w:p>
-    <w:p>
-      <w:pPr>
-        <w:pStyle w:val="a2"/>
-        <w:bidi w:val="0"/>
-      </w:pPr>
-      <w:r>
-        <w:t>每年至少组织一次供应商评审。</w:t>
-      </w:r>
-    </w:p>
-    <w:p>
-      <w:pPr>
-        <w:pStyle w:val="2"/>
-        <w:bidi w:val="0"/>
-      </w:pPr>
-      <w:bookmarkStart w:id="31" w:name="_Toc25119"/>
-      <w:bookmarkStart w:id="32" w:name="heading_17"/>
-      <w:r>
-        <w:t>评价内容</w:t>
-      </w:r>
       <w:bookmarkEnd w:id="31"/>
-      <w:bookmarkEnd w:id="32"/>
-    </w:p>
-    <w:p>
-      <w:pPr>
-        <w:pStyle w:val="a2"/>
+    </w:p>
+    <w:p>
+      <w:pPr>
+        <w:pStyle w:val="30"/>
         <w:bidi w:val="0"/>
       </w:pPr>
       <w:r>
@@ -4578,17 +4739,18 @@
     </w:p>
     <w:tbl>
       <w:tblPr>
-        <w:tblStyle w:val="TableNormal"/>
+        <w:tblStyle w:val="20"/>
         <w:tblW w:w="8214" w:type="dxa"/>
         <w:jc w:val="center"/>
         <w:tblBorders>
-          <w:top w:val="nil"/>
-          <w:left w:val="nil"/>
-          <w:bottom w:val="nil"/>
-          <w:right w:val="nil"/>
-          <w:insideH w:val="nil"/>
-          <w:insideV w:val="nil"/>
+          <w:top w:val="none" w:color="auto" w:sz="0" w:space="0"/>
+          <w:left w:val="none" w:color="auto" w:sz="0" w:space="0"/>
+          <w:bottom w:val="none" w:color="auto" w:sz="0" w:space="0"/>
+          <w:right w:val="none" w:color="auto" w:sz="0" w:space="0"/>
+          <w:insideH w:val="none" w:color="auto" w:sz="0" w:space="0"/>
+          <w:insideV w:val="none" w:color="auto" w:sz="0" w:space="0"/>
         </w:tblBorders>
+        <w:tblLayout w:type="autofit"/>
         <w:tblCellMar>
           <w:top w:w="0" w:type="dxa"/>
           <w:left w:w="10" w:type="dxa"/>
@@ -4602,15 +4764,13 @@
       </w:tblGrid>
       <w:tr>
         <w:tblPrEx>
-          <w:tblW w:w="8214" w:type="dxa"/>
-          <w:jc w:val="center"/>
           <w:tblBorders>
-            <w:top w:val="nil"/>
-            <w:left w:val="nil"/>
-            <w:bottom w:val="nil"/>
-            <w:right w:val="nil"/>
-            <w:insideH w:val="nil"/>
-            <w:insideV w:val="nil"/>
+            <w:top w:val="none" w:color="auto" w:sz="0" w:space="0"/>
+            <w:left w:val="none" w:color="auto" w:sz="0" w:space="0"/>
+            <w:bottom w:val="none" w:color="auto" w:sz="0" w:space="0"/>
+            <w:right w:val="none" w:color="auto" w:sz="0" w:space="0"/>
+            <w:insideH w:val="none" w:color="auto" w:sz="0" w:space="0"/>
+            <w:insideV w:val="none" w:color="auto" w:sz="0" w:space="0"/>
           </w:tblBorders>
           <w:tblCellMar>
             <w:top w:w="0" w:type="dxa"/>
@@ -4620,7 +4780,7 @@
           </w:tblCellMar>
         </w:tblPrEx>
         <w:trPr>
-          <w:trHeight w:val="0"/>
+          <w:trHeight w:val="0" w:hRule="atLeast"/>
           <w:tblHeader/>
           <w:jc w:val="center"/>
         </w:trPr>
@@ -4628,8 +4788,8 @@
           <w:tcPr>
             <w:tcW w:w="2512" w:type="dxa"/>
             <w:tcBorders>
-              <w:top w:val="single" w:sz="12" w:space="0" w:color="auto"/>
-              <w:left w:val="single" w:sz="12" w:space="0" w:color="auto"/>
+              <w:top w:val="single" w:color="auto" w:sz="12" w:space="0"/>
+              <w:left w:val="single" w:color="auto" w:sz="12" w:space="0"/>
               <w:bottom w:val="nil"/>
               <w:right w:val="nil"/>
             </w:tcBorders>
@@ -4643,11 +4803,11 @@
           </w:tcPr>
           <w:p>
             <w:pPr>
-              <w:pStyle w:val="a2"/>
+              <w:pStyle w:val="30"/>
               <w:bidi w:val="0"/>
               <w:snapToGrid w:val="0"/>
               <w:spacing w:line="240" w:lineRule="auto"/>
-              <w:ind w:left="0" w:right="0" w:firstLine="0" w:leftChars="0" w:rightChars="0" w:firstLineChars="0"/>
+              <w:ind w:left="0" w:leftChars="0" w:right="0" w:rightChars="0" w:firstLine="0" w:firstLineChars="0"/>
               <w:jc w:val="center"/>
               <w:rPr>
                 <w:b/>
@@ -4665,10 +4825,10 @@
           <w:tcPr>
             <w:tcW w:w="5702" w:type="dxa"/>
             <w:tcBorders>
-              <w:top w:val="single" w:sz="12" w:space="0" w:color="auto"/>
-              <w:left w:val="single" w:sz="4" w:space="0" w:color="auto"/>
+              <w:top w:val="single" w:color="auto" w:sz="12" w:space="0"/>
+              <w:left w:val="single" w:color="auto" w:sz="4" w:space="0"/>
               <w:bottom w:val="nil"/>
-              <w:right w:val="single" w:sz="12" w:space="0" w:color="auto"/>
+              <w:right w:val="single" w:color="auto" w:sz="12" w:space="0"/>
             </w:tcBorders>
             <w:tcMar>
               <w:top w:w="60" w:type="dxa"/>
@@ -4680,11 +4840,11 @@
           </w:tcPr>
           <w:p>
             <w:pPr>
-              <w:pStyle w:val="a2"/>
+              <w:pStyle w:val="30"/>
               <w:bidi w:val="0"/>
               <w:snapToGrid w:val="0"/>
               <w:spacing w:line="240" w:lineRule="auto"/>
-              <w:ind w:left="0" w:right="0" w:firstLine="0" w:leftChars="0" w:rightChars="0" w:firstLineChars="0"/>
+              <w:ind w:left="0" w:leftChars="0" w:right="0" w:rightChars="0" w:firstLine="0" w:firstLineChars="0"/>
               <w:jc w:val="center"/>
               <w:rPr>
                 <w:b/>
@@ -4701,8 +4861,14 @@
       </w:tr>
       <w:tr>
         <w:tblPrEx>
-          <w:tblW w:w="8214" w:type="dxa"/>
-          <w:jc w:val="center"/>
+          <w:tblBorders>
+            <w:top w:val="none" w:color="auto" w:sz="0" w:space="0"/>
+            <w:left w:val="none" w:color="auto" w:sz="0" w:space="0"/>
+            <w:bottom w:val="none" w:color="auto" w:sz="0" w:space="0"/>
+            <w:right w:val="none" w:color="auto" w:sz="0" w:space="0"/>
+            <w:insideH w:val="none" w:color="auto" w:sz="0" w:space="0"/>
+            <w:insideV w:val="none" w:color="auto" w:sz="0" w:space="0"/>
+          </w:tblBorders>
           <w:tblCellMar>
             <w:top w:w="0" w:type="dxa"/>
             <w:left w:w="10" w:type="dxa"/>
@@ -4711,15 +4877,15 @@
           </w:tblCellMar>
         </w:tblPrEx>
         <w:trPr>
-          <w:trHeight w:val="0"/>
+          <w:trHeight w:val="0" w:hRule="atLeast"/>
           <w:jc w:val="center"/>
         </w:trPr>
         <w:tc>
           <w:tcPr>
             <w:tcW w:w="2512" w:type="dxa"/>
             <w:tcBorders>
-              <w:top w:val="single" w:sz="4" w:space="0" w:color="auto"/>
-              <w:left w:val="single" w:sz="12" w:space="0" w:color="auto"/>
+              <w:top w:val="single" w:color="auto" w:sz="4" w:space="0"/>
+              <w:left w:val="single" w:color="auto" w:sz="12" w:space="0"/>
               <w:bottom w:val="nil"/>
               <w:right w:val="nil"/>
             </w:tcBorders>
@@ -4733,11 +4899,11 @@
           </w:tcPr>
           <w:p>
             <w:pPr>
-              <w:pStyle w:val="a2"/>
+              <w:pStyle w:val="30"/>
               <w:bidi w:val="0"/>
               <w:snapToGrid w:val="0"/>
               <w:spacing w:line="240" w:lineRule="auto"/>
-              <w:ind w:left="0" w:right="0" w:firstLine="0" w:leftChars="0" w:rightChars="0" w:firstLineChars="0"/>
+              <w:ind w:left="0" w:leftChars="0" w:right="0" w:rightChars="0" w:firstLine="0" w:firstLineChars="0"/>
               <w:jc w:val="center"/>
             </w:pPr>
             <w:r>
@@ -4749,10 +4915,10 @@
           <w:tcPr>
             <w:tcW w:w="5702" w:type="dxa"/>
             <w:tcBorders>
-              <w:top w:val="single" w:sz="4" w:space="0" w:color="auto"/>
-              <w:left w:val="single" w:sz="4" w:space="0" w:color="auto"/>
+              <w:top w:val="single" w:color="auto" w:sz="4" w:space="0"/>
+              <w:left w:val="single" w:color="auto" w:sz="4" w:space="0"/>
               <w:bottom w:val="nil"/>
-              <w:right w:val="single" w:sz="12" w:space="0" w:color="auto"/>
+              <w:right w:val="single" w:color="auto" w:sz="12" w:space="0"/>
             </w:tcBorders>
             <w:tcMar>
               <w:top w:w="60" w:type="dxa"/>
@@ -4764,11 +4930,11 @@
           </w:tcPr>
           <w:p>
             <w:pPr>
-              <w:pStyle w:val="a2"/>
+              <w:pStyle w:val="30"/>
               <w:bidi w:val="0"/>
               <w:snapToGrid w:val="0"/>
               <w:spacing w:line="240" w:lineRule="auto"/>
-              <w:ind w:left="0" w:right="0" w:firstLine="0" w:leftChars="0" w:rightChars="0" w:firstLineChars="0"/>
+              <w:ind w:left="0" w:leftChars="0" w:right="0" w:rightChars="0" w:firstLine="0" w:firstLineChars="0"/>
               <w:jc w:val="left"/>
             </w:pPr>
             <w:r>
@@ -4779,8 +4945,14 @@
       </w:tr>
       <w:tr>
         <w:tblPrEx>
-          <w:tblW w:w="8214" w:type="dxa"/>
-          <w:jc w:val="center"/>
+          <w:tblBorders>
+            <w:top w:val="none" w:color="auto" w:sz="0" w:space="0"/>
+            <w:left w:val="none" w:color="auto" w:sz="0" w:space="0"/>
+            <w:bottom w:val="none" w:color="auto" w:sz="0" w:space="0"/>
+            <w:right w:val="none" w:color="auto" w:sz="0" w:space="0"/>
+            <w:insideH w:val="none" w:color="auto" w:sz="0" w:space="0"/>
+            <w:insideV w:val="none" w:color="auto" w:sz="0" w:space="0"/>
+          </w:tblBorders>
           <w:tblCellMar>
             <w:top w:w="0" w:type="dxa"/>
             <w:left w:w="10" w:type="dxa"/>
@@ -4789,15 +4961,15 @@
           </w:tblCellMar>
         </w:tblPrEx>
         <w:trPr>
-          <w:trHeight w:val="0"/>
+          <w:trHeight w:val="0" w:hRule="atLeast"/>
           <w:jc w:val="center"/>
         </w:trPr>
         <w:tc>
           <w:tcPr>
             <w:tcW w:w="2512" w:type="dxa"/>
             <w:tcBorders>
-              <w:top w:val="single" w:sz="4" w:space="0" w:color="auto"/>
-              <w:left w:val="single" w:sz="12" w:space="0" w:color="auto"/>
+              <w:top w:val="single" w:color="auto" w:sz="4" w:space="0"/>
+              <w:left w:val="single" w:color="auto" w:sz="12" w:space="0"/>
               <w:bottom w:val="nil"/>
               <w:right w:val="nil"/>
             </w:tcBorders>
@@ -4811,11 +4983,11 @@
           </w:tcPr>
           <w:p>
             <w:pPr>
-              <w:pStyle w:val="a2"/>
+              <w:pStyle w:val="30"/>
               <w:bidi w:val="0"/>
               <w:snapToGrid w:val="0"/>
               <w:spacing w:line="240" w:lineRule="auto"/>
-              <w:ind w:left="0" w:right="0" w:firstLine="0" w:leftChars="0" w:rightChars="0" w:firstLineChars="0"/>
+              <w:ind w:left="0" w:leftChars="0" w:right="0" w:rightChars="0" w:firstLine="0" w:firstLineChars="0"/>
               <w:jc w:val="center"/>
             </w:pPr>
             <w:r>
@@ -4827,10 +4999,10 @@
           <w:tcPr>
             <w:tcW w:w="5702" w:type="dxa"/>
             <w:tcBorders>
-              <w:top w:val="single" w:sz="4" w:space="0" w:color="auto"/>
-              <w:left w:val="single" w:sz="4" w:space="0" w:color="auto"/>
+              <w:top w:val="single" w:color="auto" w:sz="4" w:space="0"/>
+              <w:left w:val="single" w:color="auto" w:sz="4" w:space="0"/>
               <w:bottom w:val="nil"/>
-              <w:right w:val="single" w:sz="12" w:space="0" w:color="auto"/>
+              <w:right w:val="single" w:color="auto" w:sz="12" w:space="0"/>
             </w:tcBorders>
             <w:tcMar>
               <w:top w:w="60" w:type="dxa"/>
@@ -4842,11 +5014,11 @@
           </w:tcPr>
           <w:p>
             <w:pPr>
-              <w:pStyle w:val="a2"/>
+              <w:pStyle w:val="30"/>
               <w:bidi w:val="0"/>
               <w:snapToGrid w:val="0"/>
               <w:spacing w:line="240" w:lineRule="auto"/>
-              <w:ind w:left="0" w:right="0" w:firstLine="0" w:leftChars="0" w:rightChars="0" w:firstLineChars="0"/>
+              <w:ind w:left="0" w:leftChars="0" w:right="0" w:rightChars="0" w:firstLine="0" w:firstLineChars="0"/>
               <w:jc w:val="left"/>
             </w:pPr>
             <w:r>
@@ -4857,8 +5029,14 @@
       </w:tr>
       <w:tr>
         <w:tblPrEx>
-          <w:tblW w:w="8214" w:type="dxa"/>
-          <w:jc w:val="center"/>
+          <w:tblBorders>
+            <w:top w:val="none" w:color="auto" w:sz="0" w:space="0"/>
+            <w:left w:val="none" w:color="auto" w:sz="0" w:space="0"/>
+            <w:bottom w:val="none" w:color="auto" w:sz="0" w:space="0"/>
+            <w:right w:val="none" w:color="auto" w:sz="0" w:space="0"/>
+            <w:insideH w:val="none" w:color="auto" w:sz="0" w:space="0"/>
+            <w:insideV w:val="none" w:color="auto" w:sz="0" w:space="0"/>
+          </w:tblBorders>
           <w:tblCellMar>
             <w:top w:w="0" w:type="dxa"/>
             <w:left w:w="10" w:type="dxa"/>
@@ -4867,15 +5045,15 @@
           </w:tblCellMar>
         </w:tblPrEx>
         <w:trPr>
-          <w:trHeight w:val="0"/>
+          <w:trHeight w:val="0" w:hRule="atLeast"/>
           <w:jc w:val="center"/>
         </w:trPr>
         <w:tc>
           <w:tcPr>
             <w:tcW w:w="2512" w:type="dxa"/>
             <w:tcBorders>
-              <w:top w:val="single" w:sz="4" w:space="0" w:color="auto"/>
-              <w:left w:val="single" w:sz="12" w:space="0" w:color="auto"/>
+              <w:top w:val="single" w:color="auto" w:sz="4" w:space="0"/>
+              <w:left w:val="single" w:color="auto" w:sz="12" w:space="0"/>
               <w:bottom w:val="nil"/>
               <w:right w:val="nil"/>
             </w:tcBorders>
@@ -4889,11 +5067,11 @@
           </w:tcPr>
           <w:p>
             <w:pPr>
-              <w:pStyle w:val="a2"/>
+              <w:pStyle w:val="30"/>
               <w:bidi w:val="0"/>
               <w:snapToGrid w:val="0"/>
               <w:spacing w:line="240" w:lineRule="auto"/>
-              <w:ind w:left="0" w:right="0" w:firstLine="0" w:leftChars="0" w:rightChars="0" w:firstLineChars="0"/>
+              <w:ind w:left="0" w:leftChars="0" w:right="0" w:rightChars="0" w:firstLine="0" w:firstLineChars="0"/>
               <w:jc w:val="center"/>
             </w:pPr>
             <w:r>
@@ -4905,10 +5083,10 @@
           <w:tcPr>
             <w:tcW w:w="5702" w:type="dxa"/>
             <w:tcBorders>
-              <w:top w:val="single" w:sz="4" w:space="0" w:color="auto"/>
-              <w:left w:val="single" w:sz="4" w:space="0" w:color="auto"/>
+              <w:top w:val="single" w:color="auto" w:sz="4" w:space="0"/>
+              <w:left w:val="single" w:color="auto" w:sz="4" w:space="0"/>
               <w:bottom w:val="nil"/>
-              <w:right w:val="single" w:sz="12" w:space="0" w:color="auto"/>
+              <w:right w:val="single" w:color="auto" w:sz="12" w:space="0"/>
             </w:tcBorders>
             <w:tcMar>
               <w:top w:w="60" w:type="dxa"/>
@@ -4920,11 +5098,11 @@
           </w:tcPr>
           <w:p>
             <w:pPr>
-              <w:pStyle w:val="a2"/>
+              <w:pStyle w:val="30"/>
               <w:bidi w:val="0"/>
               <w:snapToGrid w:val="0"/>
               <w:spacing w:line="240" w:lineRule="auto"/>
-              <w:ind w:left="0" w:right="0" w:firstLine="0" w:leftChars="0" w:rightChars="0" w:firstLineChars="0"/>
+              <w:ind w:left="0" w:leftChars="0" w:right="0" w:rightChars="0" w:firstLine="0" w:firstLineChars="0"/>
               <w:jc w:val="left"/>
             </w:pPr>
             <w:r>
@@ -4935,8 +5113,14 @@
       </w:tr>
       <w:tr>
         <w:tblPrEx>
-          <w:tblW w:w="8214" w:type="dxa"/>
-          <w:jc w:val="center"/>
+          <w:tblBorders>
+            <w:top w:val="none" w:color="auto" w:sz="0" w:space="0"/>
+            <w:left w:val="none" w:color="auto" w:sz="0" w:space="0"/>
+            <w:bottom w:val="none" w:color="auto" w:sz="0" w:space="0"/>
+            <w:right w:val="none" w:color="auto" w:sz="0" w:space="0"/>
+            <w:insideH w:val="none" w:color="auto" w:sz="0" w:space="0"/>
+            <w:insideV w:val="none" w:color="auto" w:sz="0" w:space="0"/>
+          </w:tblBorders>
           <w:tblCellMar>
             <w:top w:w="0" w:type="dxa"/>
             <w:left w:w="10" w:type="dxa"/>
@@ -4945,15 +5129,15 @@
           </w:tblCellMar>
         </w:tblPrEx>
         <w:trPr>
-          <w:trHeight w:val="0"/>
+          <w:trHeight w:val="0" w:hRule="atLeast"/>
           <w:jc w:val="center"/>
         </w:trPr>
         <w:tc>
           <w:tcPr>
             <w:tcW w:w="2512" w:type="dxa"/>
             <w:tcBorders>
-              <w:top w:val="single" w:sz="4" w:space="0" w:color="auto"/>
-              <w:left w:val="single" w:sz="12" w:space="0" w:color="auto"/>
+              <w:top w:val="single" w:color="auto" w:sz="4" w:space="0"/>
+              <w:left w:val="single" w:color="auto" w:sz="12" w:space="0"/>
               <w:bottom w:val="nil"/>
               <w:right w:val="nil"/>
             </w:tcBorders>
@@ -4967,11 +5151,11 @@
           </w:tcPr>
           <w:p>
             <w:pPr>
-              <w:pStyle w:val="a2"/>
+              <w:pStyle w:val="30"/>
               <w:bidi w:val="0"/>
               <w:snapToGrid w:val="0"/>
               <w:spacing w:line="240" w:lineRule="auto"/>
-              <w:ind w:left="0" w:right="0" w:firstLine="0" w:leftChars="0" w:rightChars="0" w:firstLineChars="0"/>
+              <w:ind w:left="0" w:leftChars="0" w:right="0" w:rightChars="0" w:firstLine="0" w:firstLineChars="0"/>
               <w:jc w:val="center"/>
             </w:pPr>
             <w:r>
@@ -4983,10 +5167,10 @@
           <w:tcPr>
             <w:tcW w:w="5702" w:type="dxa"/>
             <w:tcBorders>
-              <w:top w:val="single" w:sz="4" w:space="0" w:color="auto"/>
-              <w:left w:val="single" w:sz="4" w:space="0" w:color="auto"/>
+              <w:top w:val="single" w:color="auto" w:sz="4" w:space="0"/>
+              <w:left w:val="single" w:color="auto" w:sz="4" w:space="0"/>
               <w:bottom w:val="nil"/>
-              <w:right w:val="single" w:sz="12" w:space="0" w:color="auto"/>
+              <w:right w:val="single" w:color="auto" w:sz="12" w:space="0"/>
             </w:tcBorders>
             <w:tcMar>
               <w:top w:w="60" w:type="dxa"/>
@@ -4998,11 +5182,11 @@
           </w:tcPr>
           <w:p>
             <w:pPr>
-              <w:pStyle w:val="a2"/>
+              <w:pStyle w:val="30"/>
               <w:bidi w:val="0"/>
               <w:snapToGrid w:val="0"/>
               <w:spacing w:line="240" w:lineRule="auto"/>
-              <w:ind w:left="0" w:right="0" w:firstLine="0" w:leftChars="0" w:rightChars="0" w:firstLineChars="0"/>
+              <w:ind w:left="0" w:leftChars="0" w:right="0" w:rightChars="0" w:firstLine="0" w:firstLineChars="0"/>
               <w:jc w:val="left"/>
             </w:pPr>
             <w:r>
@@ -5013,8 +5197,14 @@
       </w:tr>
       <w:tr>
         <w:tblPrEx>
-          <w:tblW w:w="8214" w:type="dxa"/>
-          <w:jc w:val="center"/>
+          <w:tblBorders>
+            <w:top w:val="none" w:color="auto" w:sz="0" w:space="0"/>
+            <w:left w:val="none" w:color="auto" w:sz="0" w:space="0"/>
+            <w:bottom w:val="none" w:color="auto" w:sz="0" w:space="0"/>
+            <w:right w:val="none" w:color="auto" w:sz="0" w:space="0"/>
+            <w:insideH w:val="none" w:color="auto" w:sz="0" w:space="0"/>
+            <w:insideV w:val="none" w:color="auto" w:sz="0" w:space="0"/>
+          </w:tblBorders>
           <w:tblCellMar>
             <w:top w:w="0" w:type="dxa"/>
             <w:left w:w="10" w:type="dxa"/>
@@ -5023,16 +5213,16 @@
           </w:tblCellMar>
         </w:tblPrEx>
         <w:trPr>
-          <w:trHeight w:val="0"/>
+          <w:trHeight w:val="0" w:hRule="atLeast"/>
           <w:jc w:val="center"/>
         </w:trPr>
         <w:tc>
           <w:tcPr>
             <w:tcW w:w="2512" w:type="dxa"/>
             <w:tcBorders>
-              <w:top w:val="single" w:sz="4" w:space="0" w:color="auto"/>
-              <w:left w:val="single" w:sz="12" w:space="0" w:color="auto"/>
-              <w:bottom w:val="single" w:sz="12" w:space="0" w:color="auto"/>
+              <w:top w:val="single" w:color="auto" w:sz="4" w:space="0"/>
+              <w:left w:val="single" w:color="auto" w:sz="12" w:space="0"/>
+              <w:bottom w:val="single" w:color="auto" w:sz="12" w:space="0"/>
               <w:right w:val="nil"/>
             </w:tcBorders>
             <w:tcMar>
@@ -5045,11 +5235,11 @@
           </w:tcPr>
           <w:p>
             <w:pPr>
-              <w:pStyle w:val="a2"/>
+              <w:pStyle w:val="30"/>
               <w:bidi w:val="0"/>
               <w:snapToGrid w:val="0"/>
               <w:spacing w:line="240" w:lineRule="auto"/>
-              <w:ind w:left="0" w:right="0" w:firstLine="0" w:leftChars="0" w:rightChars="0" w:firstLineChars="0"/>
+              <w:ind w:left="0" w:leftChars="0" w:right="0" w:rightChars="0" w:firstLine="0" w:firstLineChars="0"/>
               <w:jc w:val="center"/>
             </w:pPr>
             <w:r>
@@ -5061,10 +5251,10 @@
           <w:tcPr>
             <w:tcW w:w="5702" w:type="dxa"/>
             <w:tcBorders>
-              <w:top w:val="single" w:sz="4" w:space="0" w:color="auto"/>
-              <w:left w:val="single" w:sz="4" w:space="0" w:color="auto"/>
-              <w:bottom w:val="single" w:sz="12" w:space="0" w:color="auto"/>
-              <w:right w:val="single" w:sz="12" w:space="0" w:color="auto"/>
+              <w:top w:val="single" w:color="auto" w:sz="4" w:space="0"/>
+              <w:left w:val="single" w:color="auto" w:sz="4" w:space="0"/>
+              <w:bottom w:val="single" w:color="auto" w:sz="12" w:space="0"/>
+              <w:right w:val="single" w:color="auto" w:sz="12" w:space="0"/>
             </w:tcBorders>
             <w:tcMar>
               <w:top w:w="60" w:type="dxa"/>
@@ -5076,11 +5266,11 @@
           </w:tcPr>
           <w:p>
             <w:pPr>
-              <w:pStyle w:val="a2"/>
+              <w:pStyle w:val="30"/>
               <w:bidi w:val="0"/>
               <w:snapToGrid w:val="0"/>
               <w:spacing w:line="240" w:lineRule="auto"/>
-              <w:ind w:left="0" w:right="0" w:firstLine="0" w:leftChars="0" w:rightChars="0" w:firstLineChars="0"/>
+              <w:ind w:left="0" w:leftChars="0" w:right="0" w:rightChars="0" w:firstLine="0" w:firstLineChars="0"/>
               <w:jc w:val="left"/>
             </w:pPr>
             <w:r>
@@ -5092,20 +5282,20 @@
     </w:tbl>
     <w:p>
       <w:pPr>
-        <w:pStyle w:val="2"/>
-        <w:bidi w:val="0"/>
-      </w:pPr>
+        <w:pStyle w:val="31"/>
+        <w:bidi w:val="0"/>
+      </w:pPr>
+      <w:bookmarkStart w:id="32" w:name="_Toc29798"/>
       <w:bookmarkStart w:id="33" w:name="heading_18"/>
-      <w:bookmarkStart w:id="34" w:name="_Toc29798"/>
       <w:r>
         <w:t>评价等级</w:t>
       </w:r>
+      <w:bookmarkEnd w:id="32"/>
       <w:bookmarkEnd w:id="33"/>
-      <w:bookmarkEnd w:id="34"/>
-    </w:p>
-    <w:p>
-      <w:pPr>
-        <w:pStyle w:val="a2"/>
+    </w:p>
+    <w:p>
+      <w:pPr>
+        <w:pStyle w:val="30"/>
         <w:bidi w:val="0"/>
       </w:pPr>
       <w:r>
@@ -5114,17 +5304,18 @@
     </w:p>
     <w:tbl>
       <w:tblPr>
-        <w:tblStyle w:val="TableNormal"/>
+        <w:tblStyle w:val="20"/>
         <w:tblW w:w="8214" w:type="dxa"/>
         <w:jc w:val="center"/>
         <w:tblBorders>
-          <w:top w:val="nil"/>
-          <w:left w:val="nil"/>
-          <w:bottom w:val="nil"/>
-          <w:right w:val="nil"/>
-          <w:insideH w:val="nil"/>
-          <w:insideV w:val="nil"/>
+          <w:top w:val="none" w:color="auto" w:sz="0" w:space="0"/>
+          <w:left w:val="none" w:color="auto" w:sz="0" w:space="0"/>
+          <w:bottom w:val="none" w:color="auto" w:sz="0" w:space="0"/>
+          <w:right w:val="none" w:color="auto" w:sz="0" w:space="0"/>
+          <w:insideH w:val="none" w:color="auto" w:sz="0" w:space="0"/>
+          <w:insideV w:val="none" w:color="auto" w:sz="0" w:space="0"/>
         </w:tblBorders>
+        <w:tblLayout w:type="autofit"/>
         <w:tblCellMar>
           <w:top w:w="0" w:type="dxa"/>
           <w:left w:w="10" w:type="dxa"/>
@@ -5139,15 +5330,13 @@
       </w:tblGrid>
       <w:tr>
         <w:tblPrEx>
-          <w:tblW w:w="8214" w:type="dxa"/>
-          <w:jc w:val="center"/>
           <w:tblBorders>
-            <w:top w:val="nil"/>
-            <w:left w:val="nil"/>
-            <w:bottom w:val="nil"/>
-            <w:right w:val="nil"/>
-            <w:insideH w:val="nil"/>
-            <w:insideV w:val="nil"/>
+            <w:top w:val="none" w:color="auto" w:sz="0" w:space="0"/>
+            <w:left w:val="none" w:color="auto" w:sz="0" w:space="0"/>
+            <w:bottom w:val="none" w:color="auto" w:sz="0" w:space="0"/>
+            <w:right w:val="none" w:color="auto" w:sz="0" w:space="0"/>
+            <w:insideH w:val="none" w:color="auto" w:sz="0" w:space="0"/>
+            <w:insideV w:val="none" w:color="auto" w:sz="0" w:space="0"/>
           </w:tblBorders>
           <w:tblCellMar>
             <w:top w:w="0" w:type="dxa"/>
@@ -5157,7 +5346,7 @@
           </w:tblCellMar>
         </w:tblPrEx>
         <w:trPr>
-          <w:trHeight w:val="0"/>
+          <w:trHeight w:val="0" w:hRule="atLeast"/>
           <w:tblHeader/>
           <w:jc w:val="center"/>
         </w:trPr>
@@ -5165,8 +5354,8 @@
           <w:tcPr>
             <w:tcW w:w="1639" w:type="dxa"/>
             <w:tcBorders>
-              <w:top w:val="single" w:sz="12" w:space="0" w:color="auto"/>
-              <w:left w:val="single" w:sz="12" w:space="0" w:color="auto"/>
+              <w:top w:val="single" w:color="auto" w:sz="12" w:space="0"/>
+              <w:left w:val="single" w:color="auto" w:sz="12" w:space="0"/>
               <w:bottom w:val="nil"/>
               <w:right w:val="nil"/>
             </w:tcBorders>
@@ -5180,11 +5369,11 @@
           </w:tcPr>
           <w:p>
             <w:pPr>
-              <w:pStyle w:val="a2"/>
+              <w:pStyle w:val="30"/>
               <w:bidi w:val="0"/>
               <w:snapToGrid w:val="0"/>
               <w:spacing w:line="240" w:lineRule="auto"/>
-              <w:ind w:left="0" w:right="0" w:firstLine="0" w:leftChars="0" w:rightChars="0" w:firstLineChars="0"/>
+              <w:ind w:left="0" w:leftChars="0" w:right="0" w:rightChars="0" w:firstLine="0" w:firstLineChars="0"/>
               <w:jc w:val="center"/>
               <w:rPr>
                 <w:b/>
@@ -5202,8 +5391,8 @@
           <w:tcPr>
             <w:tcW w:w="2051" w:type="dxa"/>
             <w:tcBorders>
-              <w:top w:val="single" w:sz="12" w:space="0" w:color="auto"/>
-              <w:left w:val="single" w:sz="4" w:space="0" w:color="auto"/>
+              <w:top w:val="single" w:color="auto" w:sz="12" w:space="0"/>
+              <w:left w:val="single" w:color="auto" w:sz="4" w:space="0"/>
               <w:bottom w:val="nil"/>
               <w:right w:val="nil"/>
             </w:tcBorders>
@@ -5217,11 +5406,11 @@
           </w:tcPr>
           <w:p>
             <w:pPr>
-              <w:pStyle w:val="a2"/>
+              <w:pStyle w:val="30"/>
               <w:bidi w:val="0"/>
               <w:snapToGrid w:val="0"/>
               <w:spacing w:line="240" w:lineRule="auto"/>
-              <w:ind w:left="0" w:right="0" w:firstLine="0" w:leftChars="0" w:rightChars="0" w:firstLineChars="0"/>
+              <w:ind w:left="0" w:leftChars="0" w:right="0" w:rightChars="0" w:firstLine="0" w:firstLineChars="0"/>
               <w:jc w:val="center"/>
               <w:rPr>
                 <w:b/>
@@ -5239,10 +5428,10 @@
           <w:tcPr>
             <w:tcW w:w="4524" w:type="dxa"/>
             <w:tcBorders>
-              <w:top w:val="single" w:sz="12" w:space="0" w:color="auto"/>
-              <w:left w:val="single" w:sz="4" w:space="0" w:color="auto"/>
+              <w:top w:val="single" w:color="auto" w:sz="12" w:space="0"/>
+              <w:left w:val="single" w:color="auto" w:sz="4" w:space="0"/>
               <w:bottom w:val="nil"/>
-              <w:right w:val="single" w:sz="12" w:space="0" w:color="auto"/>
+              <w:right w:val="single" w:color="auto" w:sz="12" w:space="0"/>
             </w:tcBorders>
             <w:tcMar>
               <w:top w:w="60" w:type="dxa"/>
@@ -5254,11 +5443,11 @@
           </w:tcPr>
           <w:p>
             <w:pPr>
-              <w:pStyle w:val="a2"/>
+              <w:pStyle w:val="30"/>
               <w:bidi w:val="0"/>
               <w:snapToGrid w:val="0"/>
               <w:spacing w:line="240" w:lineRule="auto"/>
-              <w:ind w:left="0" w:right="0" w:firstLine="0" w:leftChars="0" w:rightChars="0" w:firstLineChars="0"/>
+              <w:ind w:left="0" w:leftChars="0" w:right="0" w:rightChars="0" w:firstLine="0" w:firstLineChars="0"/>
               <w:jc w:val="center"/>
               <w:rPr>
                 <w:b/>
@@ -5275,8 +5464,14 @@
       </w:tr>
       <w:tr>
         <w:tblPrEx>
-          <w:tblW w:w="8214" w:type="dxa"/>
-          <w:jc w:val="center"/>
+          <w:tblBorders>
+            <w:top w:val="none" w:color="auto" w:sz="0" w:space="0"/>
+            <w:left w:val="none" w:color="auto" w:sz="0" w:space="0"/>
+            <w:bottom w:val="none" w:color="auto" w:sz="0" w:space="0"/>
+            <w:right w:val="none" w:color="auto" w:sz="0" w:space="0"/>
+            <w:insideH w:val="none" w:color="auto" w:sz="0" w:space="0"/>
+            <w:insideV w:val="none" w:color="auto" w:sz="0" w:space="0"/>
+          </w:tblBorders>
           <w:tblCellMar>
             <w:top w:w="0" w:type="dxa"/>
             <w:left w:w="10" w:type="dxa"/>
@@ -5285,15 +5480,15 @@
           </w:tblCellMar>
         </w:tblPrEx>
         <w:trPr>
-          <w:trHeight w:val="0"/>
+          <w:trHeight w:val="0" w:hRule="atLeast"/>
           <w:jc w:val="center"/>
         </w:trPr>
         <w:tc>
           <w:tcPr>
             <w:tcW w:w="1639" w:type="dxa"/>
             <w:tcBorders>
-              <w:top w:val="single" w:sz="4" w:space="0" w:color="auto"/>
-              <w:left w:val="single" w:sz="12" w:space="0" w:color="auto"/>
+              <w:top w:val="single" w:color="auto" w:sz="4" w:space="0"/>
+              <w:left w:val="single" w:color="auto" w:sz="12" w:space="0"/>
               <w:bottom w:val="nil"/>
               <w:right w:val="nil"/>
             </w:tcBorders>
@@ -5307,11 +5502,11 @@
           </w:tcPr>
           <w:p>
             <w:pPr>
-              <w:pStyle w:val="a2"/>
+              <w:pStyle w:val="30"/>
               <w:bidi w:val="0"/>
               <w:snapToGrid w:val="0"/>
               <w:spacing w:line="240" w:lineRule="auto"/>
-              <w:ind w:left="0" w:right="0" w:firstLine="0" w:leftChars="0" w:rightChars="0" w:firstLineChars="0"/>
+              <w:ind w:left="0" w:leftChars="0" w:right="0" w:rightChars="0" w:firstLine="0" w:firstLineChars="0"/>
               <w:jc w:val="center"/>
             </w:pPr>
             <w:r>
@@ -5323,8 +5518,8 @@
           <w:tcPr>
             <w:tcW w:w="2051" w:type="dxa"/>
             <w:tcBorders>
-              <w:top w:val="single" w:sz="4" w:space="0" w:color="auto"/>
-              <w:left w:val="single" w:sz="4" w:space="0" w:color="auto"/>
+              <w:top w:val="single" w:color="auto" w:sz="4" w:space="0"/>
+              <w:left w:val="single" w:color="auto" w:sz="4" w:space="0"/>
               <w:bottom w:val="nil"/>
               <w:right w:val="nil"/>
             </w:tcBorders>
@@ -5338,11 +5533,11 @@
           </w:tcPr>
           <w:p>
             <w:pPr>
-              <w:pStyle w:val="a2"/>
+              <w:pStyle w:val="30"/>
               <w:bidi w:val="0"/>
               <w:snapToGrid w:val="0"/>
               <w:spacing w:line="240" w:lineRule="auto"/>
-              <w:ind w:left="0" w:right="0" w:firstLine="0" w:leftChars="0" w:rightChars="0" w:firstLineChars="0"/>
+              <w:ind w:left="0" w:leftChars="0" w:right="0" w:rightChars="0" w:firstLine="0" w:firstLineChars="0"/>
               <w:jc w:val="left"/>
             </w:pPr>
             <w:r>
@@ -5354,10 +5549,10 @@
           <w:tcPr>
             <w:tcW w:w="4524" w:type="dxa"/>
             <w:tcBorders>
-              <w:top w:val="single" w:sz="4" w:space="0" w:color="auto"/>
-              <w:left w:val="single" w:sz="4" w:space="0" w:color="auto"/>
+              <w:top w:val="single" w:color="auto" w:sz="4" w:space="0"/>
+              <w:left w:val="single" w:color="auto" w:sz="4" w:space="0"/>
               <w:bottom w:val="nil"/>
-              <w:right w:val="single" w:sz="12" w:space="0" w:color="auto"/>
+              <w:right w:val="single" w:color="auto" w:sz="12" w:space="0"/>
             </w:tcBorders>
             <w:tcMar>
               <w:top w:w="60" w:type="dxa"/>
@@ -5369,11 +5564,11 @@
           </w:tcPr>
           <w:p>
             <w:pPr>
-              <w:pStyle w:val="a2"/>
+              <w:pStyle w:val="30"/>
               <w:bidi w:val="0"/>
               <w:snapToGrid w:val="0"/>
               <w:spacing w:line="240" w:lineRule="auto"/>
-              <w:ind w:left="0" w:right="0" w:firstLine="0" w:leftChars="0" w:rightChars="0" w:firstLineChars="0"/>
+              <w:ind w:left="0" w:leftChars="0" w:right="0" w:rightChars="0" w:firstLine="0" w:firstLineChars="0"/>
               <w:jc w:val="left"/>
             </w:pPr>
             <w:r>
@@ -5384,8 +5579,14 @@
       </w:tr>
       <w:tr>
         <w:tblPrEx>
-          <w:tblW w:w="8214" w:type="dxa"/>
-          <w:jc w:val="center"/>
+          <w:tblBorders>
+            <w:top w:val="none" w:color="auto" w:sz="0" w:space="0"/>
+            <w:left w:val="none" w:color="auto" w:sz="0" w:space="0"/>
+            <w:bottom w:val="none" w:color="auto" w:sz="0" w:space="0"/>
+            <w:right w:val="none" w:color="auto" w:sz="0" w:space="0"/>
+            <w:insideH w:val="none" w:color="auto" w:sz="0" w:space="0"/>
+            <w:insideV w:val="none" w:color="auto" w:sz="0" w:space="0"/>
+          </w:tblBorders>
           <w:tblCellMar>
             <w:top w:w="0" w:type="dxa"/>
             <w:left w:w="10" w:type="dxa"/>
@@ -5394,15 +5595,15 @@
           </w:tblCellMar>
         </w:tblPrEx>
         <w:trPr>
-          <w:trHeight w:val="0"/>
+          <w:trHeight w:val="0" w:hRule="atLeast"/>
           <w:jc w:val="center"/>
         </w:trPr>
         <w:tc>
           <w:tcPr>
             <w:tcW w:w="1639" w:type="dxa"/>
             <w:tcBorders>
-              <w:top w:val="single" w:sz="4" w:space="0" w:color="auto"/>
-              <w:left w:val="single" w:sz="12" w:space="0" w:color="auto"/>
+              <w:top w:val="single" w:color="auto" w:sz="4" w:space="0"/>
+              <w:left w:val="single" w:color="auto" w:sz="12" w:space="0"/>
               <w:bottom w:val="nil"/>
               <w:right w:val="nil"/>
             </w:tcBorders>
@@ -5416,11 +5617,11 @@
           </w:tcPr>
           <w:p>
             <w:pPr>
-              <w:pStyle w:val="a2"/>
+              <w:pStyle w:val="30"/>
               <w:bidi w:val="0"/>
               <w:snapToGrid w:val="0"/>
               <w:spacing w:line="240" w:lineRule="auto"/>
-              <w:ind w:left="0" w:right="0" w:firstLine="0" w:leftChars="0" w:rightChars="0" w:firstLineChars="0"/>
+              <w:ind w:left="0" w:leftChars="0" w:right="0" w:rightChars="0" w:firstLine="0" w:firstLineChars="0"/>
               <w:jc w:val="center"/>
             </w:pPr>
             <w:r>
@@ -5432,8 +5633,8 @@
           <w:tcPr>
             <w:tcW w:w="2051" w:type="dxa"/>
             <w:tcBorders>
-              <w:top w:val="single" w:sz="4" w:space="0" w:color="auto"/>
-              <w:left w:val="single" w:sz="4" w:space="0" w:color="auto"/>
+              <w:top w:val="single" w:color="auto" w:sz="4" w:space="0"/>
+              <w:left w:val="single" w:color="auto" w:sz="4" w:space="0"/>
               <w:bottom w:val="nil"/>
               <w:right w:val="nil"/>
             </w:tcBorders>
@@ -5447,11 +5648,11 @@
           </w:tcPr>
           <w:p>
             <w:pPr>
-              <w:pStyle w:val="a2"/>
+              <w:pStyle w:val="30"/>
               <w:bidi w:val="0"/>
               <w:snapToGrid w:val="0"/>
               <w:spacing w:line="240" w:lineRule="auto"/>
-              <w:ind w:left="0" w:right="0" w:firstLine="0" w:leftChars="0" w:rightChars="0" w:firstLineChars="0"/>
+              <w:ind w:left="0" w:leftChars="0" w:right="0" w:rightChars="0" w:firstLine="0" w:firstLineChars="0"/>
               <w:jc w:val="left"/>
             </w:pPr>
             <w:r>
@@ -5463,10 +5664,10 @@
           <w:tcPr>
             <w:tcW w:w="4524" w:type="dxa"/>
             <w:tcBorders>
-              <w:top w:val="single" w:sz="4" w:space="0" w:color="auto"/>
-              <w:left w:val="single" w:sz="4" w:space="0" w:color="auto"/>
+              <w:top w:val="single" w:color="auto" w:sz="4" w:space="0"/>
+              <w:left w:val="single" w:color="auto" w:sz="4" w:space="0"/>
               <w:bottom w:val="nil"/>
-              <w:right w:val="single" w:sz="12" w:space="0" w:color="auto"/>
+              <w:right w:val="single" w:color="auto" w:sz="12" w:space="0"/>
             </w:tcBorders>
             <w:tcMar>
               <w:top w:w="60" w:type="dxa"/>
@@ -5478,11 +5679,11 @@
           </w:tcPr>
           <w:p>
             <w:pPr>
-              <w:pStyle w:val="a2"/>
+              <w:pStyle w:val="30"/>
               <w:bidi w:val="0"/>
               <w:snapToGrid w:val="0"/>
               <w:spacing w:line="240" w:lineRule="auto"/>
-              <w:ind w:left="0" w:right="0" w:firstLine="0" w:leftChars="0" w:rightChars="0" w:firstLineChars="0"/>
+              <w:ind w:left="0" w:leftChars="0" w:right="0" w:rightChars="0" w:firstLine="0" w:firstLineChars="0"/>
               <w:jc w:val="left"/>
             </w:pPr>
             <w:r>
@@ -5493,8 +5694,14 @@
       </w:tr>
       <w:tr>
         <w:tblPrEx>
-          <w:tblW w:w="8214" w:type="dxa"/>
-          <w:jc w:val="center"/>
+          <w:tblBorders>
+            <w:top w:val="none" w:color="auto" w:sz="0" w:space="0"/>
+            <w:left w:val="none" w:color="auto" w:sz="0" w:space="0"/>
+            <w:bottom w:val="none" w:color="auto" w:sz="0" w:space="0"/>
+            <w:right w:val="none" w:color="auto" w:sz="0" w:space="0"/>
+            <w:insideH w:val="none" w:color="auto" w:sz="0" w:space="0"/>
+            <w:insideV w:val="none" w:color="auto" w:sz="0" w:space="0"/>
+          </w:tblBorders>
           <w:tblCellMar>
             <w:top w:w="0" w:type="dxa"/>
             <w:left w:w="10" w:type="dxa"/>
@@ -5503,15 +5710,15 @@
           </w:tblCellMar>
         </w:tblPrEx>
         <w:trPr>
-          <w:trHeight w:val="0"/>
+          <w:trHeight w:val="0" w:hRule="atLeast"/>
           <w:jc w:val="center"/>
         </w:trPr>
         <w:tc>
           <w:tcPr>
             <w:tcW w:w="1639" w:type="dxa"/>
             <w:tcBorders>
-              <w:top w:val="single" w:sz="4" w:space="0" w:color="auto"/>
-              <w:left w:val="single" w:sz="12" w:space="0" w:color="auto"/>
+              <w:top w:val="single" w:color="auto" w:sz="4" w:space="0"/>
+              <w:left w:val="single" w:color="auto" w:sz="12" w:space="0"/>
               <w:bottom w:val="nil"/>
               <w:right w:val="nil"/>
             </w:tcBorders>
@@ -5525,11 +5732,11 @@
           </w:tcPr>
           <w:p>
             <w:pPr>
-              <w:pStyle w:val="a2"/>
+              <w:pStyle w:val="30"/>
               <w:bidi w:val="0"/>
               <w:snapToGrid w:val="0"/>
               <w:spacing w:line="240" w:lineRule="auto"/>
-              <w:ind w:left="0" w:right="0" w:firstLine="0" w:leftChars="0" w:rightChars="0" w:firstLineChars="0"/>
+              <w:ind w:left="0" w:leftChars="0" w:right="0" w:rightChars="0" w:firstLine="0" w:firstLineChars="0"/>
               <w:jc w:val="center"/>
             </w:pPr>
             <w:r>
@@ -5541,8 +5748,8 @@
           <w:tcPr>
             <w:tcW w:w="2051" w:type="dxa"/>
             <w:tcBorders>
-              <w:top w:val="single" w:sz="4" w:space="0" w:color="auto"/>
-              <w:left w:val="single" w:sz="4" w:space="0" w:color="auto"/>
+              <w:top w:val="single" w:color="auto" w:sz="4" w:space="0"/>
+              <w:left w:val="single" w:color="auto" w:sz="4" w:space="0"/>
               <w:bottom w:val="nil"/>
               <w:right w:val="nil"/>
             </w:tcBorders>
@@ -5556,11 +5763,11 @@
           </w:tcPr>
           <w:p>
             <w:pPr>
-              <w:pStyle w:val="a2"/>
+              <w:pStyle w:val="30"/>
               <w:bidi w:val="0"/>
               <w:snapToGrid w:val="0"/>
               <w:spacing w:line="240" w:lineRule="auto"/>
-              <w:ind w:left="0" w:right="0" w:firstLine="0" w:leftChars="0" w:rightChars="0" w:firstLineChars="0"/>
+              <w:ind w:left="0" w:leftChars="0" w:right="0" w:rightChars="0" w:firstLine="0" w:firstLineChars="0"/>
               <w:jc w:val="left"/>
             </w:pPr>
             <w:r>
@@ -5572,10 +5779,10 @@
           <w:tcPr>
             <w:tcW w:w="4524" w:type="dxa"/>
             <w:tcBorders>
-              <w:top w:val="single" w:sz="4" w:space="0" w:color="auto"/>
-              <w:left w:val="single" w:sz="4" w:space="0" w:color="auto"/>
+              <w:top w:val="single" w:color="auto" w:sz="4" w:space="0"/>
+              <w:left w:val="single" w:color="auto" w:sz="4" w:space="0"/>
               <w:bottom w:val="nil"/>
-              <w:right w:val="single" w:sz="12" w:space="0" w:color="auto"/>
+              <w:right w:val="single" w:color="auto" w:sz="12" w:space="0"/>
             </w:tcBorders>
             <w:tcMar>
               <w:top w:w="60" w:type="dxa"/>
@@ -5587,11 +5794,11 @@
           </w:tcPr>
           <w:p>
             <w:pPr>
-              <w:pStyle w:val="a2"/>
+              <w:pStyle w:val="30"/>
               <w:bidi w:val="0"/>
               <w:snapToGrid w:val="0"/>
               <w:spacing w:line="240" w:lineRule="auto"/>
-              <w:ind w:left="0" w:right="0" w:firstLine="0" w:leftChars="0" w:rightChars="0" w:firstLineChars="0"/>
+              <w:ind w:left="0" w:leftChars="0" w:right="0" w:rightChars="0" w:firstLine="0" w:firstLineChars="0"/>
               <w:jc w:val="left"/>
             </w:pPr>
             <w:r>
@@ -5602,8 +5809,14 @@
       </w:tr>
       <w:tr>
         <w:tblPrEx>
-          <w:tblW w:w="8214" w:type="dxa"/>
-          <w:jc w:val="center"/>
+          <w:tblBorders>
+            <w:top w:val="none" w:color="auto" w:sz="0" w:space="0"/>
+            <w:left w:val="none" w:color="auto" w:sz="0" w:space="0"/>
+            <w:bottom w:val="none" w:color="auto" w:sz="0" w:space="0"/>
+            <w:right w:val="none" w:color="auto" w:sz="0" w:space="0"/>
+            <w:insideH w:val="none" w:color="auto" w:sz="0" w:space="0"/>
+            <w:insideV w:val="none" w:color="auto" w:sz="0" w:space="0"/>
+          </w:tblBorders>
           <w:tblCellMar>
             <w:top w:w="0" w:type="dxa"/>
             <w:left w:w="10" w:type="dxa"/>
@@ -5612,16 +5825,16 @@
           </w:tblCellMar>
         </w:tblPrEx>
         <w:trPr>
-          <w:trHeight w:val="0"/>
+          <w:trHeight w:val="0" w:hRule="atLeast"/>
           <w:jc w:val="center"/>
         </w:trPr>
         <w:tc>
           <w:tcPr>
             <w:tcW w:w="1639" w:type="dxa"/>
             <w:tcBorders>
-              <w:top w:val="single" w:sz="4" w:space="0" w:color="auto"/>
-              <w:left w:val="single" w:sz="12" w:space="0" w:color="auto"/>
-              <w:bottom w:val="single" w:sz="12" w:space="0" w:color="auto"/>
+              <w:top w:val="single" w:color="auto" w:sz="4" w:space="0"/>
+              <w:left w:val="single" w:color="auto" w:sz="12" w:space="0"/>
+              <w:bottom w:val="single" w:color="auto" w:sz="12" w:space="0"/>
               <w:right w:val="nil"/>
             </w:tcBorders>
             <w:tcMar>
@@ -5634,11 +5847,11 @@
           </w:tcPr>
           <w:p>
             <w:pPr>
-              <w:pStyle w:val="a2"/>
+              <w:pStyle w:val="30"/>
               <w:bidi w:val="0"/>
               <w:snapToGrid w:val="0"/>
               <w:spacing w:line="240" w:lineRule="auto"/>
-              <w:ind w:left="0" w:right="0" w:firstLine="0" w:leftChars="0" w:rightChars="0" w:firstLineChars="0"/>
+              <w:ind w:left="0" w:leftChars="0" w:right="0" w:rightChars="0" w:firstLine="0" w:firstLineChars="0"/>
               <w:jc w:val="center"/>
             </w:pPr>
             <w:r>
@@ -5650,9 +5863,9 @@
           <w:tcPr>
             <w:tcW w:w="2051" w:type="dxa"/>
             <w:tcBorders>
-              <w:top w:val="single" w:sz="4" w:space="0" w:color="auto"/>
-              <w:left w:val="single" w:sz="4" w:space="0" w:color="auto"/>
-              <w:bottom w:val="single" w:sz="12" w:space="0" w:color="auto"/>
+              <w:top w:val="single" w:color="auto" w:sz="4" w:space="0"/>
+              <w:left w:val="single" w:color="auto" w:sz="4" w:space="0"/>
+              <w:bottom w:val="single" w:color="auto" w:sz="12" w:space="0"/>
               <w:right w:val="nil"/>
             </w:tcBorders>
             <w:tcMar>
@@ -5665,11 +5878,11 @@
           </w:tcPr>
           <w:p>
             <w:pPr>
-              <w:pStyle w:val="a2"/>
+              <w:pStyle w:val="30"/>
               <w:bidi w:val="0"/>
               <w:snapToGrid w:val="0"/>
               <w:spacing w:line="240" w:lineRule="auto"/>
-              <w:ind w:left="0" w:right="0" w:firstLine="0" w:leftChars="0" w:rightChars="0" w:firstLineChars="0"/>
+              <w:ind w:left="0" w:leftChars="0" w:right="0" w:rightChars="0" w:firstLine="0" w:firstLineChars="0"/>
               <w:jc w:val="left"/>
             </w:pPr>
             <w:r>
@@ -5681,10 +5894,10 @@
           <w:tcPr>
             <w:tcW w:w="4524" w:type="dxa"/>
             <w:tcBorders>
-              <w:top w:val="single" w:sz="4" w:space="0" w:color="auto"/>
-              <w:left w:val="single" w:sz="4" w:space="0" w:color="auto"/>
-              <w:bottom w:val="single" w:sz="12" w:space="0" w:color="auto"/>
-              <w:right w:val="single" w:sz="12" w:space="0" w:color="auto"/>
+              <w:top w:val="single" w:color="auto" w:sz="4" w:space="0"/>
+              <w:left w:val="single" w:color="auto" w:sz="4" w:space="0"/>
+              <w:bottom w:val="single" w:color="auto" w:sz="12" w:space="0"/>
+              <w:right w:val="single" w:color="auto" w:sz="12" w:space="0"/>
             </w:tcBorders>
             <w:tcMar>
               <w:top w:w="60" w:type="dxa"/>
@@ -5696,11 +5909,11 @@
           </w:tcPr>
           <w:p>
             <w:pPr>
-              <w:pStyle w:val="a2"/>
+              <w:pStyle w:val="30"/>
               <w:bidi w:val="0"/>
               <w:snapToGrid w:val="0"/>
               <w:spacing w:line="240" w:lineRule="auto"/>
-              <w:ind w:left="0" w:right="0" w:firstLine="0" w:leftChars="0" w:rightChars="0" w:firstLineChars="0"/>
+              <w:ind w:left="0" w:leftChars="0" w:right="0" w:rightChars="0" w:firstLine="0" w:firstLineChars="0"/>
               <w:jc w:val="left"/>
             </w:pPr>
             <w:r>
@@ -5712,26 +5925,26 @@
     </w:tbl>
     <w:p>
       <w:pPr>
-        <w:pStyle w:val="2"/>
-        <w:bidi w:val="0"/>
-      </w:pPr>
-      <w:bookmarkStart w:id="35" w:name="heading_19"/>
-      <w:bookmarkStart w:id="36" w:name="_Toc14990"/>
+        <w:pStyle w:val="31"/>
+        <w:bidi w:val="0"/>
+      </w:pPr>
+      <w:bookmarkStart w:id="34" w:name="heading_19"/>
+      <w:bookmarkStart w:id="35" w:name="_Toc14990"/>
       <w:r>
         <w:t>评价流程</w:t>
       </w:r>
+      <w:bookmarkEnd w:id="34"/>
       <w:bookmarkEnd w:id="35"/>
-      <w:bookmarkEnd w:id="36"/>
-    </w:p>
-    <w:p>
-      <w:pPr>
-        <w:pStyle w:val="a4"/>
+    </w:p>
+    <w:p>
+      <w:pPr>
+        <w:pStyle w:val="41"/>
         <w:numPr>
           <w:ilvl w:val="0"/>
           <w:numId w:val="11"/>
         </w:numPr>
         <w:bidi w:val="0"/>
-        <w:ind w:left="425" w:hanging="425" w:leftChars="0" w:firstLineChars="0"/>
+        <w:ind w:left="425" w:leftChars="0" w:hanging="425" w:firstLineChars="0"/>
       </w:pPr>
       <w:r>
         <w:t>采购部发放《供应商评价表》。</w:t>
@@ -5739,13 +5952,13 @@
     </w:p>
     <w:p>
       <w:pPr>
-        <w:pStyle w:val="a4"/>
+        <w:pStyle w:val="41"/>
         <w:numPr>
           <w:ilvl w:val="0"/>
           <w:numId w:val="11"/>
         </w:numPr>
         <w:bidi w:val="0"/>
-        <w:ind w:left="425" w:hanging="425" w:leftChars="0" w:firstLineChars="0"/>
+        <w:ind w:left="425" w:leftChars="0" w:hanging="425" w:firstLineChars="0"/>
       </w:pPr>
       <w:r>
         <w:t>运维部、质量管理部根据实际合作情况进行评分。</w:t>
@@ -5753,13 +5966,13 @@
     </w:p>
     <w:p>
       <w:pPr>
-        <w:pStyle w:val="a4"/>
+        <w:pStyle w:val="41"/>
         <w:numPr>
           <w:ilvl w:val="0"/>
           <w:numId w:val="11"/>
         </w:numPr>
         <w:bidi w:val="0"/>
-        <w:ind w:left="425" w:hanging="425" w:leftChars="0" w:firstLineChars="0"/>
+        <w:ind w:left="425" w:leftChars="0" w:hanging="425" w:firstLineChars="0"/>
       </w:pPr>
       <w:r>
         <w:t>采购部汇总评价结果，形成《供应商评价报告》。</w:t>
@@ -5767,13 +5980,13 @@
     </w:p>
     <w:p>
       <w:pPr>
-        <w:pStyle w:val="a4"/>
+        <w:pStyle w:val="41"/>
         <w:numPr>
           <w:ilvl w:val="0"/>
           <w:numId w:val="11"/>
         </w:numPr>
         <w:bidi w:val="0"/>
-        <w:ind w:left="425" w:hanging="425" w:leftChars="0" w:firstLineChars="0"/>
+        <w:ind w:left="425" w:leftChars="0" w:hanging="425" w:firstLineChars="0"/>
       </w:pPr>
       <w:r>
         <w:t>评价结果报公司领导审批后，更新《合格供应商名录》。</w:t>
@@ -5781,26 +5994,26 @@
     </w:p>
     <w:p>
       <w:pPr>
-        <w:pStyle w:val="1"/>
-        <w:bidi w:val="0"/>
-      </w:pPr>
+        <w:pStyle w:val="29"/>
+        <w:bidi w:val="0"/>
+      </w:pPr>
+      <w:bookmarkStart w:id="36" w:name="_Toc14162"/>
       <w:bookmarkStart w:id="37" w:name="heading_20"/>
-      <w:bookmarkStart w:id="38" w:name="_Toc14162"/>
       <w:r>
         <w:t>质量异常处理</w:t>
       </w:r>
+      <w:bookmarkEnd w:id="36"/>
       <w:bookmarkEnd w:id="37"/>
-      <w:bookmarkEnd w:id="38"/>
-    </w:p>
-    <w:p>
-      <w:pPr>
-        <w:pStyle w:val="a4"/>
+    </w:p>
+    <w:p>
+      <w:pPr>
+        <w:pStyle w:val="41"/>
         <w:numPr>
           <w:ilvl w:val="0"/>
           <w:numId w:val="12"/>
         </w:numPr>
         <w:bidi w:val="0"/>
-        <w:ind w:left="425" w:hanging="425" w:leftChars="0" w:firstLineChars="0"/>
+        <w:ind w:left="425" w:leftChars="0" w:hanging="425" w:firstLineChars="0"/>
       </w:pPr>
       <w:r>
         <w:t>当发现合格供应商供货质量发生波动时，采购部应组织运维部、质量管理部进行验证，分析原因，提出改善措施，并由双方书面确认。</w:t>
@@ -5808,13 +6021,13 @@
     </w:p>
     <w:p>
       <w:pPr>
-        <w:pStyle w:val="a4"/>
+        <w:pStyle w:val="41"/>
         <w:numPr>
           <w:ilvl w:val="0"/>
           <w:numId w:val="12"/>
         </w:numPr>
         <w:bidi w:val="0"/>
-        <w:ind w:left="425" w:hanging="425" w:leftChars="0" w:firstLineChars="0"/>
+        <w:ind w:left="425" w:leftChars="0" w:hanging="425" w:firstLineChars="0"/>
       </w:pPr>
       <w:r>
         <w:t>发生重大质量问题造成损失的，应按合同约定向供应商索赔。</w:t>
@@ -5822,13 +6035,13 @@
     </w:p>
     <w:p>
       <w:pPr>
-        <w:pStyle w:val="a4"/>
+        <w:pStyle w:val="41"/>
         <w:numPr>
           <w:ilvl w:val="0"/>
           <w:numId w:val="12"/>
         </w:numPr>
         <w:bidi w:val="0"/>
-        <w:ind w:left="425" w:hanging="425" w:leftChars="0" w:firstLineChars="0"/>
+        <w:ind w:left="425" w:leftChars="0" w:hanging="425" w:firstLineChars="0"/>
       </w:pPr>
       <w:r>
         <w:t>经评审后整改不力、质量仍不稳定的，应取消其合格供应商资格。</w:t>
@@ -5836,33 +6049,33 @@
     </w:p>
     <w:p>
       <w:pPr>
-        <w:pStyle w:val="1"/>
-        <w:bidi w:val="0"/>
-      </w:pPr>
+        <w:pStyle w:val="29"/>
+        <w:bidi w:val="0"/>
+      </w:pPr>
+      <w:bookmarkStart w:id="38" w:name="_Toc16575"/>
       <w:bookmarkStart w:id="39" w:name="heading_21"/>
-      <w:bookmarkStart w:id="40" w:name="_Toc16575"/>
       <w:r>
         <w:t>供应商变更</w:t>
       </w:r>
+      <w:bookmarkEnd w:id="38"/>
       <w:bookmarkEnd w:id="39"/>
+    </w:p>
+    <w:p>
+      <w:pPr>
+        <w:pStyle w:val="31"/>
+        <w:bidi w:val="0"/>
+      </w:pPr>
+      <w:bookmarkStart w:id="40" w:name="_Toc7418"/>
+      <w:bookmarkStart w:id="41" w:name="heading_22"/>
+      <w:r>
+        <w:t>变更类型</w:t>
+      </w:r>
       <w:bookmarkEnd w:id="40"/>
-    </w:p>
-    <w:p>
-      <w:pPr>
-        <w:pStyle w:val="2"/>
-        <w:bidi w:val="0"/>
-      </w:pPr>
-      <w:bookmarkStart w:id="41" w:name="_Toc7418"/>
-      <w:bookmarkStart w:id="42" w:name="heading_22"/>
-      <w:r>
-        <w:t>变更类型</w:t>
-      </w:r>
       <w:bookmarkEnd w:id="41"/>
-      <w:bookmarkEnd w:id="42"/>
-    </w:p>
-    <w:p>
-      <w:pPr>
-        <w:pStyle w:val="a2"/>
+    </w:p>
+    <w:p>
+      <w:pPr>
+        <w:pStyle w:val="30"/>
         <w:bidi w:val="0"/>
       </w:pPr>
       <w:r>
@@ -5871,13 +6084,13 @@
     </w:p>
     <w:p>
       <w:pPr>
-        <w:pStyle w:val="a2"/>
+        <w:pStyle w:val="30"/>
         <w:numPr>
           <w:ilvl w:val="0"/>
           <w:numId w:val="13"/>
         </w:numPr>
         <w:bidi w:val="0"/>
-        <w:ind w:left="425" w:hanging="425" w:leftChars="0" w:firstLineChars="0"/>
+        <w:ind w:left="425" w:leftChars="0" w:hanging="425" w:firstLineChars="0"/>
       </w:pPr>
       <w:r>
         <w:t>供应商协议变更：服务内容、价格、SLA等条款的调整。</w:t>
@@ -5885,13 +6098,13 @@
     </w:p>
     <w:p>
       <w:pPr>
-        <w:pStyle w:val="a2"/>
+        <w:pStyle w:val="30"/>
         <w:numPr>
           <w:ilvl w:val="0"/>
           <w:numId w:val="13"/>
         </w:numPr>
         <w:bidi w:val="0"/>
-        <w:ind w:left="425" w:hanging="425" w:leftChars="0" w:firstLineChars="0"/>
+        <w:ind w:left="425" w:leftChars="0" w:hanging="425" w:firstLineChars="0"/>
       </w:pPr>
       <w:r>
         <w:t>公司发起的变更：</w:t>
@@ -5899,7 +6112,7 @@
     </w:p>
     <w:p>
       <w:pPr>
-        <w:pStyle w:val="a4"/>
+        <w:pStyle w:val="41"/>
         <w:numPr>
           <w:ilvl w:val="0"/>
           <w:numId w:val="14"/>
@@ -5913,7 +6126,7 @@
     </w:p>
     <w:p>
       <w:pPr>
-        <w:pStyle w:val="a4"/>
+        <w:pStyle w:val="41"/>
         <w:numPr>
           <w:ilvl w:val="0"/>
           <w:numId w:val="14"/>
@@ -5927,7 +6140,7 @@
     </w:p>
     <w:p>
       <w:pPr>
-        <w:pStyle w:val="a4"/>
+        <w:pStyle w:val="41"/>
         <w:numPr>
           <w:ilvl w:val="0"/>
           <w:numId w:val="14"/>
@@ -5941,7 +6154,7 @@
     </w:p>
     <w:p>
       <w:pPr>
-        <w:pStyle w:val="a4"/>
+        <w:pStyle w:val="41"/>
         <w:numPr>
           <w:ilvl w:val="0"/>
           <w:numId w:val="14"/>
@@ -5955,7 +6168,7 @@
     </w:p>
     <w:p>
       <w:pPr>
-        <w:pStyle w:val="a4"/>
+        <w:pStyle w:val="41"/>
         <w:numPr>
           <w:ilvl w:val="0"/>
           <w:numId w:val="13"/>
@@ -5968,13 +6181,13 @@
     </w:p>
     <w:p>
       <w:pPr>
-        <w:pStyle w:val="a4"/>
+        <w:pStyle w:val="41"/>
         <w:numPr>
           <w:ilvl w:val="0"/>
           <w:numId w:val="15"/>
         </w:numPr>
         <w:bidi w:val="0"/>
-        <w:ind w:left="845" w:hanging="425" w:leftChars="0" w:firstLineChars="0"/>
+        <w:ind w:left="845" w:leftChars="0" w:hanging="425" w:firstLineChars="0"/>
       </w:pPr>
       <w:r>
         <w:t>网络变更和加强</w:t>
@@ -5982,13 +6195,13 @@
     </w:p>
     <w:p>
       <w:pPr>
-        <w:pStyle w:val="a4"/>
+        <w:pStyle w:val="41"/>
         <w:numPr>
           <w:ilvl w:val="0"/>
           <w:numId w:val="15"/>
         </w:numPr>
         <w:bidi w:val="0"/>
-        <w:ind w:left="845" w:hanging="425" w:leftChars="0" w:firstLineChars="0"/>
+        <w:ind w:left="845" w:leftChars="0" w:hanging="425" w:firstLineChars="0"/>
       </w:pPr>
       <w:r>
         <w:t>新技术的使用</w:t>
@@ -5996,13 +6209,13 @@
     </w:p>
     <w:p>
       <w:pPr>
-        <w:pStyle w:val="a4"/>
+        <w:pStyle w:val="41"/>
         <w:numPr>
           <w:ilvl w:val="0"/>
           <w:numId w:val="15"/>
         </w:numPr>
         <w:bidi w:val="0"/>
-        <w:ind w:left="845" w:hanging="425" w:leftChars="0" w:firstLineChars="0"/>
+        <w:ind w:left="845" w:leftChars="0" w:hanging="425" w:firstLineChars="0"/>
       </w:pPr>
       <w:r>
         <w:t>新产品或新版本的采用</w:t>
@@ -6010,13 +6223,13 @@
     </w:p>
     <w:p>
       <w:pPr>
-        <w:pStyle w:val="a4"/>
+        <w:pStyle w:val="41"/>
         <w:numPr>
           <w:ilvl w:val="0"/>
           <w:numId w:val="15"/>
         </w:numPr>
         <w:bidi w:val="0"/>
-        <w:ind w:left="845" w:hanging="425" w:leftChars="0" w:firstLineChars="0"/>
+        <w:ind w:left="845" w:leftChars="0" w:hanging="425" w:firstLineChars="0"/>
       </w:pPr>
       <w:r>
         <w:t>服务设施物理位置的变更</w:t>
@@ -6024,13 +6237,13 @@
     </w:p>
     <w:p>
       <w:pPr>
-        <w:pStyle w:val="a4"/>
+        <w:pStyle w:val="41"/>
         <w:numPr>
           <w:ilvl w:val="0"/>
           <w:numId w:val="15"/>
         </w:numPr>
         <w:bidi w:val="0"/>
-        <w:ind w:left="845" w:hanging="425" w:leftChars="0" w:firstLineChars="0"/>
+        <w:ind w:left="845" w:leftChars="0" w:hanging="425" w:firstLineChars="0"/>
       </w:pPr>
       <w:r>
         <w:t>供应商自身变更（如并购、重组）</w:t>
@@ -6038,13 +6251,13 @@
     </w:p>
     <w:p>
       <w:pPr>
-        <w:pStyle w:val="a4"/>
+        <w:pStyle w:val="41"/>
         <w:numPr>
           <w:ilvl w:val="0"/>
           <w:numId w:val="15"/>
         </w:numPr>
         <w:bidi w:val="0"/>
-        <w:ind w:left="845" w:hanging="425" w:leftChars="0" w:firstLineChars="0"/>
+        <w:ind w:left="845" w:leftChars="0" w:hanging="425" w:firstLineChars="0"/>
       </w:pPr>
       <w:r>
         <w:t>分包给其他供应商</w:t>
@@ -6052,48 +6265,48 @@
     </w:p>
     <w:p>
       <w:pPr>
-        <w:pStyle w:val="2"/>
-        <w:bidi w:val="0"/>
-      </w:pPr>
+        <w:pStyle w:val="31"/>
+        <w:bidi w:val="0"/>
+      </w:pPr>
+      <w:bookmarkStart w:id="42" w:name="heading_23"/>
       <w:bookmarkStart w:id="43" w:name="_Toc30645"/>
-      <w:bookmarkStart w:id="44" w:name="heading_23"/>
       <w:r>
         <w:t>变更流程</w:t>
       </w:r>
+      <w:bookmarkEnd w:id="42"/>
       <w:bookmarkEnd w:id="43"/>
+    </w:p>
+    <w:p>
+      <w:pPr>
+        <w:pStyle w:val="30"/>
+        <w:bidi w:val="0"/>
+      </w:pPr>
+      <w:r>
+        <w:t>所有变更需执行变更管理流程，经评估、审批后方可实施。</w:t>
+      </w:r>
+    </w:p>
+    <w:p>
+      <w:pPr>
+        <w:pStyle w:val="29"/>
+        <w:bidi w:val="0"/>
+      </w:pPr>
+      <w:bookmarkStart w:id="44" w:name="heading_25"/>
+      <w:bookmarkStart w:id="45" w:name="_Toc20082"/>
+      <w:r>
+        <w:t>附则</w:t>
+      </w:r>
       <w:bookmarkEnd w:id="44"/>
-    </w:p>
-    <w:p>
-      <w:pPr>
-        <w:pStyle w:val="a2"/>
-        <w:bidi w:val="0"/>
-      </w:pPr>
-      <w:r>
-        <w:t>所有变更需执行变更管理流程，经评估、审批后方可实施。</w:t>
-      </w:r>
-    </w:p>
-    <w:p>
-      <w:pPr>
-        <w:pStyle w:val="1"/>
-        <w:bidi w:val="0"/>
-      </w:pPr>
-      <w:bookmarkStart w:id="45" w:name="_Toc20082"/>
-      <w:bookmarkStart w:id="46" w:name="heading_25"/>
-      <w:r>
-        <w:t>附则</w:t>
-      </w:r>
       <w:bookmarkEnd w:id="45"/>
-      <w:bookmarkEnd w:id="46"/>
-    </w:p>
-    <w:p>
-      <w:pPr>
-        <w:pStyle w:val="a4"/>
+    </w:p>
+    <w:p>
+      <w:pPr>
+        <w:pStyle w:val="41"/>
         <w:numPr>
           <w:ilvl w:val="0"/>
           <w:numId w:val="16"/>
         </w:numPr>
         <w:bidi w:val="0"/>
-        <w:ind w:left="425" w:hanging="425" w:leftChars="0" w:firstLineChars="0"/>
+        <w:ind w:left="425" w:leftChars="0" w:hanging="425" w:firstLineChars="0"/>
       </w:pPr>
       <w:r>
         <w:t>本制度自发布之日起执行，由采购部负责解释与修订。</w:t>
@@ -6101,13 +6314,13 @@
     </w:p>
     <w:p>
       <w:pPr>
-        <w:pStyle w:val="a4"/>
+        <w:pStyle w:val="41"/>
         <w:numPr>
           <w:ilvl w:val="0"/>
           <w:numId w:val="16"/>
         </w:numPr>
         <w:bidi w:val="0"/>
-        <w:ind w:left="425" w:hanging="425" w:leftChars="0" w:firstLineChars="0"/>
+        <w:ind w:left="425" w:leftChars="0" w:hanging="425" w:firstLineChars="0"/>
       </w:pPr>
       <w:r>
         <w:t>本制度与《备品备件管理制度》、《运维服务工具管理制度》等配套使用。</w:t>
@@ -6115,7 +6328,7 @@
     </w:p>
     <w:p>
       <w:pPr>
-        <w:pStyle w:val="a2"/>
+        <w:pStyle w:val="30"/>
         <w:numPr>
           <w:ilvl w:val="0"/>
           <w:numId w:val="0"/>
@@ -6129,34 +6342,84 @@
       </w:pPr>
     </w:p>
     <w:sectPr>
-      <w:headerReference w:type="default" r:id="rId7"/>
-      <w:footerReference w:type="default" r:id="rId8"/>
+      <w:headerReference r:id="rId5" w:type="default"/>
+      <w:footerReference r:id="rId6" w:type="default"/>
       <w:pgSz w:w="11906" w:h="16838"/>
       <w:pgMar w:top="1417" w:right="1800" w:bottom="1440" w:left="1800" w:header="1140" w:footer="992" w:gutter="0"/>
-      <w:cols w:num="1" w:space="425"/>
+      <w:cols w:space="425" w:num="1"/>
       <w:docGrid w:type="lines" w:linePitch="312" w:charSpace="0"/>
     </w:sectPr>
   </w:body>
 </w:document>
 </file>
 
+<file path=word/endnotes.xml><?xml version="1.0" encoding="utf-8"?>
+<w:endnotes xmlns:wpc="http://schemas.microsoft.com/office/word/2010/wordprocessingCanvas" xmlns:mc="http://schemas.openxmlformats.org/markup-compatibility/2006" xmlns:o="urn:schemas-microsoft-com:office:office" xmlns:r="http://schemas.openxmlformats.org/officeDocument/2006/relationships" xmlns:m="http://schemas.openxmlformats.org/officeDocument/2006/math" xmlns:v="urn:schemas-microsoft-com:vml" xmlns:wp14="http://schemas.microsoft.com/office/word/2010/wordprocessingDrawing" xmlns:wp="http://schemas.openxmlformats.org/drawingml/2006/wordprocessingDrawing" xmlns:w="http://schemas.openxmlformats.org/wordprocessingml/2006/main" xmlns:w14="http://schemas.microsoft.com/office/word/2010/wordml" xmlns:w15="http://schemas.microsoft.com/office/word/2012/wordml" xmlns:w10="urn:schemas-microsoft-com:office:word" xmlns:wpg="http://schemas.microsoft.com/office/word/2010/wordprocessingGroup" xmlns:wpi="http://schemas.microsoft.com/office/word/2010/wordprocessingInk" xmlns:wne="http://schemas.microsoft.com/office/word/2006/wordml" xmlns:wps="http://schemas.microsoft.com/office/word/2010/wordprocessingShape" xmlns:wpsCustomData="http://www.wps.cn/officeDocument/2013/wpsCustomData" mc:Ignorable="w14 w15 wp14">
+  <w:endnote w:type="separator" w:id="0">
+    <w:p>
+      <w:pPr>
+        <w:spacing w:line="240" w:lineRule="auto"/>
+      </w:pPr>
+      <w:r>
+        <w:separator/>
+      </w:r>
+    </w:p>
+  </w:endnote>
+  <w:endnote w:type="continuationSeparator" w:id="1">
+    <w:p>
+      <w:pPr>
+        <w:spacing w:line="240" w:lineRule="auto"/>
+      </w:pPr>
+      <w:r>
+        <w:continuationSeparator/>
+      </w:r>
+    </w:p>
+  </w:endnote>
+</w:endnotes>
+</file>
+
 <file path=word/footer1.xml><?xml version="1.0" encoding="utf-8"?>
-<w:ftr xmlns:wpc="http://schemas.microsoft.com/office/word/2010/wordprocessingCanvas" xmlns:mc="http://schemas.openxmlformats.org/markup-compatibility/2006" xmlns:o="urn:schemas-microsoft-com:office:office" xmlns:r="http://schemas.openxmlformats.org/officeDocument/2006/relationships" xmlns:m="http://schemas.openxmlformats.org/officeDocument/2006/math" xmlns:v="urn:schemas-microsoft-com:vml" xmlns:wp14="http://schemas.microsoft.com/office/word/2010/wordprocessingDrawing" xmlns:wp="http://schemas.openxmlformats.org/drawingml/2006/wordprocessingDrawing" xmlns:w10="urn:schemas-microsoft-com:office:word" xmlns:w="http://schemas.openxmlformats.org/wordprocessingml/2006/main" xmlns:w14="http://schemas.microsoft.com/office/word/2010/wordml" xmlns:w15="http://schemas.microsoft.com/office/word/2012/wordml" xmlns:wne="http://schemas.microsoft.com/office/word/2006/wordml" xmlns:wpg="http://schemas.microsoft.com/office/word/2010/wordprocessingGroup" xmlns:wpi="http://schemas.microsoft.com/office/word/2010/wordprocessingInk" xmlns:wps="http://schemas.microsoft.com/office/word/2010/wordprocessingShape" mc:Ignorable="w14 w15 wp14">
+<w:ftr xmlns:wpc="http://schemas.microsoft.com/office/word/2010/wordprocessingCanvas" xmlns:mc="http://schemas.openxmlformats.org/markup-compatibility/2006" xmlns:o="urn:schemas-microsoft-com:office:office" xmlns:r="http://schemas.openxmlformats.org/officeDocument/2006/relationships" xmlns:m="http://schemas.openxmlformats.org/officeDocument/2006/math" xmlns:v="urn:schemas-microsoft-com:vml" xmlns:wp14="http://schemas.microsoft.com/office/word/2010/wordprocessingDrawing" xmlns:wp="http://schemas.openxmlformats.org/drawingml/2006/wordprocessingDrawing" xmlns:w10="urn:schemas-microsoft-com:office:word" xmlns:w="http://schemas.openxmlformats.org/wordprocessingml/2006/main" xmlns:w14="http://schemas.microsoft.com/office/word/2010/wordml" xmlns:w15="http://schemas.microsoft.com/office/word/2012/wordml" xmlns:wpg="http://schemas.microsoft.com/office/word/2010/wordprocessingGroup" xmlns:wpi="http://schemas.microsoft.com/office/word/2010/wordprocessingInk" xmlns:wne="http://schemas.microsoft.com/office/word/2006/wordml" xmlns:wps="http://schemas.microsoft.com/office/word/2010/wordprocessingShape" xmlns:wpsCustomData="http://www.wps.cn/officeDocument/2013/wpsCustomData" mc:Ignorable="w14 w15 wp14">
   <w:p>
     <w:pPr>
-      <w:pStyle w:val="Footer"/>
+      <w:pStyle w:val="14"/>
     </w:pPr>
   </w:p>
 </w:ftr>
 </file>
 
+<file path=word/footnotes.xml><?xml version="1.0" encoding="utf-8"?>
+<w:footnotes xmlns:wpc="http://schemas.microsoft.com/office/word/2010/wordprocessingCanvas" xmlns:mc="http://schemas.openxmlformats.org/markup-compatibility/2006" xmlns:o="urn:schemas-microsoft-com:office:office" xmlns:r="http://schemas.openxmlformats.org/officeDocument/2006/relationships" xmlns:m="http://schemas.openxmlformats.org/officeDocument/2006/math" xmlns:v="urn:schemas-microsoft-com:vml" xmlns:wp14="http://schemas.microsoft.com/office/word/2010/wordprocessingDrawing" xmlns:wp="http://schemas.openxmlformats.org/drawingml/2006/wordprocessingDrawing" xmlns:w="http://schemas.openxmlformats.org/wordprocessingml/2006/main" xmlns:w14="http://schemas.microsoft.com/office/word/2010/wordml" xmlns:w15="http://schemas.microsoft.com/office/word/2012/wordml" xmlns:w10="urn:schemas-microsoft-com:office:word" xmlns:wpg="http://schemas.microsoft.com/office/word/2010/wordprocessingGroup" xmlns:wpi="http://schemas.microsoft.com/office/word/2010/wordprocessingInk" xmlns:wne="http://schemas.microsoft.com/office/word/2006/wordml" xmlns:wps="http://schemas.microsoft.com/office/word/2010/wordprocessingShape" xmlns:wpsCustomData="http://www.wps.cn/officeDocument/2013/wpsCustomData" mc:Ignorable="w14 w15 wp14">
+  <w:footnote w:type="separator" w:id="0">
+    <w:p>
+      <w:pPr>
+        <w:spacing w:line="360" w:lineRule="auto"/>
+      </w:pPr>
+      <w:r>
+        <w:separator/>
+      </w:r>
+    </w:p>
+  </w:footnote>
+  <w:footnote w:type="continuationSeparator" w:id="1">
+    <w:p>
+      <w:pPr>
+        <w:spacing w:line="360" w:lineRule="auto"/>
+      </w:pPr>
+      <w:r>
+        <w:continuationSeparator/>
+      </w:r>
+    </w:p>
+  </w:footnote>
+</w:footnotes>
+</file>
+
 <file path=word/header1.xml><?xml version="1.0" encoding="utf-8"?>
-<w:hdr xmlns:wpc="http://schemas.microsoft.com/office/word/2010/wordprocessingCanvas" xmlns:mc="http://schemas.openxmlformats.org/markup-compatibility/2006" xmlns:o="urn:schemas-microsoft-com:office:office" xmlns:r="http://schemas.openxmlformats.org/officeDocument/2006/relationships" xmlns:m="http://schemas.openxmlformats.org/officeDocument/2006/math" xmlns:v="urn:schemas-microsoft-com:vml" xmlns:wp14="http://schemas.microsoft.com/office/word/2010/wordprocessingDrawing" xmlns:wp="http://schemas.openxmlformats.org/drawingml/2006/wordprocessingDrawing" xmlns:w10="urn:schemas-microsoft-com:office:word" xmlns:w="http://schemas.openxmlformats.org/wordprocessingml/2006/main" xmlns:w14="http://schemas.microsoft.com/office/word/2010/wordml" xmlns:w15="http://schemas.microsoft.com/office/word/2012/wordml" xmlns:wne="http://schemas.microsoft.com/office/word/2006/wordml" xmlns:wpg="http://schemas.microsoft.com/office/word/2010/wordprocessingGroup" xmlns:wpi="http://schemas.microsoft.com/office/word/2010/wordprocessingInk" xmlns:wps="http://schemas.microsoft.com/office/word/2010/wordprocessingShape" mc:Ignorable="w14 w15 wp14">
+<w:hdr xmlns:wpc="http://schemas.microsoft.com/office/word/2010/wordprocessingCanvas" xmlns:mc="http://schemas.openxmlformats.org/markup-compatibility/2006" xmlns:o="urn:schemas-microsoft-com:office:office" xmlns:r="http://schemas.openxmlformats.org/officeDocument/2006/relationships" xmlns:m="http://schemas.openxmlformats.org/officeDocument/2006/math" xmlns:v="urn:schemas-microsoft-com:vml" xmlns:wp14="http://schemas.microsoft.com/office/word/2010/wordprocessingDrawing" xmlns:wp="http://schemas.openxmlformats.org/drawingml/2006/wordprocessingDrawing" xmlns:w10="urn:schemas-microsoft-com:office:word" xmlns:w="http://schemas.openxmlformats.org/wordprocessingml/2006/main" xmlns:w14="http://schemas.microsoft.com/office/word/2010/wordml" xmlns:w15="http://schemas.microsoft.com/office/word/2012/wordml" xmlns:wpg="http://schemas.microsoft.com/office/word/2010/wordprocessingGroup" xmlns:wpi="http://schemas.microsoft.com/office/word/2010/wordprocessingInk" xmlns:wne="http://schemas.microsoft.com/office/word/2006/wordml" xmlns:wps="http://schemas.microsoft.com/office/word/2010/wordprocessingShape" xmlns:wpsCustomData="http://www.wps.cn/officeDocument/2013/wpsCustomData" mc:Ignorable="w14 w15 wp14">
   <w:p>
     <w:pPr>
-      <w:pStyle w:val="Header"/>
+      <w:pStyle w:val="15"/>
       <w:pBdr>
-        <w:bottom w:val="single" w:sz="4" w:space="1" w:color="auto"/>
+        <w:bottom w:val="single" w:color="auto" w:sz="4" w:space="1"/>
       </w:pBdr>
       <w:tabs>
         <w:tab w:val="left" w:pos="335"/>
@@ -6164,27 +6427,27 @@
       </w:tabs>
       <w:jc w:val="right"/>
       <w:rPr>
-        <w:rFonts w:eastAsiaTheme="minorEastAsia" w:hint="eastAsia"/>
+        <w:rFonts w:hint="eastAsia" w:eastAsiaTheme="minorEastAsia"/>
         <w:lang w:eastAsia="zh-CN"/>
       </w:rPr>
     </w:pPr>
     <w:r>
       <w:rPr>
-        <w:rFonts w:eastAsiaTheme="minorEastAsia" w:hint="eastAsia"/>
+        <w:rFonts w:hint="eastAsia" w:eastAsiaTheme="minorEastAsia"/>
         <w:lang w:val="en-US" w:eastAsia="zh-CN"/>
       </w:rPr>
       <w:tab/>
     </w:r>
     <w:r>
       <w:rPr>
-        <w:rFonts w:eastAsiaTheme="minorEastAsia" w:hint="eastAsia"/>
+        <w:rFonts w:hint="eastAsia" w:eastAsiaTheme="minorEastAsia"/>
         <w:lang w:val="en-US" w:eastAsia="zh-CN"/>
       </w:rPr>
       <w:tab/>
     </w:r>
     <w:r>
       <w:rPr>
-        <w:rFonts w:eastAsiaTheme="minorEastAsia" w:hint="eastAsia"/>
+        <w:rFonts w:hint="eastAsia" w:eastAsiaTheme="minorEastAsia"/>
         <w:lang w:val="en-US" w:eastAsia="zh-CN"/>
       </w:rPr>
       <w:t>桐乡华数广电网络有限公司</w:t>
@@ -6194,12 +6457,12 @@
 </file>
 
 <file path=word/numbering.xml><?xml version="1.0" encoding="utf-8"?>
-<w:numbering xmlns:wpc="http://schemas.microsoft.com/office/word/2010/wordprocessingCanvas" xmlns:mc="http://schemas.openxmlformats.org/markup-compatibility/2006" xmlns:o="urn:schemas-microsoft-com:office:office" xmlns:r="http://schemas.openxmlformats.org/officeDocument/2006/relationships" xmlns:m="http://schemas.openxmlformats.org/officeDocument/2006/math" xmlns:v="urn:schemas-microsoft-com:vml" xmlns:wp14="http://schemas.microsoft.com/office/word/2010/wordprocessingDrawing" xmlns:wp="http://schemas.openxmlformats.org/drawingml/2006/wordprocessingDrawing" xmlns:w10="urn:schemas-microsoft-com:office:word" xmlns:w="http://schemas.openxmlformats.org/wordprocessingml/2006/main" xmlns:w14="http://schemas.microsoft.com/office/word/2010/wordml" xmlns:w15="http://schemas.microsoft.com/office/word/2012/wordml" xmlns:wne="http://schemas.microsoft.com/office/word/2006/wordml" xmlns:wpg="http://schemas.microsoft.com/office/word/2010/wordprocessingGroup" xmlns:wpi="http://schemas.microsoft.com/office/word/2010/wordprocessingInk" xmlns:wps="http://schemas.microsoft.com/office/word/2010/wordprocessingShape" mc:Ignorable="w14 w15 wp14">
+<w:numbering xmlns:wpc="http://schemas.microsoft.com/office/word/2010/wordprocessingCanvas" xmlns:mc="http://schemas.openxmlformats.org/markup-compatibility/2006" xmlns:o="urn:schemas-microsoft-com:office:office" xmlns:r="http://schemas.openxmlformats.org/officeDocument/2006/relationships" xmlns:m="http://schemas.openxmlformats.org/officeDocument/2006/math" xmlns:v="urn:schemas-microsoft-com:vml" xmlns:wp14="http://schemas.microsoft.com/office/word/2010/wordprocessingDrawing" xmlns:wp="http://schemas.openxmlformats.org/drawingml/2006/wordprocessingDrawing" xmlns:w10="urn:schemas-microsoft-com:office:word" xmlns:w="http://schemas.openxmlformats.org/wordprocessingml/2006/main" xmlns:w14="http://schemas.microsoft.com/office/word/2010/wordml" xmlns:wpg="http://schemas.microsoft.com/office/word/2010/wordprocessingGroup" xmlns:wpi="http://schemas.microsoft.com/office/word/2010/wordprocessingInk" xmlns:wne="http://schemas.microsoft.com/office/word/2006/wordml" xmlns:wps="http://schemas.microsoft.com/office/word/2010/wordprocessingShape" xmlns:wpsCustomData="http://www.wps.cn/officeDocument/2013/wpsCustomData" mc:Ignorable="w14 wp14">
   <w:abstractNum w:abstractNumId="0">
     <w:nsid w:val="80156CDA"/>
     <w:multiLevelType w:val="singleLevel"/>
     <w:tmpl w:val="80156CDA"/>
-    <w:lvl w:ilvl="0">
+    <w:lvl w:ilvl="0" w:tentative="0">
       <w:start w:val="1"/>
       <w:numFmt w:val="decimal"/>
       <w:lvlText w:val="%1."/>
@@ -6216,7 +6479,7 @@
     <w:nsid w:val="8711D453"/>
     <w:multiLevelType w:val="singleLevel"/>
     <w:tmpl w:val="8711D453"/>
-    <w:lvl w:ilvl="0">
+    <w:lvl w:ilvl="0" w:tentative="0">
       <w:start w:val="1"/>
       <w:numFmt w:val="decimal"/>
       <w:lvlText w:val="%1."/>
@@ -6233,10 +6496,10 @@
     <w:nsid w:val="8E964DCE"/>
     <w:multiLevelType w:val="multilevel"/>
     <w:tmpl w:val="8E964DCE"/>
-    <w:lvl w:ilvl="0">
+    <w:lvl w:ilvl="0" w:tentative="0">
       <w:start w:val="1"/>
       <w:numFmt w:val="decimal"/>
-      <w:pStyle w:val="Heading1"/>
+      <w:pStyle w:val="2"/>
       <w:lvlText w:val="%1."/>
       <w:lvlJc w:val="left"/>
       <w:pPr>
@@ -6246,10 +6509,10 @@
         <w:rFonts w:hint="default"/>
       </w:rPr>
     </w:lvl>
-    <w:lvl w:ilvl="1">
+    <w:lvl w:ilvl="1" w:tentative="0">
       <w:start w:val="1"/>
       <w:numFmt w:val="decimal"/>
-      <w:pStyle w:val="Heading2"/>
+      <w:pStyle w:val="3"/>
       <w:lvlText w:val="%1.%2."/>
       <w:lvlJc w:val="left"/>
       <w:pPr>
@@ -6259,10 +6522,10 @@
         <w:rFonts w:hint="default"/>
       </w:rPr>
     </w:lvl>
-    <w:lvl w:ilvl="2">
+    <w:lvl w:ilvl="2" w:tentative="0">
       <w:start w:val="1"/>
       <w:numFmt w:val="decimal"/>
-      <w:pStyle w:val="Heading3"/>
+      <w:pStyle w:val="4"/>
       <w:lvlText w:val="%1.%2.%3."/>
       <w:lvlJc w:val="left"/>
       <w:pPr>
@@ -6272,10 +6535,10 @@
         <w:rFonts w:hint="default"/>
       </w:rPr>
     </w:lvl>
-    <w:lvl w:ilvl="3">
+    <w:lvl w:ilvl="3" w:tentative="0">
       <w:start w:val="1"/>
       <w:numFmt w:val="decimal"/>
-      <w:pStyle w:val="Heading4"/>
+      <w:pStyle w:val="5"/>
       <w:lvlText w:val="%1.%2.%3.%4."/>
       <w:lvlJc w:val="left"/>
       <w:pPr>
@@ -6285,10 +6548,10 @@
         <w:rFonts w:hint="default"/>
       </w:rPr>
     </w:lvl>
-    <w:lvl w:ilvl="4">
+    <w:lvl w:ilvl="4" w:tentative="0">
       <w:start w:val="1"/>
       <w:numFmt w:val="decimal"/>
-      <w:pStyle w:val="Heading5"/>
+      <w:pStyle w:val="6"/>
       <w:lvlText w:val="%1.%2.%3.%4.%5."/>
       <w:lvlJc w:val="left"/>
       <w:pPr>
@@ -6298,10 +6561,10 @@
         <w:rFonts w:hint="default"/>
       </w:rPr>
     </w:lvl>
-    <w:lvl w:ilvl="5">
+    <w:lvl w:ilvl="5" w:tentative="0">
       <w:start w:val="1"/>
       <w:numFmt w:val="decimal"/>
-      <w:pStyle w:val="Heading6"/>
+      <w:pStyle w:val="7"/>
       <w:lvlText w:val="%1.%2.%3.%4.%5.%6."/>
       <w:lvlJc w:val="left"/>
       <w:pPr>
@@ -6311,10 +6574,10 @@
         <w:rFonts w:hint="default"/>
       </w:rPr>
     </w:lvl>
-    <w:lvl w:ilvl="6">
+    <w:lvl w:ilvl="6" w:tentative="0">
       <w:start w:val="1"/>
       <w:numFmt w:val="decimal"/>
-      <w:pStyle w:val="Heading7"/>
+      <w:pStyle w:val="8"/>
       <w:lvlText w:val="%1.%2.%3.%4.%5.%6.%7."/>
       <w:lvlJc w:val="left"/>
       <w:pPr>
@@ -6324,10 +6587,10 @@
         <w:rFonts w:hint="default"/>
       </w:rPr>
     </w:lvl>
-    <w:lvl w:ilvl="7">
+    <w:lvl w:ilvl="7" w:tentative="0">
       <w:start w:val="1"/>
       <w:numFmt w:val="decimal"/>
-      <w:pStyle w:val="Heading8"/>
+      <w:pStyle w:val="9"/>
       <w:lvlText w:val="%1.%2.%3.%4.%5.%6.%7.%8."/>
       <w:lvlJc w:val="left"/>
       <w:pPr>
@@ -6337,10 +6600,10 @@
         <w:rFonts w:hint="default"/>
       </w:rPr>
     </w:lvl>
-    <w:lvl w:ilvl="8">
+    <w:lvl w:ilvl="8" w:tentative="0">
       <w:start w:val="1"/>
       <w:numFmt w:val="decimal"/>
-      <w:pStyle w:val="Heading9"/>
+      <w:pStyle w:val="10"/>
       <w:lvlText w:val="%1.%2.%3.%4.%5.%6.%7.%8.%9."/>
       <w:lvlJc w:val="left"/>
       <w:pPr>
@@ -6355,7 +6618,7 @@
     <w:nsid w:val="92EC2F7C"/>
     <w:multiLevelType w:val="singleLevel"/>
     <w:tmpl w:val="92EC2F7C"/>
-    <w:lvl w:ilvl="0">
+    <w:lvl w:ilvl="0" w:tentative="0">
       <w:start w:val="1"/>
       <w:numFmt w:val="decimal"/>
       <w:lvlText w:val="%1."/>
@@ -6372,7 +6635,7 @@
     <w:nsid w:val="93B1FBE0"/>
     <w:multiLevelType w:val="singleLevel"/>
     <w:tmpl w:val="93B1FBE0"/>
-    <w:lvl w:ilvl="0">
+    <w:lvl w:ilvl="0" w:tentative="0">
       <w:start w:val="1"/>
       <w:numFmt w:val="decimal"/>
       <w:lvlText w:val="(%1)"/>
@@ -6392,7 +6655,7 @@
     <w:nsid w:val="A78A2459"/>
     <w:multiLevelType w:val="singleLevel"/>
     <w:tmpl w:val="A78A2459"/>
-    <w:lvl w:ilvl="0">
+    <w:lvl w:ilvl="0" w:tentative="0">
       <w:start w:val="1"/>
       <w:numFmt w:val="decimal"/>
       <w:lvlText w:val="%1."/>
@@ -6409,7 +6672,7 @@
     <w:nsid w:val="A807A0E6"/>
     <w:multiLevelType w:val="singleLevel"/>
     <w:tmpl w:val="A807A0E6"/>
-    <w:lvl w:ilvl="0">
+    <w:lvl w:ilvl="0" w:tentative="0">
       <w:start w:val="1"/>
       <w:numFmt w:val="decimal"/>
       <w:lvlText w:val="%1."/>
@@ -6426,7 +6689,7 @@
     <w:nsid w:val="B3105CDB"/>
     <w:multiLevelType w:val="singleLevel"/>
     <w:tmpl w:val="B3105CDB"/>
-    <w:lvl w:ilvl="0">
+    <w:lvl w:ilvl="0" w:tentative="0">
       <w:start w:val="1"/>
       <w:numFmt w:val="decimal"/>
       <w:lvlText w:val="%1."/>
@@ -6443,7 +6706,7 @@
     <w:nsid w:val="D4653B09"/>
     <w:multiLevelType w:val="singleLevel"/>
     <w:tmpl w:val="D4653B09"/>
-    <w:lvl w:ilvl="0">
+    <w:lvl w:ilvl="0" w:tentative="0">
       <w:start w:val="1"/>
       <w:numFmt w:val="decimal"/>
       <w:lvlText w:val="%1."/>
@@ -6460,7 +6723,7 @@
     <w:nsid w:val="DABC1941"/>
     <w:multiLevelType w:val="singleLevel"/>
     <w:tmpl w:val="DABC1941"/>
-    <w:lvl w:ilvl="0">
+    <w:lvl w:ilvl="0" w:tentative="0">
       <w:start w:val="1"/>
       <w:numFmt w:val="decimal"/>
       <w:lvlText w:val="%1."/>
@@ -6477,7 +6740,7 @@
     <w:nsid w:val="FE2EB8EF"/>
     <w:multiLevelType w:val="singleLevel"/>
     <w:tmpl w:val="FE2EB8EF"/>
-    <w:lvl w:ilvl="0">
+    <w:lvl w:ilvl="0" w:tentative="0">
       <w:start w:val="1"/>
       <w:numFmt w:val="decimal"/>
       <w:lvlText w:val="%1."/>
@@ -6494,7 +6757,7 @@
     <w:nsid w:val="0616A1BF"/>
     <w:multiLevelType w:val="singleLevel"/>
     <w:tmpl w:val="0616A1BF"/>
-    <w:lvl w:ilvl="0">
+    <w:lvl w:ilvl="0" w:tentative="0">
       <w:start w:val="1"/>
       <w:numFmt w:val="decimal"/>
       <w:lvlText w:val="%1."/>
@@ -6511,7 +6774,7 @@
     <w:nsid w:val="0677D728"/>
     <w:multiLevelType w:val="singleLevel"/>
     <w:tmpl w:val="0677D728"/>
-    <w:lvl w:ilvl="0">
+    <w:lvl w:ilvl="0" w:tentative="0">
       <w:start w:val="1"/>
       <w:numFmt w:val="decimal"/>
       <w:lvlText w:val="%1."/>
@@ -6528,7 +6791,7 @@
     <w:nsid w:val="06C4124A"/>
     <w:multiLevelType w:val="singleLevel"/>
     <w:tmpl w:val="06C4124A"/>
-    <w:lvl w:ilvl="0">
+    <w:lvl w:ilvl="0" w:tentative="0">
       <w:start w:val="1"/>
       <w:numFmt w:val="decimal"/>
       <w:lvlText w:val="%1."/>
@@ -6545,7 +6808,7 @@
     <w:nsid w:val="789EE1C9"/>
     <w:multiLevelType w:val="singleLevel"/>
     <w:tmpl w:val="789EE1C9"/>
-    <w:lvl w:ilvl="0">
+    <w:lvl w:ilvl="0" w:tentative="0">
       <w:start w:val="1"/>
       <w:numFmt w:val="decimal"/>
       <w:lvlText w:val="%1."/>
@@ -6562,7 +6825,7 @@
     <w:nsid w:val="7FA1D06F"/>
     <w:multiLevelType w:val="singleLevel"/>
     <w:tmpl w:val="7FA1D06F"/>
-    <w:lvl w:ilvl="0">
+    <w:lvl w:ilvl="0" w:tentative="0">
       <w:start w:val="1"/>
       <w:numFmt w:val="decimal"/>
       <w:lvlText w:val="(%1)"/>
@@ -6630,267 +6893,269 @@
 </file>
 
 <file path=word/styles.xml><?xml version="1.0" encoding="utf-8"?>
-<w:styles xmlns:mc="http://schemas.openxmlformats.org/markup-compatibility/2006" xmlns:r="http://schemas.openxmlformats.org/officeDocument/2006/relationships" xmlns:w="http://schemas.openxmlformats.org/wordprocessingml/2006/main" xmlns:w14="http://schemas.microsoft.com/office/word/2010/wordml" xmlns:w15="http://schemas.microsoft.com/office/word/2012/wordml" mc:Ignorable="w14 w15">
+<w:styles xmlns:mc="http://schemas.openxmlformats.org/markup-compatibility/2006" xmlns:o="urn:schemas-microsoft-com:office:office" xmlns:r="http://schemas.openxmlformats.org/officeDocument/2006/relationships" xmlns:m="http://schemas.openxmlformats.org/officeDocument/2006/math" xmlns:v="urn:schemas-microsoft-com:vml" xmlns:w="http://schemas.openxmlformats.org/wordprocessingml/2006/main" xmlns:w14="http://schemas.microsoft.com/office/word/2010/wordml" xmlns:w10="urn:schemas-microsoft-com:office:word" xmlns:sl="http://schemas.openxmlformats.org/schemaLibrary/2006/main" xmlns:wpsCustomData="http://www.wps.cn/officeDocument/2013/wpsCustomData" mc:Ignorable="w14">
   <w:docDefaults>
     <w:rPrDefault>
       <w:rPr>
-        <w:rFonts w:ascii="Times New Roman" w:eastAsia="宋体" w:hAnsi="Times New Roman" w:cs="Times New Roman"/>
+        <w:rFonts w:ascii="Times New Roman" w:hAnsi="Times New Roman" w:eastAsia="宋体" w:cs="Times New Roman"/>
       </w:rPr>
     </w:rPrDefault>
     <w:pPrDefault/>
   </w:docDefaults>
-  <w:latentStyles w:defLockedState="0" w:defUIPriority="99" w:defSemiHidden="1" w:defUnhideWhenUsed="1" w:defQFormat="0" w:count="260">
-    <w:lsdException w:name="Normal" w:semiHidden="0" w:uiPriority="0" w:unhideWhenUsed="0" w:qFormat="1"/>
-    <w:lsdException w:name="heading 1" w:semiHidden="0" w:uiPriority="0" w:unhideWhenUsed="0" w:qFormat="1"/>
-    <w:lsdException w:name="heading 2" w:semiHidden="0" w:uiPriority="0" w:qFormat="1"/>
-    <w:lsdException w:name="heading 3" w:uiPriority="0" w:qFormat="1"/>
-    <w:lsdException w:name="heading 4" w:semiHidden="0" w:uiPriority="0" w:qFormat="1"/>
-    <w:lsdException w:name="heading 5" w:uiPriority="0" w:qFormat="1"/>
-    <w:lsdException w:name="heading 6" w:uiPriority="0" w:qFormat="1"/>
-    <w:lsdException w:name="heading 7" w:uiPriority="0" w:qFormat="1"/>
-    <w:lsdException w:name="heading 8" w:uiPriority="0" w:qFormat="1"/>
-    <w:lsdException w:name="heading 9" w:uiPriority="0" w:qFormat="1"/>
-    <w:lsdException w:name="index 1" w:semiHidden="0" w:uiPriority="0" w:unhideWhenUsed="0"/>
-    <w:lsdException w:name="index 2" w:semiHidden="0" w:uiPriority="0" w:unhideWhenUsed="0"/>
-    <w:lsdException w:name="index 3" w:semiHidden="0" w:uiPriority="0" w:unhideWhenUsed="0"/>
-    <w:lsdException w:name="index 4" w:semiHidden="0" w:uiPriority="0" w:unhideWhenUsed="0"/>
-    <w:lsdException w:name="index 5" w:semiHidden="0" w:uiPriority="0" w:unhideWhenUsed="0"/>
-    <w:lsdException w:name="index 6" w:semiHidden="0" w:uiPriority="0" w:unhideWhenUsed="0"/>
-    <w:lsdException w:name="index 7" w:semiHidden="0" w:uiPriority="0" w:unhideWhenUsed="0"/>
-    <w:lsdException w:name="index 8" w:semiHidden="0" w:uiPriority="0" w:unhideWhenUsed="0"/>
-    <w:lsdException w:name="index 9" w:semiHidden="0" w:uiPriority="0" w:unhideWhenUsed="0"/>
-    <w:lsdException w:name="toc 1" w:semiHidden="0" w:uiPriority="0" w:unhideWhenUsed="0" w:qFormat="1"/>
-    <w:lsdException w:name="toc 2" w:semiHidden="0" w:uiPriority="0" w:unhideWhenUsed="0" w:qFormat="1"/>
-    <w:lsdException w:name="toc 3" w:semiHidden="0" w:uiPriority="0" w:unhideWhenUsed="0" w:qFormat="1"/>
-    <w:lsdException w:name="toc 4" w:semiHidden="0" w:uiPriority="0" w:unhideWhenUsed="0"/>
-    <w:lsdException w:name="toc 5" w:semiHidden="0" w:uiPriority="0" w:unhideWhenUsed="0"/>
-    <w:lsdException w:name="toc 6" w:semiHidden="0" w:uiPriority="0" w:unhideWhenUsed="0"/>
-    <w:lsdException w:name="toc 7" w:semiHidden="0" w:uiPriority="0" w:unhideWhenUsed="0"/>
-    <w:lsdException w:name="toc 8" w:semiHidden="0" w:uiPriority="0" w:unhideWhenUsed="0"/>
-    <w:lsdException w:name="toc 9" w:semiHidden="0" w:uiPriority="0" w:unhideWhenUsed="0"/>
-    <w:lsdException w:name="Normal Indent" w:semiHidden="0" w:uiPriority="0" w:unhideWhenUsed="0"/>
-    <w:lsdException w:name="footnote text" w:semiHidden="0" w:uiPriority="0" w:unhideWhenUsed="0"/>
-    <w:lsdException w:name="annotation text" w:semiHidden="0" w:uiPriority="0" w:unhideWhenUsed="0" w:qFormat="1"/>
-    <w:lsdException w:name="header" w:semiHidden="0" w:uiPriority="0" w:unhideWhenUsed="0" w:qFormat="1"/>
-    <w:lsdException w:name="footer" w:semiHidden="0" w:uiPriority="0" w:unhideWhenUsed="0" w:qFormat="1"/>
-    <w:lsdException w:name="index heading" w:semiHidden="0" w:uiPriority="0" w:unhideWhenUsed="0"/>
-    <w:lsdException w:name="caption" w:uiPriority="0" w:qFormat="1"/>
-    <w:lsdException w:name="table of figures" w:semiHidden="0" w:uiPriority="0" w:unhideWhenUsed="0"/>
-    <w:lsdException w:name="envelope address" w:semiHidden="0" w:uiPriority="0" w:unhideWhenUsed="0"/>
-    <w:lsdException w:name="envelope return" w:semiHidden="0" w:uiPriority="0" w:unhideWhenUsed="0"/>
-    <w:lsdException w:name="footnote reference" w:semiHidden="0" w:uiPriority="0" w:unhideWhenUsed="0"/>
-    <w:lsdException w:name="annotation reference" w:semiHidden="0" w:uiPriority="0" w:unhideWhenUsed="0"/>
-    <w:lsdException w:name="line number" w:semiHidden="0" w:uiPriority="0" w:unhideWhenUsed="0"/>
-    <w:lsdException w:name="page number" w:semiHidden="0" w:uiPriority="0" w:unhideWhenUsed="0"/>
-    <w:lsdException w:name="endnote reference" w:semiHidden="0" w:uiPriority="0" w:unhideWhenUsed="0"/>
-    <w:lsdException w:name="endnote text" w:semiHidden="0" w:uiPriority="0" w:unhideWhenUsed="0"/>
-    <w:lsdException w:name="table of authorities" w:semiHidden="0" w:uiPriority="0" w:unhideWhenUsed="0"/>
-    <w:lsdException w:name="macro" w:semiHidden="0" w:uiPriority="0" w:unhideWhenUsed="0"/>
-    <w:lsdException w:name="toa heading" w:semiHidden="0" w:uiPriority="0" w:unhideWhenUsed="0"/>
-    <w:lsdException w:name="List" w:semiHidden="0" w:uiPriority="0" w:unhideWhenUsed="0"/>
-    <w:lsdException w:name="List Bullet" w:semiHidden="0" w:uiPriority="0" w:unhideWhenUsed="0"/>
-    <w:lsdException w:name="List Number" w:semiHidden="0" w:uiPriority="0" w:unhideWhenUsed="0"/>
-    <w:lsdException w:name="List 2" w:semiHidden="0" w:uiPriority="0" w:unhideWhenUsed="0"/>
-    <w:lsdException w:name="List 3" w:semiHidden="0" w:uiPriority="0" w:unhideWhenUsed="0"/>
-    <w:lsdException w:name="List 4" w:semiHidden="0" w:uiPriority="0" w:unhideWhenUsed="0"/>
-    <w:lsdException w:name="List 5" w:semiHidden="0" w:uiPriority="0" w:unhideWhenUsed="0"/>
-    <w:lsdException w:name="List Bullet 2" w:semiHidden="0" w:uiPriority="0" w:unhideWhenUsed="0"/>
-    <w:lsdException w:name="List Bullet 3" w:semiHidden="0" w:uiPriority="0" w:unhideWhenUsed="0"/>
-    <w:lsdException w:name="List Bullet 4" w:semiHidden="0" w:uiPriority="0" w:unhideWhenUsed="0"/>
-    <w:lsdException w:name="List Bullet 5" w:semiHidden="0" w:uiPriority="0" w:unhideWhenUsed="0"/>
-    <w:lsdException w:name="List Number 2" w:semiHidden="0" w:uiPriority="0" w:unhideWhenUsed="0"/>
-    <w:lsdException w:name="List Number 3" w:semiHidden="0" w:uiPriority="0" w:unhideWhenUsed="0"/>
-    <w:lsdException w:name="List Number 4" w:semiHidden="0" w:uiPriority="0" w:unhideWhenUsed="0"/>
-    <w:lsdException w:name="List Number 5" w:semiHidden="0" w:uiPriority="0" w:unhideWhenUsed="0"/>
-    <w:lsdException w:name="Title" w:semiHidden="0" w:uiPriority="0" w:unhideWhenUsed="0" w:qFormat="1"/>
-    <w:lsdException w:name="Closing" w:semiHidden="0" w:uiPriority="0" w:unhideWhenUsed="0"/>
-    <w:lsdException w:name="Signature" w:semiHidden="0" w:uiPriority="0" w:unhideWhenUsed="0"/>
-    <w:lsdException w:name="Default Paragraph Font" w:uiPriority="0" w:unhideWhenUsed="0" w:qFormat="1"/>
-    <w:lsdException w:name="Body Text" w:uiPriority="0" w:unhideWhenUsed="0" w:qFormat="1"/>
-    <w:lsdException w:name="Body Text Indent" w:semiHidden="0" w:uiPriority="0" w:unhideWhenUsed="0"/>
-    <w:lsdException w:name="List Continue" w:semiHidden="0" w:uiPriority="0" w:unhideWhenUsed="0"/>
-    <w:lsdException w:name="List Continue 2" w:semiHidden="0" w:uiPriority="0" w:unhideWhenUsed="0"/>
-    <w:lsdException w:name="List Continue 3" w:semiHidden="0" w:uiPriority="0" w:unhideWhenUsed="0"/>
-    <w:lsdException w:name="List Continue 4" w:semiHidden="0" w:uiPriority="0" w:unhideWhenUsed="0"/>
-    <w:lsdException w:name="List Continue 5" w:semiHidden="0" w:uiPriority="0" w:unhideWhenUsed="0"/>
-    <w:lsdException w:name="Message Header" w:semiHidden="0" w:uiPriority="0" w:unhideWhenUsed="0"/>
-    <w:lsdException w:name="Subtitle" w:semiHidden="0" w:uiPriority="0" w:unhideWhenUsed="0" w:qFormat="1"/>
-    <w:lsdException w:name="Salutation" w:semiHidden="0" w:uiPriority="0" w:unhideWhenUsed="0"/>
-    <w:lsdException w:name="Date" w:semiHidden="0" w:uiPriority="0" w:unhideWhenUsed="0"/>
-    <w:lsdException w:name="Body Text First Indent" w:semiHidden="0" w:uiPriority="0" w:unhideWhenUsed="0"/>
-    <w:lsdException w:name="Body Text First Indent 2" w:semiHidden="0" w:uiPriority="0" w:unhideWhenUsed="0"/>
-    <w:lsdException w:name="Body Text 2" w:semiHidden="0" w:uiPriority="0" w:unhideWhenUsed="0"/>
-    <w:lsdException w:name="Body Text 3" w:semiHidden="0" w:uiPriority="0" w:unhideWhenUsed="0"/>
-    <w:lsdException w:name="Body Text Indent 2" w:semiHidden="0" w:uiPriority="0" w:unhideWhenUsed="0"/>
-    <w:lsdException w:name="Body Text Indent 3" w:semiHidden="0" w:uiPriority="0" w:unhideWhenUsed="0"/>
-    <w:lsdException w:name="Block Text" w:semiHidden="0" w:uiPriority="0" w:unhideWhenUsed="0"/>
-    <w:lsdException w:name="Hyperlink" w:semiHidden="0" w:uiPriority="0" w:unhideWhenUsed="0"/>
-    <w:lsdException w:name="FollowedHyperlink" w:semiHidden="0" w:uiPriority="0" w:unhideWhenUsed="0"/>
-    <w:lsdException w:name="Strong" w:semiHidden="0" w:uiPriority="0" w:unhideWhenUsed="0" w:qFormat="1"/>
-    <w:lsdException w:name="Emphasis" w:semiHidden="0" w:uiPriority="0" w:unhideWhenUsed="0" w:qFormat="1"/>
-    <w:lsdException w:name="Document Map" w:semiHidden="0" w:uiPriority="0" w:unhideWhenUsed="0"/>
-    <w:lsdException w:name="Plain Text" w:semiHidden="0" w:uiPriority="0" w:unhideWhenUsed="0"/>
-    <w:lsdException w:name="E-mail Signature" w:semiHidden="0" w:uiPriority="0" w:unhideWhenUsed="0"/>
-    <w:lsdException w:name="Normal (Web)" w:semiHidden="0" w:uiPriority="0" w:unhideWhenUsed="0" w:qFormat="1"/>
-    <w:lsdException w:name="HTML Acronym" w:semiHidden="0" w:uiPriority="0" w:unhideWhenUsed="0"/>
-    <w:lsdException w:name="HTML Address" w:semiHidden="0" w:uiPriority="0" w:unhideWhenUsed="0"/>
-    <w:lsdException w:name="HTML Cite" w:semiHidden="0" w:uiPriority="0" w:unhideWhenUsed="0"/>
-    <w:lsdException w:name="HTML Code" w:semiHidden="0" w:uiPriority="0" w:unhideWhenUsed="0"/>
-    <w:lsdException w:name="HTML Definition" w:semiHidden="0" w:uiPriority="0" w:unhideWhenUsed="0"/>
-    <w:lsdException w:name="HTML Keyboard" w:semiHidden="0" w:uiPriority="0" w:unhideWhenUsed="0"/>
-    <w:lsdException w:name="HTML Preformatted" w:semiHidden="0" w:uiPriority="0" w:unhideWhenUsed="0"/>
-    <w:lsdException w:name="HTML Sample" w:semiHidden="0" w:uiPriority="0" w:unhideWhenUsed="0"/>
-    <w:lsdException w:name="HTML Typewriter" w:semiHidden="0" w:uiPriority="0" w:unhideWhenUsed="0"/>
-    <w:lsdException w:name="HTML Variable" w:semiHidden="0" w:uiPriority="0" w:unhideWhenUsed="0"/>
-    <w:lsdException w:name="Normal Table" w:uiPriority="0" w:unhideWhenUsed="0" w:qFormat="1"/>
-    <w:lsdException w:name="annotation subject" w:semiHidden="0" w:uiPriority="0" w:unhideWhenUsed="0"/>
-    <w:lsdException w:name="Table Simple 1" w:semiHidden="0" w:uiPriority="0" w:unhideWhenUsed="0"/>
-    <w:lsdException w:name="Table Simple 2" w:semiHidden="0" w:uiPriority="0" w:unhideWhenUsed="0"/>
-    <w:lsdException w:name="Table Simple 3" w:semiHidden="0" w:uiPriority="0" w:unhideWhenUsed="0"/>
-    <w:lsdException w:name="Table Classic 1" w:semiHidden="0" w:uiPriority="0" w:unhideWhenUsed="0"/>
-    <w:lsdException w:name="Table Classic 2" w:semiHidden="0" w:uiPriority="0" w:unhideWhenUsed="0"/>
-    <w:lsdException w:name="Table Classic 3" w:semiHidden="0" w:uiPriority="0" w:unhideWhenUsed="0"/>
-    <w:lsdException w:name="Table Classic 4" w:semiHidden="0" w:uiPriority="0" w:unhideWhenUsed="0"/>
-    <w:lsdException w:name="Table Colorful 1" w:semiHidden="0" w:uiPriority="0" w:unhideWhenUsed="0"/>
-    <w:lsdException w:name="Table Colorful 2" w:semiHidden="0" w:uiPriority="0" w:unhideWhenUsed="0"/>
-    <w:lsdException w:name="Table Colorful 3" w:semiHidden="0" w:uiPriority="0" w:unhideWhenUsed="0"/>
-    <w:lsdException w:name="Table Columns 1" w:semiHidden="0" w:uiPriority="0" w:unhideWhenUsed="0"/>
-    <w:lsdException w:name="Table Columns 2" w:semiHidden="0" w:uiPriority="0" w:unhideWhenUsed="0"/>
-    <w:lsdException w:name="Table Columns 3" w:semiHidden="0" w:uiPriority="0" w:unhideWhenUsed="0"/>
-    <w:lsdException w:name="Table Columns 4" w:semiHidden="0" w:uiPriority="0" w:unhideWhenUsed="0"/>
-    <w:lsdException w:name="Table Columns 5" w:semiHidden="0" w:uiPriority="0" w:unhideWhenUsed="0"/>
-    <w:lsdException w:name="Table Grid 1" w:semiHidden="0" w:uiPriority="0" w:unhideWhenUsed="0"/>
-    <w:lsdException w:name="Table Grid 2" w:semiHidden="0" w:uiPriority="0" w:unhideWhenUsed="0"/>
-    <w:lsdException w:name="Table Grid 3" w:semiHidden="0" w:uiPriority="0" w:unhideWhenUsed="0"/>
-    <w:lsdException w:name="Table Grid 4" w:semiHidden="0" w:uiPriority="0" w:unhideWhenUsed="0"/>
-    <w:lsdException w:name="Table Grid 5" w:semiHidden="0" w:uiPriority="0" w:unhideWhenUsed="0"/>
-    <w:lsdException w:name="Table Grid 6" w:semiHidden="0" w:uiPriority="0" w:unhideWhenUsed="0"/>
-    <w:lsdException w:name="Table Grid 7" w:semiHidden="0" w:uiPriority="0" w:unhideWhenUsed="0"/>
-    <w:lsdException w:name="Table Grid 8" w:semiHidden="0" w:uiPriority="0" w:unhideWhenUsed="0"/>
-    <w:lsdException w:name="Table List 1" w:semiHidden="0" w:uiPriority="0" w:unhideWhenUsed="0"/>
-    <w:lsdException w:name="Table List 2" w:semiHidden="0" w:uiPriority="0" w:unhideWhenUsed="0"/>
-    <w:lsdException w:name="Table List 3" w:semiHidden="0" w:uiPriority="0" w:unhideWhenUsed="0"/>
-    <w:lsdException w:name="Table List 4" w:semiHidden="0" w:uiPriority="0" w:unhideWhenUsed="0"/>
-    <w:lsdException w:name="Table List 5" w:semiHidden="0" w:uiPriority="0" w:unhideWhenUsed="0"/>
-    <w:lsdException w:name="Table List 6" w:semiHidden="0" w:uiPriority="0" w:unhideWhenUsed="0"/>
-    <w:lsdException w:name="Table List 7" w:semiHidden="0" w:uiPriority="0" w:unhideWhenUsed="0"/>
-    <w:lsdException w:name="Table List 8" w:semiHidden="0" w:uiPriority="0" w:unhideWhenUsed="0"/>
-    <w:lsdException w:name="Table 3D effects 1" w:semiHidden="0" w:uiPriority="0" w:unhideWhenUsed="0"/>
-    <w:lsdException w:name="Table 3D effects 2" w:semiHidden="0" w:uiPriority="0" w:unhideWhenUsed="0"/>
-    <w:lsdException w:name="Table 3D effects 3" w:semiHidden="0" w:uiPriority="0" w:unhideWhenUsed="0"/>
-    <w:lsdException w:name="Table Contemporary" w:semiHidden="0" w:uiPriority="0" w:unhideWhenUsed="0"/>
-    <w:lsdException w:name="Table Elegant" w:semiHidden="0" w:uiPriority="0" w:unhideWhenUsed="0"/>
-    <w:lsdException w:name="Table Professional" w:semiHidden="0" w:uiPriority="0" w:unhideWhenUsed="0"/>
-    <w:lsdException w:name="Table Subtle 1" w:semiHidden="0" w:uiPriority="0" w:unhideWhenUsed="0"/>
-    <w:lsdException w:name="Table Subtle 2" w:semiHidden="0" w:uiPriority="0" w:unhideWhenUsed="0"/>
-    <w:lsdException w:name="Table Web 1" w:semiHidden="0" w:uiPriority="0" w:unhideWhenUsed="0"/>
-    <w:lsdException w:name="Table Web 2" w:semiHidden="0" w:uiPriority="0" w:unhideWhenUsed="0"/>
-    <w:lsdException w:name="Table Web 3" w:semiHidden="0" w:uiPriority="0" w:unhideWhenUsed="0"/>
-    <w:lsdException w:name="Balloon Text" w:semiHidden="0" w:uiPriority="0" w:unhideWhenUsed="0"/>
-    <w:lsdException w:name="Table Grid" w:semiHidden="0" w:uiPriority="0" w:unhideWhenUsed="0" w:qFormat="1"/>
-    <w:lsdException w:name="Table Theme" w:semiHidden="0" w:uiPriority="0" w:unhideWhenUsed="0"/>
-    <w:lsdException w:name="Light Shading" w:semiHidden="0" w:uiPriority="60" w:unhideWhenUsed="0"/>
-    <w:lsdException w:name="Light List" w:semiHidden="0" w:uiPriority="61" w:unhideWhenUsed="0"/>
-    <w:lsdException w:name="Light Grid" w:semiHidden="0" w:uiPriority="62" w:unhideWhenUsed="0"/>
-    <w:lsdException w:name="Medium Shading 1" w:semiHidden="0" w:uiPriority="63" w:unhideWhenUsed="0"/>
-    <w:lsdException w:name="Medium Shading 2" w:semiHidden="0" w:uiPriority="64" w:unhideWhenUsed="0"/>
-    <w:lsdException w:name="Medium List 1" w:semiHidden="0" w:uiPriority="65" w:unhideWhenUsed="0"/>
-    <w:lsdException w:name="Medium List 2" w:semiHidden="0" w:uiPriority="66" w:unhideWhenUsed="0"/>
-    <w:lsdException w:name="Medium Grid 1" w:semiHidden="0" w:uiPriority="67" w:unhideWhenUsed="0"/>
-    <w:lsdException w:name="Medium Grid 2" w:semiHidden="0" w:uiPriority="68" w:unhideWhenUsed="0"/>
-    <w:lsdException w:name="Medium Grid 3" w:semiHidden="0" w:uiPriority="69" w:unhideWhenUsed="0"/>
-    <w:lsdException w:name="Dark List" w:semiHidden="0" w:uiPriority="70" w:unhideWhenUsed="0"/>
-    <w:lsdException w:name="Colorful Shading" w:semiHidden="0" w:uiPriority="71" w:unhideWhenUsed="0"/>
-    <w:lsdException w:name="Colorful List" w:semiHidden="0" w:uiPriority="72" w:unhideWhenUsed="0"/>
-    <w:lsdException w:name="Colorful Grid" w:semiHidden="0" w:uiPriority="73" w:unhideWhenUsed="0"/>
-    <w:lsdException w:name="Light Shading Accent 1" w:semiHidden="0" w:uiPriority="60" w:unhideWhenUsed="0"/>
-    <w:lsdException w:name="Light List Accent 1" w:semiHidden="0" w:uiPriority="61" w:unhideWhenUsed="0"/>
-    <w:lsdException w:name="Light Grid Accent 1" w:semiHidden="0" w:uiPriority="62" w:unhideWhenUsed="0"/>
-    <w:lsdException w:name="Medium Shading 1 Accent 1" w:semiHidden="0" w:uiPriority="63" w:unhideWhenUsed="0"/>
-    <w:lsdException w:name="Medium Shading 2 Accent 1" w:semiHidden="0" w:uiPriority="64" w:unhideWhenUsed="0"/>
-    <w:lsdException w:name="Medium List 1 Accent 1" w:semiHidden="0" w:uiPriority="65" w:unhideWhenUsed="0"/>
-    <w:lsdException w:name="Medium List 2 Accent 1" w:semiHidden="0" w:uiPriority="66" w:unhideWhenUsed="0"/>
-    <w:lsdException w:name="Medium Grid 1 Accent 1" w:semiHidden="0" w:uiPriority="67" w:unhideWhenUsed="0"/>
-    <w:lsdException w:name="Medium Grid 2 Accent 1" w:semiHidden="0" w:uiPriority="68" w:unhideWhenUsed="0"/>
-    <w:lsdException w:name="Medium Grid 3 Accent 1" w:semiHidden="0" w:uiPriority="69" w:unhideWhenUsed="0"/>
-    <w:lsdException w:name="Dark List Accent 1" w:semiHidden="0" w:uiPriority="70" w:unhideWhenUsed="0"/>
-    <w:lsdException w:name="Colorful Shading Accent 1" w:semiHidden="0" w:uiPriority="71" w:unhideWhenUsed="0"/>
-    <w:lsdException w:name="Colorful List Accent 1" w:semiHidden="0" w:uiPriority="72" w:unhideWhenUsed="0"/>
-    <w:lsdException w:name="Colorful Grid Accent 1" w:semiHidden="0" w:uiPriority="73" w:unhideWhenUsed="0"/>
-    <w:lsdException w:name="Light Shading Accent 2" w:semiHidden="0" w:uiPriority="60" w:unhideWhenUsed="0"/>
-    <w:lsdException w:name="Light List Accent 2" w:semiHidden="0" w:uiPriority="61" w:unhideWhenUsed="0"/>
-    <w:lsdException w:name="Light Grid Accent 2" w:semiHidden="0" w:uiPriority="62" w:unhideWhenUsed="0"/>
-    <w:lsdException w:name="Medium Shading 1 Accent 2" w:semiHidden="0" w:uiPriority="63" w:unhideWhenUsed="0"/>
-    <w:lsdException w:name="Medium Shading 2 Accent 2" w:semiHidden="0" w:uiPriority="64" w:unhideWhenUsed="0"/>
-    <w:lsdException w:name="Medium List 1 Accent 2" w:semiHidden="0" w:uiPriority="65" w:unhideWhenUsed="0"/>
-    <w:lsdException w:name="Medium List 2 Accent 2" w:semiHidden="0" w:uiPriority="66" w:unhideWhenUsed="0"/>
-    <w:lsdException w:name="Medium Grid 1 Accent 2" w:semiHidden="0" w:uiPriority="67" w:unhideWhenUsed="0"/>
-    <w:lsdException w:name="Medium Grid 2 Accent 2" w:semiHidden="0" w:uiPriority="68" w:unhideWhenUsed="0"/>
-    <w:lsdException w:name="Medium Grid 3 Accent 2" w:semiHidden="0" w:uiPriority="69" w:unhideWhenUsed="0"/>
-    <w:lsdException w:name="Dark List Accent 2" w:semiHidden="0" w:uiPriority="70" w:unhideWhenUsed="0"/>
-    <w:lsdException w:name="Colorful Shading Accent 2" w:semiHidden="0" w:uiPriority="71" w:unhideWhenUsed="0"/>
-    <w:lsdException w:name="Colorful List Accent 2" w:semiHidden="0" w:uiPriority="72" w:unhideWhenUsed="0"/>
-    <w:lsdException w:name="Colorful Grid Accent 2" w:semiHidden="0" w:uiPriority="73" w:unhideWhenUsed="0"/>
-    <w:lsdException w:name="Light Shading Accent 3" w:semiHidden="0" w:uiPriority="60" w:unhideWhenUsed="0"/>
-    <w:lsdException w:name="Light List Accent 3" w:semiHidden="0" w:uiPriority="61" w:unhideWhenUsed="0"/>
-    <w:lsdException w:name="Light Grid Accent 3" w:semiHidden="0" w:uiPriority="62" w:unhideWhenUsed="0"/>
-    <w:lsdException w:name="Medium Shading 1 Accent 3" w:semiHidden="0" w:uiPriority="63" w:unhideWhenUsed="0"/>
-    <w:lsdException w:name="Medium Shading 2 Accent 3" w:semiHidden="0" w:uiPriority="64" w:unhideWhenUsed="0"/>
-    <w:lsdException w:name="Medium List 1 Accent 3" w:semiHidden="0" w:uiPriority="65" w:unhideWhenUsed="0"/>
-    <w:lsdException w:name="Medium List 2 Accent 3" w:semiHidden="0" w:uiPriority="66" w:unhideWhenUsed="0"/>
-    <w:lsdException w:name="Medium Grid 1 Accent 3" w:semiHidden="0" w:uiPriority="67" w:unhideWhenUsed="0"/>
-    <w:lsdException w:name="Medium Grid 2 Accent 3" w:semiHidden="0" w:uiPriority="68" w:unhideWhenUsed="0"/>
-    <w:lsdException w:name="Medium Grid 3 Accent 3" w:semiHidden="0" w:uiPriority="69" w:unhideWhenUsed="0"/>
-    <w:lsdException w:name="Dark List Accent 3" w:semiHidden="0" w:uiPriority="70" w:unhideWhenUsed="0"/>
-    <w:lsdException w:name="Colorful Shading Accent 3" w:semiHidden="0" w:uiPriority="71" w:unhideWhenUsed="0"/>
-    <w:lsdException w:name="Colorful List Accent 3" w:semiHidden="0" w:uiPriority="72" w:unhideWhenUsed="0"/>
-    <w:lsdException w:name="Colorful Grid Accent 3" w:semiHidden="0" w:uiPriority="73" w:unhideWhenUsed="0"/>
-    <w:lsdException w:name="Light Shading Accent 4" w:semiHidden="0" w:uiPriority="60" w:unhideWhenUsed="0"/>
-    <w:lsdException w:name="Light List Accent 4" w:semiHidden="0" w:uiPriority="61" w:unhideWhenUsed="0"/>
-    <w:lsdException w:name="Light Grid Accent 4" w:semiHidden="0" w:uiPriority="62" w:unhideWhenUsed="0"/>
-    <w:lsdException w:name="Medium Shading 1 Accent 4" w:semiHidden="0" w:uiPriority="63" w:unhideWhenUsed="0"/>
-    <w:lsdException w:name="Medium Shading 2 Accent 4" w:semiHidden="0" w:uiPriority="64" w:unhideWhenUsed="0"/>
-    <w:lsdException w:name="Medium List 1 Accent 4" w:semiHidden="0" w:uiPriority="65" w:unhideWhenUsed="0"/>
-    <w:lsdException w:name="Medium List 2 Accent 4" w:semiHidden="0" w:uiPriority="66" w:unhideWhenUsed="0"/>
-    <w:lsdException w:name="Medium Grid 1 Accent 4" w:semiHidden="0" w:uiPriority="67" w:unhideWhenUsed="0"/>
-    <w:lsdException w:name="Medium Grid 2 Accent 4" w:semiHidden="0" w:uiPriority="68" w:unhideWhenUsed="0"/>
-    <w:lsdException w:name="Medium Grid 3 Accent 4" w:semiHidden="0" w:uiPriority="69" w:unhideWhenUsed="0"/>
-    <w:lsdException w:name="Dark List Accent 4" w:semiHidden="0" w:uiPriority="70" w:unhideWhenUsed="0"/>
-    <w:lsdException w:name="Colorful Shading Accent 4" w:semiHidden="0" w:uiPriority="71" w:unhideWhenUsed="0"/>
-    <w:lsdException w:name="Colorful List Accent 4" w:semiHidden="0" w:uiPriority="72" w:unhideWhenUsed="0"/>
-    <w:lsdException w:name="Colorful Grid Accent 4" w:semiHidden="0" w:uiPriority="73" w:unhideWhenUsed="0"/>
-    <w:lsdException w:name="Light Shading Accent 5" w:semiHidden="0" w:uiPriority="60" w:unhideWhenUsed="0"/>
-    <w:lsdException w:name="Light List Accent 5" w:semiHidden="0" w:uiPriority="61" w:unhideWhenUsed="0"/>
-    <w:lsdException w:name="Light Grid Accent 5" w:semiHidden="0" w:uiPriority="62" w:unhideWhenUsed="0"/>
-    <w:lsdException w:name="Medium Shading 1 Accent 5" w:semiHidden="0" w:uiPriority="63" w:unhideWhenUsed="0"/>
-    <w:lsdException w:name="Medium Shading 2 Accent 5" w:semiHidden="0" w:uiPriority="64" w:unhideWhenUsed="0"/>
-    <w:lsdException w:name="Medium List 1 Accent 5" w:semiHidden="0" w:uiPriority="65" w:unhideWhenUsed="0"/>
-    <w:lsdException w:name="Medium List 2 Accent 5" w:semiHidden="0" w:uiPriority="66" w:unhideWhenUsed="0"/>
-    <w:lsdException w:name="Medium Grid 1 Accent 5" w:semiHidden="0" w:uiPriority="67" w:unhideWhenUsed="0"/>
-    <w:lsdException w:name="Medium Grid 2 Accent 5" w:semiHidden="0" w:uiPriority="68" w:unhideWhenUsed="0"/>
-    <w:lsdException w:name="Medium Grid 3 Accent 5" w:semiHidden="0" w:uiPriority="69" w:unhideWhenUsed="0"/>
-    <w:lsdException w:name="Dark List Accent 5" w:semiHidden="0" w:uiPriority="70" w:unhideWhenUsed="0"/>
-    <w:lsdException w:name="Colorful Shading Accent 5" w:semiHidden="0" w:uiPriority="71" w:unhideWhenUsed="0"/>
-    <w:lsdException w:name="Colorful List Accent 5" w:semiHidden="0" w:uiPriority="72" w:unhideWhenUsed="0"/>
-    <w:lsdException w:name="Colorful Grid Accent 5" w:semiHidden="0" w:uiPriority="73" w:unhideWhenUsed="0"/>
-    <w:lsdException w:name="Light Shading Accent 6" w:semiHidden="0" w:uiPriority="60" w:unhideWhenUsed="0"/>
-    <w:lsdException w:name="Light List Accent 6" w:semiHidden="0" w:uiPriority="61" w:unhideWhenUsed="0"/>
-    <w:lsdException w:name="Light Grid Accent 6" w:semiHidden="0" w:uiPriority="62" w:unhideWhenUsed="0"/>
-    <w:lsdException w:name="Medium Shading 1 Accent 6" w:semiHidden="0" w:uiPriority="63" w:unhideWhenUsed="0"/>
-    <w:lsdException w:name="Medium Shading 2 Accent 6" w:semiHidden="0" w:uiPriority="64" w:unhideWhenUsed="0"/>
-    <w:lsdException w:name="Medium List 1 Accent 6" w:semiHidden="0" w:uiPriority="65" w:unhideWhenUsed="0"/>
-    <w:lsdException w:name="Medium List 2 Accent 6" w:semiHidden="0" w:uiPriority="66" w:unhideWhenUsed="0"/>
-    <w:lsdException w:name="Medium Grid 1 Accent 6" w:semiHidden="0" w:uiPriority="67" w:unhideWhenUsed="0"/>
-    <w:lsdException w:name="Medium Grid 2 Accent 6" w:semiHidden="0" w:uiPriority="68" w:unhideWhenUsed="0"/>
-    <w:lsdException w:name="Medium Grid 3 Accent 6" w:semiHidden="0" w:uiPriority="69" w:unhideWhenUsed="0"/>
-    <w:lsdException w:name="Dark List Accent 6" w:semiHidden="0" w:uiPriority="70" w:unhideWhenUsed="0"/>
-    <w:lsdException w:name="Colorful Shading Accent 6" w:semiHidden="0" w:uiPriority="71" w:unhideWhenUsed="0"/>
-    <w:lsdException w:name="Colorful List Accent 6" w:semiHidden="0" w:uiPriority="72" w:unhideWhenUsed="0"/>
-    <w:lsdException w:name="Colorful Grid Accent 6" w:semiHidden="0" w:uiPriority="73" w:unhideWhenUsed="0"/>
+  <w:latentStyles w:count="260" w:defQFormat="0" w:defUnhideWhenUsed="1" w:defSemiHidden="1" w:defUIPriority="99" w:defLockedState="0">
+    <w:lsdException w:qFormat="1" w:unhideWhenUsed="0" w:uiPriority="0" w:semiHidden="0" w:name="Normal"/>
+    <w:lsdException w:qFormat="1" w:unhideWhenUsed="0" w:uiPriority="0" w:semiHidden="0" w:name="heading 1"/>
+    <w:lsdException w:qFormat="1" w:uiPriority="0" w:semiHidden="0" w:name="heading 2"/>
+    <w:lsdException w:qFormat="1" w:uiPriority="0" w:name="heading 3"/>
+    <w:lsdException w:qFormat="1" w:uiPriority="0" w:semiHidden="0" w:name="heading 4"/>
+    <w:lsdException w:qFormat="1" w:uiPriority="0" w:name="heading 5"/>
+    <w:lsdException w:qFormat="1" w:uiPriority="0" w:name="heading 6"/>
+    <w:lsdException w:qFormat="1" w:uiPriority="0" w:name="heading 7"/>
+    <w:lsdException w:qFormat="1" w:uiPriority="0" w:name="heading 8"/>
+    <w:lsdException w:qFormat="1" w:uiPriority="0" w:name="heading 9"/>
+    <w:lsdException w:unhideWhenUsed="0" w:uiPriority="0" w:semiHidden="0" w:name="index 1"/>
+    <w:lsdException w:unhideWhenUsed="0" w:uiPriority="0" w:semiHidden="0" w:name="index 2"/>
+    <w:lsdException w:unhideWhenUsed="0" w:uiPriority="0" w:semiHidden="0" w:name="index 3"/>
+    <w:lsdException w:unhideWhenUsed="0" w:uiPriority="0" w:semiHidden="0" w:name="index 4"/>
+    <w:lsdException w:unhideWhenUsed="0" w:uiPriority="0" w:semiHidden="0" w:name="index 5"/>
+    <w:lsdException w:unhideWhenUsed="0" w:uiPriority="0" w:semiHidden="0" w:name="index 6"/>
+    <w:lsdException w:unhideWhenUsed="0" w:uiPriority="0" w:semiHidden="0" w:name="index 7"/>
+    <w:lsdException w:unhideWhenUsed="0" w:uiPriority="0" w:semiHidden="0" w:name="index 8"/>
+    <w:lsdException w:unhideWhenUsed="0" w:uiPriority="0" w:semiHidden="0" w:name="index 9"/>
+    <w:lsdException w:qFormat="1" w:unhideWhenUsed="0" w:uiPriority="0" w:semiHidden="0" w:name="toc 1"/>
+    <w:lsdException w:qFormat="1" w:unhideWhenUsed="0" w:uiPriority="0" w:semiHidden="0" w:name="toc 2"/>
+    <w:lsdException w:qFormat="1" w:unhideWhenUsed="0" w:uiPriority="0" w:semiHidden="0" w:name="toc 3"/>
+    <w:lsdException w:unhideWhenUsed="0" w:uiPriority="0" w:semiHidden="0" w:name="toc 4"/>
+    <w:lsdException w:unhideWhenUsed="0" w:uiPriority="0" w:semiHidden="0" w:name="toc 5"/>
+    <w:lsdException w:unhideWhenUsed="0" w:uiPriority="0" w:semiHidden="0" w:name="toc 6"/>
+    <w:lsdException w:unhideWhenUsed="0" w:uiPriority="0" w:semiHidden="0" w:name="toc 7"/>
+    <w:lsdException w:unhideWhenUsed="0" w:uiPriority="0" w:semiHidden="0" w:name="toc 8"/>
+    <w:lsdException w:unhideWhenUsed="0" w:uiPriority="0" w:semiHidden="0" w:name="toc 9"/>
+    <w:lsdException w:unhideWhenUsed="0" w:uiPriority="0" w:semiHidden="0" w:name="Normal Indent"/>
+    <w:lsdException w:unhideWhenUsed="0" w:uiPriority="0" w:semiHidden="0" w:name="footnote text"/>
+    <w:lsdException w:qFormat="1" w:unhideWhenUsed="0" w:uiPriority="0" w:semiHidden="0" w:name="annotation text"/>
+    <w:lsdException w:qFormat="1" w:unhideWhenUsed="0" w:uiPriority="0" w:semiHidden="0" w:name="header"/>
+    <w:lsdException w:qFormat="1" w:unhideWhenUsed="0" w:uiPriority="0" w:semiHidden="0" w:name="footer"/>
+    <w:lsdException w:unhideWhenUsed="0" w:uiPriority="0" w:semiHidden="0" w:name="index heading"/>
+    <w:lsdException w:qFormat="1" w:uiPriority="0" w:name="caption"/>
+    <w:lsdException w:unhideWhenUsed="0" w:uiPriority="0" w:semiHidden="0" w:name="table of figures"/>
+    <w:lsdException w:unhideWhenUsed="0" w:uiPriority="0" w:semiHidden="0" w:name="envelope address"/>
+    <w:lsdException w:unhideWhenUsed="0" w:uiPriority="0" w:semiHidden="0" w:name="envelope return"/>
+    <w:lsdException w:unhideWhenUsed="0" w:uiPriority="0" w:semiHidden="0" w:name="footnote reference"/>
+    <w:lsdException w:unhideWhenUsed="0" w:uiPriority="0" w:semiHidden="0" w:name="annotation reference"/>
+    <w:lsdException w:unhideWhenUsed="0" w:uiPriority="0" w:semiHidden="0" w:name="line number"/>
+    <w:lsdException w:unhideWhenUsed="0" w:uiPriority="0" w:semiHidden="0" w:name="page number"/>
+    <w:lsdException w:unhideWhenUsed="0" w:uiPriority="0" w:semiHidden="0" w:name="endnote reference"/>
+    <w:lsdException w:unhideWhenUsed="0" w:uiPriority="0" w:semiHidden="0" w:name="endnote text"/>
+    <w:lsdException w:unhideWhenUsed="0" w:uiPriority="0" w:semiHidden="0" w:name="table of authorities"/>
+    <w:lsdException w:unhideWhenUsed="0" w:uiPriority="0" w:semiHidden="0" w:name="macro"/>
+    <w:lsdException w:unhideWhenUsed="0" w:uiPriority="0" w:semiHidden="0" w:name="toa heading"/>
+    <w:lsdException w:unhideWhenUsed="0" w:uiPriority="0" w:semiHidden="0" w:name="List"/>
+    <w:lsdException w:unhideWhenUsed="0" w:uiPriority="0" w:semiHidden="0" w:name="List Bullet"/>
+    <w:lsdException w:unhideWhenUsed="0" w:uiPriority="0" w:semiHidden="0" w:name="List Number"/>
+    <w:lsdException w:unhideWhenUsed="0" w:uiPriority="0" w:semiHidden="0" w:name="List 2"/>
+    <w:lsdException w:unhideWhenUsed="0" w:uiPriority="0" w:semiHidden="0" w:name="List 3"/>
+    <w:lsdException w:unhideWhenUsed="0" w:uiPriority="0" w:semiHidden="0" w:name="List 4"/>
+    <w:lsdException w:unhideWhenUsed="0" w:uiPriority="0" w:semiHidden="0" w:name="List 5"/>
+    <w:lsdException w:unhideWhenUsed="0" w:uiPriority="0" w:semiHidden="0" w:name="List Bullet 2"/>
+    <w:lsdException w:unhideWhenUsed="0" w:uiPriority="0" w:semiHidden="0" w:name="List Bullet 3"/>
+    <w:lsdException w:unhideWhenUsed="0" w:uiPriority="0" w:semiHidden="0" w:name="List Bullet 4"/>
+    <w:lsdException w:unhideWhenUsed="0" w:uiPriority="0" w:semiHidden="0" w:name="List Bullet 5"/>
+    <w:lsdException w:unhideWhenUsed="0" w:uiPriority="0" w:semiHidden="0" w:name="List Number 2"/>
+    <w:lsdException w:unhideWhenUsed="0" w:uiPriority="0" w:semiHidden="0" w:name="List Number 3"/>
+    <w:lsdException w:unhideWhenUsed="0" w:uiPriority="0" w:semiHidden="0" w:name="List Number 4"/>
+    <w:lsdException w:unhideWhenUsed="0" w:uiPriority="0" w:semiHidden="0" w:name="List Number 5"/>
+    <w:lsdException w:qFormat="1" w:unhideWhenUsed="0" w:uiPriority="0" w:semiHidden="0" w:name="Title"/>
+    <w:lsdException w:unhideWhenUsed="0" w:uiPriority="0" w:semiHidden="0" w:name="Closing"/>
+    <w:lsdException w:unhideWhenUsed="0" w:uiPriority="0" w:semiHidden="0" w:name="Signature"/>
+    <w:lsdException w:qFormat="1" w:unhideWhenUsed="0" w:uiPriority="0" w:name="Default Paragraph Font"/>
+    <w:lsdException w:qFormat="1" w:unhideWhenUsed="0" w:uiPriority="0" w:name="Body Text"/>
+    <w:lsdException w:unhideWhenUsed="0" w:uiPriority="0" w:semiHidden="0" w:name="Body Text Indent"/>
+    <w:lsdException w:unhideWhenUsed="0" w:uiPriority="0" w:semiHidden="0" w:name="List Continue"/>
+    <w:lsdException w:unhideWhenUsed="0" w:uiPriority="0" w:semiHidden="0" w:name="List Continue 2"/>
+    <w:lsdException w:unhideWhenUsed="0" w:uiPriority="0" w:semiHidden="0" w:name="List Continue 3"/>
+    <w:lsdException w:unhideWhenUsed="0" w:uiPriority="0" w:semiHidden="0" w:name="List Continue 4"/>
+    <w:lsdException w:unhideWhenUsed="0" w:uiPriority="0" w:semiHidden="0" w:name="List Continue 5"/>
+    <w:lsdException w:unhideWhenUsed="0" w:uiPriority="0" w:semiHidden="0" w:name="Message Header"/>
+    <w:lsdException w:qFormat="1" w:unhideWhenUsed="0" w:uiPriority="0" w:semiHidden="0" w:name="Subtitle"/>
+    <w:lsdException w:unhideWhenUsed="0" w:uiPriority="0" w:semiHidden="0" w:name="Salutation"/>
+    <w:lsdException w:unhideWhenUsed="0" w:uiPriority="0" w:semiHidden="0" w:name="Date"/>
+    <w:lsdException w:unhideWhenUsed="0" w:uiPriority="0" w:semiHidden="0" w:name="Body Text First Indent"/>
+    <w:lsdException w:unhideWhenUsed="0" w:uiPriority="0" w:semiHidden="0" w:name="Body Text First Indent 2"/>
+    <w:lsdException w:uiPriority="99" w:name="Note Heading"/>
+    <w:lsdException w:unhideWhenUsed="0" w:uiPriority="0" w:semiHidden="0" w:name="Body Text 2"/>
+    <w:lsdException w:unhideWhenUsed="0" w:uiPriority="0" w:semiHidden="0" w:name="Body Text 3"/>
+    <w:lsdException w:unhideWhenUsed="0" w:uiPriority="0" w:semiHidden="0" w:name="Body Text Indent 2"/>
+    <w:lsdException w:unhideWhenUsed="0" w:uiPriority="0" w:semiHidden="0" w:name="Body Text Indent 3"/>
+    <w:lsdException w:unhideWhenUsed="0" w:uiPriority="0" w:semiHidden="0" w:name="Block Text"/>
+    <w:lsdException w:unhideWhenUsed="0" w:uiPriority="0" w:semiHidden="0" w:name="Hyperlink"/>
+    <w:lsdException w:unhideWhenUsed="0" w:uiPriority="0" w:semiHidden="0" w:name="FollowedHyperlink"/>
+    <w:lsdException w:qFormat="1" w:unhideWhenUsed="0" w:uiPriority="0" w:semiHidden="0" w:name="Strong"/>
+    <w:lsdException w:qFormat="1" w:unhideWhenUsed="0" w:uiPriority="0" w:semiHidden="0" w:name="Emphasis"/>
+    <w:lsdException w:unhideWhenUsed="0" w:uiPriority="0" w:semiHidden="0" w:name="Document Map"/>
+    <w:lsdException w:unhideWhenUsed="0" w:uiPriority="0" w:semiHidden="0" w:name="Plain Text"/>
+    <w:lsdException w:unhideWhenUsed="0" w:uiPriority="0" w:semiHidden="0" w:name="E-mail Signature"/>
+    <w:lsdException w:qFormat="1" w:unhideWhenUsed="0" w:uiPriority="0" w:semiHidden="0" w:name="Normal (Web)"/>
+    <w:lsdException w:unhideWhenUsed="0" w:uiPriority="0" w:semiHidden="0" w:name="HTML Acronym"/>
+    <w:lsdException w:unhideWhenUsed="0" w:uiPriority="0" w:semiHidden="0" w:name="HTML Address"/>
+    <w:lsdException w:unhideWhenUsed="0" w:uiPriority="0" w:semiHidden="0" w:name="HTML Cite"/>
+    <w:lsdException w:unhideWhenUsed="0" w:uiPriority="0" w:semiHidden="0" w:name="HTML Code"/>
+    <w:lsdException w:unhideWhenUsed="0" w:uiPriority="0" w:semiHidden="0" w:name="HTML Definition"/>
+    <w:lsdException w:unhideWhenUsed="0" w:uiPriority="0" w:semiHidden="0" w:name="HTML Keyboard"/>
+    <w:lsdException w:unhideWhenUsed="0" w:uiPriority="0" w:semiHidden="0" w:name="HTML Preformatted"/>
+    <w:lsdException w:unhideWhenUsed="0" w:uiPriority="0" w:semiHidden="0" w:name="HTML Sample"/>
+    <w:lsdException w:unhideWhenUsed="0" w:uiPriority="0" w:semiHidden="0" w:name="HTML Typewriter"/>
+    <w:lsdException w:unhideWhenUsed="0" w:uiPriority="0" w:semiHidden="0" w:name="HTML Variable"/>
+    <w:lsdException w:qFormat="1" w:unhideWhenUsed="0" w:uiPriority="0" w:name="Normal Table"/>
+    <w:lsdException w:unhideWhenUsed="0" w:uiPriority="0" w:semiHidden="0" w:name="annotation subject"/>
+    <w:lsdException w:unhideWhenUsed="0" w:uiPriority="0" w:semiHidden="0" w:name="Table Simple 1"/>
+    <w:lsdException w:unhideWhenUsed="0" w:uiPriority="0" w:semiHidden="0" w:name="Table Simple 2"/>
+    <w:lsdException w:unhideWhenUsed="0" w:uiPriority="0" w:semiHidden="0" w:name="Table Simple 3"/>
+    <w:lsdException w:unhideWhenUsed="0" w:uiPriority="0" w:semiHidden="0" w:name="Table Classic 1"/>
+    <w:lsdException w:unhideWhenUsed="0" w:uiPriority="0" w:semiHidden="0" w:name="Table Classic 2"/>
+    <w:lsdException w:unhideWhenUsed="0" w:uiPriority="0" w:semiHidden="0" w:name="Table Classic 3"/>
+    <w:lsdException w:unhideWhenUsed="0" w:uiPriority="0" w:semiHidden="0" w:name="Table Classic 4"/>
+    <w:lsdException w:unhideWhenUsed="0" w:uiPriority="0" w:semiHidden="0" w:name="Table Colorful 1"/>
+    <w:lsdException w:unhideWhenUsed="0" w:uiPriority="0" w:semiHidden="0" w:name="Table Colorful 2"/>
+    <w:lsdException w:unhideWhenUsed="0" w:uiPriority="0" w:semiHidden="0" w:name="Table Colorful 3"/>
+    <w:lsdException w:unhideWhenUsed="0" w:uiPriority="0" w:semiHidden="0" w:name="Table Columns 1"/>
+    <w:lsdException w:unhideWhenUsed="0" w:uiPriority="0" w:semiHidden="0" w:name="Table Columns 2"/>
+    <w:lsdException w:unhideWhenUsed="0" w:uiPriority="0" w:semiHidden="0" w:name="Table Columns 3"/>
+    <w:lsdException w:unhideWhenUsed="0" w:uiPriority="0" w:semiHidden="0" w:name="Table Columns 4"/>
+    <w:lsdException w:unhideWhenUsed="0" w:uiPriority="0" w:semiHidden="0" w:name="Table Columns 5"/>
+    <w:lsdException w:unhideWhenUsed="0" w:uiPriority="0" w:semiHidden="0" w:name="Table Grid 1"/>
+    <w:lsdException w:unhideWhenUsed="0" w:uiPriority="0" w:semiHidden="0" w:name="Table Grid 2"/>
+    <w:lsdException w:unhideWhenUsed="0" w:uiPriority="0" w:semiHidden="0" w:name="Table Grid 3"/>
+    <w:lsdException w:unhideWhenUsed="0" w:uiPriority="0" w:semiHidden="0" w:name="Table Grid 4"/>
+    <w:lsdException w:unhideWhenUsed="0" w:uiPriority="0" w:semiHidden="0" w:name="Table Grid 5"/>
+    <w:lsdException w:unhideWhenUsed="0" w:uiPriority="0" w:semiHidden="0" w:name="Table Grid 6"/>
+    <w:lsdException w:unhideWhenUsed="0" w:uiPriority="0" w:semiHidden="0" w:name="Table Grid 7"/>
+    <w:lsdException w:unhideWhenUsed="0" w:uiPriority="0" w:semiHidden="0" w:name="Table Grid 8"/>
+    <w:lsdException w:unhideWhenUsed="0" w:uiPriority="0" w:semiHidden="0" w:name="Table List 1"/>
+    <w:lsdException w:unhideWhenUsed="0" w:uiPriority="0" w:semiHidden="0" w:name="Table List 2"/>
+    <w:lsdException w:unhideWhenUsed="0" w:uiPriority="0" w:semiHidden="0" w:name="Table List 3"/>
+    <w:lsdException w:unhideWhenUsed="0" w:uiPriority="0" w:semiHidden="0" w:name="Table List 4"/>
+    <w:lsdException w:unhideWhenUsed="0" w:uiPriority="0" w:semiHidden="0" w:name="Table List 5"/>
+    <w:lsdException w:unhideWhenUsed="0" w:uiPriority="0" w:semiHidden="0" w:name="Table List 6"/>
+    <w:lsdException w:unhideWhenUsed="0" w:uiPriority="0" w:semiHidden="0" w:name="Table List 7"/>
+    <w:lsdException w:unhideWhenUsed="0" w:uiPriority="0" w:semiHidden="0" w:name="Table List 8"/>
+    <w:lsdException w:unhideWhenUsed="0" w:uiPriority="0" w:semiHidden="0" w:name="Table 3D effects 1"/>
+    <w:lsdException w:unhideWhenUsed="0" w:uiPriority="0" w:semiHidden="0" w:name="Table 3D effects 2"/>
+    <w:lsdException w:unhideWhenUsed="0" w:uiPriority="0" w:semiHidden="0" w:name="Table 3D effects 3"/>
+    <w:lsdException w:unhideWhenUsed="0" w:uiPriority="0" w:semiHidden="0" w:name="Table Contemporary"/>
+    <w:lsdException w:unhideWhenUsed="0" w:uiPriority="0" w:semiHidden="0" w:name="Table Elegant"/>
+    <w:lsdException w:unhideWhenUsed="0" w:uiPriority="0" w:semiHidden="0" w:name="Table Professional"/>
+    <w:lsdException w:unhideWhenUsed="0" w:uiPriority="0" w:semiHidden="0" w:name="Table Subtle 1"/>
+    <w:lsdException w:unhideWhenUsed="0" w:uiPriority="0" w:semiHidden="0" w:name="Table Subtle 2"/>
+    <w:lsdException w:unhideWhenUsed="0" w:uiPriority="0" w:semiHidden="0" w:name="Table Web 1"/>
+    <w:lsdException w:unhideWhenUsed="0" w:uiPriority="0" w:semiHidden="0" w:name="Table Web 2"/>
+    <w:lsdException w:unhideWhenUsed="0" w:uiPriority="0" w:semiHidden="0" w:name="Table Web 3"/>
+    <w:lsdException w:unhideWhenUsed="0" w:uiPriority="0" w:semiHidden="0" w:name="Balloon Text"/>
+    <w:lsdException w:qFormat="1" w:unhideWhenUsed="0" w:uiPriority="0" w:semiHidden="0" w:name="Table Grid"/>
+    <w:lsdException w:unhideWhenUsed="0" w:uiPriority="0" w:semiHidden="0" w:name="Table Theme"/>
+    <w:lsdException w:unhideWhenUsed="0" w:uiPriority="60" w:semiHidden="0" w:name="Light Shading"/>
+    <w:lsdException w:unhideWhenUsed="0" w:uiPriority="61" w:semiHidden="0" w:name="Light List"/>
+    <w:lsdException w:unhideWhenUsed="0" w:uiPriority="62" w:semiHidden="0" w:name="Light Grid"/>
+    <w:lsdException w:unhideWhenUsed="0" w:uiPriority="63" w:semiHidden="0" w:name="Medium Shading 1"/>
+    <w:lsdException w:unhideWhenUsed="0" w:uiPriority="64" w:semiHidden="0" w:name="Medium Shading 2"/>
+    <w:lsdException w:unhideWhenUsed="0" w:uiPriority="65" w:semiHidden="0" w:name="Medium List 1"/>
+    <w:lsdException w:unhideWhenUsed="0" w:uiPriority="66" w:semiHidden="0" w:name="Medium List 2"/>
+    <w:lsdException w:unhideWhenUsed="0" w:uiPriority="67" w:semiHidden="0" w:name="Medium Grid 1"/>
+    <w:lsdException w:unhideWhenUsed="0" w:uiPriority="68" w:semiHidden="0" w:name="Medium Grid 2"/>
+    <w:lsdException w:unhideWhenUsed="0" w:uiPriority="69" w:semiHidden="0" w:name="Medium Grid 3"/>
+    <w:lsdException w:unhideWhenUsed="0" w:uiPriority="70" w:semiHidden="0" w:name="Dark List"/>
+    <w:lsdException w:unhideWhenUsed="0" w:uiPriority="71" w:semiHidden="0" w:name="Colorful Shading"/>
+    <w:lsdException w:unhideWhenUsed="0" w:uiPriority="72" w:semiHidden="0" w:name="Colorful List"/>
+    <w:lsdException w:unhideWhenUsed="0" w:uiPriority="73" w:semiHidden="0" w:name="Colorful Grid"/>
+    <w:lsdException w:unhideWhenUsed="0" w:uiPriority="60" w:semiHidden="0" w:name="Light Shading Accent 1"/>
+    <w:lsdException w:unhideWhenUsed="0" w:uiPriority="61" w:semiHidden="0" w:name="Light List Accent 1"/>
+    <w:lsdException w:unhideWhenUsed="0" w:uiPriority="62" w:semiHidden="0" w:name="Light Grid Accent 1"/>
+    <w:lsdException w:unhideWhenUsed="0" w:uiPriority="63" w:semiHidden="0" w:name="Medium Shading 1 Accent 1"/>
+    <w:lsdException w:unhideWhenUsed="0" w:uiPriority="64" w:semiHidden="0" w:name="Medium Shading 2 Accent 1"/>
+    <w:lsdException w:unhideWhenUsed="0" w:uiPriority="65" w:semiHidden="0" w:name="Medium List 1 Accent 1"/>
+    <w:lsdException w:unhideWhenUsed="0" w:uiPriority="66" w:semiHidden="0" w:name="Medium List 2 Accent 1"/>
+    <w:lsdException w:unhideWhenUsed="0" w:uiPriority="67" w:semiHidden="0" w:name="Medium Grid 1 Accent 1"/>
+    <w:lsdException w:unhideWhenUsed="0" w:uiPriority="68" w:semiHidden="0" w:name="Medium Grid 2 Accent 1"/>
+    <w:lsdException w:unhideWhenUsed="0" w:uiPriority="69" w:semiHidden="0" w:name="Medium Grid 3 Accent 1"/>
+    <w:lsdException w:unhideWhenUsed="0" w:uiPriority="70" w:semiHidden="0" w:name="Dark List Accent 1"/>
+    <w:lsdException w:unhideWhenUsed="0" w:uiPriority="71" w:semiHidden="0" w:name="Colorful Shading Accent 1"/>
+    <w:lsdException w:unhideWhenUsed="0" w:uiPriority="72" w:semiHidden="0" w:name="Colorful List Accent 1"/>
+    <w:lsdException w:unhideWhenUsed="0" w:uiPriority="73" w:semiHidden="0" w:name="Colorful Grid Accent 1"/>
+    <w:lsdException w:unhideWhenUsed="0" w:uiPriority="60" w:semiHidden="0" w:name="Light Shading Accent 2"/>
+    <w:lsdException w:unhideWhenUsed="0" w:uiPriority="61" w:semiHidden="0" w:name="Light List Accent 2"/>
+    <w:lsdException w:unhideWhenUsed="0" w:uiPriority="62" w:semiHidden="0" w:name="Light Grid Accent 2"/>
+    <w:lsdException w:unhideWhenUsed="0" w:uiPriority="63" w:semiHidden="0" w:name="Medium Shading 1 Accent 2"/>
+    <w:lsdException w:unhideWhenUsed="0" w:uiPriority="64" w:semiHidden="0" w:name="Medium Shading 2 Accent 2"/>
+    <w:lsdException w:unhideWhenUsed="0" w:uiPriority="65" w:semiHidden="0" w:name="Medium List 1 Accent 2"/>
+    <w:lsdException w:unhideWhenUsed="0" w:uiPriority="66" w:semiHidden="0" w:name="Medium List 2 Accent 2"/>
+    <w:lsdException w:unhideWhenUsed="0" w:uiPriority="67" w:semiHidden="0" w:name="Medium Grid 1 Accent 2"/>
+    <w:lsdException w:unhideWhenUsed="0" w:uiPriority="68" w:semiHidden="0" w:name="Medium Grid 2 Accent 2"/>
+    <w:lsdException w:unhideWhenUsed="0" w:uiPriority="69" w:semiHidden="0" w:name="Medium Grid 3 Accent 2"/>
+    <w:lsdException w:unhideWhenUsed="0" w:uiPriority="70" w:semiHidden="0" w:name="Dark List Accent 2"/>
+    <w:lsdException w:unhideWhenUsed="0" w:uiPriority="71" w:semiHidden="0" w:name="Colorful Shading Accent 2"/>
+    <w:lsdException w:unhideWhenUsed="0" w:uiPriority="72" w:semiHidden="0" w:name="Colorful List Accent 2"/>
+    <w:lsdException w:unhideWhenUsed="0" w:uiPriority="73" w:semiHidden="0" w:name="Colorful Grid Accent 2"/>
+    <w:lsdException w:unhideWhenUsed="0" w:uiPriority="60" w:semiHidden="0" w:name="Light Shading Accent 3"/>
+    <w:lsdException w:unhideWhenUsed="0" w:uiPriority="61" w:semiHidden="0" w:name="Light List Accent 3"/>
+    <w:lsdException w:unhideWhenUsed="0" w:uiPriority="62" w:semiHidden="0" w:name="Light Grid Accent 3"/>
+    <w:lsdException w:unhideWhenUsed="0" w:uiPriority="63" w:semiHidden="0" w:name="Medium Shading 1 Accent 3"/>
+    <w:lsdException w:unhideWhenUsed="0" w:uiPriority="64" w:semiHidden="0" w:name="Medium Shading 2 Accent 3"/>
+    <w:lsdException w:unhideWhenUsed="0" w:uiPriority="65" w:semiHidden="0" w:name="Medium List 1 Accent 3"/>
+    <w:lsdException w:unhideWhenUsed="0" w:uiPriority="66" w:semiHidden="0" w:name="Medium List 2 Accent 3"/>
+    <w:lsdException w:unhideWhenUsed="0" w:uiPriority="67" w:semiHidden="0" w:name="Medium Grid 1 Accent 3"/>
+    <w:lsdException w:unhideWhenUsed="0" w:uiPriority="68" w:semiHidden="0" w:name="Medium Grid 2 Accent 3"/>
+    <w:lsdException w:unhideWhenUsed="0" w:uiPriority="69" w:semiHidden="0" w:name="Medium Grid 3 Accent 3"/>
+    <w:lsdException w:unhideWhenUsed="0" w:uiPriority="70" w:semiHidden="0" w:name="Dark List Accent 3"/>
+    <w:lsdException w:unhideWhenUsed="0" w:uiPriority="71" w:semiHidden="0" w:name="Colorful Shading Accent 3"/>
+    <w:lsdException w:unhideWhenUsed="0" w:uiPriority="72" w:semiHidden="0" w:name="Colorful List Accent 3"/>
+    <w:lsdException w:unhideWhenUsed="0" w:uiPriority="73" w:semiHidden="0" w:name="Colorful Grid Accent 3"/>
+    <w:lsdException w:unhideWhenUsed="0" w:uiPriority="60" w:semiHidden="0" w:name="Light Shading Accent 4"/>
+    <w:lsdException w:unhideWhenUsed="0" w:uiPriority="61" w:semiHidden="0" w:name="Light List Accent 4"/>
+    <w:lsdException w:unhideWhenUsed="0" w:uiPriority="62" w:semiHidden="0" w:name="Light Grid Accent 4"/>
+    <w:lsdException w:unhideWhenUsed="0" w:uiPriority="63" w:semiHidden="0" w:name="Medium Shading 1 Accent 4"/>
+    <w:lsdException w:unhideWhenUsed="0" w:uiPriority="64" w:semiHidden="0" w:name="Medium Shading 2 Accent 4"/>
+    <w:lsdException w:unhideWhenUsed="0" w:uiPriority="65" w:semiHidden="0" w:name="Medium List 1 Accent 4"/>
+    <w:lsdException w:unhideWhenUsed="0" w:uiPriority="66" w:semiHidden="0" w:name="Medium List 2 Accent 4"/>
+    <w:lsdException w:unhideWhenUsed="0" w:uiPriority="67" w:semiHidden="0" w:name="Medium Grid 1 Accent 4"/>
+    <w:lsdException w:unhideWhenUsed="0" w:uiPriority="68" w:semiHidden="0" w:name="Medium Grid 2 Accent 4"/>
+    <w:lsdException w:unhideWhenUsed="0" w:uiPriority="69" w:semiHidden="0" w:name="Medium Grid 3 Accent 4"/>
+    <w:lsdException w:unhideWhenUsed="0" w:uiPriority="70" w:semiHidden="0" w:name="Dark List Accent 4"/>
+    <w:lsdException w:unhideWhenUsed="0" w:uiPriority="71" w:semiHidden="0" w:name="Colorful Shading Accent 4"/>
+    <w:lsdException w:unhideWhenUsed="0" w:uiPriority="72" w:semiHidden="0" w:name="Colorful List Accent 4"/>
+    <w:lsdException w:unhideWhenUsed="0" w:uiPriority="73" w:semiHidden="0" w:name="Colorful Grid Accent 4"/>
+    <w:lsdException w:unhideWhenUsed="0" w:uiPriority="60" w:semiHidden="0" w:name="Light Shading Accent 5"/>
+    <w:lsdException w:unhideWhenUsed="0" w:uiPriority="61" w:semiHidden="0" w:name="Light List Accent 5"/>
+    <w:lsdException w:unhideWhenUsed="0" w:uiPriority="62" w:semiHidden="0" w:name="Light Grid Accent 5"/>
+    <w:lsdException w:unhideWhenUsed="0" w:uiPriority="63" w:semiHidden="0" w:name="Medium Shading 1 Accent 5"/>
+    <w:lsdException w:unhideWhenUsed="0" w:uiPriority="64" w:semiHidden="0" w:name="Medium Shading 2 Accent 5"/>
+    <w:lsdException w:unhideWhenUsed="0" w:uiPriority="65" w:semiHidden="0" w:name="Medium List 1 Accent 5"/>
+    <w:lsdException w:unhideWhenUsed="0" w:uiPriority="66" w:semiHidden="0" w:name="Medium List 2 Accent 5"/>
+    <w:lsdException w:unhideWhenUsed="0" w:uiPriority="67" w:semiHidden="0" w:name="Medium Grid 1 Accent 5"/>
+    <w:lsdException w:unhideWhenUsed="0" w:uiPriority="68" w:semiHidden="0" w:name="Medium Grid 2 Accent 5"/>
+    <w:lsdException w:unhideWhenUsed="0" w:uiPriority="69" w:semiHidden="0" w:name="Medium Grid 3 Accent 5"/>
+    <w:lsdException w:unhideWhenUsed="0" w:uiPriority="70" w:semiHidden="0" w:name="Dark List Accent 5"/>
+    <w:lsdException w:unhideWhenUsed="0" w:uiPriority="71" w:semiHidden="0" w:name="Colorful Shading Accent 5"/>
+    <w:lsdException w:unhideWhenUsed="0" w:uiPriority="72" w:semiHidden="0" w:name="Colorful List Accent 5"/>
+    <w:lsdException w:unhideWhenUsed="0" w:uiPriority="73" w:semiHidden="0" w:name="Colorful Grid Accent 5"/>
+    <w:lsdException w:unhideWhenUsed="0" w:uiPriority="60" w:semiHidden="0" w:name="Light Shading Accent 6"/>
+    <w:lsdException w:unhideWhenUsed="0" w:uiPriority="61" w:semiHidden="0" w:name="Light List Accent 6"/>
+    <w:lsdException w:unhideWhenUsed="0" w:uiPriority="62" w:semiHidden="0" w:name="Light Grid Accent 6"/>
+    <w:lsdException w:unhideWhenUsed="0" w:uiPriority="63" w:semiHidden="0" w:name="Medium Shading 1 Accent 6"/>
+    <w:lsdException w:unhideWhenUsed="0" w:uiPriority="64" w:semiHidden="0" w:name="Medium Shading 2 Accent 6"/>
+    <w:lsdException w:unhideWhenUsed="0" w:uiPriority="65" w:semiHidden="0" w:name="Medium List 1 Accent 6"/>
+    <w:lsdException w:unhideWhenUsed="0" w:uiPriority="66" w:semiHidden="0" w:name="Medium List 2 Accent 6"/>
+    <w:lsdException w:unhideWhenUsed="0" w:uiPriority="67" w:semiHidden="0" w:name="Medium Grid 1 Accent 6"/>
+    <w:lsdException w:unhideWhenUsed="0" w:uiPriority="68" w:semiHidden="0" w:name="Medium Grid 2 Accent 6"/>
+    <w:lsdException w:unhideWhenUsed="0" w:uiPriority="69" w:semiHidden="0" w:name="Medium Grid 3 Accent 6"/>
+    <w:lsdException w:unhideWhenUsed="0" w:uiPriority="70" w:semiHidden="0" w:name="Dark List Accent 6"/>
+    <w:lsdException w:unhideWhenUsed="0" w:uiPriority="71" w:semiHidden="0" w:name="Colorful Shading Accent 6"/>
+    <w:lsdException w:unhideWhenUsed="0" w:uiPriority="72" w:semiHidden="0" w:name="Colorful List Accent 6"/>
+    <w:lsdException w:unhideWhenUsed="0" w:uiPriority="73" w:semiHidden="0" w:name="Colorful Grid Accent 6"/>
   </w:latentStyles>
-  <w:style w:type="paragraph" w:default="1" w:styleId="Normal">
+  <w:style w:type="paragraph" w:default="1" w:styleId="1">
     <w:name w:val="Normal"/>
     <w:qFormat/>
+    <w:uiPriority w:val="0"/>
     <w:pPr>
       <w:kinsoku w:val="0"/>
       <w:autoSpaceDE w:val="0"/>
@@ -6902,7 +7167,7 @@
       <w:textAlignment w:val="baseline"/>
     </w:pPr>
     <w:rPr>
-      <w:rFonts w:ascii="Arial" w:eastAsia="宋体" w:hAnsi="Arial" w:cs="Arial"/>
+      <w:rFonts w:ascii="Arial" w:hAnsi="Arial" w:eastAsia="宋体" w:cs="Arial"/>
       <w:snapToGrid w:val="0"/>
       <w:color w:val="000000"/>
       <w:kern w:val="0"/>
@@ -6911,11 +7176,12 @@
       <w:lang w:val="en-US" w:eastAsia="en-US" w:bidi="ar-SA"/>
     </w:rPr>
   </w:style>
-  <w:style w:type="paragraph" w:styleId="Heading1">
+  <w:style w:type="paragraph" w:styleId="2">
     <w:name w:val="heading 1"/>
-    <w:basedOn w:val="Normal"/>
-    <w:next w:val="Normal"/>
+    <w:basedOn w:val="1"/>
+    <w:next w:val="1"/>
     <w:qFormat/>
+    <w:uiPriority w:val="0"/>
     <w:pPr>
       <w:keepNext/>
       <w:keepLines/>
@@ -6933,12 +7199,13 @@
       <w:sz w:val="44"/>
     </w:rPr>
   </w:style>
-  <w:style w:type="paragraph" w:styleId="Heading2">
+  <w:style w:type="paragraph" w:styleId="3">
     <w:name w:val="heading 2"/>
-    <w:basedOn w:val="Normal"/>
-    <w:next w:val="Normal"/>
+    <w:basedOn w:val="1"/>
+    <w:next w:val="1"/>
     <w:unhideWhenUsed/>
     <w:qFormat/>
+    <w:uiPriority w:val="0"/>
     <w:pPr>
       <w:keepNext/>
       <w:keepLines/>
@@ -6951,18 +7218,19 @@
       <w:outlineLvl w:val="1"/>
     </w:pPr>
     <w:rPr>
-      <w:rFonts w:ascii="Arial" w:eastAsia="黑体" w:hAnsi="Arial"/>
+      <w:rFonts w:ascii="Arial" w:hAnsi="Arial" w:eastAsia="黑体"/>
       <w:b/>
       <w:sz w:val="32"/>
     </w:rPr>
   </w:style>
-  <w:style w:type="paragraph" w:styleId="Heading3">
+  <w:style w:type="paragraph" w:styleId="4">
     <w:name w:val="heading 3"/>
-    <w:basedOn w:val="Normal"/>
-    <w:next w:val="Normal"/>
+    <w:basedOn w:val="1"/>
+    <w:next w:val="1"/>
     <w:semiHidden/>
     <w:unhideWhenUsed/>
     <w:qFormat/>
+    <w:uiPriority w:val="0"/>
     <w:pPr>
       <w:keepNext/>
       <w:keepLines/>
@@ -6979,12 +7247,13 @@
       <w:sz w:val="32"/>
     </w:rPr>
   </w:style>
-  <w:style w:type="paragraph" w:styleId="Heading4">
+  <w:style w:type="paragraph" w:styleId="5">
     <w:name w:val="heading 4"/>
-    <w:basedOn w:val="Normal"/>
-    <w:next w:val="Normal"/>
+    <w:basedOn w:val="1"/>
+    <w:next w:val="1"/>
     <w:unhideWhenUsed/>
     <w:qFormat/>
+    <w:uiPriority w:val="0"/>
     <w:pPr>
       <w:keepNext/>
       <w:keepLines/>
@@ -6997,18 +7266,19 @@
       <w:outlineLvl w:val="3"/>
     </w:pPr>
     <w:rPr>
-      <w:rFonts w:ascii="Arial" w:eastAsia="黑体" w:hAnsi="Arial"/>
+      <w:rFonts w:ascii="Arial" w:hAnsi="Arial" w:eastAsia="黑体"/>
       <w:b/>
       <w:sz w:val="28"/>
     </w:rPr>
   </w:style>
-  <w:style w:type="paragraph" w:styleId="Heading5">
+  <w:style w:type="paragraph" w:styleId="6">
     <w:name w:val="heading 5"/>
-    <w:basedOn w:val="Normal"/>
-    <w:next w:val="Normal"/>
+    <w:basedOn w:val="1"/>
+    <w:next w:val="1"/>
     <w:semiHidden/>
     <w:unhideWhenUsed/>
     <w:qFormat/>
+    <w:uiPriority w:val="0"/>
     <w:pPr>
       <w:keepNext/>
       <w:keepLines/>
@@ -7025,13 +7295,14 @@
       <w:sz w:val="28"/>
     </w:rPr>
   </w:style>
-  <w:style w:type="paragraph" w:styleId="Heading6">
+  <w:style w:type="paragraph" w:styleId="7">
     <w:name w:val="heading 6"/>
-    <w:basedOn w:val="Normal"/>
-    <w:next w:val="Normal"/>
+    <w:basedOn w:val="1"/>
+    <w:next w:val="1"/>
     <w:semiHidden/>
     <w:unhideWhenUsed/>
     <w:qFormat/>
+    <w:uiPriority w:val="0"/>
     <w:pPr>
       <w:keepNext/>
       <w:keepLines/>
@@ -7044,18 +7315,19 @@
       <w:outlineLvl w:val="5"/>
     </w:pPr>
     <w:rPr>
-      <w:rFonts w:ascii="Arial" w:eastAsia="黑体" w:hAnsi="Arial"/>
+      <w:rFonts w:ascii="Arial" w:hAnsi="Arial" w:eastAsia="黑体"/>
       <w:b/>
       <w:sz w:val="24"/>
     </w:rPr>
   </w:style>
-  <w:style w:type="paragraph" w:styleId="Heading7">
+  <w:style w:type="paragraph" w:styleId="8">
     <w:name w:val="heading 7"/>
-    <w:basedOn w:val="Normal"/>
-    <w:next w:val="Normal"/>
+    <w:basedOn w:val="1"/>
+    <w:next w:val="1"/>
     <w:semiHidden/>
     <w:unhideWhenUsed/>
     <w:qFormat/>
+    <w:uiPriority w:val="0"/>
     <w:pPr>
       <w:keepNext/>
       <w:keepLines/>
@@ -7072,13 +7344,14 @@
       <w:sz w:val="24"/>
     </w:rPr>
   </w:style>
-  <w:style w:type="paragraph" w:styleId="Heading8">
+  <w:style w:type="paragraph" w:styleId="9">
     <w:name w:val="heading 8"/>
-    <w:basedOn w:val="Normal"/>
-    <w:next w:val="Normal"/>
+    <w:basedOn w:val="1"/>
+    <w:next w:val="1"/>
     <w:semiHidden/>
     <w:unhideWhenUsed/>
     <w:qFormat/>
+    <w:uiPriority w:val="0"/>
     <w:pPr>
       <w:keepNext/>
       <w:keepLines/>
@@ -7091,17 +7364,18 @@
       <w:outlineLvl w:val="7"/>
     </w:pPr>
     <w:rPr>
-      <w:rFonts w:ascii="Arial" w:eastAsia="黑体" w:hAnsi="Arial"/>
+      <w:rFonts w:ascii="Arial" w:hAnsi="Arial" w:eastAsia="黑体"/>
       <w:sz w:val="24"/>
     </w:rPr>
   </w:style>
-  <w:style w:type="paragraph" w:styleId="Heading9">
+  <w:style w:type="paragraph" w:styleId="10">
     <w:name w:val="heading 9"/>
-    <w:basedOn w:val="Normal"/>
-    <w:next w:val="Normal"/>
+    <w:basedOn w:val="1"/>
+    <w:next w:val="1"/>
     <w:semiHidden/>
     <w:unhideWhenUsed/>
     <w:qFormat/>
+    <w:uiPriority w:val="0"/>
     <w:pPr>
       <w:keepNext/>
       <w:keepLines/>
@@ -7114,19 +7388,21 @@
       <w:outlineLvl w:val="8"/>
     </w:pPr>
     <w:rPr>
-      <w:rFonts w:ascii="Arial" w:eastAsia="黑体" w:hAnsi="Arial"/>
+      <w:rFonts w:ascii="Arial" w:hAnsi="Arial" w:eastAsia="黑体"/>
       <w:sz w:val="21"/>
     </w:rPr>
   </w:style>
-  <w:style w:type="character" w:default="1" w:styleId="DefaultParagraphFont">
+  <w:style w:type="character" w:default="1" w:styleId="22">
     <w:name w:val="Default Paragraph Font"/>
     <w:semiHidden/>
     <w:qFormat/>
+    <w:uiPriority w:val="0"/>
   </w:style>
-  <w:style w:type="table" w:default="1" w:styleId="TableNormal">
+  <w:style w:type="table" w:default="1" w:styleId="20">
     <w:name w:val="Normal Table"/>
     <w:semiHidden/>
     <w:qFormat/>
+    <w:uiPriority w:val="0"/>
     <w:tblPr>
       <w:tblCellMar>
         <w:top w:w="0" w:type="dxa"/>
@@ -7136,39 +7412,43 @@
       </w:tblCellMar>
     </w:tblPr>
   </w:style>
-  <w:style w:type="paragraph" w:styleId="CommentText">
+  <w:style w:type="paragraph" w:styleId="11">
     <w:name w:val="annotation text"/>
-    <w:basedOn w:val="Normal"/>
+    <w:basedOn w:val="1"/>
     <w:qFormat/>
+    <w:uiPriority w:val="0"/>
     <w:pPr>
       <w:jc w:val="left"/>
     </w:pPr>
   </w:style>
-  <w:style w:type="paragraph" w:styleId="BodyText">
+  <w:style w:type="paragraph" w:styleId="12">
     <w:name w:val="Body Text"/>
-    <w:basedOn w:val="Normal"/>
+    <w:basedOn w:val="1"/>
     <w:semiHidden/>
     <w:qFormat/>
+    <w:uiPriority w:val="0"/>
     <w:rPr>
-      <w:rFonts w:ascii="Arial" w:eastAsia="Arial" w:hAnsi="Arial" w:cs="Arial"/>
+      <w:rFonts w:ascii="Arial" w:hAnsi="Arial" w:eastAsia="Arial" w:cs="Arial"/>
       <w:sz w:val="21"/>
       <w:szCs w:val="21"/>
       <w:lang w:val="en-US" w:eastAsia="en-US" w:bidi="ar-SA"/>
     </w:rPr>
   </w:style>
-  <w:style w:type="paragraph" w:styleId="TOC3">
+  <w:style w:type="paragraph" w:styleId="13">
     <w:name w:val="toc 3"/>
-    <w:basedOn w:val="Normal"/>
-    <w:next w:val="Normal"/>
+    <w:basedOn w:val="1"/>
+    <w:next w:val="1"/>
     <w:qFormat/>
+    <w:uiPriority w:val="0"/>
     <w:pPr>
       <w:ind w:left="840" w:leftChars="400"/>
     </w:pPr>
   </w:style>
-  <w:style w:type="paragraph" w:styleId="Footer">
+  <w:style w:type="paragraph" w:styleId="14">
     <w:name w:val="footer"/>
-    <w:basedOn w:val="Normal"/>
+    <w:basedOn w:val="1"/>
     <w:qFormat/>
+    <w:uiPriority w:val="0"/>
     <w:pPr>
       <w:tabs>
         <w:tab w:val="center" w:pos="4153"/>
@@ -7181,16 +7461,17 @@
       <w:sz w:val="18"/>
     </w:rPr>
   </w:style>
-  <w:style w:type="paragraph" w:styleId="Header">
+  <w:style w:type="paragraph" w:styleId="15">
     <w:name w:val="header"/>
-    <w:basedOn w:val="Normal"/>
+    <w:basedOn w:val="1"/>
     <w:qFormat/>
+    <w:uiPriority w:val="0"/>
     <w:pPr>
       <w:pBdr>
-        <w:top w:val="nil"/>
-        <w:left w:val="nil"/>
-        <w:bottom w:val="nil"/>
-        <w:right w:val="nil"/>
+        <w:top w:val="none" w:color="auto" w:sz="0" w:space="0"/>
+        <w:left w:val="none" w:color="auto" w:sz="0" w:space="0"/>
+        <w:bottom w:val="none" w:color="auto" w:sz="0" w:space="0"/>
+        <w:right w:val="none" w:color="auto" w:sz="0" w:space="0"/>
       </w:pBdr>
       <w:tabs>
         <w:tab w:val="center" w:pos="4153"/>
@@ -7205,37 +7486,41 @@
       <w:sz w:val="18"/>
     </w:rPr>
   </w:style>
-  <w:style w:type="paragraph" w:styleId="TOC1">
+  <w:style w:type="paragraph" w:styleId="16">
     <w:name w:val="toc 1"/>
-    <w:basedOn w:val="Normal"/>
-    <w:next w:val="Normal"/>
+    <w:basedOn w:val="1"/>
+    <w:next w:val="1"/>
     <w:qFormat/>
+    <w:uiPriority w:val="0"/>
     <w:rPr>
-      <w:rFonts w:ascii="Arial" w:eastAsia="Microsoft JhengHei" w:hAnsi="Arial"/>
+      <w:rFonts w:ascii="Arial" w:hAnsi="Arial" w:eastAsia="Microsoft JhengHei"/>
       <w:sz w:val="24"/>
     </w:rPr>
   </w:style>
-  <w:style w:type="paragraph" w:styleId="TOC2">
+  <w:style w:type="paragraph" w:styleId="17">
     <w:name w:val="toc 2"/>
-    <w:basedOn w:val="Normal"/>
-    <w:next w:val="Normal"/>
+    <w:basedOn w:val="1"/>
+    <w:next w:val="1"/>
     <w:qFormat/>
+    <w:uiPriority w:val="0"/>
     <w:pPr>
       <w:ind w:left="420" w:leftChars="200"/>
     </w:pPr>
   </w:style>
-  <w:style w:type="paragraph" w:styleId="NormalWeb">
+  <w:style w:type="paragraph" w:styleId="18">
     <w:name w:val="Normal (Web)"/>
-    <w:basedOn w:val="Normal"/>
+    <w:basedOn w:val="1"/>
     <w:qFormat/>
+    <w:uiPriority w:val="0"/>
     <w:rPr>
       <w:sz w:val="24"/>
     </w:rPr>
   </w:style>
-  <w:style w:type="paragraph" w:styleId="Title">
+  <w:style w:type="paragraph" w:styleId="19">
     <w:name w:val="Title"/>
-    <w:basedOn w:val="Normal"/>
+    <w:basedOn w:val="1"/>
     <w:qFormat/>
+    <w:uiPriority w:val="0"/>
     <w:pPr>
       <w:spacing w:before="240" w:beforeLines="0" w:beforeAutospacing="0" w:after="60" w:afterLines="0" w:afterAutospacing="0"/>
       <w:jc w:val="center"/>
@@ -7247,85 +7532,91 @@
       <w:sz w:val="32"/>
     </w:rPr>
   </w:style>
-  <w:style w:type="table" w:styleId="TableGrid">
+  <w:style w:type="table" w:styleId="21">
     <w:name w:val="Table Grid"/>
-    <w:basedOn w:val="TableNormal"/>
+    <w:basedOn w:val="20"/>
     <w:qFormat/>
+    <w:uiPriority w:val="0"/>
     <w:pPr>
       <w:widowControl w:val="0"/>
       <w:jc w:val="both"/>
     </w:pPr>
     <w:tblPr>
       <w:tblBorders>
-        <w:top w:val="single" w:sz="4" w:space="0" w:color="auto"/>
-        <w:left w:val="single" w:sz="4" w:space="0" w:color="auto"/>
-        <w:bottom w:val="single" w:sz="4" w:space="0" w:color="auto"/>
-        <w:right w:val="single" w:sz="4" w:space="0" w:color="auto"/>
-        <w:insideH w:val="single" w:sz="4" w:space="0" w:color="auto"/>
-        <w:insideV w:val="single" w:sz="4" w:space="0" w:color="auto"/>
+        <w:top w:val="single" w:color="auto" w:sz="4" w:space="0"/>
+        <w:left w:val="single" w:color="auto" w:sz="4" w:space="0"/>
+        <w:bottom w:val="single" w:color="auto" w:sz="4" w:space="0"/>
+        <w:right w:val="single" w:color="auto" w:sz="4" w:space="0"/>
+        <w:insideH w:val="single" w:color="auto" w:sz="4" w:space="0"/>
+        <w:insideV w:val="single" w:color="auto" w:sz="4" w:space="0"/>
       </w:tblBorders>
     </w:tblPr>
   </w:style>
-  <w:style w:type="character" w:styleId="Strong">
+  <w:style w:type="character" w:styleId="23">
     <w:name w:val="Strong"/>
-    <w:basedOn w:val="DefaultParagraphFont"/>
+    <w:basedOn w:val="22"/>
     <w:qFormat/>
+    <w:uiPriority w:val="0"/>
     <w:rPr>
       <w:b/>
     </w:rPr>
   </w:style>
-  <w:style w:type="paragraph" w:customStyle="1" w:styleId="a">
+  <w:style w:type="paragraph" w:customStyle="1" w:styleId="24">
     <w:name w:val="柴_文档修订信息"/>
-    <w:basedOn w:val="Normal"/>
+    <w:basedOn w:val="1"/>
     <w:qFormat/>
+    <w:uiPriority w:val="0"/>
     <w:pPr>
       <w:widowControl w:val="0"/>
       <w:ind w:firstLine="470" w:firstLineChars="200"/>
       <w:jc w:val="center"/>
     </w:pPr>
     <w:rPr>
-      <w:rFonts w:ascii="Arial" w:hAnsi="Arial" w:hint="eastAsia"/>
+      <w:rFonts w:hint="eastAsia" w:ascii="Arial" w:hAnsi="Arial"/>
       <w:b/>
       <w:bCs/>
       <w:sz w:val="24"/>
       <w:lang w:eastAsia="zh-CN"/>
     </w:rPr>
   </w:style>
-  <w:style w:type="paragraph" w:customStyle="1" w:styleId="a0">
+  <w:style w:type="paragraph" w:customStyle="1" w:styleId="25">
     <w:name w:val="柴_公司名"/>
-    <w:basedOn w:val="Title"/>
+    <w:basedOn w:val="19"/>
     <w:qFormat/>
+    <w:uiPriority w:val="0"/>
     <w:pPr>
       <w:spacing w:after="600" w:afterLines="600"/>
     </w:pPr>
     <w:rPr>
-      <w:rFonts w:ascii="宋体" w:eastAsia="宋体" w:hAnsi="宋体" w:cs="宋体" w:hint="eastAsia"/>
+      <w:rFonts w:hint="eastAsia" w:ascii="宋体" w:hAnsi="宋体" w:eastAsia="宋体" w:cs="宋体"/>
       <w:bCs/>
       <w:spacing w:val="-6"/>
       <w:sz w:val="52"/>
       <w:szCs w:val="52"/>
     </w:rPr>
   </w:style>
-  <w:style w:type="paragraph" w:customStyle="1" w:styleId="a1">
+  <w:style w:type="paragraph" w:customStyle="1" w:styleId="26">
     <w:name w:val="柴_文档名"/>
-    <w:basedOn w:val="Title"/>
+    <w:basedOn w:val="19"/>
     <w:qFormat/>
+    <w:uiPriority w:val="0"/>
     <w:pPr>
       <w:spacing w:after="900" w:afterLines="900"/>
     </w:pPr>
     <w:rPr>
-      <w:rFonts w:ascii="黑体" w:eastAsia="黑体" w:hAnsi="黑体" w:cs="黑体"/>
+      <w:rFonts w:ascii="黑体" w:hAnsi="黑体" w:eastAsia="黑体" w:cs="黑体"/>
       <w:bCs/>
       <w:spacing w:val="-7"/>
       <w:sz w:val="52"/>
       <w:szCs w:val="52"/>
     </w:rPr>
   </w:style>
-  <w:style w:type="table" w:customStyle="1" w:styleId="TableNormal0">
+  <w:style w:type="table" w:customStyle="1" w:styleId="27">
     <w:name w:val="Table Normal_0"/>
     <w:semiHidden/>
     <w:unhideWhenUsed/>
     <w:qFormat/>
+    <w:uiPriority w:val="0"/>
     <w:tblPr>
       <w:tblCellMar>
         <w:top w:w="0" w:type="dxa"/>
@@ -7335,82 +7626,88 @@
       </w:tblCellMar>
     </w:tblPr>
   </w:style>
-  <w:style w:type="paragraph" w:customStyle="1" w:styleId="TableText">
+  <w:style w:type="paragraph" w:customStyle="1" w:styleId="28">
     <w:name w:val="Table Text"/>
-    <w:basedOn w:val="Normal"/>
+    <w:basedOn w:val="1"/>
     <w:semiHidden/>
     <w:qFormat/>
+    <w:uiPriority w:val="0"/>
     <w:rPr>
-      <w:rFonts w:ascii="宋体" w:eastAsia="宋体" w:hAnsi="宋体" w:cs="宋体"/>
+      <w:rFonts w:ascii="宋体" w:hAnsi="宋体" w:eastAsia="宋体" w:cs="宋体"/>
       <w:sz w:val="21"/>
       <w:szCs w:val="21"/>
       <w:lang w:val="en-US" w:eastAsia="en-US" w:bidi="ar-SA"/>
     </w:rPr>
   </w:style>
-  <w:style w:type="paragraph" w:customStyle="1" w:styleId="1">
+  <w:style w:type="paragraph" w:customStyle="1" w:styleId="29">
     <w:name w:val="柴_标题1"/>
-    <w:basedOn w:val="Heading1"/>
-    <w:next w:val="a2"/>
-    <w:link w:val="1Char"/>
+    <w:basedOn w:val="2"/>
+    <w:next w:val="30"/>
+    <w:link w:val="39"/>
     <w:qFormat/>
+    <w:uiPriority w:val="0"/>
     <w:pPr>
       <w:spacing w:before="100" w:after="90" w:line="360" w:lineRule="auto"/>
     </w:pPr>
     <w:rPr>
-      <w:rFonts w:ascii="Arial" w:eastAsia="宋体" w:hAnsi="Arial"/>
+      <w:rFonts w:ascii="Arial" w:hAnsi="Arial" w:eastAsia="宋体"/>
       <w:sz w:val="32"/>
     </w:rPr>
   </w:style>
-  <w:style w:type="paragraph" w:customStyle="1" w:styleId="a2">
+  <w:style w:type="paragraph" w:customStyle="1" w:styleId="30">
     <w:name w:val="柴_正文"/>
-    <w:basedOn w:val="BodyText"/>
-    <w:link w:val="Char"/>
+    <w:basedOn w:val="12"/>
+    <w:link w:val="43"/>
     <w:qFormat/>
+    <w:uiPriority w:val="0"/>
     <w:pPr>
       <w:spacing w:line="360" w:lineRule="auto"/>
       <w:ind w:firstLine="470" w:firstLineChars="200"/>
     </w:pPr>
     <w:rPr>
-      <w:rFonts w:ascii="Arial" w:eastAsia="宋体" w:hAnsi="Arial"/>
+      <w:rFonts w:ascii="Arial" w:hAnsi="Arial" w:eastAsia="宋体"/>
       <w:sz w:val="24"/>
       <w:lang w:eastAsia="zh-CN"/>
     </w:rPr>
   </w:style>
-  <w:style w:type="paragraph" w:customStyle="1" w:styleId="2">
+  <w:style w:type="paragraph" w:customStyle="1" w:styleId="31">
     <w:name w:val="柴_标题2"/>
-    <w:basedOn w:val="Heading2"/>
-    <w:next w:val="a2"/>
-    <w:link w:val="2Char"/>
+    <w:basedOn w:val="3"/>
+    <w:next w:val="30"/>
+    <w:link w:val="46"/>
     <w:qFormat/>
+    <w:uiPriority w:val="0"/>
     <w:pPr>
       <w:spacing w:line="360" w:lineRule="auto"/>
     </w:pPr>
     <w:rPr>
-      <w:rFonts w:ascii="Arial" w:eastAsia="宋体" w:hAnsi="Arial"/>
+      <w:rFonts w:ascii="Arial" w:hAnsi="Arial" w:eastAsia="宋体"/>
       <w:sz w:val="28"/>
     </w:rPr>
   </w:style>
-  <w:style w:type="paragraph" w:customStyle="1" w:styleId="3">
+  <w:style w:type="paragraph" w:customStyle="1" w:styleId="32">
     <w:name w:val="柴_标题3"/>
-    <w:basedOn w:val="Heading3"/>
-    <w:next w:val="a2"/>
+    <w:basedOn w:val="4"/>
+    <w:next w:val="30"/>
     <w:qFormat/>
+    <w:uiPriority w:val="0"/>
     <w:pPr>
       <w:spacing w:line="360" w:lineRule="auto"/>
       <w:ind w:left="0" w:firstLine="472" w:firstLineChars="200"/>
     </w:pPr>
     <w:rPr>
-      <w:rFonts w:ascii="宋体" w:eastAsia="宋体" w:hAnsi="宋体" w:cs="宋体"/>
+      <w:rFonts w:ascii="宋体" w:hAnsi="宋体" w:eastAsia="宋体" w:cs="宋体"/>
       <w:spacing w:val="-2"/>
       <w:sz w:val="24"/>
       <w:szCs w:val="24"/>
     </w:rPr>
   </w:style>
-  <w:style w:type="paragraph" w:customStyle="1" w:styleId="a3">
+  <w:style w:type="paragraph" w:customStyle="1" w:styleId="33">
     <w:name w:val="柴_目录"/>
-    <w:basedOn w:val="Normal"/>
-    <w:next w:val="BodyText"/>
+    <w:basedOn w:val="1"/>
+    <w:next w:val="12"/>
     <w:qFormat/>
+    <w:uiPriority w:val="0"/>
     <w:pPr>
       <w:tabs>
         <w:tab w:val="right" w:leader="dot" w:pos="8442"/>
@@ -7418,59 +7715,64 @@
       <w:ind w:left="0" w:leftChars="0"/>
     </w:pPr>
     <w:rPr>
-      <w:rFonts w:ascii="Arial" w:eastAsia="Microsoft JhengHei" w:hAnsi="Arial"/>
+      <w:rFonts w:ascii="Arial" w:hAnsi="Arial" w:eastAsia="Microsoft JhengHei"/>
       <w:sz w:val="24"/>
     </w:rPr>
   </w:style>
-  <w:style w:type="paragraph" w:customStyle="1" w:styleId="WPSOffice1">
+  <w:style w:type="paragraph" w:customStyle="1" w:styleId="34">
     <w:name w:val="WPSOffice手动目录 1"/>
     <w:qFormat/>
+    <w:uiPriority w:val="0"/>
     <w:pPr>
       <w:ind w:leftChars="0"/>
     </w:pPr>
     <w:rPr>
-      <w:rFonts w:ascii="Times New Roman" w:eastAsia="宋体" w:hAnsi="Times New Roman" w:cs="Times New Roman"/>
+      <w:rFonts w:ascii="Times New Roman" w:hAnsi="Times New Roman" w:eastAsia="宋体" w:cs="Times New Roman"/>
       <w:sz w:val="20"/>
       <w:szCs w:val="20"/>
     </w:rPr>
   </w:style>
-  <w:style w:type="paragraph" w:customStyle="1" w:styleId="WPSOffice2">
+  <w:style w:type="paragraph" w:customStyle="1" w:styleId="35">
     <w:name w:val="WPSOffice手动目录 2"/>
     <w:qFormat/>
+    <w:uiPriority w:val="0"/>
     <w:pPr>
       <w:ind w:leftChars="200"/>
     </w:pPr>
     <w:rPr>
-      <w:rFonts w:ascii="Times New Roman" w:eastAsia="宋体" w:hAnsi="Times New Roman" w:cs="Times New Roman"/>
+      <w:rFonts w:ascii="Times New Roman" w:hAnsi="Times New Roman" w:eastAsia="宋体" w:cs="Times New Roman"/>
       <w:sz w:val="20"/>
       <w:szCs w:val="20"/>
     </w:rPr>
   </w:style>
-  <w:style w:type="paragraph" w:customStyle="1" w:styleId="WPSOffice3">
+  <w:style w:type="paragraph" w:customStyle="1" w:styleId="36">
     <w:name w:val="WPSOffice手动目录 3"/>
     <w:qFormat/>
+    <w:uiPriority w:val="0"/>
     <w:pPr>
       <w:ind w:leftChars="400"/>
     </w:pPr>
     <w:rPr>
-      <w:rFonts w:ascii="Times New Roman" w:eastAsia="宋体" w:hAnsi="Times New Roman" w:cs="Times New Roman"/>
+      <w:rFonts w:ascii="Times New Roman" w:hAnsi="Times New Roman" w:eastAsia="宋体" w:cs="Times New Roman"/>
       <w:sz w:val="20"/>
       <w:szCs w:val="20"/>
     </w:rPr>
   </w:style>
-  <w:style w:type="paragraph" w:customStyle="1" w:styleId="Compact">
+  <w:style w:type="paragraph" w:customStyle="1" w:styleId="37">
     <w:name w:val="Compact"/>
-    <w:basedOn w:val="BodyText"/>
+    <w:basedOn w:val="12"/>
     <w:qFormat/>
+    <w:uiPriority w:val="0"/>
     <w:pPr>
       <w:spacing w:before="36" w:after="36"/>
     </w:pPr>
   </w:style>
-  <w:style w:type="table" w:customStyle="1" w:styleId="Table">
+  <w:style w:type="table" w:customStyle="1" w:styleId="38">
     <w:name w:val="Table"/>
     <w:semiHidden/>
     <w:unhideWhenUsed/>
     <w:qFormat/>
+    <w:uiPriority w:val="0"/>
     <w:tblPr>
       <w:tblCellMar>
         <w:top w:w="0" w:type="dxa"/>
@@ -7482,26 +7784,28 @@
     <w:tblStylePr w:type="firstRow">
       <w:tcPr>
         <w:tcBorders>
-          <w:bottom w:val="single" w:sz="0" w:space="0" w:color="auto"/>
+          <w:bottom w:val="single" w:color="auto" w:sz="0" w:space="0"/>
         </w:tcBorders>
         <w:vAlign w:val="bottom"/>
       </w:tcPr>
     </w:tblStylePr>
   </w:style>
-  <w:style w:type="character" w:customStyle="1" w:styleId="1Char">
+  <w:style w:type="character" w:customStyle="1" w:styleId="39">
     <w:name w:val="柴_标题1 Char"/>
-    <w:link w:val="1"/>
+    <w:link w:val="29"/>
     <w:qFormat/>
+    <w:uiPriority w:val="0"/>
     <w:rPr>
-      <w:rFonts w:ascii="Arial" w:eastAsia="宋体" w:hAnsi="Arial"/>
+      <w:rFonts w:ascii="Arial" w:hAnsi="Arial" w:eastAsia="宋体"/>
       <w:sz w:val="32"/>
     </w:rPr>
   </w:style>
-  <w:style w:type="table" w:customStyle="1" w:styleId="TableNormal1">
+  <w:style w:type="table" w:customStyle="1" w:styleId="40">
     <w:name w:val="Table Normal_1"/>
     <w:semiHidden/>
     <w:unhideWhenUsed/>
     <w:qFormat/>
+    <w:uiPriority w:val="0"/>
     <w:tblPr>
       <w:tblCellMar>
         <w:top w:w="0" w:type="dxa"/>
@@ -7511,11 +7815,12 @@
       </w:tblCellMar>
     </w:tblPr>
   </w:style>
-  <w:style w:type="paragraph" w:customStyle="1" w:styleId="a4">
+  <w:style w:type="paragraph" w:customStyle="1" w:styleId="41">
     <w:name w:val="柴_正文_无缩进"/>
-    <w:basedOn w:val="Normal"/>
-    <w:link w:val="Char0"/>
+    <w:basedOn w:val="1"/>
+    <w:link w:val="45"/>
     <w:qFormat/>
+    <w:uiPriority w:val="0"/>
     <w:pPr>
       <w:ind w:firstLine="0" w:firstLineChars="0"/>
     </w:pPr>
@@ -7525,38 +7830,41 @@
       <w:lang w:eastAsia="zh-CN"/>
     </w:rPr>
   </w:style>
-  <w:style w:type="paragraph" w:customStyle="1" w:styleId="4">
+  <w:style w:type="paragraph" w:customStyle="1" w:styleId="42">
     <w:name w:val="柴_标题4"/>
-    <w:basedOn w:val="Heading4"/>
-    <w:next w:val="Normal"/>
+    <w:basedOn w:val="5"/>
+    <w:next w:val="1"/>
     <w:qFormat/>
+    <w:uiPriority w:val="0"/>
     <w:pPr>
       <w:widowControl w:val="0"/>
       <w:spacing w:before="160" w:line="360" w:lineRule="auto"/>
-      <w:ind w:left="981" w:hanging="862" w:leftChars="300"/>
+      <w:ind w:left="981" w:leftChars="300" w:hanging="862"/>
     </w:pPr>
     <w:rPr>
-      <w:rFonts w:ascii="Calibri" w:eastAsia="宋体" w:hAnsi="Calibri" w:cs="宋体" w:hint="eastAsia"/>
+      <w:rFonts w:hint="eastAsia" w:ascii="Calibri" w:hAnsi="Calibri" w:eastAsia="宋体" w:cs="宋体"/>
       <w:sz w:val="24"/>
       <w:szCs w:val="24"/>
       <w:lang w:eastAsia="zh-CN" w:bidi="zh-CN"/>
     </w:rPr>
   </w:style>
-  <w:style w:type="character" w:customStyle="1" w:styleId="Char">
+  <w:style w:type="character" w:customStyle="1" w:styleId="43">
     <w:name w:val="柴_正文 Char"/>
-    <w:link w:val="a2"/>
+    <w:link w:val="30"/>
     <w:qFormat/>
+    <w:uiPriority w:val="0"/>
     <w:rPr>
-      <w:rFonts w:ascii="Arial" w:eastAsia="宋体" w:hAnsi="Arial"/>
+      <w:rFonts w:ascii="Arial" w:hAnsi="Arial" w:eastAsia="宋体"/>
       <w:sz w:val="24"/>
       <w:lang w:eastAsia="zh-CN"/>
     </w:rPr>
   </w:style>
-  <w:style w:type="table" w:customStyle="1" w:styleId="TableNormal00">
+  <w:style w:type="table" w:customStyle="1" w:styleId="44">
     <w:name w:val="Table Normal_0_0"/>
     <w:semiHidden/>
     <w:unhideWhenUsed/>
     <w:qFormat/>
+    <w:uiPriority w:val="0"/>
     <w:tblPr>
       <w:tblCellMar>
         <w:top w:w="0" w:type="dxa"/>
@@ -7566,22 +7874,24 @@
       </w:tblCellMar>
     </w:tblPr>
   </w:style>
-  <w:style w:type="character" w:customStyle="1" w:styleId="Char0">
+  <w:style w:type="character" w:customStyle="1" w:styleId="45">
     <w:name w:val="柴_正文_无缩进 Char"/>
-    <w:link w:val="a4"/>
+    <w:link w:val="41"/>
     <w:qFormat/>
+    <w:uiPriority w:val="0"/>
     <w:rPr>
       <w:rFonts w:ascii="Arial" w:hAnsi="Arial"/>
       <w:sz w:val="24"/>
       <w:lang w:eastAsia="zh-CN"/>
     </w:rPr>
   </w:style>
-  <w:style w:type="character" w:customStyle="1" w:styleId="2Char">
+  <w:style w:type="character" w:customStyle="1" w:styleId="46">
     <w:name w:val="柴_标题2 Char"/>
-    <w:link w:val="2"/>
+    <w:link w:val="31"/>
     <w:qFormat/>
+    <w:uiPriority w:val="0"/>
     <w:rPr>
-      <w:rFonts w:ascii="Arial" w:eastAsia="宋体" w:hAnsi="Arial"/>
+      <w:rFonts w:ascii="Arial" w:hAnsi="Arial" w:eastAsia="宋体"/>
       <w:sz w:val="28"/>
     </w:rPr>
   </w:style>
